--- a/flow/20230914_vu_template/drafts/2024-12-g/14-СБ-мчч.Тирса, Левкія.docx
+++ b/flow/20230914_vu_template/drafts/2024-12-g/14-СБ-мчч.Тирса, Левкія.docx
@@ -7761,7 +7761,7 @@
     </w:p>
     <w:p>
       <w:pPr>
-        <w:pStyle w:val="Heading2"/>
+        <w:pStyle w:val="Heading3"/>
         <w:spacing w:after="120"/>
         <w:jc w:val="center"/>
       </w:pPr>
@@ -7771,26 +7771,27 @@
           <w:b/>
           <w:i/>
           <w:color w:val="FF0000"/>
-          <w:sz w:val="24"/>
-        </w:rPr>
-        <w:t>Великий відпуст</w:t>
-      </w:r>
-    </w:p>
-    <w:p>
-      <w:pPr>
-        <w:spacing w:after="120"/>
-      </w:pPr>
-      <w:r>
-        <w:rPr>
-          <w:rFonts w:ascii="Times New Roman" w:hAnsi="Times New Roman"/>
-          <w:sz w:val="24"/>
-        </w:rPr>
-        <w:t>Прему́дрість!</w:t>
-      </w:r>
-    </w:p>
-    <w:p>
-      <w:pPr>
-        <w:spacing w:after="120"/>
+        </w:rPr>
+        <w:t>Єктенія усильного благання</w:t>
+      </w:r>
+    </w:p>
+    <w:p>
+      <w:pPr>
+        <w:spacing w:after="120"/>
+        <w:jc w:val="both"/>
+      </w:pPr>
+      <w:r>
+        <w:rPr>
+          <w:rFonts w:ascii="Times New Roman" w:hAnsi="Times New Roman"/>
+          <w:sz w:val="24"/>
+        </w:rPr>
+        <w:t>Промовмо всі з усієї душі і з усієї мислі нашої, промовмо.</w:t>
+      </w:r>
+    </w:p>
+    <w:p>
+      <w:pPr>
+        <w:spacing w:after="120"/>
+        <w:jc w:val="both"/>
       </w:pPr>
       <w:r>
         <w:rPr>
@@ -7814,12 +7815,26 @@
           <w:rFonts w:ascii="Times New Roman" w:hAnsi="Times New Roman"/>
           <w:sz w:val="24"/>
         </w:rPr>
-        <w:t>Благослови́.</w:t>
-      </w:r>
-    </w:p>
-    <w:p>
-      <w:pPr>
-        <w:spacing w:after="120"/>
+        <w:t>Господи, помилуй.</w:t>
+      </w:r>
+    </w:p>
+    <w:p>
+      <w:pPr>
+        <w:spacing w:after="120"/>
+        <w:jc w:val="both"/>
+      </w:pPr>
+      <w:r>
+        <w:rPr>
+          <w:rFonts w:ascii="Times New Roman" w:hAnsi="Times New Roman"/>
+          <w:sz w:val="24"/>
+        </w:rPr>
+        <w:t>Господи, Вседержителю, Боже отців наших, молимось тобі, вислухай і помилуй.</w:t>
+      </w:r>
+    </w:p>
+    <w:p>
+      <w:pPr>
+        <w:spacing w:after="120"/>
+        <w:jc w:val="both"/>
       </w:pPr>
       <w:r>
         <w:rPr>
@@ -7828,14 +7843,252 @@
           <w:color w:val="FF0000"/>
           <w:sz w:val="24"/>
         </w:rPr>
-        <w:t>Священник:</w:t>
-      </w:r>
-      <w:r>
-        <w:rPr>
-          <w:rFonts w:ascii="Times New Roman" w:hAnsi="Times New Roman"/>
-          <w:sz w:val="24"/>
-        </w:rPr>
-        <w:t xml:space="preserve"> Благослове́нний Христо́с Бог наш, за́вжди, ни́ні, і повсякча́с, і на ві́ки вікі́в.</w:t>
+        <w:t>Вірні:</w:t>
+      </w:r>
+      <w:r>
+        <w:rPr>
+          <w:rFonts w:ascii="Times New Roman" w:hAnsi="Times New Roman"/>
+          <w:color w:val="FF0000"/>
+          <w:sz w:val="24"/>
+        </w:rPr>
+        <w:t xml:space="preserve"> </w:t>
+      </w:r>
+      <w:r>
+        <w:rPr>
+          <w:rFonts w:ascii="Times New Roman" w:hAnsi="Times New Roman"/>
+          <w:sz w:val="24"/>
+        </w:rPr>
+        <w:t>Господи, помилуй.</w:t>
+      </w:r>
+    </w:p>
+    <w:p>
+      <w:pPr>
+        <w:spacing w:after="120"/>
+      </w:pPr>
+      <w:r>
+        <w:rPr>
+          <w:rFonts w:ascii="Times New Roman" w:hAnsi="Times New Roman"/>
+          <w:sz w:val="24"/>
+        </w:rPr>
+        <w:t>Помилуй нас, Боже, з великої милості Твоєї, молимось Тобі, вислухай і помилуй.</w:t>
+      </w:r>
+    </w:p>
+    <w:p>
+      <w:pPr>
+        <w:spacing w:after="120"/>
+      </w:pPr>
+      <w:r>
+        <w:rPr>
+          <w:rFonts w:ascii="Times New Roman" w:hAnsi="Times New Roman"/>
+          <w:i/>
+          <w:color w:val="FF4400"/>
+          <w:sz w:val="24"/>
+        </w:rPr>
+        <w:t>Вірні:</w:t>
+      </w:r>
+      <w:r>
+        <w:rPr>
+          <w:rFonts w:ascii="Times New Roman" w:hAnsi="Times New Roman"/>
+          <w:sz w:val="24"/>
+        </w:rPr>
+        <w:t xml:space="preserve"> Го́споди, поми́луй. </w:t>
+      </w:r>
+      <w:r>
+        <w:rPr>
+          <w:rFonts w:ascii="Times New Roman" w:hAnsi="Times New Roman"/>
+          <w:i/>
+          <w:color w:val="FF4400"/>
+          <w:sz w:val="24"/>
+        </w:rPr>
+        <w:t>(3 р.)</w:t>
+      </w:r>
+    </w:p>
+    <w:p>
+      <w:pPr>
+        <w:spacing w:after="120"/>
+      </w:pPr>
+      <w:r>
+        <w:rPr>
+          <w:rFonts w:ascii="Times New Roman" w:hAnsi="Times New Roman"/>
+          <w:sz w:val="24"/>
+        </w:rPr>
+        <w:t xml:space="preserve">Ще молимось за святішого вселенського архиєрея Франциска, папу Римського, і за блаженнішого патріярха нашого Святослава, і за преосвященнішого архиєпископа і митрополита нашого кир </w:t>
+      </w:r>
+      <w:r>
+        <w:rPr>
+          <w:rFonts w:ascii="Times New Roman" w:hAnsi="Times New Roman"/>
+          <w:i/>
+          <w:color w:val="FF4400"/>
+          <w:sz w:val="24"/>
+        </w:rPr>
+        <w:t>ім’я</w:t>
+      </w:r>
+      <w:r>
+        <w:rPr>
+          <w:rFonts w:ascii="Times New Roman" w:hAnsi="Times New Roman"/>
+          <w:i/>
+          <w:sz w:val="24"/>
+        </w:rPr>
+        <w:t>,</w:t>
+      </w:r>
+      <w:r>
+        <w:rPr>
+          <w:rFonts w:ascii="Times New Roman" w:hAnsi="Times New Roman"/>
+          <w:sz w:val="24"/>
+        </w:rPr>
+        <w:t xml:space="preserve"> і за боголюбивого єпископа нашого кир </w:t>
+      </w:r>
+      <w:r>
+        <w:rPr>
+          <w:rFonts w:ascii="Times New Roman" w:hAnsi="Times New Roman"/>
+          <w:i/>
+          <w:color w:val="FF4400"/>
+          <w:sz w:val="24"/>
+        </w:rPr>
+        <w:t>ім’я</w:t>
+      </w:r>
+      <w:r>
+        <w:rPr>
+          <w:rFonts w:ascii="Times New Roman" w:hAnsi="Times New Roman"/>
+          <w:i/>
+          <w:sz w:val="24"/>
+        </w:rPr>
+        <w:t>,</w:t>
+      </w:r>
+      <w:r>
+        <w:rPr>
+          <w:rFonts w:ascii="Times New Roman" w:hAnsi="Times New Roman"/>
+          <w:sz w:val="24"/>
+        </w:rPr>
+        <w:t xml:space="preserve"> за тих, що служать і послужили у святім храмі цьому, і за отців наших духовних, і всіх у Христі братів і сестер наших.</w:t>
+      </w:r>
+    </w:p>
+    <w:p>
+      <w:pPr>
+        <w:spacing w:after="120"/>
+      </w:pPr>
+      <w:r>
+        <w:rPr>
+          <w:rFonts w:ascii="Times New Roman" w:hAnsi="Times New Roman"/>
+          <w:i/>
+          <w:color w:val="FF4400"/>
+          <w:sz w:val="24"/>
+        </w:rPr>
+        <w:t>Вірні:</w:t>
+      </w:r>
+      <w:r>
+        <w:rPr>
+          <w:rFonts w:ascii="Times New Roman" w:hAnsi="Times New Roman"/>
+          <w:sz w:val="24"/>
+        </w:rPr>
+        <w:t xml:space="preserve"> Го́споди, поми́луй. </w:t>
+      </w:r>
+      <w:r>
+        <w:rPr>
+          <w:rFonts w:ascii="Times New Roman" w:hAnsi="Times New Roman"/>
+          <w:i/>
+          <w:color w:val="FF4400"/>
+          <w:sz w:val="24"/>
+        </w:rPr>
+        <w:t>(3 р.)</w:t>
+      </w:r>
+    </w:p>
+    <w:p>
+      <w:pPr>
+        <w:spacing w:after="120"/>
+      </w:pPr>
+      <w:r>
+        <w:rPr>
+          <w:rFonts w:ascii="Times New Roman" w:hAnsi="Times New Roman"/>
+          <w:sz w:val="24"/>
+        </w:rPr>
+        <w:t>Ще молимось за Богом бережений народ наш, за правління і за все військо.</w:t>
+      </w:r>
+    </w:p>
+    <w:p>
+      <w:pPr>
+        <w:spacing w:after="120"/>
+      </w:pPr>
+      <w:r>
+        <w:rPr>
+          <w:rFonts w:ascii="Times New Roman" w:hAnsi="Times New Roman"/>
+          <w:i/>
+          <w:color w:val="FF4400"/>
+          <w:sz w:val="24"/>
+        </w:rPr>
+        <w:t>Вірні:</w:t>
+      </w:r>
+      <w:r>
+        <w:rPr>
+          <w:rFonts w:ascii="Times New Roman" w:hAnsi="Times New Roman"/>
+          <w:sz w:val="24"/>
+        </w:rPr>
+        <w:t xml:space="preserve"> Го́споди, поми́луй. </w:t>
+      </w:r>
+      <w:r>
+        <w:rPr>
+          <w:rFonts w:ascii="Times New Roman" w:hAnsi="Times New Roman"/>
+          <w:i/>
+          <w:color w:val="FF4400"/>
+          <w:sz w:val="24"/>
+        </w:rPr>
+        <w:t>(3 р.)</w:t>
+      </w:r>
+    </w:p>
+    <w:p>
+      <w:pPr>
+        <w:spacing w:after="120"/>
+      </w:pPr>
+      <w:r>
+        <w:rPr>
+          <w:rFonts w:ascii="Times New Roman" w:hAnsi="Times New Roman"/>
+          <w:sz w:val="24"/>
+        </w:rPr>
+        <w:t>Ще молимось за тут присутніх людей, що очікують від Тебе великої і багатої милости, за тих, що творять нам милостиню, і за всіх православних християн.</w:t>
+      </w:r>
+    </w:p>
+    <w:p>
+      <w:pPr>
+        <w:spacing w:after="120"/>
+      </w:pPr>
+      <w:r>
+        <w:rPr>
+          <w:rFonts w:ascii="Times New Roman" w:hAnsi="Times New Roman"/>
+          <w:i/>
+          <w:color w:val="FF4400"/>
+          <w:sz w:val="24"/>
+        </w:rPr>
+        <w:t>Вірні:</w:t>
+      </w:r>
+      <w:r>
+        <w:rPr>
+          <w:rFonts w:ascii="Times New Roman" w:hAnsi="Times New Roman"/>
+          <w:sz w:val="24"/>
+        </w:rPr>
+        <w:t xml:space="preserve"> Го́споди, поми́луй. </w:t>
+      </w:r>
+      <w:r>
+        <w:rPr>
+          <w:rFonts w:ascii="Times New Roman" w:hAnsi="Times New Roman"/>
+          <w:i/>
+          <w:color w:val="FF4400"/>
+          <w:sz w:val="24"/>
+        </w:rPr>
+        <w:t>(3 р.)</w:t>
+      </w:r>
+    </w:p>
+    <w:p>
+      <w:pPr>
+        <w:spacing w:after="120"/>
+        <w:jc w:val="both"/>
+      </w:pPr>
+      <w:r>
+        <w:rPr>
+          <w:rFonts w:ascii="Times New Roman" w:hAnsi="Times New Roman"/>
+          <w:sz w:val="24"/>
+          <w:u w:val="single"/>
+        </w:rPr>
+        <w:t>[Господи, Боже наш! Згадай нас грішних і недостойних слуг твоїх, коли призиваємо святе ім'я твоє, і не осороми нас, коли очікуємо милости твоєї, але вислухай, Господи, усі наші спасенні прохання, і вчини нас достойними любити і боятися тебе від усього серця нашого і творити в усьому волю твою.]</w:t>
       </w:r>
     </w:p>
     <w:p>
@@ -7849,27 +8102,20 @@
           <w:color w:val="FF0000"/>
           <w:sz w:val="24"/>
         </w:rPr>
-        <w:t>Вірні:</w:t>
-      </w:r>
-      <w:r>
-        <w:rPr>
-          <w:rFonts w:ascii="Times New Roman" w:hAnsi="Times New Roman"/>
-          <w:color w:val="FF0000"/>
-          <w:sz w:val="24"/>
-        </w:rPr>
-        <w:t xml:space="preserve"> </w:t>
-      </w:r>
-      <w:r>
-        <w:rPr>
-          <w:rFonts w:ascii="Times New Roman" w:hAnsi="Times New Roman"/>
-          <w:sz w:val="24"/>
-        </w:rPr>
-        <w:t>Амі́нь. Утверди́, Бо́же, святу́ правосла́вну ві́ру на ві́ки вікі́в.</w:t>
-      </w:r>
-    </w:p>
-    <w:p>
-      <w:pPr>
-        <w:spacing w:after="120"/>
+        <w:t>Священник:</w:t>
+      </w:r>
+      <w:r>
+        <w:rPr>
+          <w:rFonts w:ascii="Times New Roman" w:hAnsi="Times New Roman"/>
+          <w:sz w:val="24"/>
+        </w:rPr>
+        <w:t xml:space="preserve"> Бо милостивий і людинолюбний Бог єси, і Тобі славу возсилаємо, Отцю, і Сину, і Святому Духові, нині, і повсякчас, і на віки віків.</w:t>
+      </w:r>
+    </w:p>
+    <w:p>
+      <w:pPr>
+        <w:spacing w:after="120"/>
+        <w:jc w:val="both"/>
       </w:pPr>
       <w:r>
         <w:rPr>
@@ -7878,186 +8124,19 @@
           <w:color w:val="FF0000"/>
           <w:sz w:val="24"/>
         </w:rPr>
-        <w:t>Священник:</w:t>
-      </w:r>
-      <w:r>
-        <w:rPr>
-          <w:rFonts w:ascii="Times New Roman" w:hAnsi="Times New Roman"/>
-          <w:sz w:val="24"/>
-        </w:rPr>
-        <w:t xml:space="preserve"> Пресвята́ Богоро́дице, спаси́ нас.</w:t>
-      </w:r>
-    </w:p>
-    <w:p>
-      <w:pPr>
-        <w:spacing w:after="120"/>
-      </w:pPr>
-      <w:r>
-        <w:rPr>
-          <w:rFonts w:ascii="Times New Roman" w:hAnsi="Times New Roman"/>
-          <w:i/>
-          <w:color w:val="FF0000"/>
-          <w:sz w:val="24"/>
-        </w:rPr>
         <w:t>Вірні:</w:t>
       </w:r>
       <w:r>
         <w:rPr>
           <w:rFonts w:ascii="Times New Roman" w:hAnsi="Times New Roman"/>
-          <w:color w:val="FF0000"/>
-          <w:sz w:val="24"/>
-        </w:rPr>
-        <w:t xml:space="preserve"> </w:t>
-      </w:r>
-      <w:r>
-        <w:rPr>
-          <w:rFonts w:ascii="Times New Roman" w:hAnsi="Times New Roman"/>
-          <w:sz w:val="24"/>
-        </w:rPr>
-        <w:t>Чесні́шу від херуви́мів* і незрівня́нно славні́шу від серафи́мів,* що без зотлі́ння Бо́га Сло́во породи́ла,* су́щу Богоро́дицю, тебе́ велича́ємо.</w:t>
-      </w:r>
-    </w:p>
-    <w:p>
-      <w:pPr>
-        <w:spacing w:after="120"/>
-      </w:pPr>
-      <w:r>
-        <w:rPr>
-          <w:rFonts w:ascii="Times New Roman" w:hAnsi="Times New Roman"/>
-          <w:i/>
-          <w:color w:val="FF0000"/>
-          <w:sz w:val="24"/>
-        </w:rPr>
-        <w:t>Священник:</w:t>
-      </w:r>
-      <w:r>
-        <w:rPr>
-          <w:rFonts w:ascii="Times New Roman" w:hAnsi="Times New Roman"/>
-          <w:sz w:val="24"/>
-        </w:rPr>
-        <w:t xml:space="preserve"> Сла́ва Тобі́, Хри́сте Бо́же, упова́ння на́ше, сла́ва Тобі́!</w:t>
-      </w:r>
-    </w:p>
-    <w:p>
-      <w:pPr>
-        <w:spacing w:after="120"/>
-      </w:pPr>
-      <w:r>
-        <w:rPr>
-          <w:rFonts w:ascii="Times New Roman" w:hAnsi="Times New Roman"/>
-          <w:i/>
-          <w:color w:val="FF0000"/>
-          <w:sz w:val="24"/>
-        </w:rPr>
-        <w:t>Вірні:</w:t>
-      </w:r>
-      <w:r>
-        <w:rPr>
-          <w:rFonts w:ascii="Times New Roman" w:hAnsi="Times New Roman"/>
-          <w:color w:val="FF0000"/>
-          <w:sz w:val="24"/>
-        </w:rPr>
-        <w:t xml:space="preserve"> </w:t>
-      </w:r>
-      <w:r>
-        <w:rPr>
-          <w:rFonts w:ascii="Times New Roman" w:hAnsi="Times New Roman"/>
-          <w:sz w:val="24"/>
-        </w:rPr>
-        <w:t xml:space="preserve">Сла́ва Отцю́, і Си́ну, і Свято́му Ду́хові, і ни́ні, і повсякча́с, і на ві́ки вікі́в. Амі́нь. Го́споди, поми́луй. </w:t>
-      </w:r>
-      <w:r>
-        <w:rPr>
-          <w:rFonts w:ascii="Times New Roman" w:hAnsi="Times New Roman"/>
-          <w:i/>
-          <w:color w:val="FF0000"/>
-          <w:sz w:val="24"/>
-        </w:rPr>
-        <w:t>(3 р.)</w:t>
-      </w:r>
-      <w:r>
-        <w:rPr>
-          <w:rFonts w:ascii="Times New Roman" w:hAnsi="Times New Roman"/>
-          <w:sz w:val="24"/>
-        </w:rPr>
-        <w:t xml:space="preserve"> Благослови́.</w:t>
-      </w:r>
-    </w:p>
-    <w:p>
-      <w:pPr>
-        <w:spacing w:after="120"/>
-      </w:pPr>
-      <w:r>
-        <w:rPr>
-          <w:rFonts w:ascii="Times New Roman" w:hAnsi="Times New Roman"/>
-          <w:i/>
-          <w:color w:val="FF0000"/>
-          <w:sz w:val="24"/>
-        </w:rPr>
-        <w:t>Священник:</w:t>
-      </w:r>
-      <w:r>
-        <w:rPr>
-          <w:rFonts w:ascii="Times New Roman" w:hAnsi="Times New Roman"/>
-          <w:sz w:val="24"/>
-        </w:rPr>
-        <w:t xml:space="preserve"> Христос, істинний Бог наш - молитвами пречистої Своєї Матері, силою чесного і животворчого Хреста, заступництвом чесних небесних сил безтілесних, чесного і славного пророка, предтечі і хрестителя Йоана, святих славних і всехвальних апостолів, святого отця нашого Миколая, архиєпископа Мир Ликійських, чудотворця, святих славних і переможних мучеників, преподобних і богоносних отців наших, святих і праведних богоотців Йоакима й Анни, і святого, </w:t>
-      </w:r>
-      <w:r>
-        <w:rPr>
-          <w:rFonts w:ascii="Times New Roman" w:hAnsi="Times New Roman"/>
-          <w:i/>
-          <w:color w:val="FF0000"/>
-          <w:sz w:val="24"/>
-        </w:rPr>
-        <w:t>якого є храм</w:t>
-      </w:r>
-      <w:r>
-        <w:rPr>
-          <w:rFonts w:ascii="Times New Roman" w:hAnsi="Times New Roman"/>
-          <w:sz w:val="24"/>
-        </w:rPr>
-        <w:t>, і святих мучеників Тирса, Левкія, Филимона, Аполлонія й Каленика,, і всіх святих - помилує і спасе нас як благий і людинолюбний.</w:t>
-      </w:r>
-    </w:p>
-    <w:p>
-      <w:pPr>
-        <w:spacing w:after="120"/>
-        <w:jc w:val="both"/>
-      </w:pPr>
-      <w:r>
-        <w:rPr>
-          <w:rFonts w:ascii="Times New Roman" w:hAnsi="Times New Roman"/>
-          <w:i/>
-          <w:color w:val="FF0000"/>
-          <w:sz w:val="24"/>
-        </w:rPr>
-        <w:t>Вірні:</w:t>
-      </w:r>
-      <w:r>
-        <w:rPr>
-          <w:rFonts w:ascii="Times New Roman" w:hAnsi="Times New Roman"/>
-          <w:color w:val="FF0000"/>
-          <w:sz w:val="24"/>
-        </w:rPr>
-        <w:t xml:space="preserve"> </w:t>
-      </w:r>
-      <w:r>
-        <w:rPr>
-          <w:rFonts w:ascii="Times New Roman" w:hAnsi="Times New Roman"/>
-          <w:sz w:val="24"/>
-        </w:rPr>
-        <w:t>Амінь.</w:t>
-      </w:r>
-    </w:p>
-    <w:p>
-      <w:pPr>
-        <w:spacing w:after="120"/>
-      </w:pPr>
-    </w:p>
-    <w:p>
-      <w:pPr>
-        <w:pStyle w:val="Heading3"/>
+          <w:sz w:val="24"/>
+        </w:rPr>
+        <w:t xml:space="preserve"> Амінь.</w:t>
+      </w:r>
+    </w:p>
+    <w:p>
+      <w:pPr>
+        <w:pStyle w:val="Heading2"/>
         <w:spacing w:after="120"/>
         <w:jc w:val="center"/>
       </w:pPr>
@@ -8067,14 +8146,26 @@
           <w:b/>
           <w:i/>
           <w:color w:val="FF0000"/>
-        </w:rPr>
-        <w:t>Після Вечірні</w:t>
-      </w:r>
-    </w:p>
-    <w:p>
-      <w:pPr>
-        <w:spacing w:after="120"/>
-        <w:jc w:val="both"/>
+          <w:sz w:val="24"/>
+        </w:rPr>
+        <w:t>Великий відпуст</w:t>
+      </w:r>
+    </w:p>
+    <w:p>
+      <w:pPr>
+        <w:spacing w:after="120"/>
+      </w:pPr>
+      <w:r>
+        <w:rPr>
+          <w:rFonts w:ascii="Times New Roman" w:hAnsi="Times New Roman"/>
+          <w:sz w:val="24"/>
+        </w:rPr>
+        <w:t>Прему́дрість!</w:t>
+      </w:r>
+    </w:p>
+    <w:p>
+      <w:pPr>
+        <w:spacing w:after="120"/>
       </w:pPr>
       <w:r>
         <w:rPr>
@@ -8083,67 +8174,27 @@
           <w:color w:val="FF0000"/>
           <w:sz w:val="24"/>
         </w:rPr>
-        <w:t xml:space="preserve">Вірні: </w:t>
-      </w:r>
-      <w:r>
-        <w:rPr>
-          <w:rFonts w:ascii="Times New Roman" w:hAnsi="Times New Roman"/>
-          <w:sz w:val="24"/>
-        </w:rPr>
-        <w:t>Владичице, прийми моління слуг твоїх* і визволь нас від усякої нужди і печалі.</w:t>
-      </w:r>
-    </w:p>
-    <w:p>
-      <w:pPr>
-        <w:spacing w:after="120"/>
-        <w:jc w:val="both"/>
-      </w:pPr>
-    </w:p>
-    <w:p>
-      <w:pPr>
-        <w:spacing w:after="120"/>
-        <w:jc w:val="both"/>
-      </w:pPr>
-    </w:p>
-    <w:p>
-      <w:pPr>
-        <w:spacing w:after="120"/>
-        <w:jc w:val="both"/>
-      </w:pPr>
-      <w:r>
-        <w:rPr>
-          <w:rFonts w:ascii="Times New Roman" w:hAnsi="Times New Roman"/>
-        </w:rPr>
-      </w:r>
-    </w:p>
-    <w:p>
-      <w:pPr>
-        <w:spacing w:after="120"/>
-      </w:pPr>
-      <w:r>
-        <w:rPr>
-          <w:rFonts w:ascii="Times New Roman" w:hAnsi="Times New Roman"/>
-        </w:rPr>
-      </w:r>
-    </w:p>
-    <w:p>
-      <w:pPr>
-        <w:pStyle w:val="Heading1"/>
-        <w:spacing w:after="120"/>
-        <w:jc w:val="center"/>
-      </w:pPr>
-      <w:r>
-        <w:rPr>
-          <w:rFonts w:ascii="Times New Roman" w:hAnsi="Times New Roman"/>
-          <w:b/>
-        </w:rPr>
-        <w:t>УТРЕНЯ</w:t>
-      </w:r>
-    </w:p>
-    <w:p>
-      <w:pPr>
-        <w:spacing w:after="120"/>
-        <w:jc w:val="both"/>
+        <w:t>Вірні:</w:t>
+      </w:r>
+      <w:r>
+        <w:rPr>
+          <w:rFonts w:ascii="Times New Roman" w:hAnsi="Times New Roman"/>
+          <w:color w:val="FF0000"/>
+          <w:sz w:val="24"/>
+        </w:rPr>
+        <w:t xml:space="preserve"> </w:t>
+      </w:r>
+      <w:r>
+        <w:rPr>
+          <w:rFonts w:ascii="Times New Roman" w:hAnsi="Times New Roman"/>
+          <w:sz w:val="24"/>
+        </w:rPr>
+        <w:t>Благослови́.</w:t>
+      </w:r>
+    </w:p>
+    <w:p>
+      <w:pPr>
+        <w:spacing w:after="120"/>
       </w:pPr>
       <w:r>
         <w:rPr>
@@ -8159,13 +8210,12 @@
           <w:rFonts w:ascii="Times New Roman" w:hAnsi="Times New Roman"/>
           <w:sz w:val="24"/>
         </w:rPr>
-        <w:t xml:space="preserve"> Слава святій, одноістотній, животворчій і нероздільній Тройці, завжди, нині і повсякчас, і на віки віків.</w:t>
-      </w:r>
-    </w:p>
-    <w:p>
-      <w:pPr>
-        <w:spacing w:after="120"/>
-        <w:jc w:val="both"/>
+        <w:t xml:space="preserve"> Благослове́нний Христо́с Бог наш, за́вжди, ни́ні, і повсякча́с, і на ві́ки вікі́в.</w:t>
+      </w:r>
+    </w:p>
+    <w:p>
+      <w:pPr>
+        <w:spacing w:after="120"/>
       </w:pPr>
       <w:r>
         <w:rPr>
@@ -8179,23 +8229,23 @@
       <w:r>
         <w:rPr>
           <w:rFonts w:ascii="Times New Roman" w:hAnsi="Times New Roman"/>
-          <w:sz w:val="24"/>
-        </w:rPr>
-        <w:t xml:space="preserve"> Амінь.</w:t>
-      </w:r>
-    </w:p>
-    <w:p>
-      <w:pPr>
-        <w:spacing w:after="120"/>
-        <w:jc w:val="both"/>
-      </w:pPr>
-      <w:r>
-        <w:rPr>
-          <w:rFonts w:ascii="Times New Roman" w:hAnsi="Times New Roman"/>
-          <w:sz w:val="24"/>
-        </w:rPr>
-        <w:t xml:space="preserve">Слава во вишніх Богу, і на землі мир,* в людях благовоління </w:t>
-      </w:r>
+          <w:color w:val="FF0000"/>
+          <w:sz w:val="24"/>
+        </w:rPr>
+        <w:t xml:space="preserve"> </w:t>
+      </w:r>
+      <w:r>
+        <w:rPr>
+          <w:rFonts w:ascii="Times New Roman" w:hAnsi="Times New Roman"/>
+          <w:sz w:val="24"/>
+        </w:rPr>
+        <w:t>Амі́нь. Утверди́, Бо́же, святу́ правосла́вну ві́ру на ві́ки вікі́в.</w:t>
+      </w:r>
+    </w:p>
+    <w:p>
+      <w:pPr>
+        <w:spacing w:after="120"/>
+      </w:pPr>
       <w:r>
         <w:rPr>
           <w:rFonts w:ascii="Times New Roman" w:hAnsi="Times New Roman"/>
@@ -8203,29 +8253,20 @@
           <w:color w:val="FF0000"/>
           <w:sz w:val="24"/>
         </w:rPr>
-        <w:t>(3 р.)</w:t>
-      </w:r>
-      <w:r>
-        <w:rPr>
-          <w:rFonts w:ascii="Times New Roman" w:hAnsi="Times New Roman"/>
-          <w:i/>
-          <w:sz w:val="24"/>
-        </w:rPr>
-        <w:t>.</w:t>
-      </w:r>
-    </w:p>
-    <w:p>
-      <w:pPr>
-        <w:spacing w:after="120"/>
-        <w:jc w:val="both"/>
-      </w:pPr>
-      <w:r>
-        <w:rPr>
-          <w:rFonts w:ascii="Times New Roman" w:hAnsi="Times New Roman"/>
-          <w:sz w:val="24"/>
-        </w:rPr>
-        <w:t xml:space="preserve">Господи, губи мої відкрий,* і уста мої сповістять хвалу твою </w:t>
-      </w:r>
+        <w:t>Священник:</w:t>
+      </w:r>
+      <w:r>
+        <w:rPr>
+          <w:rFonts w:ascii="Times New Roman" w:hAnsi="Times New Roman"/>
+          <w:sz w:val="24"/>
+        </w:rPr>
+        <w:t xml:space="preserve"> Пресвята́ Богоро́дице, спаси́ нас.</w:t>
+      </w:r>
+    </w:p>
+    <w:p>
+      <w:pPr>
+        <w:spacing w:after="120"/>
+      </w:pPr>
       <w:r>
         <w:rPr>
           <w:rFonts w:ascii="Times New Roman" w:hAnsi="Times New Roman"/>
@@ -8233,15 +8274,125 @@
           <w:color w:val="FF0000"/>
           <w:sz w:val="24"/>
         </w:rPr>
-        <w:t>(2 р.)</w:t>
-      </w:r>
+        <w:t>Вірні:</w:t>
+      </w:r>
+      <w:r>
+        <w:rPr>
+          <w:rFonts w:ascii="Times New Roman" w:hAnsi="Times New Roman"/>
+          <w:color w:val="FF0000"/>
+          <w:sz w:val="24"/>
+        </w:rPr>
+        <w:t xml:space="preserve"> </w:t>
+      </w:r>
+      <w:r>
+        <w:rPr>
+          <w:rFonts w:ascii="Times New Roman" w:hAnsi="Times New Roman"/>
+          <w:sz w:val="24"/>
+        </w:rPr>
+        <w:t>Чесні́шу від херуви́мів* і незрівня́нно славні́шу від серафи́мів,* що без зотлі́ння Бо́га Сло́во породи́ла,* су́щу Богоро́дицю, тебе́ велича́ємо.</w:t>
+      </w:r>
+    </w:p>
+    <w:p>
+      <w:pPr>
+        <w:spacing w:after="120"/>
+      </w:pPr>
       <w:r>
         <w:rPr>
           <w:rFonts w:ascii="Times New Roman" w:hAnsi="Times New Roman"/>
           <w:i/>
-          <w:sz w:val="24"/>
-        </w:rPr>
-        <w:t>.</w:t>
+          <w:color w:val="FF0000"/>
+          <w:sz w:val="24"/>
+        </w:rPr>
+        <w:t>Священник:</w:t>
+      </w:r>
+      <w:r>
+        <w:rPr>
+          <w:rFonts w:ascii="Times New Roman" w:hAnsi="Times New Roman"/>
+          <w:sz w:val="24"/>
+        </w:rPr>
+        <w:t xml:space="preserve"> Сла́ва Тобі́, Хри́сте Бо́же, упова́ння на́ше, сла́ва Тобі́!</w:t>
+      </w:r>
+    </w:p>
+    <w:p>
+      <w:pPr>
+        <w:spacing w:after="120"/>
+      </w:pPr>
+      <w:r>
+        <w:rPr>
+          <w:rFonts w:ascii="Times New Roman" w:hAnsi="Times New Roman"/>
+          <w:i/>
+          <w:color w:val="FF0000"/>
+          <w:sz w:val="24"/>
+        </w:rPr>
+        <w:t>Вірні:</w:t>
+      </w:r>
+      <w:r>
+        <w:rPr>
+          <w:rFonts w:ascii="Times New Roman" w:hAnsi="Times New Roman"/>
+          <w:color w:val="FF0000"/>
+          <w:sz w:val="24"/>
+        </w:rPr>
+        <w:t xml:space="preserve"> </w:t>
+      </w:r>
+      <w:r>
+        <w:rPr>
+          <w:rFonts w:ascii="Times New Roman" w:hAnsi="Times New Roman"/>
+          <w:sz w:val="24"/>
+        </w:rPr>
+        <w:t xml:space="preserve">Сла́ва Отцю́, і Си́ну, і Свято́му Ду́хові, і ни́ні, і повсякча́с, і на ві́ки вікі́в. Амі́нь. Го́споди, поми́луй. </w:t>
+      </w:r>
+      <w:r>
+        <w:rPr>
+          <w:rFonts w:ascii="Times New Roman" w:hAnsi="Times New Roman"/>
+          <w:i/>
+          <w:color w:val="FF0000"/>
+          <w:sz w:val="24"/>
+        </w:rPr>
+        <w:t>(3 р.)</w:t>
+      </w:r>
+      <w:r>
+        <w:rPr>
+          <w:rFonts w:ascii="Times New Roman" w:hAnsi="Times New Roman"/>
+          <w:sz w:val="24"/>
+        </w:rPr>
+        <w:t xml:space="preserve"> Благослови́.</w:t>
+      </w:r>
+    </w:p>
+    <w:p>
+      <w:pPr>
+        <w:spacing w:after="120"/>
+      </w:pPr>
+      <w:r>
+        <w:rPr>
+          <w:rFonts w:ascii="Times New Roman" w:hAnsi="Times New Roman"/>
+          <w:i/>
+          <w:color w:val="FF0000"/>
+          <w:sz w:val="24"/>
+        </w:rPr>
+        <w:t>Священник:</w:t>
+      </w:r>
+      <w:r>
+        <w:rPr>
+          <w:rFonts w:ascii="Times New Roman" w:hAnsi="Times New Roman"/>
+          <w:sz w:val="24"/>
+        </w:rPr>
+        <w:t xml:space="preserve"> Христос, істинний Бог наш - молитвами пречистої Своєї Матері, силою чесного і животворчого Хреста, заступництвом чесних небесних сил безтілесних, чесного і славного пророка, предтечі і хрестителя Йоана, святих славних і всехвальних апостолів, святого отця нашого Миколая, архиєпископа Мир Ликійських, чудотворця, святих славних і переможних мучеників, преподобних і богоносних отців наших, святих і праведних богоотців Йоакима й Анни, і святого, </w:t>
+      </w:r>
+      <w:r>
+        <w:rPr>
+          <w:rFonts w:ascii="Times New Roman" w:hAnsi="Times New Roman"/>
+          <w:i/>
+          <w:color w:val="FF0000"/>
+          <w:sz w:val="24"/>
+        </w:rPr>
+        <w:t>якого є храм</w:t>
+      </w:r>
+      <w:r>
+        <w:rPr>
+          <w:rFonts w:ascii="Times New Roman" w:hAnsi="Times New Roman"/>
+          <w:sz w:val="24"/>
+        </w:rPr>
+        <w:t>, і святих мучеників Тирса, Левкія, Филимона, Аполлонія й Каленика,, і всіх святих - помилує і спасе нас як благий і людинолюбний.</w:t>
       </w:r>
     </w:p>
     <w:p>
@@ -8249,10 +8400,34 @@
         <w:spacing w:after="120"/>
         <w:jc w:val="both"/>
       </w:pPr>
-    </w:p>
-    <w:p>
-      <w:pPr>
-        <w:pStyle w:val="Heading2"/>
+      <w:r>
+        <w:rPr>
+          <w:rFonts w:ascii="Times New Roman" w:hAnsi="Times New Roman"/>
+          <w:i/>
+          <w:color w:val="FF0000"/>
+          <w:sz w:val="24"/>
+        </w:rPr>
+        <w:t>Вірні:</w:t>
+      </w:r>
+      <w:r>
+        <w:rPr>
+          <w:rFonts w:ascii="Times New Roman" w:hAnsi="Times New Roman"/>
+          <w:color w:val="FF0000"/>
+          <w:sz w:val="24"/>
+        </w:rPr>
+        <w:t xml:space="preserve"> </w:t>
+      </w:r>
+      <w:r>
+        <w:rPr>
+          <w:rFonts w:ascii="Times New Roman" w:hAnsi="Times New Roman"/>
+          <w:sz w:val="24"/>
+        </w:rPr>
+        <w:t>Амінь.</w:t>
+      </w:r>
+    </w:p>
+    <w:p>
+      <w:pPr>
+        <w:pStyle w:val="Heading3"/>
         <w:spacing w:after="120"/>
         <w:jc w:val="center"/>
       </w:pPr>
@@ -8262,13 +8437,208 @@
           <w:b/>
           <w:i/>
           <w:color w:val="FF0000"/>
-          <w:sz w:val="24"/>
-        </w:rPr>
-        <w:t>Шестипсалм'я</w:t>
-      </w:r>
-    </w:p>
-    <w:p>
-      <w:pPr>
+        </w:rPr>
+        <w:t>Після Вечірні</w:t>
+      </w:r>
+    </w:p>
+    <w:p>
+      <w:pPr>
+        <w:spacing w:after="120"/>
+      </w:pPr>
+      <w:r>
+        <w:rPr>
+          <w:rFonts w:ascii="Times New Roman" w:hAnsi="Times New Roman"/>
+          <w:i/>
+          <w:color w:val="FF0000"/>
+          <w:sz w:val="24"/>
+        </w:rPr>
+        <w:t>Вірні:</w:t>
+      </w:r>
+      <w:r>
+        <w:rPr>
+          <w:rFonts w:ascii="Times New Roman" w:hAnsi="Times New Roman"/>
+          <w:sz w:val="24"/>
+        </w:rPr>
+        <w:t xml:space="preserve"> </w:t>
+      </w:r>
+      <w:r>
+        <w:rPr>
+          <w:rFonts w:ascii="Times New Roman" w:hAnsi="Times New Roman"/>
+          <w:sz w:val="24"/>
+        </w:rPr>
+        <w:t>Влади́чице, прийми́ молі́ння слуг твої́х* і ви́зволь нас від уся́кої ну́жди і печа́лі.</w:t>
+      </w:r>
+    </w:p>
+    <w:p>
+      <w:pPr>
+        <w:spacing w:after="120"/>
+        <w:jc w:val="both"/>
+      </w:pPr>
+    </w:p>
+    <w:p>
+      <w:pPr>
+        <w:spacing w:after="120"/>
+        <w:jc w:val="both"/>
+      </w:pPr>
+    </w:p>
+    <w:p>
+      <w:pPr>
+        <w:spacing w:after="120"/>
+        <w:jc w:val="both"/>
+      </w:pPr>
+      <w:r>
+        <w:rPr>
+          <w:rFonts w:ascii="Times New Roman" w:hAnsi="Times New Roman"/>
+        </w:rPr>
+      </w:r>
+    </w:p>
+    <w:p>
+      <w:pPr>
+        <w:spacing w:after="120"/>
+      </w:pPr>
+      <w:r>
+        <w:rPr>
+          <w:rFonts w:ascii="Times New Roman" w:hAnsi="Times New Roman"/>
+        </w:rPr>
+      </w:r>
+    </w:p>
+    <w:p>
+      <w:pPr>
+        <w:spacing w:after="120"/>
+      </w:pPr>
+      <w:r>
+        <w:rPr>
+          <w:rFonts w:ascii="Times New Roman" w:hAnsi="Times New Roman"/>
+        </w:rPr>
+      </w:r>
+    </w:p>
+    <w:p>
+      <w:pPr>
+        <w:pStyle w:val="Heading1"/>
+        <w:spacing w:after="120"/>
+        <w:jc w:val="center"/>
+      </w:pPr>
+      <w:r>
+        <w:rPr>
+          <w:rFonts w:ascii="Times New Roman" w:hAnsi="Times New Roman"/>
+          <w:b/>
+        </w:rPr>
+        <w:t>УТРЕНЯ</w:t>
+      </w:r>
+    </w:p>
+    <w:p>
+      <w:pPr>
+        <w:spacing w:after="120"/>
+        <w:jc w:val="both"/>
+      </w:pPr>
+      <w:r>
+        <w:rPr>
+          <w:rFonts w:ascii="Times New Roman" w:hAnsi="Times New Roman"/>
+          <w:i/>
+          <w:color w:val="FF0000"/>
+          <w:sz w:val="24"/>
+        </w:rPr>
+        <w:t>Священник:</w:t>
+      </w:r>
+      <w:r>
+        <w:rPr>
+          <w:rFonts w:ascii="Times New Roman" w:hAnsi="Times New Roman"/>
+          <w:sz w:val="24"/>
+        </w:rPr>
+        <w:t xml:space="preserve"> Слава святій, одноістотній, животворчій і нероздільній Тройці, завжди, нині і повсякчас, і на віки віків.</w:t>
+      </w:r>
+    </w:p>
+    <w:p>
+      <w:pPr>
+        <w:spacing w:after="120"/>
+        <w:jc w:val="both"/>
+      </w:pPr>
+      <w:r>
+        <w:rPr>
+          <w:rFonts w:ascii="Times New Roman" w:hAnsi="Times New Roman"/>
+          <w:i/>
+          <w:color w:val="FF0000"/>
+          <w:sz w:val="24"/>
+        </w:rPr>
+        <w:t>Вірні:</w:t>
+      </w:r>
+      <w:r>
+        <w:rPr>
+          <w:rFonts w:ascii="Times New Roman" w:hAnsi="Times New Roman"/>
+          <w:sz w:val="24"/>
+        </w:rPr>
+        <w:t xml:space="preserve"> Амінь.</w:t>
+      </w:r>
+    </w:p>
+    <w:p>
+      <w:pPr>
+        <w:spacing w:after="120"/>
+        <w:jc w:val="both"/>
+      </w:pPr>
+      <w:r>
+        <w:rPr>
+          <w:rFonts w:ascii="Times New Roman" w:hAnsi="Times New Roman"/>
+          <w:sz w:val="24"/>
+        </w:rPr>
+        <w:t xml:space="preserve">Слава во вишніх Богу, і на землі мир,* в людях благовоління </w:t>
+      </w:r>
+      <w:r>
+        <w:rPr>
+          <w:rFonts w:ascii="Times New Roman" w:hAnsi="Times New Roman"/>
+          <w:i/>
+          <w:color w:val="FF0000"/>
+          <w:sz w:val="24"/>
+        </w:rPr>
+        <w:t>(3 р.)</w:t>
+      </w:r>
+      <w:r>
+        <w:rPr>
+          <w:rFonts w:ascii="Times New Roman" w:hAnsi="Times New Roman"/>
+          <w:i/>
+          <w:sz w:val="24"/>
+        </w:rPr>
+        <w:t>.</w:t>
+      </w:r>
+    </w:p>
+    <w:p>
+      <w:pPr>
+        <w:spacing w:after="120"/>
+        <w:jc w:val="both"/>
+      </w:pPr>
+      <w:r>
+        <w:rPr>
+          <w:rFonts w:ascii="Times New Roman" w:hAnsi="Times New Roman"/>
+          <w:sz w:val="24"/>
+        </w:rPr>
+        <w:t xml:space="preserve">Господи, губи мої відкрий,* і уста мої сповістять хвалу твою </w:t>
+      </w:r>
+      <w:r>
+        <w:rPr>
+          <w:rFonts w:ascii="Times New Roman" w:hAnsi="Times New Roman"/>
+          <w:i/>
+          <w:color w:val="FF0000"/>
+          <w:sz w:val="24"/>
+        </w:rPr>
+        <w:t>(2 р.)</w:t>
+      </w:r>
+      <w:r>
+        <w:rPr>
+          <w:rFonts w:ascii="Times New Roman" w:hAnsi="Times New Roman"/>
+          <w:i/>
+          <w:sz w:val="24"/>
+        </w:rPr>
+        <w:t>.</w:t>
+      </w:r>
+    </w:p>
+    <w:p>
+      <w:pPr>
+        <w:spacing w:after="120"/>
+        <w:jc w:val="both"/>
+      </w:pPr>
+    </w:p>
+    <w:p>
+      <w:pPr>
+        <w:pStyle w:val="Heading2"/>
         <w:spacing w:after="120"/>
         <w:jc w:val="center"/>
       </w:pPr>
@@ -8280,120 +8650,7 @@
           <w:color w:val="FF0000"/>
           <w:sz w:val="24"/>
         </w:rPr>
-        <w:t xml:space="preserve">Псалом 3 </w:t>
-      </w:r>
-      <w:r>
-        <w:rPr>
-          <w:rFonts w:ascii="Times New Roman" w:hAnsi="Times New Roman"/>
-          <w:i/>
-          <w:color w:val="FF0000"/>
-          <w:sz w:val="24"/>
-        </w:rPr>
-        <w:t>(У понеділок)</w:t>
-      </w:r>
-    </w:p>
-    <w:p>
-      <w:pPr>
-        <w:spacing w:after="120"/>
-        <w:jc w:val="both"/>
-      </w:pPr>
-      <w:r>
-        <w:rPr>
-          <w:rFonts w:ascii="Times New Roman" w:hAnsi="Times New Roman"/>
-          <w:sz w:val="24"/>
-        </w:rPr>
-        <w:t>О Господи, як багато моїх ворогів,* багато їх повстало проти мене.</w:t>
-      </w:r>
-    </w:p>
-    <w:p>
-      <w:pPr>
-        <w:spacing w:after="120"/>
-        <w:jc w:val="both"/>
-      </w:pPr>
-      <w:r>
-        <w:rPr>
-          <w:rFonts w:ascii="Times New Roman" w:hAnsi="Times New Roman"/>
-          <w:sz w:val="24"/>
-        </w:rPr>
-        <w:t>Багато тих, що мені кажуть:* «Нема йому спасіння в Бозі».</w:t>
-      </w:r>
-    </w:p>
-    <w:p>
-      <w:pPr>
-        <w:spacing w:after="120"/>
-        <w:jc w:val="both"/>
-      </w:pPr>
-      <w:r>
-        <w:rPr>
-          <w:rFonts w:ascii="Times New Roman" w:hAnsi="Times New Roman"/>
-          <w:sz w:val="24"/>
-        </w:rPr>
-        <w:t>Але ти, Господи, щит мій навколо мене,* ти моя слава, підносиш голову мою вгору.</w:t>
-      </w:r>
-    </w:p>
-    <w:p>
-      <w:pPr>
-        <w:spacing w:after="120"/>
-        <w:jc w:val="both"/>
-      </w:pPr>
-      <w:r>
-        <w:rPr>
-          <w:rFonts w:ascii="Times New Roman" w:hAnsi="Times New Roman"/>
-          <w:sz w:val="24"/>
-        </w:rPr>
-        <w:t>Я голосно візвав до Господа,* і він вислухав мене з гори святої своєї.</w:t>
-      </w:r>
-    </w:p>
-    <w:p>
-      <w:pPr>
-        <w:spacing w:after="120"/>
-        <w:jc w:val="both"/>
-      </w:pPr>
-      <w:r>
-        <w:rPr>
-          <w:rFonts w:ascii="Times New Roman" w:hAnsi="Times New Roman"/>
-          <w:sz w:val="24"/>
-        </w:rPr>
-        <w:t>Я ліг собі й заснув, і пробудився,* бо Господь мене зберігає.</w:t>
-      </w:r>
-    </w:p>
-    <w:p>
-      <w:pPr>
-        <w:spacing w:after="120"/>
-        <w:jc w:val="both"/>
-      </w:pPr>
-      <w:r>
-        <w:rPr>
-          <w:rFonts w:ascii="Times New Roman" w:hAnsi="Times New Roman"/>
-          <w:sz w:val="24"/>
-        </w:rPr>
-        <w:t>Я не боюся безлічі людей,* що навколо мене обсіли.</w:t>
-      </w:r>
-    </w:p>
-    <w:p>
-      <w:pPr>
-        <w:spacing w:after="120"/>
-        <w:jc w:val="both"/>
-      </w:pPr>
-      <w:r>
-        <w:rPr>
-          <w:rFonts w:ascii="Times New Roman" w:hAnsi="Times New Roman"/>
-          <w:sz w:val="24"/>
-        </w:rPr>
-        <w:t>Воскресни, Господи, спаси мене, мій Боже!* По щелепах вдарив ти всіх ворогів моїх, розторощив зуби злих.</w:t>
-      </w:r>
-    </w:p>
-    <w:p>
-      <w:pPr>
-        <w:spacing w:after="120"/>
-        <w:jc w:val="both"/>
-      </w:pPr>
-      <w:r>
-        <w:rPr>
-          <w:rFonts w:ascii="Times New Roman" w:hAnsi="Times New Roman"/>
-          <w:sz w:val="24"/>
-        </w:rPr>
-        <w:t>У Господа спасіння,* і на твій народ – благословення твоє.</w:t>
+        <w:t>Шестипсалм'я</w:t>
       </w:r>
     </w:p>
     <w:p>
@@ -8409,7 +8666,7 @@
           <w:color w:val="FF0000"/>
           <w:sz w:val="24"/>
         </w:rPr>
-        <w:t xml:space="preserve">Псалом 37 </w:t>
+        <w:t xml:space="preserve">Псалом 3 </w:t>
       </w:r>
       <w:r>
         <w:rPr>
@@ -8418,7 +8675,7 @@
           <w:color w:val="FF0000"/>
           <w:sz w:val="24"/>
         </w:rPr>
-        <w:t>(У вівторок)</w:t>
+        <w:t>(У понеділок)</w:t>
       </w:r>
     </w:p>
     <w:p>
@@ -8431,7 +8688,7 @@
           <w:rFonts w:ascii="Times New Roman" w:hAnsi="Times New Roman"/>
           <w:sz w:val="24"/>
         </w:rPr>
-        <w:t>О Господи, не докоряй мені в твоїм гніві,* і не карай мене в твоїм обуренні.</w:t>
+        <w:t>О Господи, як багато моїх ворогів,* багато їх повстало проти мене.</w:t>
       </w:r>
     </w:p>
     <w:p>
@@ -8444,7 +8701,7 @@
           <w:rFonts w:ascii="Times New Roman" w:hAnsi="Times New Roman"/>
           <w:sz w:val="24"/>
         </w:rPr>
-        <w:t>Бо твої стріли мене прошили,* і рука твоя спустилася на мене.</w:t>
+        <w:t>Багато тих, що мені кажуть:* «Нема йому спасіння в Бозі».</w:t>
       </w:r>
     </w:p>
     <w:p>
@@ -8457,7 +8714,7 @@
           <w:rFonts w:ascii="Times New Roman" w:hAnsi="Times New Roman"/>
           <w:sz w:val="24"/>
         </w:rPr>
-        <w:t>Нема здорового нічого на моїм тілі з-за гніву твого;* немає цілого нічого в моїх костях із-за гріху мого.</w:t>
+        <w:t>Але ти, Господи, щит мій навколо мене,* ти моя слава, підносиш голову мою вгору.</w:t>
       </w:r>
     </w:p>
     <w:p>
@@ -8470,7 +8727,7 @@
           <w:rFonts w:ascii="Times New Roman" w:hAnsi="Times New Roman"/>
           <w:sz w:val="24"/>
         </w:rPr>
-        <w:t>Бо мої провини голову мою перевищили,* немов важкий тягар, що тяжить над мою силу.</w:t>
+        <w:t>Я голосно візвав до Господа,* і він вислухав мене з гори святої своєї.</w:t>
       </w:r>
     </w:p>
     <w:p>
@@ -8483,7 +8740,7 @@
           <w:rFonts w:ascii="Times New Roman" w:hAnsi="Times New Roman"/>
           <w:sz w:val="24"/>
         </w:rPr>
-        <w:t>Смердять, загнивши, мої рани,* задля мого нерозуму.</w:t>
+        <w:t>Я ліг собі й заснув, і пробудився,* бо Господь мене зберігає.</w:t>
       </w:r>
     </w:p>
     <w:p>
@@ -8496,7 +8753,7 @@
           <w:rFonts w:ascii="Times New Roman" w:hAnsi="Times New Roman"/>
           <w:sz w:val="24"/>
         </w:rPr>
-        <w:t>Принижений, зігнувсь я вельми,* повсякденно сумний ходжу я.</w:t>
+        <w:t>Я не боюся безлічі людей,* що навколо мене обсіли.</w:t>
       </w:r>
     </w:p>
     <w:p>
@@ -8509,7 +8766,7 @@
           <w:rFonts w:ascii="Times New Roman" w:hAnsi="Times New Roman"/>
           <w:sz w:val="24"/>
         </w:rPr>
-        <w:t>Бо нутро моє повне жару,* і здорового нема нічого на моїм тілі.</w:t>
+        <w:t>Воскресни, Господи, спаси мене, мій Боже!* По щелепах вдарив ти всіх ворогів моїх, розторощив зуби злих.</w:t>
       </w:r>
     </w:p>
     <w:p>
@@ -8522,189 +8779,7 @@
           <w:rFonts w:ascii="Times New Roman" w:hAnsi="Times New Roman"/>
           <w:sz w:val="24"/>
         </w:rPr>
-        <w:t>Зомлів я, розбитий понад міру,* і скиглю від стогону серця мого.</w:t>
-      </w:r>
-    </w:p>
-    <w:p>
-      <w:pPr>
-        <w:spacing w:after="120"/>
-        <w:jc w:val="both"/>
-      </w:pPr>
-      <w:r>
-        <w:rPr>
-          <w:rFonts w:ascii="Times New Roman" w:hAnsi="Times New Roman"/>
-          <w:sz w:val="24"/>
-        </w:rPr>
-        <w:t>О Господи, перед тобою все моє бажання,* і стогін мій від тебе не скритий.</w:t>
-      </w:r>
-    </w:p>
-    <w:p>
-      <w:pPr>
-        <w:spacing w:after="120"/>
-        <w:jc w:val="both"/>
-      </w:pPr>
-      <w:r>
-        <w:rPr>
-          <w:rFonts w:ascii="Times New Roman" w:hAnsi="Times New Roman"/>
-          <w:sz w:val="24"/>
-        </w:rPr>
-        <w:t>Серце моє розколотилось, сила мене полишила,* і навіть очей моїх світло, – і того вже нема в мене.</w:t>
-      </w:r>
-    </w:p>
-    <w:p>
-      <w:pPr>
-        <w:spacing w:after="120"/>
-        <w:jc w:val="both"/>
-      </w:pPr>
-      <w:r>
-        <w:rPr>
-          <w:rFonts w:ascii="Times New Roman" w:hAnsi="Times New Roman"/>
-          <w:sz w:val="24"/>
-        </w:rPr>
-        <w:t>Друзі мої та приятелі далекі від моєї рани,* і родичі мої стоять оподаль.</w:t>
-      </w:r>
-    </w:p>
-    <w:p>
-      <w:pPr>
-        <w:spacing w:after="120"/>
-        <w:jc w:val="both"/>
-      </w:pPr>
-      <w:r>
-        <w:rPr>
-          <w:rFonts w:ascii="Times New Roman" w:hAnsi="Times New Roman"/>
-          <w:sz w:val="24"/>
-        </w:rPr>
-        <w:t>І ті, що на моє життя зазіхають, тенета наставляють,* і ті, що бажають мені нещастя, говорять про погибель, увесь час міркують лукаве.</w:t>
-      </w:r>
-    </w:p>
-    <w:p>
-      <w:pPr>
-        <w:spacing w:after="120"/>
-        <w:jc w:val="both"/>
-      </w:pPr>
-      <w:r>
-        <w:rPr>
-          <w:rFonts w:ascii="Times New Roman" w:hAnsi="Times New Roman"/>
-          <w:sz w:val="24"/>
-        </w:rPr>
-        <w:t>Я, немов глухий, не чую,* і як німий, що уст своїх не відкриває.</w:t>
-      </w:r>
-    </w:p>
-    <w:p>
-      <w:pPr>
-        <w:spacing w:after="120"/>
-        <w:jc w:val="both"/>
-      </w:pPr>
-      <w:r>
-        <w:rPr>
-          <w:rFonts w:ascii="Times New Roman" w:hAnsi="Times New Roman"/>
-          <w:sz w:val="24"/>
-        </w:rPr>
-        <w:t>Я став, немов людина, що не чує,* в устах якої одвіту немає.</w:t>
-      </w:r>
-    </w:p>
-    <w:p>
-      <w:pPr>
-        <w:spacing w:after="120"/>
-        <w:jc w:val="both"/>
-      </w:pPr>
-      <w:r>
-        <w:rPr>
-          <w:rFonts w:ascii="Times New Roman" w:hAnsi="Times New Roman"/>
-          <w:sz w:val="24"/>
-        </w:rPr>
-        <w:t>На тебе бо, о Господи, я уповаю,* ти вислухаєш мене, Господи, мій Боже.</w:t>
-      </w:r>
-    </w:p>
-    <w:p>
-      <w:pPr>
-        <w:spacing w:after="120"/>
-        <w:jc w:val="both"/>
-      </w:pPr>
-      <w:r>
-        <w:rPr>
-          <w:rFonts w:ascii="Times New Roman" w:hAnsi="Times New Roman"/>
-          <w:sz w:val="24"/>
-        </w:rPr>
-        <w:t>Кажу бо: Нехай не втішаються наді мною, як захитається моя нога,* нехай не несуться проти мене.</w:t>
-      </w:r>
-    </w:p>
-    <w:p>
-      <w:pPr>
-        <w:spacing w:after="120"/>
-        <w:jc w:val="both"/>
-      </w:pPr>
-      <w:r>
-        <w:rPr>
-          <w:rFonts w:ascii="Times New Roman" w:hAnsi="Times New Roman"/>
-          <w:sz w:val="24"/>
-        </w:rPr>
-        <w:t>Я бо ось-ось уже маю впасти,* і біль мій передо мною завжди.</w:t>
-      </w:r>
-    </w:p>
-    <w:p>
-      <w:pPr>
-        <w:spacing w:after="120"/>
-        <w:jc w:val="both"/>
-      </w:pPr>
-      <w:r>
-        <w:rPr>
-          <w:rFonts w:ascii="Times New Roman" w:hAnsi="Times New Roman"/>
-          <w:sz w:val="24"/>
-        </w:rPr>
-        <w:t>Я бо провину мою визнаю,* і гріхом моїм журюся.</w:t>
-      </w:r>
-    </w:p>
-    <w:p>
-      <w:pPr>
-        <w:spacing w:after="120"/>
-        <w:jc w:val="both"/>
-      </w:pPr>
-      <w:r>
-        <w:rPr>
-          <w:rFonts w:ascii="Times New Roman" w:hAnsi="Times New Roman"/>
-          <w:sz w:val="24"/>
-        </w:rPr>
-        <w:t>А ті, що без причини зо мною ворогують, ростуть на силі,* чимало тих, що мене безпідставно ненавидять.</w:t>
-      </w:r>
-    </w:p>
-    <w:p>
-      <w:pPr>
-        <w:spacing w:after="120"/>
-        <w:jc w:val="both"/>
-      </w:pPr>
-      <w:r>
-        <w:rPr>
-          <w:rFonts w:ascii="Times New Roman" w:hAnsi="Times New Roman"/>
-          <w:sz w:val="24"/>
-        </w:rPr>
-        <w:t>І ті, що злом оддячують за добро,* вони проти мене, бо я про добро дбаю.</w:t>
-      </w:r>
-    </w:p>
-    <w:p>
-      <w:pPr>
-        <w:spacing w:after="120"/>
-        <w:jc w:val="both"/>
-      </w:pPr>
-      <w:r>
-        <w:rPr>
-          <w:rFonts w:ascii="Times New Roman" w:hAnsi="Times New Roman"/>
-          <w:sz w:val="24"/>
-        </w:rPr>
-        <w:t>Не покидай мене, о Господи,* не віддаляйся від мене, мій Боже.</w:t>
-      </w:r>
-    </w:p>
-    <w:p>
-      <w:pPr>
-        <w:spacing w:after="120"/>
-        <w:jc w:val="both"/>
-      </w:pPr>
-      <w:r>
-        <w:rPr>
-          <w:rFonts w:ascii="Times New Roman" w:hAnsi="Times New Roman"/>
-          <w:sz w:val="24"/>
-        </w:rPr>
-        <w:t>Поспіши мені на допомогу,* Господи, моє спасіння.</w:t>
+        <w:t>У Господа спасіння,* і на твій народ – благословення твоє.</w:t>
       </w:r>
     </w:p>
     <w:p>
@@ -8720,7 +8795,7 @@
           <w:color w:val="FF0000"/>
           <w:sz w:val="24"/>
         </w:rPr>
-        <w:t xml:space="preserve">Псалом 62 </w:t>
+        <w:t xml:space="preserve">Псалом 37 </w:t>
       </w:r>
       <w:r>
         <w:rPr>
@@ -8729,7 +8804,7 @@
           <w:color w:val="FF0000"/>
           <w:sz w:val="24"/>
         </w:rPr>
-        <w:t>(У середу)</w:t>
+        <w:t>(У вівторок)</w:t>
       </w:r>
     </w:p>
     <w:p>
@@ -8742,7 +8817,7 @@
           <w:rFonts w:ascii="Times New Roman" w:hAnsi="Times New Roman"/>
           <w:sz w:val="24"/>
         </w:rPr>
-        <w:t>Боже, ти Бог мій!* Тебе шукаю пильно.</w:t>
+        <w:t>О Господи, не докоряй мені в твоїм гніві,* і не карай мене в твоїм обуренні.</w:t>
       </w:r>
     </w:p>
     <w:p>
@@ -8755,7 +8830,7 @@
           <w:rFonts w:ascii="Times New Roman" w:hAnsi="Times New Roman"/>
           <w:sz w:val="24"/>
         </w:rPr>
-        <w:t>Тебе душа моя прагне,* тебе бажає тіло моє в землі сухій, спраглій і безводній.</w:t>
+        <w:t>Бо твої стріли мене прошили,* і рука твоя спустилася на мене.</w:t>
       </w:r>
     </w:p>
     <w:p>
@@ -8768,7 +8843,7 @@
           <w:rFonts w:ascii="Times New Roman" w:hAnsi="Times New Roman"/>
           <w:sz w:val="24"/>
         </w:rPr>
-        <w:t>Отак і я у святині тебе виглядаю:* побачити силу твою й твою славу.</w:t>
+        <w:t>Нема здорового нічого на моїм тілі з-за гніву твого;* немає цілого нічого в моїх костях із-за гріху мого.</w:t>
       </w:r>
     </w:p>
     <w:p>
@@ -8781,7 +8856,7 @@
           <w:rFonts w:ascii="Times New Roman" w:hAnsi="Times New Roman"/>
           <w:sz w:val="24"/>
         </w:rPr>
-        <w:t>Бо твоя милість ліпша від життя,* уста мої славитимуть тебе.</w:t>
+        <w:t>Бо мої провини голову мою перевищили,* немов важкий тягар, що тяжить над мою силу.</w:t>
       </w:r>
     </w:p>
     <w:p>
@@ -8794,7 +8869,7 @@
           <w:rFonts w:ascii="Times New Roman" w:hAnsi="Times New Roman"/>
           <w:sz w:val="24"/>
         </w:rPr>
-        <w:t>Отак буду тебе хвалити поки життя мого,* у твоїм імені здійматиму мої руки.</w:t>
+        <w:t>Смердять, загнивши, мої рани,* задля мого нерозуму.</w:t>
       </w:r>
     </w:p>
     <w:p>
@@ -8807,7 +8882,7 @@
           <w:rFonts w:ascii="Times New Roman" w:hAnsi="Times New Roman"/>
           <w:sz w:val="24"/>
         </w:rPr>
-        <w:t>Душа моя насититься, немов туком та оливою,* уста мої веселим голосом хвалитимуть тебе.</w:t>
+        <w:t>Принижений, зігнувсь я вельми,* повсякденно сумний ходжу я.</w:t>
       </w:r>
     </w:p>
     <w:p>
@@ -8820,7 +8895,7 @@
           <w:rFonts w:ascii="Times New Roman" w:hAnsi="Times New Roman"/>
           <w:sz w:val="24"/>
         </w:rPr>
-        <w:t>Коли згадаю на моїй постелі тебе,* під час нічних чувань розмишлятиму про тебе.</w:t>
+        <w:t>Бо нутро моє повне жару,* і здорового нема нічого на моїм тілі.</w:t>
       </w:r>
     </w:p>
     <w:p>
@@ -8833,7 +8908,7 @@
           <w:rFonts w:ascii="Times New Roman" w:hAnsi="Times New Roman"/>
           <w:sz w:val="24"/>
         </w:rPr>
-        <w:t>Бо ти прийшов мені на допомогу,* і в тіні крил твоїх я ликуватиму.</w:t>
+        <w:t>Зомлів я, розбитий понад міру,* і скиглю від стогону серця мого.</w:t>
       </w:r>
     </w:p>
     <w:p>
@@ -8846,7 +8921,7 @@
           <w:rFonts w:ascii="Times New Roman" w:hAnsi="Times New Roman"/>
           <w:sz w:val="24"/>
         </w:rPr>
-        <w:t>Душа моя до тебе лине,* мене підтримує твоя правиця.</w:t>
+        <w:t>О Господи, перед тобою все моє бажання,* і стогін мій від тебе не скритий.</w:t>
       </w:r>
     </w:p>
     <w:p>
@@ -8859,7 +8934,7 @@
           <w:rFonts w:ascii="Times New Roman" w:hAnsi="Times New Roman"/>
           <w:sz w:val="24"/>
         </w:rPr>
-        <w:t>Ті ж, які чигають на мою душу,* зійдуть у безодні підземні.</w:t>
+        <w:t>Серце моє розколотилось, сила мене полишила,* і навіть очей моїх світло, – і того вже нема в мене.</w:t>
       </w:r>
     </w:p>
     <w:p>
@@ -8872,7 +8947,7 @@
           <w:rFonts w:ascii="Times New Roman" w:hAnsi="Times New Roman"/>
           <w:sz w:val="24"/>
         </w:rPr>
-        <w:t>Їх віддадуть мечеві на поталу,* вони шакалів здобиччю стануть.</w:t>
+        <w:t>Друзі мої та приятелі далекі від моєї рани,* і родичі мої стоять оподаль.</w:t>
       </w:r>
     </w:p>
     <w:p>
@@ -8885,7 +8960,7 @@
           <w:rFonts w:ascii="Times New Roman" w:hAnsi="Times New Roman"/>
           <w:sz w:val="24"/>
         </w:rPr>
-        <w:t>А цар возвеселиться в Бозі, хвалитиметься кожен, хто ним клянеться,* уста бо тих, що неправду кажуть, будуть закриті.</w:t>
+        <w:t>І ті, що на моє життя зазіхають, тенета наставляють,* і ті, що бажають мені нещастя, говорять про погибель, увесь час міркують лукаве.</w:t>
       </w:r>
     </w:p>
     <w:p>
@@ -8893,6 +8968,13 @@
         <w:spacing w:after="120"/>
         <w:jc w:val="both"/>
       </w:pPr>
+      <w:r>
+        <w:rPr>
+          <w:rFonts w:ascii="Times New Roman" w:hAnsi="Times New Roman"/>
+          <w:sz w:val="24"/>
+        </w:rPr>
+        <w:t>Я, немов глухий, не чую,* і як німий, що уст своїх не відкриває.</w:t>
+      </w:r>
     </w:p>
     <w:p>
       <w:pPr>
@@ -8904,7 +8986,7 @@
           <w:rFonts w:ascii="Times New Roman" w:hAnsi="Times New Roman"/>
           <w:sz w:val="24"/>
         </w:rPr>
-        <w:t>Слава Отцю, і Сину, і Святому Духові, і нині і повсякчас, і на віки віків. Амінь.</w:t>
+        <w:t>Я став, немов людина, що не чує,* в устах якої одвіту немає.</w:t>
       </w:r>
     </w:p>
     <w:p>
@@ -8917,16 +8999,7 @@
           <w:rFonts w:ascii="Times New Roman" w:hAnsi="Times New Roman"/>
           <w:sz w:val="24"/>
         </w:rPr>
-        <w:t xml:space="preserve">Алилуя, алилуя, алилуя, слава Тобі, Боже. </w:t>
-      </w:r>
-      <w:r>
-        <w:rPr>
-          <w:rFonts w:ascii="Times New Roman" w:hAnsi="Times New Roman"/>
-          <w:i/>
-          <w:color w:val="FF0000"/>
-          <w:sz w:val="24"/>
-        </w:rPr>
-        <w:t>(3 р.)</w:t>
+        <w:t>На тебе бо, о Господи, я уповаю,* ти вислухаєш мене, Господи, мій Боже.</w:t>
       </w:r>
     </w:p>
     <w:p>
@@ -8939,16 +9012,7 @@
           <w:rFonts w:ascii="Times New Roman" w:hAnsi="Times New Roman"/>
           <w:sz w:val="24"/>
         </w:rPr>
-        <w:t xml:space="preserve">Господи, помилуй. </w:t>
-      </w:r>
-      <w:r>
-        <w:rPr>
-          <w:rFonts w:ascii="Times New Roman" w:hAnsi="Times New Roman"/>
-          <w:i/>
-          <w:color w:val="FF0000"/>
-          <w:sz w:val="24"/>
-        </w:rPr>
-        <w:t>(3 р.)</w:t>
+        <w:t>Кажу бо: Нехай не втішаються наді мною, як захитається моя нога,* нехай не несуться проти мене.</w:t>
       </w:r>
     </w:p>
     <w:p>
@@ -8961,7 +9025,7 @@
           <w:rFonts w:ascii="Times New Roman" w:hAnsi="Times New Roman"/>
           <w:sz w:val="24"/>
         </w:rPr>
-        <w:t>Слава Отцю, і Сину, і Святому Духові, і нині і повсякчас, і на віки віків. Амінь.</w:t>
+        <w:t>Я бо ось-ось уже маю впасти,* і біль мій передо мною завжди.</w:t>
       </w:r>
     </w:p>
     <w:p>
@@ -8969,6 +9033,65 @@
         <w:spacing w:after="120"/>
         <w:jc w:val="both"/>
       </w:pPr>
+      <w:r>
+        <w:rPr>
+          <w:rFonts w:ascii="Times New Roman" w:hAnsi="Times New Roman"/>
+          <w:sz w:val="24"/>
+        </w:rPr>
+        <w:t>Я бо провину мою визнаю,* і гріхом моїм журюся.</w:t>
+      </w:r>
+    </w:p>
+    <w:p>
+      <w:pPr>
+        <w:spacing w:after="120"/>
+        <w:jc w:val="both"/>
+      </w:pPr>
+      <w:r>
+        <w:rPr>
+          <w:rFonts w:ascii="Times New Roman" w:hAnsi="Times New Roman"/>
+          <w:sz w:val="24"/>
+        </w:rPr>
+        <w:t>А ті, що без причини зо мною ворогують, ростуть на силі,* чимало тих, що мене безпідставно ненавидять.</w:t>
+      </w:r>
+    </w:p>
+    <w:p>
+      <w:pPr>
+        <w:spacing w:after="120"/>
+        <w:jc w:val="both"/>
+      </w:pPr>
+      <w:r>
+        <w:rPr>
+          <w:rFonts w:ascii="Times New Roman" w:hAnsi="Times New Roman"/>
+          <w:sz w:val="24"/>
+        </w:rPr>
+        <w:t>І ті, що злом оддячують за добро,* вони проти мене, бо я про добро дбаю.</w:t>
+      </w:r>
+    </w:p>
+    <w:p>
+      <w:pPr>
+        <w:spacing w:after="120"/>
+        <w:jc w:val="both"/>
+      </w:pPr>
+      <w:r>
+        <w:rPr>
+          <w:rFonts w:ascii="Times New Roman" w:hAnsi="Times New Roman"/>
+          <w:sz w:val="24"/>
+        </w:rPr>
+        <w:t>Не покидай мене, о Господи,* не віддаляйся від мене, мій Боже.</w:t>
+      </w:r>
+    </w:p>
+    <w:p>
+      <w:pPr>
+        <w:spacing w:after="120"/>
+        <w:jc w:val="both"/>
+      </w:pPr>
+      <w:r>
+        <w:rPr>
+          <w:rFonts w:ascii="Times New Roman" w:hAnsi="Times New Roman"/>
+          <w:sz w:val="24"/>
+        </w:rPr>
+        <w:t>Поспіши мені на допомогу,* Господи, моє спасіння.</w:t>
+      </w:r>
     </w:p>
     <w:p>
       <w:pPr>
@@ -8983,7 +9106,7 @@
           <w:color w:val="FF0000"/>
           <w:sz w:val="24"/>
         </w:rPr>
-        <w:t xml:space="preserve">Псалом 87 </w:t>
+        <w:t xml:space="preserve">Псалом 62 </w:t>
       </w:r>
       <w:r>
         <w:rPr>
@@ -8992,7 +9115,7 @@
           <w:color w:val="FF0000"/>
           <w:sz w:val="24"/>
         </w:rPr>
-        <w:t>(У четвер)</w:t>
+        <w:t>(У середу)</w:t>
       </w:r>
     </w:p>
     <w:p>
@@ -9005,7 +9128,7 @@
           <w:rFonts w:ascii="Times New Roman" w:hAnsi="Times New Roman"/>
           <w:sz w:val="24"/>
         </w:rPr>
-        <w:t>Господи, Боже мого спасіння,* я вдень кличу, і вночі перед тобою скаржусь.</w:t>
+        <w:t>Боже, ти Бог мій!* Тебе шукаю пильно.</w:t>
       </w:r>
     </w:p>
     <w:p>
@@ -9018,7 +9141,7 @@
           <w:rFonts w:ascii="Times New Roman" w:hAnsi="Times New Roman"/>
           <w:sz w:val="24"/>
         </w:rPr>
-        <w:t>Нехай прийде перед твоє обличчя моя молитва!* Прихили своє вухо до мого благання.</w:t>
+        <w:t>Тебе душа моя прагне,* тебе бажає тіло моє в землі сухій, спраглій і безводній.</w:t>
       </w:r>
     </w:p>
     <w:p>
@@ -9031,7 +9154,7 @@
           <w:rFonts w:ascii="Times New Roman" w:hAnsi="Times New Roman"/>
           <w:sz w:val="24"/>
         </w:rPr>
-        <w:t>Душа бо моя наситилася горем,* і життя моє наблизилося до шеолу.</w:t>
+        <w:t>Отак і я у святині тебе виглядаю:* побачити силу твою й твою славу.</w:t>
       </w:r>
     </w:p>
     <w:p>
@@ -9044,7 +9167,7 @@
           <w:rFonts w:ascii="Times New Roman" w:hAnsi="Times New Roman"/>
           <w:sz w:val="24"/>
         </w:rPr>
-        <w:t>Мене залічено до тих, що сходять у яму.* Я став як чоловік, що допомоги не має.</w:t>
+        <w:t>Бо твоя милість ліпша від життя,* уста мої славитимуть тебе.</w:t>
       </w:r>
     </w:p>
     <w:p>
@@ -9057,7 +9180,7 @@
           <w:rFonts w:ascii="Times New Roman" w:hAnsi="Times New Roman"/>
           <w:sz w:val="24"/>
         </w:rPr>
-        <w:t>Поміж мерцями моє ложе, немов убиті, що лежать у могилі,* що їх не згадуєш уже більше, що їх відтято від руки твоєї.</w:t>
+        <w:t>Отак буду тебе хвалити поки життя мого,* у твоїм імені здійматиму мої руки.</w:t>
       </w:r>
     </w:p>
     <w:p>
@@ -9070,7 +9193,7 @@
           <w:rFonts w:ascii="Times New Roman" w:hAnsi="Times New Roman"/>
           <w:sz w:val="24"/>
         </w:rPr>
-        <w:t>Поклав ти мене в глибоку яму,* у темряву та безодню.</w:t>
+        <w:t>Душа моя насититься, немов туком та оливою,* уста мої веселим голосом хвалитимуть тебе.</w:t>
       </w:r>
     </w:p>
     <w:p>
@@ -9083,7 +9206,7 @@
           <w:rFonts w:ascii="Times New Roman" w:hAnsi="Times New Roman"/>
           <w:sz w:val="24"/>
         </w:rPr>
-        <w:t>Тяжить на мені твій гнів,* і всіма хвилями твоїми гнітиш мене.</w:t>
+        <w:t>Коли згадаю на моїй постелі тебе,* під час нічних чувань розмишлятиму про тебе.</w:t>
       </w:r>
     </w:p>
     <w:p>
@@ -9096,7 +9219,7 @@
           <w:rFonts w:ascii="Times New Roman" w:hAnsi="Times New Roman"/>
           <w:sz w:val="24"/>
         </w:rPr>
-        <w:t>Ти віддалив від мене моїх друзів,* зробив мене для них осоружним, мене замкнули, і я не можу вийти.</w:t>
+        <w:t>Бо ти прийшов мені на допомогу,* і в тіні крил твоїх я ликуватиму.</w:t>
       </w:r>
     </w:p>
     <w:p>
@@ -9109,7 +9232,7 @@
           <w:rFonts w:ascii="Times New Roman" w:hAnsi="Times New Roman"/>
           <w:sz w:val="24"/>
         </w:rPr>
-        <w:t>Очі мої знемоглися від печалі;* до тебе, Господи, щодня взиваю, до тебе простягаю мої руки.</w:t>
+        <w:t>Душа моя до тебе лине,* мене підтримує твоя правиця.</w:t>
       </w:r>
     </w:p>
     <w:p>
@@ -9122,7 +9245,7 @@
           <w:rFonts w:ascii="Times New Roman" w:hAnsi="Times New Roman"/>
           <w:sz w:val="24"/>
         </w:rPr>
-        <w:t>Хіба для мертвих робиш чуда?* Хіба то тіні встануть, щоб тебе хвалити?</w:t>
+        <w:t>Ті ж, які чигають на мою душу,* зійдуть у безодні підземні.</w:t>
       </w:r>
     </w:p>
     <w:p>
@@ -9135,7 +9258,7 @@
           <w:rFonts w:ascii="Times New Roman" w:hAnsi="Times New Roman"/>
           <w:sz w:val="24"/>
         </w:rPr>
-        <w:t>Хіба звіщатимуть у могилі твою милість,* у пропасті глибокій − твою вірність?</w:t>
+        <w:t>Їх віддадуть мечеві на поталу,* вони шакалів здобиччю стануть.</w:t>
       </w:r>
     </w:p>
     <w:p>
@@ -9148,7 +9271,7 @@
           <w:rFonts w:ascii="Times New Roman" w:hAnsi="Times New Roman"/>
           <w:sz w:val="24"/>
         </w:rPr>
-        <w:t>Хіба чуда твої в темряві будуть відомі,* і твоя ласка в землі забуття?</w:t>
+        <w:t>А цар возвеселиться в Бозі, хвалитиметься кожен, хто ним клянеться,* уста бо тих, що неправду кажуть, будуть закриті.</w:t>
       </w:r>
     </w:p>
     <w:p>
@@ -9156,13 +9279,6 @@
         <w:spacing w:after="120"/>
         <w:jc w:val="both"/>
       </w:pPr>
-      <w:r>
-        <w:rPr>
-          <w:rFonts w:ascii="Times New Roman" w:hAnsi="Times New Roman"/>
-          <w:sz w:val="24"/>
-        </w:rPr>
-        <w:t>Ось чому, Господи, до тебе я взиваю,* і моя молитва вранці йде тобі назустріч.</w:t>
-      </w:r>
     </w:p>
     <w:p>
       <w:pPr>
@@ -9174,7 +9290,7 @@
           <w:rFonts w:ascii="Times New Roman" w:hAnsi="Times New Roman"/>
           <w:sz w:val="24"/>
         </w:rPr>
-        <w:t>Чому, Господи, відкинув ти мою душу,* чому ховаєш своє обличчя від мене?</w:t>
+        <w:t>Слава Отцю, і Сину, і Святому Духові, і нині і повсякчас, і на віки віків. Амінь.</w:t>
       </w:r>
     </w:p>
     <w:p>
@@ -9187,7 +9303,16 @@
           <w:rFonts w:ascii="Times New Roman" w:hAnsi="Times New Roman"/>
           <w:sz w:val="24"/>
         </w:rPr>
-        <w:t>Я безталанний і конаю змалку,* я перебув страх твій − і умліваю.</w:t>
+        <w:t xml:space="preserve">Алилуя, алилуя, алилуя, слава Тобі, Боже. </w:t>
+      </w:r>
+      <w:r>
+        <w:rPr>
+          <w:rFonts w:ascii="Times New Roman" w:hAnsi="Times New Roman"/>
+          <w:i/>
+          <w:color w:val="FF0000"/>
+          <w:sz w:val="24"/>
+        </w:rPr>
+        <w:t>(3 р.)</w:t>
       </w:r>
     </w:p>
     <w:p>
@@ -9200,7 +9325,16 @@
           <w:rFonts w:ascii="Times New Roman" w:hAnsi="Times New Roman"/>
           <w:sz w:val="24"/>
         </w:rPr>
-        <w:t>Твій палкий гнів пронісся наді мною,* твої страхіття мене погубили.</w:t>
+        <w:t xml:space="preserve">Господи, помилуй. </w:t>
+      </w:r>
+      <w:r>
+        <w:rPr>
+          <w:rFonts w:ascii="Times New Roman" w:hAnsi="Times New Roman"/>
+          <w:i/>
+          <w:color w:val="FF0000"/>
+          <w:sz w:val="24"/>
+        </w:rPr>
+        <w:t>(3 р.)</w:t>
       </w:r>
     </w:p>
     <w:p>
@@ -9213,7 +9347,7 @@
           <w:rFonts w:ascii="Times New Roman" w:hAnsi="Times New Roman"/>
           <w:sz w:val="24"/>
         </w:rPr>
-        <w:t>Увесь час вони оточують мене, мов води,* усі разом мене обступили.</w:t>
+        <w:t>Слава Отцю, і Сину, і Святому Духові, і нині і повсякчас, і на віки віків. Амінь.</w:t>
       </w:r>
     </w:p>
     <w:p>
@@ -9221,13 +9355,6 @@
         <w:spacing w:after="120"/>
         <w:jc w:val="both"/>
       </w:pPr>
-      <w:r>
-        <w:rPr>
-          <w:rFonts w:ascii="Times New Roman" w:hAnsi="Times New Roman"/>
-          <w:sz w:val="24"/>
-        </w:rPr>
-        <w:t>Ти віддалив від мене товариша і друга,* а із знайомих у мене тільки темінь.</w:t>
-      </w:r>
     </w:p>
     <w:p>
       <w:pPr>
@@ -9242,7 +9369,7 @@
           <w:color w:val="FF0000"/>
           <w:sz w:val="24"/>
         </w:rPr>
-        <w:t xml:space="preserve">Псалом 102 </w:t>
+        <w:t xml:space="preserve">Псалом 87 </w:t>
       </w:r>
       <w:r>
         <w:rPr>
@@ -9251,7 +9378,7 @@
           <w:color w:val="FF0000"/>
           <w:sz w:val="24"/>
         </w:rPr>
-        <w:t>(У п'ятницю)</w:t>
+        <w:t>(У четвер)</w:t>
       </w:r>
     </w:p>
     <w:p>
@@ -9264,7 +9391,7 @@
           <w:rFonts w:ascii="Times New Roman" w:hAnsi="Times New Roman"/>
           <w:sz w:val="24"/>
         </w:rPr>
-        <w:t>Благослови, душе моя, Господа,* і все нутро моє − його святе ім'я.</w:t>
+        <w:t>Господи, Боже мого спасіння,* я вдень кличу, і вночі перед тобою скаржусь.</w:t>
       </w:r>
     </w:p>
     <w:p>
@@ -9277,7 +9404,7 @@
           <w:rFonts w:ascii="Times New Roman" w:hAnsi="Times New Roman"/>
           <w:sz w:val="24"/>
         </w:rPr>
-        <w:t>Благослови, душе моя, Господа,* і не забувай усіх добродійств його ніколи.</w:t>
+        <w:t>Нехай прийде перед твоє обличчя моя молитва!* Прихили своє вухо до мого благання.</w:t>
       </w:r>
     </w:p>
     <w:p>
@@ -9290,7 +9417,7 @@
           <w:rFonts w:ascii="Times New Roman" w:hAnsi="Times New Roman"/>
           <w:sz w:val="24"/>
         </w:rPr>
-        <w:t>Він прощає всі твої провини,* зціляє всі твої недуги.</w:t>
+        <w:t>Душа бо моя наситилася горем,* і життя моє наблизилося до шеолу.</w:t>
       </w:r>
     </w:p>
     <w:p>
@@ -9303,7 +9430,7 @@
           <w:rFonts w:ascii="Times New Roman" w:hAnsi="Times New Roman"/>
           <w:sz w:val="24"/>
         </w:rPr>
-        <w:t>Він визволяє життя твоє від ями,* вінчає тебе ласкою і милосердям.</w:t>
+        <w:t>Мене залічено до тих, що сходять у яму.* Я став як чоловік, що допомоги не має.</w:t>
       </w:r>
     </w:p>
     <w:p>
@@ -9316,7 +9443,7 @@
           <w:rFonts w:ascii="Times New Roman" w:hAnsi="Times New Roman"/>
           <w:sz w:val="24"/>
         </w:rPr>
-        <w:t>Він насичує твій похилий вік добром,* і оновляється, як орел, твоя юність.</w:t>
+        <w:t>Поміж мерцями моє ложе, немов убиті, що лежать у могилі,* що їх не згадуєш уже більше, що їх відтято від руки твоєї.</w:t>
       </w:r>
     </w:p>
     <w:p>
@@ -9329,7 +9456,7 @@
           <w:rFonts w:ascii="Times New Roman" w:hAnsi="Times New Roman"/>
           <w:sz w:val="24"/>
         </w:rPr>
-        <w:t>Господь творить правосуддя,* і суд усім прибитим.</w:t>
+        <w:t>Поклав ти мене в глибоку яму,* у темряву та безодню.</w:t>
       </w:r>
     </w:p>
     <w:p>
@@ -9342,7 +9469,7 @@
           <w:rFonts w:ascii="Times New Roman" w:hAnsi="Times New Roman"/>
           <w:sz w:val="24"/>
         </w:rPr>
-        <w:t>Він показав Мойсеєві свої дороги,* синам Ізраїля діла свої.</w:t>
+        <w:t>Тяжить на мені твій гнів,* і всіма хвилями твоїми гнітиш мене.</w:t>
       </w:r>
     </w:p>
     <w:p>
@@ -9355,7 +9482,7 @@
           <w:rFonts w:ascii="Times New Roman" w:hAnsi="Times New Roman"/>
           <w:sz w:val="24"/>
         </w:rPr>
-        <w:t>Милосердний Господь і добрий,* повільний до гніву й вельми милостивий.</w:t>
+        <w:t>Ти віддалив від мене моїх друзів,* зробив мене для них осоружним, мене замкнули, і я не можу вийти.</w:t>
       </w:r>
     </w:p>
     <w:p>
@@ -9368,7 +9495,7 @@
           <w:rFonts w:ascii="Times New Roman" w:hAnsi="Times New Roman"/>
           <w:sz w:val="24"/>
         </w:rPr>
-        <w:t>Не буде вічно він обурюватися,* і не буде гніватись повіки.</w:t>
+        <w:t>Очі мої знемоглися від печалі;* до тебе, Господи, щодня взиваю, до тебе простягаю мої руки.</w:t>
       </w:r>
     </w:p>
     <w:p>
@@ -9381,7 +9508,7 @@
           <w:rFonts w:ascii="Times New Roman" w:hAnsi="Times New Roman"/>
           <w:sz w:val="24"/>
         </w:rPr>
-        <w:t>Не за гріхами нашими учинив він із нами,* і не за провинами нашими відплатив він нам.</w:t>
+        <w:t>Хіба для мертвих робиш чуда?* Хіба то тіні встануть, щоб тебе хвалити?</w:t>
       </w:r>
     </w:p>
     <w:p>
@@ -9394,7 +9521,7 @@
           <w:rFonts w:ascii="Times New Roman" w:hAnsi="Times New Roman"/>
           <w:sz w:val="24"/>
         </w:rPr>
-        <w:t>Бо як високо небо над землею,* така велика його милість над тими, що його бояться.</w:t>
+        <w:t>Хіба звіщатимуть у могилі твою милість,* у пропасті глибокій − твою вірність?</w:t>
       </w:r>
     </w:p>
     <w:p>
@@ -9407,7 +9534,7 @@
           <w:rFonts w:ascii="Times New Roman" w:hAnsi="Times New Roman"/>
           <w:sz w:val="24"/>
         </w:rPr>
-        <w:t>Як далеко схід від заходу,* так віддалив він від нас злочинства наші.</w:t>
+        <w:t>Хіба чуда твої в темряві будуть відомі,* і твоя ласка в землі забуття?</w:t>
       </w:r>
     </w:p>
     <w:p>
@@ -9420,7 +9547,7 @@
           <w:rFonts w:ascii="Times New Roman" w:hAnsi="Times New Roman"/>
           <w:sz w:val="24"/>
         </w:rPr>
-        <w:t>Як батько милосердиться над синами,* так милосердиться Господь над тими, що його бояться.</w:t>
+        <w:t>Ось чому, Господи, до тебе я взиваю,* і моя молитва вранці йде тобі назустріч.</w:t>
       </w:r>
     </w:p>
     <w:p>
@@ -9433,7 +9560,7 @@
           <w:rFonts w:ascii="Times New Roman" w:hAnsi="Times New Roman"/>
           <w:sz w:val="24"/>
         </w:rPr>
-        <w:t>Він знає з чого ми зліплені,* він пам'ятає, що ми порох.</w:t>
+        <w:t>Чому, Господи, відкинув ти мою душу,* чому ховаєш своє обличчя від мене?</w:t>
       </w:r>
     </w:p>
     <w:p>
@@ -9446,7 +9573,7 @@
           <w:rFonts w:ascii="Times New Roman" w:hAnsi="Times New Roman"/>
           <w:sz w:val="24"/>
         </w:rPr>
-        <w:t>Чоловік бо – дні його, немов билина,* квітне, і мов квітка в полі.</w:t>
+        <w:t>Я безталанний і конаю змалку,* я перебув страх твій − і умліваю.</w:t>
       </w:r>
     </w:p>
     <w:p>
@@ -9459,7 +9586,7 @@
           <w:rFonts w:ascii="Times New Roman" w:hAnsi="Times New Roman"/>
           <w:sz w:val="24"/>
         </w:rPr>
-        <w:t>Потягне над ним вітер, і його немає,* і місце, де він був, його не впізнає вже більше.</w:t>
+        <w:t>Твій палкий гнів пронісся наді мною,* твої страхіття мене погубили.</w:t>
       </w:r>
     </w:p>
     <w:p>
@@ -9472,7 +9599,7 @@
           <w:rFonts w:ascii="Times New Roman" w:hAnsi="Times New Roman"/>
           <w:sz w:val="24"/>
         </w:rPr>
-        <w:t>Милість же Господня від віку й до віку* над тими, що його бояться.</w:t>
+        <w:t>Увесь час вони оточують мене, мов води,* усі разом мене обступили.</w:t>
       </w:r>
     </w:p>
     <w:p>
@@ -9485,59 +9612,7 @@
           <w:rFonts w:ascii="Times New Roman" w:hAnsi="Times New Roman"/>
           <w:sz w:val="24"/>
         </w:rPr>
-        <w:t>І справедливість його над дітьми дітей тих,* що бережуть його союз і про заповіді його пам’ятають, щоб їх виконувати.</w:t>
-      </w:r>
-    </w:p>
-    <w:p>
-      <w:pPr>
-        <w:spacing w:after="120"/>
-        <w:jc w:val="both"/>
-      </w:pPr>
-      <w:r>
-        <w:rPr>
-          <w:rFonts w:ascii="Times New Roman" w:hAnsi="Times New Roman"/>
-          <w:sz w:val="24"/>
-        </w:rPr>
-        <w:t>Господь на небі утвердив престол свій,* і царство його всім володіє.</w:t>
-      </w:r>
-    </w:p>
-    <w:p>
-      <w:pPr>
-        <w:spacing w:after="120"/>
-        <w:jc w:val="both"/>
-      </w:pPr>
-      <w:r>
-        <w:rPr>
-          <w:rFonts w:ascii="Times New Roman" w:hAnsi="Times New Roman"/>
-          <w:sz w:val="24"/>
-        </w:rPr>
-        <w:t>Благословіте Господа, всі ангели його,* могутні силою, ви, що виконуєте його слово, – покірні голосові його слова.</w:t>
-      </w:r>
-    </w:p>
-    <w:p>
-      <w:pPr>
-        <w:spacing w:after="120"/>
-        <w:jc w:val="both"/>
-      </w:pPr>
-      <w:r>
-        <w:rPr>
-          <w:rFonts w:ascii="Times New Roman" w:hAnsi="Times New Roman"/>
-          <w:sz w:val="24"/>
-        </w:rPr>
-        <w:t>Благословіте Господа, всі його небесні сили,* слуги його, що чините його волю.</w:t>
-      </w:r>
-    </w:p>
-    <w:p>
-      <w:pPr>
-        <w:spacing w:after="120"/>
-        <w:jc w:val="both"/>
-      </w:pPr>
-      <w:r>
-        <w:rPr>
-          <w:rFonts w:ascii="Times New Roman" w:hAnsi="Times New Roman"/>
-          <w:sz w:val="24"/>
-        </w:rPr>
-        <w:t>Благословіте Господа, усі його твори, по всіх місцях його правління.* Благослови, душе моя, Господа!</w:t>
+        <w:t>Ти віддалив від мене товариша і друга,* а із знайомих у мене тільки темінь.</w:t>
       </w:r>
     </w:p>
     <w:p>
@@ -9553,7 +9628,7 @@
           <w:color w:val="FF0000"/>
           <w:sz w:val="24"/>
         </w:rPr>
-        <w:t xml:space="preserve">Псалом 142 </w:t>
+        <w:t xml:space="preserve">Псалом 102 </w:t>
       </w:r>
       <w:r>
         <w:rPr>
@@ -9562,7 +9637,7 @@
           <w:color w:val="FF0000"/>
           <w:sz w:val="24"/>
         </w:rPr>
-        <w:t>(У суботу й неділю)</w:t>
+        <w:t>(У п'ятницю)</w:t>
       </w:r>
     </w:p>
     <w:p>
@@ -9575,7 +9650,7 @@
           <w:rFonts w:ascii="Times New Roman" w:hAnsi="Times New Roman"/>
           <w:sz w:val="24"/>
         </w:rPr>
-        <w:t>О Господи, почуй мою молитву,* у твоїй вірності нахили вухо своє до мольби моєї; вислухай мене в твоїй правді.</w:t>
+        <w:t>Благослови, душе моя, Господа,* і все нутро моє − його святе ім'я.</w:t>
       </w:r>
     </w:p>
     <w:p>
@@ -9588,7 +9663,7 @@
           <w:rFonts w:ascii="Times New Roman" w:hAnsi="Times New Roman"/>
           <w:sz w:val="24"/>
         </w:rPr>
-        <w:t>І не входь у суд із твоїм слугою,* бо ніхто з живих не виправдається перед тобою.</w:t>
+        <w:t>Благослови, душе моя, Господа,* і не забувай усіх добродійств його ніколи.</w:t>
       </w:r>
     </w:p>
     <w:p>
@@ -9601,7 +9676,7 @@
           <w:rFonts w:ascii="Times New Roman" w:hAnsi="Times New Roman"/>
           <w:sz w:val="24"/>
         </w:rPr>
-        <w:t>Бо мою душу гонить ворог, життя моє топче в землю,* він оселює мене в пітьмі, як давно померлих.</w:t>
+        <w:t>Він прощає всі твої провини,* зціляє всі твої недуги.</w:t>
       </w:r>
     </w:p>
     <w:p>
@@ -9614,7 +9689,7 @@
           <w:rFonts w:ascii="Times New Roman" w:hAnsi="Times New Roman"/>
           <w:sz w:val="24"/>
         </w:rPr>
-        <w:t>Дух мій тривожиться в мені* і серце моє жахається в мені всередині.</w:t>
+        <w:t>Він визволяє життя твоє від ями,* вінчає тебе ласкою і милосердям.</w:t>
       </w:r>
     </w:p>
     <w:p>
@@ -9627,7 +9702,7 @@
           <w:rFonts w:ascii="Times New Roman" w:hAnsi="Times New Roman"/>
           <w:sz w:val="24"/>
         </w:rPr>
-        <w:t>Я згадую дні давні,* роздумую над усіма вчинками твоїми і над ділами рук твоїх міркую.</w:t>
+        <w:t>Він насичує твій похилий вік добром,* і оновляється, як орел, твоя юність.</w:t>
       </w:r>
     </w:p>
     <w:p>
@@ -9640,7 +9715,7 @@
           <w:rFonts w:ascii="Times New Roman" w:hAnsi="Times New Roman"/>
           <w:sz w:val="24"/>
         </w:rPr>
-        <w:t>До тебе простягаю мої руки;* моя душа, мов спрагла земля, тебе жадає.</w:t>
+        <w:t>Господь творить правосуддя,* і суд усім прибитим.</w:t>
       </w:r>
     </w:p>
     <w:p>
@@ -9653,7 +9728,7 @@
           <w:rFonts w:ascii="Times New Roman" w:hAnsi="Times New Roman"/>
           <w:sz w:val="24"/>
         </w:rPr>
-        <w:t>Вислухай мене скоро, Господи, бо знемагає дух мій.* Не крий твого обличчя від мене, щоб я не став, як ті, що сходять у яму.</w:t>
+        <w:t>Він показав Мойсеєві свої дороги,* синам Ізраїля діла свої.</w:t>
       </w:r>
     </w:p>
     <w:p>
@@ -9666,7 +9741,7 @@
           <w:rFonts w:ascii="Times New Roman" w:hAnsi="Times New Roman"/>
           <w:sz w:val="24"/>
         </w:rPr>
-        <w:t>Дай мені вранці відчути твою милість, бо я на тебе покладаюсь.* Вкажи мені дорогу, якою слід мені ходити, бо до тебе я підношу мою душу.</w:t>
+        <w:t>Милосердний Господь і добрий,* повільний до гніву й вельми милостивий.</w:t>
       </w:r>
     </w:p>
     <w:p>
@@ -9679,7 +9754,7 @@
           <w:rFonts w:ascii="Times New Roman" w:hAnsi="Times New Roman"/>
           <w:sz w:val="24"/>
         </w:rPr>
-        <w:t>Спаси мене, Господи, від ворогів моїх* – бо до тебе прибігаю.</w:t>
+        <w:t>Не буде вічно він обурюватися,* і не буде гніватись повіки.</w:t>
       </w:r>
     </w:p>
     <w:p>
@@ -9692,7 +9767,7 @@
           <w:rFonts w:ascii="Times New Roman" w:hAnsi="Times New Roman"/>
           <w:sz w:val="24"/>
         </w:rPr>
-        <w:t>Навчи мене творити твою волю, бо ти Бог мій.* Нехай твій добрий дух веде мене по рівній землі.</w:t>
+        <w:t>Не за гріхами нашими учинив він із нами,* і не за провинами нашими відплатив він нам.</w:t>
       </w:r>
     </w:p>
     <w:p>
@@ -9705,7 +9780,7 @@
           <w:rFonts w:ascii="Times New Roman" w:hAnsi="Times New Roman"/>
           <w:sz w:val="24"/>
         </w:rPr>
-        <w:t>Живи мене, о Господи, імени твого ради,* у справедливості твоїй виведи з скорботи мою душу.</w:t>
+        <w:t>Бо як високо небо над землею,* така велика його милість над тими, що його бояться.</w:t>
       </w:r>
     </w:p>
     <w:p>
@@ -9718,7 +9793,7 @@
           <w:rFonts w:ascii="Times New Roman" w:hAnsi="Times New Roman"/>
           <w:sz w:val="24"/>
         </w:rPr>
-        <w:t>І в гніві твоєму знищ моїх супротивників.* І вигуби всіх гнобителів душі моєї, бо я твій слуга.</w:t>
+        <w:t>Як далеко схід від заходу,* так віддалив він від нас злочинства наші.</w:t>
       </w:r>
     </w:p>
     <w:p>
@@ -9731,7 +9806,7 @@
           <w:rFonts w:ascii="Times New Roman" w:hAnsi="Times New Roman"/>
           <w:sz w:val="24"/>
         </w:rPr>
-        <w:t xml:space="preserve">Слава Отцю, і Сину, і Святому Духові: І нині і повсякчас, і на віки віків. Амінь. </w:t>
+        <w:t>Як батько милосердиться над синами,* так милосердиться Господь над тими, що його бояться.</w:t>
       </w:r>
     </w:p>
     <w:p>
@@ -9744,16 +9819,7 @@
           <w:rFonts w:ascii="Times New Roman" w:hAnsi="Times New Roman"/>
           <w:sz w:val="24"/>
         </w:rPr>
-        <w:t xml:space="preserve">Алилуя, алилуя, алилуя: Слава тобі, Боже! </w:t>
-      </w:r>
-      <w:r>
-        <w:rPr>
-          <w:rFonts w:ascii="Times New Roman" w:hAnsi="Times New Roman"/>
-          <w:i/>
-          <w:color w:val="FF0000"/>
-          <w:sz w:val="24"/>
-        </w:rPr>
-        <w:t>(3 р.)</w:t>
+        <w:t>Він знає з чого ми зліплені,* він пам'ятає, що ми порох.</w:t>
       </w:r>
     </w:p>
     <w:p>
@@ -9761,10 +9827,107 @@
         <w:spacing w:after="120"/>
         <w:jc w:val="both"/>
       </w:pPr>
-    </w:p>
-    <w:p>
-      <w:pPr>
-        <w:pStyle w:val="Heading3"/>
+      <w:r>
+        <w:rPr>
+          <w:rFonts w:ascii="Times New Roman" w:hAnsi="Times New Roman"/>
+          <w:sz w:val="24"/>
+        </w:rPr>
+        <w:t>Чоловік бо – дні його, немов билина,* квітне, і мов квітка в полі.</w:t>
+      </w:r>
+    </w:p>
+    <w:p>
+      <w:pPr>
+        <w:spacing w:after="120"/>
+        <w:jc w:val="both"/>
+      </w:pPr>
+      <w:r>
+        <w:rPr>
+          <w:rFonts w:ascii="Times New Roman" w:hAnsi="Times New Roman"/>
+          <w:sz w:val="24"/>
+        </w:rPr>
+        <w:t>Потягне над ним вітер, і його немає,* і місце, де він був, його не впізнає вже більше.</w:t>
+      </w:r>
+    </w:p>
+    <w:p>
+      <w:pPr>
+        <w:spacing w:after="120"/>
+        <w:jc w:val="both"/>
+      </w:pPr>
+      <w:r>
+        <w:rPr>
+          <w:rFonts w:ascii="Times New Roman" w:hAnsi="Times New Roman"/>
+          <w:sz w:val="24"/>
+        </w:rPr>
+        <w:t>Милість же Господня від віку й до віку* над тими, що його бояться.</w:t>
+      </w:r>
+    </w:p>
+    <w:p>
+      <w:pPr>
+        <w:spacing w:after="120"/>
+        <w:jc w:val="both"/>
+      </w:pPr>
+      <w:r>
+        <w:rPr>
+          <w:rFonts w:ascii="Times New Roman" w:hAnsi="Times New Roman"/>
+          <w:sz w:val="24"/>
+        </w:rPr>
+        <w:t>І справедливість його над дітьми дітей тих,* що бережуть його союз і про заповіді його пам’ятають, щоб їх виконувати.</w:t>
+      </w:r>
+    </w:p>
+    <w:p>
+      <w:pPr>
+        <w:spacing w:after="120"/>
+        <w:jc w:val="both"/>
+      </w:pPr>
+      <w:r>
+        <w:rPr>
+          <w:rFonts w:ascii="Times New Roman" w:hAnsi="Times New Roman"/>
+          <w:sz w:val="24"/>
+        </w:rPr>
+        <w:t>Господь на небі утвердив престол свій,* і царство його всім володіє.</w:t>
+      </w:r>
+    </w:p>
+    <w:p>
+      <w:pPr>
+        <w:spacing w:after="120"/>
+        <w:jc w:val="both"/>
+      </w:pPr>
+      <w:r>
+        <w:rPr>
+          <w:rFonts w:ascii="Times New Roman" w:hAnsi="Times New Roman"/>
+          <w:sz w:val="24"/>
+        </w:rPr>
+        <w:t>Благословіте Господа, всі ангели його,* могутні силою, ви, що виконуєте його слово, – покірні голосові його слова.</w:t>
+      </w:r>
+    </w:p>
+    <w:p>
+      <w:pPr>
+        <w:spacing w:after="120"/>
+        <w:jc w:val="both"/>
+      </w:pPr>
+      <w:r>
+        <w:rPr>
+          <w:rFonts w:ascii="Times New Roman" w:hAnsi="Times New Roman"/>
+          <w:sz w:val="24"/>
+        </w:rPr>
+        <w:t>Благословіте Господа, всі його небесні сили,* слуги його, що чините його волю.</w:t>
+      </w:r>
+    </w:p>
+    <w:p>
+      <w:pPr>
+        <w:spacing w:after="120"/>
+        <w:jc w:val="both"/>
+      </w:pPr>
+      <w:r>
+        <w:rPr>
+          <w:rFonts w:ascii="Times New Roman" w:hAnsi="Times New Roman"/>
+          <w:sz w:val="24"/>
+        </w:rPr>
+        <w:t>Благословіте Господа, усі його твори, по всіх місцях його правління.* Благослови, душе моя, Господа!</w:t>
+      </w:r>
+    </w:p>
+    <w:p>
+      <w:pPr>
         <w:spacing w:after="120"/>
         <w:jc w:val="center"/>
       </w:pPr>
@@ -9774,15 +9937,10 @@
           <w:b/>
           <w:i/>
           <w:color w:val="FF0000"/>
-        </w:rPr>
-        <w:t>Утренні молитви</w:t>
-      </w:r>
-    </w:p>
-    <w:p>
-      <w:pPr>
-        <w:spacing w:after="120"/>
-        <w:jc w:val="both"/>
-      </w:pPr>
+          <w:sz w:val="24"/>
+        </w:rPr>
+        <w:t xml:space="preserve">Псалом 142 </w:t>
+      </w:r>
       <w:r>
         <w:rPr>
           <w:rFonts w:ascii="Times New Roman" w:hAnsi="Times New Roman"/>
@@ -9790,7 +9948,7 @@
           <w:color w:val="FF0000"/>
           <w:sz w:val="24"/>
         </w:rPr>
-        <w:t>Під час рецитування псалмів, Священник читає потиху перед св. дверми оці молитви:</w:t>
+        <w:t>(У суботу й неділю)</w:t>
       </w:r>
     </w:p>
     <w:p>
@@ -9801,433 +9959,187 @@
       <w:r>
         <w:rPr>
           <w:rFonts w:ascii="Times New Roman" w:hAnsi="Times New Roman"/>
+          <w:sz w:val="24"/>
+        </w:rPr>
+        <w:t>О Господи, почуй мою молитву,* у твоїй вірності нахили вухо своє до мольби моєї; вислухай мене в твоїй правді.</w:t>
+      </w:r>
+    </w:p>
+    <w:p>
+      <w:pPr>
+        <w:spacing w:after="120"/>
+        <w:jc w:val="both"/>
+      </w:pPr>
+      <w:r>
+        <w:rPr>
+          <w:rFonts w:ascii="Times New Roman" w:hAnsi="Times New Roman"/>
+          <w:sz w:val="24"/>
+        </w:rPr>
+        <w:t>І не входь у суд із твоїм слугою,* бо ніхто з живих не виправдається перед тобою.</w:t>
+      </w:r>
+    </w:p>
+    <w:p>
+      <w:pPr>
+        <w:spacing w:after="120"/>
+        <w:jc w:val="both"/>
+      </w:pPr>
+      <w:r>
+        <w:rPr>
+          <w:rFonts w:ascii="Times New Roman" w:hAnsi="Times New Roman"/>
+          <w:sz w:val="24"/>
+        </w:rPr>
+        <w:t>Бо мою душу гонить ворог, життя моє топче в землю,* він оселює мене в пітьмі, як давно померлих.</w:t>
+      </w:r>
+    </w:p>
+    <w:p>
+      <w:pPr>
+        <w:spacing w:after="120"/>
+        <w:jc w:val="both"/>
+      </w:pPr>
+      <w:r>
+        <w:rPr>
+          <w:rFonts w:ascii="Times New Roman" w:hAnsi="Times New Roman"/>
+          <w:sz w:val="24"/>
+        </w:rPr>
+        <w:t>Дух мій тривожиться в мені* і серце моє жахається в мені всередині.</w:t>
+      </w:r>
+    </w:p>
+    <w:p>
+      <w:pPr>
+        <w:spacing w:after="120"/>
+        <w:jc w:val="both"/>
+      </w:pPr>
+      <w:r>
+        <w:rPr>
+          <w:rFonts w:ascii="Times New Roman" w:hAnsi="Times New Roman"/>
+          <w:sz w:val="24"/>
+        </w:rPr>
+        <w:t>Я згадую дні давні,* роздумую над усіма вчинками твоїми і над ділами рук твоїх міркую.</w:t>
+      </w:r>
+    </w:p>
+    <w:p>
+      <w:pPr>
+        <w:spacing w:after="120"/>
+        <w:jc w:val="both"/>
+      </w:pPr>
+      <w:r>
+        <w:rPr>
+          <w:rFonts w:ascii="Times New Roman" w:hAnsi="Times New Roman"/>
+          <w:sz w:val="24"/>
+        </w:rPr>
+        <w:t>До тебе простягаю мої руки;* моя душа, мов спрагла земля, тебе жадає.</w:t>
+      </w:r>
+    </w:p>
+    <w:p>
+      <w:pPr>
+        <w:spacing w:after="120"/>
+        <w:jc w:val="both"/>
+      </w:pPr>
+      <w:r>
+        <w:rPr>
+          <w:rFonts w:ascii="Times New Roman" w:hAnsi="Times New Roman"/>
+          <w:sz w:val="24"/>
+        </w:rPr>
+        <w:t>Вислухай мене скоро, Господи, бо знемагає дух мій.* Не крий твого обличчя від мене, щоб я не став, як ті, що сходять у яму.</w:t>
+      </w:r>
+    </w:p>
+    <w:p>
+      <w:pPr>
+        <w:spacing w:after="120"/>
+        <w:jc w:val="both"/>
+      </w:pPr>
+      <w:r>
+        <w:rPr>
+          <w:rFonts w:ascii="Times New Roman" w:hAnsi="Times New Roman"/>
+          <w:sz w:val="24"/>
+        </w:rPr>
+        <w:t>Дай мені вранці відчути твою милість, бо я на тебе покладаюсь.* Вкажи мені дорогу, якою слід мені ходити, бо до тебе я підношу мою душу.</w:t>
+      </w:r>
+    </w:p>
+    <w:p>
+      <w:pPr>
+        <w:spacing w:after="120"/>
+        <w:jc w:val="both"/>
+      </w:pPr>
+      <w:r>
+        <w:rPr>
+          <w:rFonts w:ascii="Times New Roman" w:hAnsi="Times New Roman"/>
+          <w:sz w:val="24"/>
+        </w:rPr>
+        <w:t>Спаси мене, Господи, від ворогів моїх* – бо до тебе прибігаю.</w:t>
+      </w:r>
+    </w:p>
+    <w:p>
+      <w:pPr>
+        <w:spacing w:after="120"/>
+        <w:jc w:val="both"/>
+      </w:pPr>
+      <w:r>
+        <w:rPr>
+          <w:rFonts w:ascii="Times New Roman" w:hAnsi="Times New Roman"/>
+          <w:sz w:val="24"/>
+        </w:rPr>
+        <w:t>Навчи мене творити твою волю, бо ти Бог мій.* Нехай твій добрий дух веде мене по рівній землі.</w:t>
+      </w:r>
+    </w:p>
+    <w:p>
+      <w:pPr>
+        <w:spacing w:after="120"/>
+        <w:jc w:val="both"/>
+      </w:pPr>
+      <w:r>
+        <w:rPr>
+          <w:rFonts w:ascii="Times New Roman" w:hAnsi="Times New Roman"/>
+          <w:sz w:val="24"/>
+        </w:rPr>
+        <w:t>Живи мене, о Господи, імени твого ради,* у справедливості твоїй виведи з скорботи мою душу.</w:t>
+      </w:r>
+    </w:p>
+    <w:p>
+      <w:pPr>
+        <w:spacing w:after="120"/>
+        <w:jc w:val="both"/>
+      </w:pPr>
+      <w:r>
+        <w:rPr>
+          <w:rFonts w:ascii="Times New Roman" w:hAnsi="Times New Roman"/>
+          <w:sz w:val="24"/>
+        </w:rPr>
+        <w:t>І в гніві твоєму знищ моїх супротивників.* І вигуби всіх гнобителів душі моєї, бо я твій слуга.</w:t>
+      </w:r>
+    </w:p>
+    <w:p>
+      <w:pPr>
+        <w:spacing w:after="120"/>
+        <w:jc w:val="both"/>
+      </w:pPr>
+      <w:r>
+        <w:rPr>
+          <w:rFonts w:ascii="Times New Roman" w:hAnsi="Times New Roman"/>
+          <w:sz w:val="24"/>
+        </w:rPr>
+        <w:t xml:space="preserve">Слава Отцю, і Сину, і Святому Духові: І нині і повсякчас, і на віки віків. Амінь. </w:t>
+      </w:r>
+    </w:p>
+    <w:p>
+      <w:pPr>
+        <w:spacing w:after="120"/>
+        <w:jc w:val="both"/>
+      </w:pPr>
+      <w:r>
+        <w:rPr>
+          <w:rFonts w:ascii="Times New Roman" w:hAnsi="Times New Roman"/>
+          <w:sz w:val="24"/>
+        </w:rPr>
+        <w:t xml:space="preserve">Алилуя, алилуя, алилуя: Слава тобі, Боже! </w:t>
+      </w:r>
+      <w:r>
+        <w:rPr>
+          <w:rFonts w:ascii="Times New Roman" w:hAnsi="Times New Roman"/>
+          <w:i/>
           <w:color w:val="FF0000"/>
           <w:sz w:val="24"/>
         </w:rPr>
-        <w:t xml:space="preserve">1. </w:t>
-      </w:r>
-      <w:r>
-        <w:rPr>
-          <w:rFonts w:ascii="Times New Roman" w:hAnsi="Times New Roman"/>
-          <w:sz w:val="24"/>
-        </w:rPr>
-        <w:t xml:space="preserve">Благодаримо </w:t>
-      </w:r>
-      <w:r>
-        <w:rPr>
-          <w:rFonts w:ascii="Times New Roman" w:hAnsi="Times New Roman"/>
-          <w:color w:val="000000"/>
-          <w:sz w:val="24"/>
-        </w:rPr>
-        <w:t>Т</w:t>
-      </w:r>
-      <w:r>
-        <w:rPr>
-          <w:rFonts w:ascii="Times New Roman" w:hAnsi="Times New Roman"/>
-          <w:sz w:val="24"/>
-        </w:rPr>
-        <w:t>е</w:t>
-      </w:r>
-      <w:r>
-        <w:rPr>
-          <w:rFonts w:ascii="Times New Roman" w:hAnsi="Times New Roman"/>
-          <w:color w:val="000000"/>
-          <w:sz w:val="24"/>
-        </w:rPr>
-        <w:t>б</w:t>
-      </w:r>
-      <w:r>
-        <w:rPr>
-          <w:rFonts w:ascii="Times New Roman" w:hAnsi="Times New Roman"/>
-          <w:sz w:val="24"/>
-        </w:rPr>
-        <w:t>е</w:t>
-      </w:r>
-      <w:r>
-        <w:rPr>
-          <w:rFonts w:ascii="Times New Roman" w:hAnsi="Times New Roman"/>
-          <w:color w:val="000000"/>
-          <w:sz w:val="24"/>
-        </w:rPr>
-        <w:t>, Господи, Боже наш, що підняв нас із постелі нашої і вклав в уста наші слово хвали, щоб поклонятися і призивати ім'я Твоє святе. Ми умоляємо Твоє милосердя, яке Ти завжди виявляв у нашому житті. Пошли поміч свою людям, що стоять перед лицем святої слави Твоєї і дожидають від Тебе багатої милости; і дай нам, що зо страхом і любов'ю завжди Тобі служимо, хвалити несказанну Твою доброту. Бо Тобі належить усяка слава, честь і поклоніння: Отцю, і Сину, і Святому Духові, нині і повсякчас, і на віки віків. Амінь.</w:t>
-      </w:r>
-    </w:p>
-    <w:p>
-      <w:pPr>
-        <w:spacing w:after="120"/>
-        <w:jc w:val="both"/>
-      </w:pPr>
-      <w:r>
-        <w:rPr>
-          <w:rFonts w:ascii="Times New Roman" w:hAnsi="Times New Roman"/>
-          <w:color w:val="FF0000"/>
-          <w:sz w:val="24"/>
-        </w:rPr>
-        <w:t xml:space="preserve">2. </w:t>
-      </w:r>
-      <w:r>
-        <w:rPr>
-          <w:rFonts w:ascii="Times New Roman" w:hAnsi="Times New Roman"/>
-          <w:color w:val="000000"/>
-          <w:sz w:val="24"/>
-        </w:rPr>
-        <w:t>Від ночі лине дух наш до Тебе, Боже, бо світлом є повеління Твої на землі. Навчи нас у страсі Твоєму виконувати правду й добро, бо Тебе славимо як правдивого Бога нашого. Прихили вухо своє і вислухай нас, і пом'яни, Господи, тих, що є та що моляться з нами, всіх по імені, і спаси їх силою Твоєю. Благослови людей Твоїх і освяти спадкоємство Твоє: мир світові Твоєму даруй, церквам Твоїм, Священникам, владі, і всім людям. Хай благословиться і прославляється всечесне і величне ім'я Твоє, Отця, і Сина, і Святого Духа, нині і повсякчас, і на віки віків. Амінь.</w:t>
-      </w:r>
-    </w:p>
-    <w:p>
-      <w:pPr>
-        <w:spacing w:after="120"/>
-        <w:jc w:val="both"/>
-      </w:pPr>
-      <w:r>
-        <w:rPr>
-          <w:rFonts w:ascii="Times New Roman" w:hAnsi="Times New Roman"/>
-          <w:color w:val="FF0000"/>
-          <w:sz w:val="24"/>
-        </w:rPr>
-        <w:t>3.</w:t>
-      </w:r>
-      <w:r>
-        <w:rPr>
-          <w:rFonts w:ascii="Times New Roman" w:hAnsi="Times New Roman"/>
-          <w:color w:val="000000"/>
-          <w:sz w:val="24"/>
-        </w:rPr>
-        <w:t xml:space="preserve"> Від ночі лине дух наш до Тебе, Боже, бо світлом є повеління Твої. Навчи нас, Боже, правди Твоєї, заповідей Твоїх і виправдань Твоїх. Просвіти наші духовні очі, щоб ми не заснули в гріхах на смерть. Віджени всяку мряку від сердець наших, даруй нам сонце правди і охорони життя наше знаменням і печаттю Святого Твого Духа. Направ стопи наші на шлях мирний, </w:t>
-      </w:r>
-      <w:r>
-        <w:rPr>
-          <w:rFonts w:ascii="Times New Roman" w:hAnsi="Times New Roman"/>
-          <w:color w:val="000000"/>
-          <w:sz w:val="24"/>
-        </w:rPr>
-        <w:t>дай нам бачити ранішній день у радості, щоб ми Тобі засилали ранішні молитви, бо Твоє є володіння і Твоє є царство і сила, і слава Отця, і Сина, і Святого Духа, нині і повсякчас, і на віки віків. Амінь.</w:t>
-      </w:r>
-    </w:p>
-    <w:p>
-      <w:pPr>
-        <w:spacing w:after="120"/>
-        <w:jc w:val="both"/>
-      </w:pPr>
-      <w:r>
-        <w:rPr>
-          <w:rFonts w:ascii="Times New Roman" w:hAnsi="Times New Roman"/>
-          <w:color w:val="FF0000"/>
-          <w:sz w:val="24"/>
-        </w:rPr>
-        <w:t>4.</w:t>
-      </w:r>
-      <w:r>
-        <w:rPr>
-          <w:rFonts w:ascii="Times New Roman" w:hAnsi="Times New Roman"/>
-          <w:color w:val="000000"/>
-          <w:sz w:val="24"/>
-        </w:rPr>
-        <w:t xml:space="preserve"> Владико, Боже святий і неосяжний, що казав із темряви світлові засіяти, що заспокоїв нас у нічному сні й підвів до величання і моління Твоєї доброти! Ти, що даєш себе умолити задля свого милосердя, прийми і нині нас, що поклоняємося Тобі й по силі </w:t>
-      </w:r>
-      <w:r>
-        <w:rPr>
-          <w:rFonts w:ascii="Times New Roman" w:hAnsi="Times New Roman"/>
-          <w:sz w:val="24"/>
-        </w:rPr>
-        <w:t xml:space="preserve">благодаримо </w:t>
-      </w:r>
-      <w:r>
-        <w:rPr>
-          <w:rFonts w:ascii="Times New Roman" w:hAnsi="Times New Roman"/>
-          <w:color w:val="000000"/>
-          <w:sz w:val="24"/>
-        </w:rPr>
-        <w:t>Т</w:t>
-      </w:r>
-      <w:r>
-        <w:rPr>
-          <w:rFonts w:ascii="Times New Roman" w:hAnsi="Times New Roman"/>
-          <w:sz w:val="24"/>
-        </w:rPr>
-        <w:t>ебе</w:t>
-      </w:r>
-      <w:r>
-        <w:rPr>
-          <w:rFonts w:ascii="Times New Roman" w:hAnsi="Times New Roman"/>
-          <w:color w:val="000000"/>
-          <w:sz w:val="24"/>
-        </w:rPr>
-        <w:t xml:space="preserve">; і даруй нам те, чого просимо задля спасіння. Вчини нас синами світла і дня та спадкоємцями вічних Твоїх </w:t>
-      </w:r>
-      <w:r>
-        <w:rPr>
-          <w:rFonts w:ascii="Times New Roman" w:hAnsi="Times New Roman"/>
-          <w:sz w:val="24"/>
-        </w:rPr>
-        <w:t>благ</w:t>
-      </w:r>
-      <w:r>
-        <w:rPr>
-          <w:rFonts w:ascii="Times New Roman" w:hAnsi="Times New Roman"/>
-          <w:color w:val="000000"/>
-          <w:sz w:val="24"/>
-        </w:rPr>
-        <w:t>. Пом'яни, Господи, за багатством ласк Твоїх усіх людей, що є і моляться з нами, і всю братію нашу на землі й на морі, і на всякому місці володіння Твого, що потребують Твоєї любови й помочі. Усім вияви велику Твою милість, щоб спасенні, як душею так і тілом, завжди перебували й відважно славили чудне й благословенне ім'я Твоє, бо Ти Бог милости і ласк, і любови, і Тобі славу возсилаємо: Отцю, і Сину, і Святому Духові, нині і повсякчас, і на віки віків. Амінь.</w:t>
-      </w:r>
-    </w:p>
-    <w:p>
-      <w:pPr>
-        <w:spacing w:after="120"/>
-        <w:jc w:val="both"/>
-      </w:pPr>
-      <w:r>
-        <w:rPr>
-          <w:rFonts w:ascii="Times New Roman" w:hAnsi="Times New Roman"/>
-          <w:color w:val="FF0000"/>
-          <w:sz w:val="24"/>
-        </w:rPr>
-        <w:t>5.</w:t>
-      </w:r>
-      <w:r>
-        <w:rPr>
-          <w:rFonts w:ascii="Times New Roman" w:hAnsi="Times New Roman"/>
-          <w:color w:val="000000"/>
-          <w:sz w:val="24"/>
-        </w:rPr>
-        <w:t xml:space="preserve"> Скарб</w:t>
-      </w:r>
-      <w:r>
-        <w:rPr>
-          <w:rFonts w:ascii="Times New Roman" w:hAnsi="Times New Roman"/>
-          <w:sz w:val="24"/>
-        </w:rPr>
-        <w:t>нице</w:t>
-      </w:r>
-      <w:r>
-        <w:rPr>
-          <w:rFonts w:ascii="Times New Roman" w:hAnsi="Times New Roman"/>
-          <w:color w:val="000000"/>
-          <w:sz w:val="24"/>
-        </w:rPr>
-        <w:t xml:space="preserve"> </w:t>
-      </w:r>
-      <w:r>
-        <w:rPr>
-          <w:rFonts w:ascii="Times New Roman" w:hAnsi="Times New Roman"/>
-          <w:sz w:val="24"/>
-        </w:rPr>
-        <w:t>благ</w:t>
-      </w:r>
-      <w:r>
-        <w:rPr>
-          <w:rFonts w:ascii="Times New Roman" w:hAnsi="Times New Roman"/>
-          <w:color w:val="000000"/>
-          <w:sz w:val="24"/>
-        </w:rPr>
-        <w:t>, джерело невисихаюче, Отче святий, чудотворче всесильний і вседержителю! Усі Тобі поклоняємося і Тобі молимося та Твої милості і Твої ласки призиваємо на поміч і на заступництво нашій смиренності. Пом'яни, Господи, слуг Твоїх, прийми від усіх нас ранішні моління, як кадило перед Тобою; ні одного з нас не вчини нездатним, але всіх нас зберігай ласками Твоїми. Пом'яни, Господи, тих, що чувають і співають на славу Твою і єдинородного Твого Сина і Бога нашого, і Святого Твого Духа. Будь їм помічником і заступником; прийми їх молитви на наднебесний і духовний Твій жертовник, бо Ти Бог наш, і Тобі славу возсилаємо: Отцю, і Сину, і Святому Духові, нині і повсякчас, і на віки віків. Амінь.</w:t>
-      </w:r>
-    </w:p>
-    <w:p>
-      <w:pPr>
-        <w:spacing w:after="120"/>
-        <w:jc w:val="both"/>
-      </w:pPr>
-      <w:r>
-        <w:rPr>
-          <w:rFonts w:ascii="Times New Roman" w:hAnsi="Times New Roman"/>
-          <w:color w:val="FF0000"/>
-          <w:sz w:val="24"/>
-        </w:rPr>
-        <w:t xml:space="preserve">6. </w:t>
-      </w:r>
-      <w:r>
-        <w:rPr>
-          <w:rFonts w:ascii="Times New Roman" w:hAnsi="Times New Roman"/>
-          <w:sz w:val="24"/>
-        </w:rPr>
-        <w:t>Благодаримо</w:t>
-      </w:r>
-      <w:r>
-        <w:rPr>
-          <w:rFonts w:ascii="Times New Roman" w:hAnsi="Times New Roman"/>
-          <w:color w:val="000000"/>
-          <w:sz w:val="24"/>
-        </w:rPr>
-        <w:t xml:space="preserve"> Т</w:t>
-      </w:r>
-      <w:r>
-        <w:rPr>
-          <w:rFonts w:ascii="Times New Roman" w:hAnsi="Times New Roman"/>
-          <w:sz w:val="24"/>
-        </w:rPr>
-        <w:t>е</w:t>
-      </w:r>
-      <w:r>
-        <w:rPr>
-          <w:rFonts w:ascii="Times New Roman" w:hAnsi="Times New Roman"/>
-          <w:color w:val="000000"/>
-          <w:sz w:val="24"/>
-        </w:rPr>
-        <w:t>б</w:t>
-      </w:r>
-      <w:r>
-        <w:rPr>
-          <w:rFonts w:ascii="Times New Roman" w:hAnsi="Times New Roman"/>
-          <w:sz w:val="24"/>
-        </w:rPr>
-        <w:t>е</w:t>
-      </w:r>
-      <w:r>
-        <w:rPr>
-          <w:rFonts w:ascii="Times New Roman" w:hAnsi="Times New Roman"/>
-          <w:color w:val="000000"/>
-          <w:sz w:val="24"/>
-        </w:rPr>
-        <w:t>, Господи, Боже спасіння нашого, бо Ти все робиш для добра життя нашого, щоб ми завжди на Тебе споглядали, Спасителю й Доброчинцю душ наших. Бо Ти дав спокій нам у час минулої ночі й підвів нас, щоб ми поклонялися величному імені Твоєму. Тому молимо Тебе, Господи: Дай нам ласку й силу, щоб ми стали гідними співати Тобі розумно й молитися безупинно та в страсі і тремтінні над нашим спасінням працювали, при заступництві Христа Твого. Пом'яни, Господи, і тих, що вночі до Тебе кличуть. Вислухай їх і помилуй, і круши під ноги їх невидимих і войовничих ворогів. Бо Ти Цар миру і Спас душ наших, і Тобі славу возсилаємо: Отцю і Сину, і Святому Духові, нині і повсякчас, і на віки віків. Амінь.</w:t>
-      </w:r>
-    </w:p>
-    <w:p>
-      <w:pPr>
-        <w:spacing w:after="120"/>
-        <w:jc w:val="both"/>
-      </w:pPr>
-      <w:r>
-        <w:rPr>
-          <w:rFonts w:ascii="Times New Roman" w:hAnsi="Times New Roman"/>
-          <w:color w:val="FF0000"/>
-          <w:sz w:val="24"/>
-        </w:rPr>
-        <w:t>7.</w:t>
-      </w:r>
-      <w:r>
-        <w:rPr>
-          <w:rFonts w:ascii="Times New Roman" w:hAnsi="Times New Roman"/>
-          <w:color w:val="000000"/>
-          <w:sz w:val="24"/>
-        </w:rPr>
-        <w:t xml:space="preserve"> Боже й Отче Господа нашого Ісуса Христа! Ти підніс нас з постелі нашої і зібрав на годину молитви. Дай нам ласку відкрити уста наші і прийми наші подяки, що в наших силах, і навчи нас установ Твоїх. Бо молитися як слід не вміємо, якщо Ти, Господи, святим Твоїм Духом не навчиш нас. Тому молимося Тобі: Даруй і прости, якщо ми згрішили аж до теперішньої години словом або ділом, або думкою, добровільно або недобровільно. Бо коли на провини будеш дивитися, Господи, Господи, то хто встоїться, бо в Тебе є прощення. Ти один святий, допоміжник сильний, захисник життя нашого, і Тебе ми завжди оспівуватимемо. Нехай буде сила Царства Твого завжди благословенна і вельми прославлювана: Отця, і Сина, і Святого Духа, нині і повсякчас, і на віки віків. Амінь.</w:t>
-      </w:r>
-    </w:p>
-    <w:p>
-      <w:pPr>
-        <w:spacing w:after="120"/>
-        <w:jc w:val="both"/>
-      </w:pPr>
-      <w:r>
-        <w:rPr>
-          <w:rFonts w:ascii="Times New Roman" w:hAnsi="Times New Roman"/>
-          <w:color w:val="FF0000"/>
-          <w:sz w:val="24"/>
-        </w:rPr>
-        <w:t xml:space="preserve">8. </w:t>
-      </w:r>
-      <w:r>
-        <w:rPr>
-          <w:rFonts w:ascii="Times New Roman" w:hAnsi="Times New Roman"/>
-          <w:color w:val="000000"/>
-          <w:sz w:val="24"/>
-        </w:rPr>
-        <w:t>Господи, Боже наш, що сонну неміч забрав від нас і покликав нас візванням святим, щоб і вночі підносити руки наші і прославляти Тебе за справедливі Твої присуди. Прийми благання наші, моління, визнавання, нічні служби і даруй нам, Боже, віру бездоганну, надію впевнену, любов нелицемірну. Благослови наші входи й виходи, вчинки, слова, діла й думки; і дай нам дочекатися початку дня, нам, що хвалять й оспівують, і благословлять добрість Твоєї несказанної сили, щоб було благословенне Твоє пресвяте ім'я і прославлене Твоє царство: Отця, і Сина, і Святого Духа, нині і повсякчас, і на віки віків. Амінь.</w:t>
-      </w:r>
-    </w:p>
-    <w:p>
-      <w:pPr>
-        <w:spacing w:after="120"/>
-        <w:jc w:val="both"/>
-      </w:pPr>
-      <w:r>
-        <w:rPr>
-          <w:rFonts w:ascii="Times New Roman" w:hAnsi="Times New Roman"/>
-          <w:color w:val="FF0000"/>
-          <w:sz w:val="24"/>
-        </w:rPr>
-        <w:t>9.</w:t>
-      </w:r>
-      <w:r>
-        <w:rPr>
-          <w:rFonts w:ascii="Times New Roman" w:hAnsi="Times New Roman"/>
-          <w:color w:val="000000"/>
-          <w:sz w:val="24"/>
-        </w:rPr>
-        <w:t xml:space="preserve"> Господи, Боже наш! Ти за покаяння дарував людям відпущення, нам же, як образ пізнання і визнання гріхів, показав покаяння і прощення пророка Давида. Тож, Владико, помилуй з </w:t>
-      </w:r>
-      <w:r>
-        <w:rPr>
-          <w:rFonts w:ascii="Times New Roman" w:hAnsi="Times New Roman"/>
-          <w:color w:val="000000"/>
-          <w:sz w:val="24"/>
-        </w:rPr>
-        <w:t>великої милости Твоєї нас, що в чимало великих гріхів впали, і по багатстві ласк Твоїх очисти беззаконня наші, бо перед Тобою згрішили ми, Господи, що невідомі й таємні речі серця людського знаєш, і єдиний Ти маєш владу прощати гріхи. Серце ж чисте вчини в нас і Духом владичним утверди нас, і радість спасіння Твого яви нам. Не відкинь нас від лиця Твого, але дозволь, як благий і людинолюбний, аж до останнього нашого віддиху появляти Тобі жертву справедливости й приноси на святих Твоїх жертовниках, милістю і ласками і людинолюб'ям єдинородного Сина Твого, з яким Ти є благословенний з пресвятим, добрим і животворчим Твоїм Духом, нині й повсякчас, і на віки віків. Амінь.</w:t>
-      </w:r>
-    </w:p>
-    <w:p>
-      <w:pPr>
-        <w:spacing w:after="120"/>
-        <w:jc w:val="both"/>
-      </w:pPr>
-      <w:r>
-        <w:rPr>
-          <w:rFonts w:ascii="Times New Roman" w:hAnsi="Times New Roman"/>
-          <w:color w:val="FF0000"/>
-          <w:sz w:val="24"/>
-        </w:rPr>
-        <w:t>10.</w:t>
-      </w:r>
-      <w:r>
-        <w:rPr>
-          <w:rFonts w:ascii="Times New Roman" w:hAnsi="Times New Roman"/>
-          <w:color w:val="000000"/>
-          <w:sz w:val="24"/>
-        </w:rPr>
-        <w:t xml:space="preserve"> Боже, Боже наш! Ти сотворив розумні й духовні сили своєю волею. Тебе просимо й Тобі молимося: Прийми наші посильні величання з усіма Твоїми творіннями і збагати щедрими даруваннями Твоєї ласки. Бо перед Тобою згинається всяке коліно: на небі, на землі й під землею, і все, що живе, і все створіння оспівує неосяжну Твою славу, бо Ти Бог правдивий і вельми милостивий. Тебе бо хвалять усі небесні сили, і Тобі славу возсилаємо: Отцю, і Сину, і Святому Духові, нині і повсякчас, і на віки віків. Амінь.</w:t>
-      </w:r>
-    </w:p>
-    <w:p>
-      <w:pPr>
-        <w:spacing w:after="120"/>
-        <w:jc w:val="both"/>
-      </w:pPr>
-      <w:r>
-        <w:rPr>
-          <w:rFonts w:ascii="Times New Roman" w:hAnsi="Times New Roman"/>
-          <w:color w:val="FF0000"/>
-          <w:sz w:val="24"/>
-        </w:rPr>
-        <w:t xml:space="preserve">11. </w:t>
-      </w:r>
-      <w:r>
-        <w:rPr>
-          <w:rFonts w:ascii="Times New Roman" w:hAnsi="Times New Roman"/>
-          <w:color w:val="000000"/>
-          <w:sz w:val="24"/>
-        </w:rPr>
-        <w:t xml:space="preserve">Хвалимо, співаємо, благословимо і </w:t>
-      </w:r>
-      <w:r>
-        <w:rPr>
-          <w:rFonts w:ascii="Times New Roman" w:hAnsi="Times New Roman"/>
-          <w:sz w:val="24"/>
-        </w:rPr>
-        <w:t>благодаримо</w:t>
-      </w:r>
-      <w:r>
-        <w:rPr>
-          <w:rFonts w:ascii="Times New Roman" w:hAnsi="Times New Roman"/>
-          <w:color w:val="000000"/>
-          <w:sz w:val="24"/>
-        </w:rPr>
-        <w:t xml:space="preserve"> Т</w:t>
-      </w:r>
-      <w:r>
-        <w:rPr>
-          <w:rFonts w:ascii="Times New Roman" w:hAnsi="Times New Roman"/>
-          <w:sz w:val="24"/>
-        </w:rPr>
-        <w:t>ебе</w:t>
-      </w:r>
-      <w:r>
-        <w:rPr>
-          <w:rFonts w:ascii="Times New Roman" w:hAnsi="Times New Roman"/>
-          <w:color w:val="000000"/>
-          <w:sz w:val="24"/>
-        </w:rPr>
-        <w:t>, Боже батьків наших, бо Ти забрав тінь нічну і явив нам знову світло денне. Молимо Твою добрість: Милостивий будь для нас грішних і прийми молитву нашу задля великої Твоєї ласкавости, бо ми прибігаємо до Тебе, милостивого і всемогутнього Бога. Ти, що засвітив у серцях наших правдиве сонце справедливости Твоєї! Просвіти розум наш і почування всі зберігай, щоб, як у день, ходили ми пристойно шляхом заповідей Твоїх і дійшли до життя вічного, і стали гідними насолоджуватися недоступним Твоїм світлом. Бо в Тебе є джерело життя, Ти Бог наш і Тобі славу возсилаємо: Отцю, і Сину, і Святому Духові, нині і повсякчас, і на віки віків. Амінь.</w:t>
+        <w:t>(3 р.)</w:t>
       </w:r>
     </w:p>
     <w:p>
@@ -10249,290 +10161,14 @@
           <w:i/>
           <w:color w:val="FF0000"/>
         </w:rPr>
-        <w:t>Велика єктенія</w:t>
-      </w:r>
-    </w:p>
-    <w:p>
-      <w:pPr>
-        <w:spacing w:after="120"/>
-      </w:pPr>
-      <w:r>
-        <w:rPr>
-          <w:rFonts w:ascii="Times New Roman" w:hAnsi="Times New Roman"/>
-          <w:color w:val="000000"/>
-          <w:sz w:val="24"/>
-        </w:rPr>
-        <w:t>У мирі Господеві помолімся.</w:t>
-      </w:r>
-    </w:p>
-    <w:p>
-      <w:pPr>
-        <w:spacing w:after="120"/>
-      </w:pPr>
-      <w:r>
-        <w:rPr>
-          <w:rFonts w:ascii="Times New Roman" w:hAnsi="Times New Roman"/>
-          <w:i/>
-          <w:color w:val="FF4400"/>
-          <w:sz w:val="24"/>
-        </w:rPr>
-        <w:t>Вірні:</w:t>
-      </w:r>
-      <w:r>
-        <w:rPr>
-          <w:rFonts w:ascii="Times New Roman" w:hAnsi="Times New Roman"/>
-          <w:color w:val="000000"/>
-          <w:sz w:val="24"/>
-        </w:rPr>
-        <w:t xml:space="preserve"> Го́споди, поми́луй.</w:t>
-      </w:r>
-    </w:p>
-    <w:p>
-      <w:pPr>
-        <w:spacing w:after="120"/>
-      </w:pPr>
-      <w:r>
-        <w:rPr>
-          <w:rFonts w:ascii="Times New Roman" w:hAnsi="Times New Roman"/>
-          <w:color w:val="000000"/>
-          <w:sz w:val="24"/>
-        </w:rPr>
-        <w:t>За мир з висот і спасіння душ наших Господеві помолімся.</w:t>
-      </w:r>
-    </w:p>
-    <w:p>
-      <w:pPr>
-        <w:spacing w:after="120"/>
-      </w:pPr>
-      <w:r>
-        <w:rPr>
-          <w:rFonts w:ascii="Times New Roman" w:hAnsi="Times New Roman"/>
-          <w:i/>
-          <w:color w:val="FF4400"/>
-          <w:sz w:val="24"/>
-        </w:rPr>
-        <w:t>Вірні:</w:t>
-      </w:r>
-      <w:r>
-        <w:rPr>
-          <w:rFonts w:ascii="Times New Roman" w:hAnsi="Times New Roman"/>
-          <w:color w:val="000000"/>
-          <w:sz w:val="24"/>
-        </w:rPr>
-        <w:t xml:space="preserve"> Го́споди, поми́луй.</w:t>
-      </w:r>
-    </w:p>
-    <w:p>
-      <w:pPr>
-        <w:spacing w:after="120"/>
-      </w:pPr>
-      <w:r>
-        <w:rPr>
-          <w:rFonts w:ascii="Times New Roman" w:hAnsi="Times New Roman"/>
-          <w:color w:val="000000"/>
-          <w:sz w:val="24"/>
-        </w:rPr>
-        <w:t>За мир усього світу, добрий стан святих Божих церков і з’єднання всіх Господеві помолімся.</w:t>
-      </w:r>
-    </w:p>
-    <w:p>
-      <w:pPr>
-        <w:spacing w:after="120"/>
-      </w:pPr>
-      <w:r>
-        <w:rPr>
-          <w:rFonts w:ascii="Times New Roman" w:hAnsi="Times New Roman"/>
-          <w:i/>
-          <w:color w:val="FF4400"/>
-          <w:sz w:val="24"/>
-        </w:rPr>
-        <w:t>Вірні:</w:t>
-      </w:r>
-      <w:r>
-        <w:rPr>
-          <w:rFonts w:ascii="Times New Roman" w:hAnsi="Times New Roman"/>
-          <w:color w:val="000000"/>
-          <w:sz w:val="24"/>
-        </w:rPr>
-        <w:t xml:space="preserve"> Го́споди, поми́луй.</w:t>
-      </w:r>
-    </w:p>
-    <w:p>
-      <w:pPr>
-        <w:spacing w:after="120"/>
-      </w:pPr>
-      <w:r>
-        <w:rPr>
-          <w:rFonts w:ascii="Times New Roman" w:hAnsi="Times New Roman"/>
-          <w:color w:val="000000"/>
-          <w:sz w:val="24"/>
-        </w:rPr>
-        <w:t>За святий храм цей і тих, що з вірою, благоговінням і страхом Божим входять до нього, Господеві помолімся.</w:t>
-      </w:r>
-    </w:p>
-    <w:p>
-      <w:pPr>
-        <w:spacing w:after="120"/>
-      </w:pPr>
-      <w:r>
-        <w:rPr>
-          <w:rFonts w:ascii="Times New Roman" w:hAnsi="Times New Roman"/>
-          <w:i/>
-          <w:color w:val="FF4400"/>
-          <w:sz w:val="24"/>
-        </w:rPr>
-        <w:t>Вірні:</w:t>
-      </w:r>
-      <w:r>
-        <w:rPr>
-          <w:rFonts w:ascii="Times New Roman" w:hAnsi="Times New Roman"/>
-          <w:color w:val="000000"/>
-          <w:sz w:val="24"/>
-        </w:rPr>
-        <w:t xml:space="preserve"> Го́споди, поми́луй.</w:t>
-      </w:r>
-    </w:p>
-    <w:p>
-      <w:pPr>
-        <w:spacing w:after="120"/>
-      </w:pPr>
-      <w:r>
-        <w:rPr>
-          <w:rFonts w:ascii="Times New Roman" w:hAnsi="Times New Roman"/>
-          <w:color w:val="000000"/>
-          <w:sz w:val="24"/>
-        </w:rPr>
-        <w:t xml:space="preserve">За святішого вселенського архиєрея Франциска, папу Римського, і за блаженнішого патріярха нашого Святослава, і за преосвященнішого архиєпископа і митрополита нашого кир </w:t>
-      </w:r>
-      <w:r>
-        <w:rPr>
-          <w:rFonts w:ascii="Times New Roman" w:hAnsi="Times New Roman"/>
-          <w:i/>
-          <w:color w:val="FF4400"/>
-          <w:sz w:val="24"/>
-        </w:rPr>
-        <w:t>ім’я</w:t>
-      </w:r>
-      <w:r>
-        <w:rPr>
-          <w:rFonts w:ascii="Times New Roman" w:hAnsi="Times New Roman"/>
-          <w:i/>
-          <w:color w:val="000000"/>
-          <w:sz w:val="24"/>
-        </w:rPr>
-        <w:t>,</w:t>
-      </w:r>
-      <w:r>
-        <w:rPr>
-          <w:rFonts w:ascii="Times New Roman" w:hAnsi="Times New Roman"/>
-          <w:color w:val="000000"/>
-          <w:sz w:val="24"/>
-        </w:rPr>
-        <w:t xml:space="preserve"> і за боголюбивого єпископа нашого кир </w:t>
-      </w:r>
-      <w:r>
-        <w:rPr>
-          <w:rFonts w:ascii="Times New Roman" w:hAnsi="Times New Roman"/>
-          <w:i/>
-          <w:color w:val="FF4400"/>
-          <w:sz w:val="24"/>
-        </w:rPr>
-        <w:t>ім’я</w:t>
-      </w:r>
-      <w:r>
-        <w:rPr>
-          <w:rFonts w:ascii="Times New Roman" w:hAnsi="Times New Roman"/>
-          <w:i/>
-          <w:color w:val="000000"/>
-          <w:sz w:val="24"/>
-        </w:rPr>
-        <w:t>,</w:t>
-      </w:r>
-      <w:r>
-        <w:rPr>
-          <w:rFonts w:ascii="Times New Roman" w:hAnsi="Times New Roman"/>
-          <w:color w:val="000000"/>
-          <w:sz w:val="24"/>
-        </w:rPr>
-        <w:t xml:space="preserve"> чесне пресвітерство, у Христі дияконство, за весь причет і людей Господеві помолімся.</w:t>
-      </w:r>
-    </w:p>
-    <w:p>
-      <w:pPr>
-        <w:spacing w:after="120"/>
-      </w:pPr>
-      <w:r>
-        <w:rPr>
-          <w:rFonts w:ascii="Times New Roman" w:hAnsi="Times New Roman"/>
-          <w:i/>
-          <w:color w:val="FF4400"/>
-          <w:sz w:val="24"/>
-        </w:rPr>
-        <w:t>Вірні:</w:t>
-      </w:r>
-      <w:r>
-        <w:rPr>
-          <w:rFonts w:ascii="Times New Roman" w:hAnsi="Times New Roman"/>
-          <w:color w:val="000000"/>
-          <w:sz w:val="24"/>
-        </w:rPr>
-        <w:t xml:space="preserve"> Го́споди, поми́луй.</w:t>
-      </w:r>
-    </w:p>
-    <w:p>
-      <w:pPr>
-        <w:spacing w:after="120"/>
-      </w:pPr>
-      <w:r>
-        <w:rPr>
-          <w:rFonts w:ascii="Times New Roman" w:hAnsi="Times New Roman"/>
-          <w:color w:val="000000"/>
-          <w:sz w:val="24"/>
-        </w:rPr>
-        <w:t>За Богом бережений народ наш, за правління і все військо Господеві помолімся.</w:t>
-      </w:r>
-    </w:p>
-    <w:p>
-      <w:pPr>
-        <w:spacing w:after="120"/>
-      </w:pPr>
-      <w:r>
-        <w:rPr>
-          <w:rFonts w:ascii="Times New Roman" w:hAnsi="Times New Roman"/>
-          <w:i/>
-          <w:color w:val="FF4400"/>
-          <w:sz w:val="24"/>
-        </w:rPr>
-        <w:t>Вірні:</w:t>
-      </w:r>
-      <w:r>
-        <w:rPr>
-          <w:rFonts w:ascii="Times New Roman" w:hAnsi="Times New Roman"/>
-          <w:color w:val="000000"/>
-          <w:sz w:val="24"/>
-        </w:rPr>
-        <w:t xml:space="preserve"> Го́споди, поми́луй.</w:t>
-      </w:r>
-    </w:p>
-    <w:p>
-      <w:pPr>
-        <w:spacing w:after="120"/>
-      </w:pPr>
-      <w:r>
-        <w:rPr>
-          <w:rFonts w:ascii="Times New Roman" w:hAnsi="Times New Roman"/>
-          <w:color w:val="000000"/>
-          <w:sz w:val="24"/>
-        </w:rPr>
-        <w:t xml:space="preserve">За місто це </w:t>
-      </w:r>
-      <w:r>
-        <w:rPr>
-          <w:rFonts w:ascii="Times New Roman" w:hAnsi="Times New Roman"/>
-          <w:sz w:val="24"/>
-        </w:rPr>
-        <w:t>(</w:t>
-      </w:r>
+        <w:t>Утренні молитви</w:t>
+      </w:r>
+    </w:p>
+    <w:p>
+      <w:pPr>
+        <w:spacing w:after="120"/>
+        <w:jc w:val="both"/>
+      </w:pPr>
       <w:r>
         <w:rPr>
           <w:rFonts w:ascii="Times New Roman" w:hAnsi="Times New Roman"/>
@@ -10540,14 +10176,221 @@
           <w:color w:val="FF0000"/>
           <w:sz w:val="24"/>
         </w:rPr>
-        <w:t>або</w:t>
-      </w:r>
+        <w:t>Під час рецитування псалмів, Священник читає потиху перед св. дверми оці молитви:</w:t>
+      </w:r>
+    </w:p>
+    <w:p>
+      <w:pPr>
+        <w:spacing w:after="120"/>
+        <w:jc w:val="both"/>
+      </w:pPr>
       <w:r>
         <w:rPr>
           <w:rFonts w:ascii="Times New Roman" w:hAnsi="Times New Roman"/>
           <w:color w:val="FF0000"/>
           <w:sz w:val="24"/>
         </w:rPr>
+        <w:t xml:space="preserve">1. </w:t>
+      </w:r>
+      <w:r>
+        <w:rPr>
+          <w:rFonts w:ascii="Times New Roman" w:hAnsi="Times New Roman"/>
+          <w:sz w:val="24"/>
+        </w:rPr>
+        <w:t xml:space="preserve">Благодаримо </w:t>
+      </w:r>
+      <w:r>
+        <w:rPr>
+          <w:rFonts w:ascii="Times New Roman" w:hAnsi="Times New Roman"/>
+          <w:color w:val="000000"/>
+          <w:sz w:val="24"/>
+        </w:rPr>
+        <w:t>Т</w:t>
+      </w:r>
+      <w:r>
+        <w:rPr>
+          <w:rFonts w:ascii="Times New Roman" w:hAnsi="Times New Roman"/>
+          <w:sz w:val="24"/>
+        </w:rPr>
+        <w:t>е</w:t>
+      </w:r>
+      <w:r>
+        <w:rPr>
+          <w:rFonts w:ascii="Times New Roman" w:hAnsi="Times New Roman"/>
+          <w:color w:val="000000"/>
+          <w:sz w:val="24"/>
+        </w:rPr>
+        <w:t>б</w:t>
+      </w:r>
+      <w:r>
+        <w:rPr>
+          <w:rFonts w:ascii="Times New Roman" w:hAnsi="Times New Roman"/>
+          <w:sz w:val="24"/>
+        </w:rPr>
+        <w:t>е</w:t>
+      </w:r>
+      <w:r>
+        <w:rPr>
+          <w:rFonts w:ascii="Times New Roman" w:hAnsi="Times New Roman"/>
+          <w:color w:val="000000"/>
+          <w:sz w:val="24"/>
+        </w:rPr>
+        <w:t>, Господи, Боже наш, що підняв нас із постелі нашої і вклав в уста наші слово хвали, щоб поклонятися і призивати ім'я Твоє святе. Ми умоляємо Твоє милосердя, яке Ти завжди виявляв у нашому житті. Пошли поміч свою людям, що стоять перед лицем святої слави Твоєї і дожидають від Тебе багатої милости; і дай нам, що зо страхом і любов'ю завжди Тобі служимо, хвалити несказанну Твою доброту. Бо Тобі належить усяка слава, честь і поклоніння: Отцю, і Сину, і Святому Духові, нині і повсякчас, і на віки віків. Амінь.</w:t>
+      </w:r>
+    </w:p>
+    <w:p>
+      <w:pPr>
+        <w:spacing w:after="120"/>
+        <w:jc w:val="both"/>
+      </w:pPr>
+      <w:r>
+        <w:rPr>
+          <w:rFonts w:ascii="Times New Roman" w:hAnsi="Times New Roman"/>
+          <w:color w:val="FF0000"/>
+          <w:sz w:val="24"/>
+        </w:rPr>
+        <w:t xml:space="preserve">2. </w:t>
+      </w:r>
+      <w:r>
+        <w:rPr>
+          <w:rFonts w:ascii="Times New Roman" w:hAnsi="Times New Roman"/>
+          <w:color w:val="000000"/>
+          <w:sz w:val="24"/>
+        </w:rPr>
+        <w:t>Від ночі лине дух наш до Тебе, Боже, бо світлом є повеління Твої на землі. Навчи нас у страсі Твоєму виконувати правду й добро, бо Тебе славимо як правдивого Бога нашого. Прихили вухо своє і вислухай нас, і пом'яни, Господи, тих, що є та що моляться з нами, всіх по імені, і спаси їх силою Твоєю. Благослови людей Твоїх і освяти спадкоємство Твоє: мир світові Твоєму даруй, церквам Твоїм, Священникам, владі, і всім людям. Хай благословиться і прославляється всечесне і величне ім'я Твоє, Отця, і Сина, і Святого Духа, нині і повсякчас, і на віки віків. Амінь.</w:t>
+      </w:r>
+    </w:p>
+    <w:p>
+      <w:pPr>
+        <w:spacing w:after="120"/>
+        <w:jc w:val="both"/>
+      </w:pPr>
+      <w:r>
+        <w:rPr>
+          <w:rFonts w:ascii="Times New Roman" w:hAnsi="Times New Roman"/>
+          <w:color w:val="FF0000"/>
+          <w:sz w:val="24"/>
+        </w:rPr>
+        <w:t>3.</w:t>
+      </w:r>
+      <w:r>
+        <w:rPr>
+          <w:rFonts w:ascii="Times New Roman" w:hAnsi="Times New Roman"/>
+          <w:color w:val="000000"/>
+          <w:sz w:val="24"/>
+        </w:rPr>
+        <w:t xml:space="preserve"> Від ночі лине дух наш до Тебе, Боже, бо світлом є повеління Твої. Навчи нас, Боже, правди Твоєї, заповідей Твоїх і виправдань Твоїх. Просвіти наші духовні очі, щоб ми не заснули в гріхах на смерть. Віджени всяку мряку від сердець наших, даруй нам сонце правди і охорони життя наше знаменням і печаттю Святого Твого Духа. Направ стопи наші на шлях мирний, </w:t>
+      </w:r>
+      <w:r>
+        <w:rPr>
+          <w:rFonts w:ascii="Times New Roman" w:hAnsi="Times New Roman"/>
+          <w:color w:val="000000"/>
+          <w:sz w:val="24"/>
+        </w:rPr>
+        <w:t>дай нам бачити ранішній день у радості, щоб ми Тобі засилали ранішні молитви, бо Твоє є володіння і Твоє є царство і сила, і слава Отця, і Сина, і Святого Духа, нині і повсякчас, і на віки віків. Амінь.</w:t>
+      </w:r>
+    </w:p>
+    <w:p>
+      <w:pPr>
+        <w:spacing w:after="120"/>
+        <w:jc w:val="both"/>
+      </w:pPr>
+      <w:r>
+        <w:rPr>
+          <w:rFonts w:ascii="Times New Roman" w:hAnsi="Times New Roman"/>
+          <w:color w:val="FF0000"/>
+          <w:sz w:val="24"/>
+        </w:rPr>
+        <w:t>4.</w:t>
+      </w:r>
+      <w:r>
+        <w:rPr>
+          <w:rFonts w:ascii="Times New Roman" w:hAnsi="Times New Roman"/>
+          <w:color w:val="000000"/>
+          <w:sz w:val="24"/>
+        </w:rPr>
+        <w:t xml:space="preserve"> Владико, Боже святий і неосяжний, що казав із темряви світлові засіяти, що заспокоїв нас у нічному сні й підвів до величання і моління Твоєї доброти! Ти, що даєш себе умолити задля свого милосердя, прийми і нині нас, що поклоняємося Тобі й по силі </w:t>
+      </w:r>
+      <w:r>
+        <w:rPr>
+          <w:rFonts w:ascii="Times New Roman" w:hAnsi="Times New Roman"/>
+          <w:sz w:val="24"/>
+        </w:rPr>
+        <w:t xml:space="preserve">благодаримо </w:t>
+      </w:r>
+      <w:r>
+        <w:rPr>
+          <w:rFonts w:ascii="Times New Roman" w:hAnsi="Times New Roman"/>
+          <w:color w:val="000000"/>
+          <w:sz w:val="24"/>
+        </w:rPr>
+        <w:t>Т</w:t>
+      </w:r>
+      <w:r>
+        <w:rPr>
+          <w:rFonts w:ascii="Times New Roman" w:hAnsi="Times New Roman"/>
+          <w:sz w:val="24"/>
+        </w:rPr>
+        <w:t>ебе</w:t>
+      </w:r>
+      <w:r>
+        <w:rPr>
+          <w:rFonts w:ascii="Times New Roman" w:hAnsi="Times New Roman"/>
+          <w:color w:val="000000"/>
+          <w:sz w:val="24"/>
+        </w:rPr>
+        <w:t xml:space="preserve">; і даруй нам те, чого просимо задля спасіння. Вчини нас синами світла і дня та спадкоємцями вічних Твоїх </w:t>
+      </w:r>
+      <w:r>
+        <w:rPr>
+          <w:rFonts w:ascii="Times New Roman" w:hAnsi="Times New Roman"/>
+          <w:sz w:val="24"/>
+        </w:rPr>
+        <w:t>благ</w:t>
+      </w:r>
+      <w:r>
+        <w:rPr>
+          <w:rFonts w:ascii="Times New Roman" w:hAnsi="Times New Roman"/>
+          <w:color w:val="000000"/>
+          <w:sz w:val="24"/>
+        </w:rPr>
+        <w:t>. Пом'яни, Господи, за багатством ласк Твоїх усіх людей, що є і моляться з нами, і всю братію нашу на землі й на морі, і на всякому місці володіння Твого, що потребують Твоєї любови й помочі. Усім вияви велику Твою милість, щоб спасенні, як душею так і тілом, завжди перебували й відважно славили чудне й благословенне ім'я Твоє, бо Ти Бог милости і ласк, і любови, і Тобі славу возсилаємо: Отцю, і Сину, і Святому Духові, нині і повсякчас, і на віки віків. Амінь.</w:t>
+      </w:r>
+    </w:p>
+    <w:p>
+      <w:pPr>
+        <w:spacing w:after="120"/>
+        <w:jc w:val="both"/>
+      </w:pPr>
+      <w:r>
+        <w:rPr>
+          <w:rFonts w:ascii="Times New Roman" w:hAnsi="Times New Roman"/>
+          <w:color w:val="FF0000"/>
+          <w:sz w:val="24"/>
+        </w:rPr>
+        <w:t>5.</w:t>
+      </w:r>
+      <w:r>
+        <w:rPr>
+          <w:rFonts w:ascii="Times New Roman" w:hAnsi="Times New Roman"/>
+          <w:color w:val="000000"/>
+          <w:sz w:val="24"/>
+        </w:rPr>
+        <w:t xml:space="preserve"> Скарб</w:t>
+      </w:r>
+      <w:r>
+        <w:rPr>
+          <w:rFonts w:ascii="Times New Roman" w:hAnsi="Times New Roman"/>
+          <w:sz w:val="24"/>
+        </w:rPr>
+        <w:t>нице</w:t>
+      </w:r>
+      <w:r>
+        <w:rPr>
+          <w:rFonts w:ascii="Times New Roman" w:hAnsi="Times New Roman"/>
+          <w:color w:val="000000"/>
+          <w:sz w:val="24"/>
+        </w:rPr>
         <w:t xml:space="preserve"> </w:t>
       </w:r>
       <w:r>
@@ -10555,235 +10398,96 @@
           <w:rFonts w:ascii="Times New Roman" w:hAnsi="Times New Roman"/>
           <w:sz w:val="24"/>
         </w:rPr>
-        <w:t xml:space="preserve">за село це, </w:t>
-      </w:r>
-      <w:r>
-        <w:rPr>
-          <w:rFonts w:ascii="Times New Roman" w:hAnsi="Times New Roman"/>
-          <w:i/>
+        <w:t>благ</w:t>
+      </w:r>
+      <w:r>
+        <w:rPr>
+          <w:rFonts w:ascii="Times New Roman" w:hAnsi="Times New Roman"/>
+          <w:color w:val="000000"/>
+          <w:sz w:val="24"/>
+        </w:rPr>
+        <w:t>, джерело невисихаюче, Отче святий, чудотворче всесильний і вседержителю! Усі Тобі поклоняємося і Тобі молимося та Твої милості і Твої ласки призиваємо на поміч і на заступництво нашій смиренності. Пом'яни, Господи, слуг Твоїх, прийми від усіх нас ранішні моління, як кадило перед Тобою; ні одного з нас не вчини нездатним, але всіх нас зберігай ласками Твоїми. Пом'яни, Господи, тих, що чувають і співають на славу Твою і єдинородного Твого Сина і Бога нашого, і Святого Твого Духа. Будь їм помічником і заступником; прийми їх молитви на наднебесний і духовний Твій жертовник, бо Ти Бог наш, і Тобі славу возсилаємо: Отцю, і Сину, і Святому Духові, нині і повсякчас, і на віки віків. Амінь.</w:t>
+      </w:r>
+    </w:p>
+    <w:p>
+      <w:pPr>
+        <w:spacing w:after="120"/>
+        <w:jc w:val="both"/>
+      </w:pPr>
+      <w:r>
+        <w:rPr>
+          <w:rFonts w:ascii="Times New Roman" w:hAnsi="Times New Roman"/>
           <w:color w:val="FF0000"/>
           <w:sz w:val="24"/>
         </w:rPr>
-        <w:t>або</w:t>
-      </w:r>
+        <w:t xml:space="preserve">6. </w:t>
+      </w:r>
+      <w:r>
+        <w:rPr>
+          <w:rFonts w:ascii="Times New Roman" w:hAnsi="Times New Roman"/>
+          <w:sz w:val="24"/>
+        </w:rPr>
+        <w:t>Благодаримо</w:t>
+      </w:r>
+      <w:r>
+        <w:rPr>
+          <w:rFonts w:ascii="Times New Roman" w:hAnsi="Times New Roman"/>
+          <w:color w:val="000000"/>
+          <w:sz w:val="24"/>
+        </w:rPr>
+        <w:t xml:space="preserve"> Т</w:t>
+      </w:r>
+      <w:r>
+        <w:rPr>
+          <w:rFonts w:ascii="Times New Roman" w:hAnsi="Times New Roman"/>
+          <w:sz w:val="24"/>
+        </w:rPr>
+        <w:t>е</w:t>
+      </w:r>
+      <w:r>
+        <w:rPr>
+          <w:rFonts w:ascii="Times New Roman" w:hAnsi="Times New Roman"/>
+          <w:color w:val="000000"/>
+          <w:sz w:val="24"/>
+        </w:rPr>
+        <w:t>б</w:t>
+      </w:r>
+      <w:r>
+        <w:rPr>
+          <w:rFonts w:ascii="Times New Roman" w:hAnsi="Times New Roman"/>
+          <w:sz w:val="24"/>
+        </w:rPr>
+        <w:t>е</w:t>
+      </w:r>
+      <w:r>
+        <w:rPr>
+          <w:rFonts w:ascii="Times New Roman" w:hAnsi="Times New Roman"/>
+          <w:color w:val="000000"/>
+          <w:sz w:val="24"/>
+        </w:rPr>
+        <w:t>, Господи, Боже спасіння нашого, бо Ти все робиш для добра життя нашого, щоб ми завжди на Тебе споглядали, Спасителю й Доброчинцю душ наших. Бо Ти дав спокій нам у час минулої ночі й підвів нас, щоб ми поклонялися величному імені Твоєму. Тому молимо Тебе, Господи: Дай нам ласку й силу, щоб ми стали гідними співати Тобі розумно й молитися безупинно та в страсі і тремтінні над нашим спасінням працювали, при заступництві Христа Твого. Пом'яни, Господи, і тих, що вночі до Тебе кличуть. Вислухай їх і помилуй, і круши під ноги їх невидимих і войовничих ворогів. Бо Ти Цар миру і Спас душ наших, і Тобі славу возсилаємо: Отцю і Сину, і Святому Духові, нині і повсякчас, і на віки віків. Амінь.</w:t>
+      </w:r>
+    </w:p>
+    <w:p>
+      <w:pPr>
+        <w:spacing w:after="120"/>
+        <w:jc w:val="both"/>
+      </w:pPr>
       <w:r>
         <w:rPr>
           <w:rFonts w:ascii="Times New Roman" w:hAnsi="Times New Roman"/>
           <w:color w:val="FF0000"/>
           <w:sz w:val="24"/>
         </w:rPr>
-        <w:t xml:space="preserve"> </w:t>
-      </w:r>
-      <w:r>
-        <w:rPr>
-          <w:rFonts w:ascii="Times New Roman" w:hAnsi="Times New Roman"/>
-          <w:sz w:val="24"/>
-        </w:rPr>
-        <w:t>за святу обитель цю)</w:t>
-      </w:r>
-      <w:r>
-        <w:rPr>
-          <w:rFonts w:ascii="Times New Roman" w:hAnsi="Times New Roman"/>
-          <w:color w:val="000000"/>
-          <w:sz w:val="24"/>
-        </w:rPr>
-        <w:t>, і за кожне село, місто, країну, і за тих, що вірою живуть у них, Господеві помолімся.</w:t>
-      </w:r>
-    </w:p>
-    <w:p>
-      <w:pPr>
-        <w:spacing w:after="120"/>
-      </w:pPr>
-      <w:r>
-        <w:rPr>
-          <w:rFonts w:ascii="Times New Roman" w:hAnsi="Times New Roman"/>
-          <w:i/>
-          <w:color w:val="FF4400"/>
-          <w:sz w:val="24"/>
-        </w:rPr>
-        <w:t>Вірні:</w:t>
-      </w:r>
-      <w:r>
-        <w:rPr>
-          <w:rFonts w:ascii="Times New Roman" w:hAnsi="Times New Roman"/>
-          <w:color w:val="000000"/>
-          <w:sz w:val="24"/>
-        </w:rPr>
-        <w:t xml:space="preserve"> Го́споди, поми́луй.</w:t>
-      </w:r>
-    </w:p>
-    <w:p>
-      <w:pPr>
-        <w:spacing w:after="120"/>
-      </w:pPr>
-      <w:r>
-        <w:rPr>
-          <w:rFonts w:ascii="Times New Roman" w:hAnsi="Times New Roman"/>
-          <w:color w:val="000000"/>
-          <w:sz w:val="24"/>
-        </w:rPr>
-        <w:t>За добре поліття, за врожай плодів земних і часи мирні Господеві помолімся.</w:t>
-      </w:r>
-    </w:p>
-    <w:p>
-      <w:pPr>
-        <w:spacing w:after="120"/>
-      </w:pPr>
-      <w:r>
-        <w:rPr>
-          <w:rFonts w:ascii="Times New Roman" w:hAnsi="Times New Roman"/>
-          <w:i/>
-          <w:color w:val="FF4400"/>
-          <w:sz w:val="24"/>
-        </w:rPr>
-        <w:t>Вірні:</w:t>
-      </w:r>
-      <w:r>
-        <w:rPr>
-          <w:rFonts w:ascii="Times New Roman" w:hAnsi="Times New Roman"/>
-          <w:color w:val="000000"/>
-          <w:sz w:val="24"/>
-        </w:rPr>
-        <w:t xml:space="preserve"> Го́споди, поми́луй.</w:t>
-      </w:r>
-    </w:p>
-    <w:p>
-      <w:pPr>
-        <w:spacing w:after="120"/>
-      </w:pPr>
-      <w:r>
-        <w:rPr>
-          <w:rFonts w:ascii="Times New Roman" w:hAnsi="Times New Roman"/>
-          <w:color w:val="000000"/>
-          <w:sz w:val="24"/>
-        </w:rPr>
-        <w:t>За тих, що плавають, подорожують, за недужих, страждаючих, полонених – і за спасення їх Господеві помолімся.</w:t>
-      </w:r>
-    </w:p>
-    <w:p>
-      <w:pPr>
-        <w:spacing w:after="120"/>
-      </w:pPr>
-      <w:r>
-        <w:rPr>
-          <w:rFonts w:ascii="Times New Roman" w:hAnsi="Times New Roman"/>
-          <w:i/>
-          <w:color w:val="FF4400"/>
-          <w:sz w:val="24"/>
-        </w:rPr>
-        <w:t>Вірні:</w:t>
-      </w:r>
-      <w:r>
-        <w:rPr>
-          <w:rFonts w:ascii="Times New Roman" w:hAnsi="Times New Roman"/>
-          <w:color w:val="000000"/>
-          <w:sz w:val="24"/>
-        </w:rPr>
-        <w:t xml:space="preserve"> Го́споди, поми́луй.</w:t>
-      </w:r>
-    </w:p>
-    <w:p>
-      <w:pPr>
-        <w:spacing w:after="120"/>
-      </w:pPr>
-      <w:r>
-        <w:rPr>
-          <w:rFonts w:ascii="Times New Roman" w:hAnsi="Times New Roman"/>
-          <w:color w:val="000000"/>
-          <w:sz w:val="24"/>
-        </w:rPr>
-        <w:t>Щоб визволитися нам від усякої скорботи, гніву й нужди, Господеві помолімся.</w:t>
-      </w:r>
-    </w:p>
-    <w:p>
-      <w:pPr>
-        <w:spacing w:after="120"/>
-      </w:pPr>
-      <w:r>
-        <w:rPr>
-          <w:rFonts w:ascii="Times New Roman" w:hAnsi="Times New Roman"/>
-          <w:i/>
-          <w:color w:val="FF4400"/>
-          <w:sz w:val="24"/>
-        </w:rPr>
-        <w:t>Вірні:</w:t>
-      </w:r>
-      <w:r>
-        <w:rPr>
-          <w:rFonts w:ascii="Times New Roman" w:hAnsi="Times New Roman"/>
-          <w:color w:val="000000"/>
-          <w:sz w:val="24"/>
-        </w:rPr>
-        <w:t xml:space="preserve"> Го́споди, поми́луй.</w:t>
-      </w:r>
-    </w:p>
-    <w:p>
-      <w:pPr>
-        <w:spacing w:after="120"/>
-      </w:pPr>
-      <w:r>
-        <w:rPr>
-          <w:rFonts w:ascii="Times New Roman" w:hAnsi="Times New Roman"/>
-          <w:sz w:val="24"/>
-        </w:rPr>
-        <w:t>Заступи, спаси, помилуй і охорони нас, Боже, Твоєю благодаттю</w:t>
-      </w:r>
-    </w:p>
-    <w:p>
-      <w:pPr>
-        <w:spacing w:after="120"/>
-      </w:pPr>
-      <w:r>
-        <w:rPr>
-          <w:rFonts w:ascii="Times New Roman" w:hAnsi="Times New Roman"/>
-          <w:i/>
-          <w:color w:val="FF4400"/>
-          <w:sz w:val="24"/>
-        </w:rPr>
-        <w:t>Вірні:</w:t>
-      </w:r>
-      <w:r>
-        <w:rPr>
-          <w:rFonts w:ascii="Times New Roman" w:hAnsi="Times New Roman"/>
-          <w:color w:val="000000"/>
-          <w:sz w:val="24"/>
-        </w:rPr>
-        <w:t xml:space="preserve"> Го́споди, поми́луй.</w:t>
-      </w:r>
-    </w:p>
-    <w:p>
-      <w:pPr>
-        <w:spacing w:after="120"/>
-      </w:pPr>
-      <w:r>
-        <w:rPr>
-          <w:rFonts w:ascii="Times New Roman" w:hAnsi="Times New Roman"/>
-          <w:color w:val="000000"/>
-          <w:sz w:val="24"/>
-        </w:rPr>
-        <w:t>Пресвяту, пречисту, преблагословенну, славну Владичицю нашу Богородицю і приснодіву Марію, з усіма святими пом’янувши, самих себе, і один одного, і все життя наше Христу Богові віддаймо.</w:t>
-      </w:r>
-    </w:p>
-    <w:p>
-      <w:pPr>
-        <w:spacing w:after="120"/>
-      </w:pPr>
-      <w:r>
-        <w:rPr>
-          <w:rFonts w:ascii="Times New Roman" w:hAnsi="Times New Roman"/>
-          <w:i/>
-          <w:color w:val="FF4400"/>
-          <w:sz w:val="24"/>
-        </w:rPr>
-        <w:t>Вірні:</w:t>
-      </w:r>
-      <w:r>
-        <w:rPr>
-          <w:rFonts w:ascii="Times New Roman" w:hAnsi="Times New Roman"/>
-          <w:color w:val="000000"/>
-          <w:sz w:val="24"/>
-        </w:rPr>
-        <w:t xml:space="preserve"> Тобі́, Го́споди.</w:t>
+        <w:t>7.</w:t>
+      </w:r>
+      <w:r>
+        <w:rPr>
+          <w:rFonts w:ascii="Times New Roman" w:hAnsi="Times New Roman"/>
+          <w:color w:val="000000"/>
+          <w:sz w:val="24"/>
+        </w:rPr>
+        <w:t xml:space="preserve"> Боже й Отче Господа нашого Ісуса Христа! Ти підніс нас з постелі нашої і зібрав на годину молитви. Дай нам ласку відкрити уста наші і прийми наші подяки, що в наших силах, і навчи нас установ Твоїх. Бо молитися як слід не вміємо, якщо Ти, Господи, святим Твоїм Духом не навчиш нас. Тому молимося Тобі: Даруй і прости, якщо ми згрішили аж до теперішньої години словом або ділом, або думкою, добровільно або недобровільно. Бо коли на провини будеш дивитися, Господи, Господи, то хто встоїться, бо в Тебе є прощення. Ти один святий, допоміжник сильний, захисник життя нашого, і Тебе ми завжди оспівуватимемо. Нехай буде сила Царства Твого завжди благословенна і вельми прославлювана: Отця, і Сина, і Святого Духа, нині і повсякчас, і на віки віків. Амінь.</w:t>
       </w:r>
     </w:p>
     <w:p>
@@ -10794,31 +10498,18 @@
       <w:r>
         <w:rPr>
           <w:rFonts w:ascii="Times New Roman" w:hAnsi="Times New Roman"/>
-          <w:sz w:val="24"/>
-          <w:u w:val="single"/>
-        </w:rPr>
-        <w:t>[Благодаримо Тебе, Господи, Боже наш, що підняв нас із постелі нашої і вклав в уста наші слово хвали, щоб поклонятися і призивати ім'я Твоє святе. Ми умоляємо Твоє милосердя, яке Ти завжди виявляв у нашому житті. Пошли поміч свою людям, що стоять перед лицем святої слави Твоєї і дожидають від Тебе багатої милости; і дай нам, що зо страхом і любов'ю завжди Тобі служимо, хвалити несказанну Твою доброту.]</w:t>
-      </w:r>
-    </w:p>
-    <w:p>
-      <w:pPr>
-        <w:spacing w:after="120"/>
-      </w:pPr>
-      <w:r>
-        <w:rPr>
-          <w:rFonts w:ascii="Times New Roman" w:hAnsi="Times New Roman"/>
-          <w:i/>
           <w:color w:val="FF0000"/>
           <w:sz w:val="24"/>
         </w:rPr>
-        <w:t>Священник:</w:t>
-      </w:r>
-      <w:r>
-        <w:rPr>
-          <w:rFonts w:ascii="Times New Roman" w:hAnsi="Times New Roman"/>
-          <w:sz w:val="24"/>
-        </w:rPr>
-        <w:t xml:space="preserve"> Бо Тобі належить усяка слава, честь і поклоніння, Отцю, і Сину, і Святому Духові, нині, і повсякчас, і на віки віків.</w:t>
+        <w:t xml:space="preserve">8. </w:t>
+      </w:r>
+      <w:r>
+        <w:rPr>
+          <w:rFonts w:ascii="Times New Roman" w:hAnsi="Times New Roman"/>
+          <w:color w:val="000000"/>
+          <w:sz w:val="24"/>
+        </w:rPr>
+        <w:t>Господи, Боже наш, що сонну неміч забрав від нас і покликав нас візванням святим, щоб і вночі підносити руки наші і прославляти Тебе за справедливі Твої присуди. Прийми благання наші, моління, визнавання, нічні служби і даруй нам, Боже, віру бездоганну, надію впевнену, любов нелицемірну. Благослови наші входи й виходи, вчинки, слова, діла й думки; і дай нам дочекатися початку дня, нам, що хвалять й оспівують, і благословлять добрість Твоєї несказанної сили, щоб було благословенне Твоє пресвяте ім'я і прославлене Твоє царство: Отця, і Сина, і Святого Духа, нині і повсякчас, і на віки віків. Амінь.</w:t>
       </w:r>
     </w:p>
     <w:p>
@@ -10829,26 +10520,100 @@
       <w:r>
         <w:rPr>
           <w:rFonts w:ascii="Times New Roman" w:hAnsi="Times New Roman"/>
-          <w:i/>
           <w:color w:val="FF0000"/>
           <w:sz w:val="24"/>
         </w:rPr>
-        <w:t>Вірні:</w:t>
-      </w:r>
+        <w:t>9.</w:t>
+      </w:r>
+      <w:r>
+        <w:rPr>
+          <w:rFonts w:ascii="Times New Roman" w:hAnsi="Times New Roman"/>
+          <w:color w:val="000000"/>
+          <w:sz w:val="24"/>
+        </w:rPr>
+        <w:t xml:space="preserve"> Господи, Боже наш! Ти за покаяння дарував людям відпущення, нам же, як образ пізнання і визнання гріхів, показав покаяння і прощення пророка Давида. Тож, Владико, помилуй з </w:t>
+      </w:r>
+      <w:r>
+        <w:rPr>
+          <w:rFonts w:ascii="Times New Roman" w:hAnsi="Times New Roman"/>
+          <w:color w:val="000000"/>
+          <w:sz w:val="24"/>
+        </w:rPr>
+        <w:t>великої милости Твоєї нас, що в чимало великих гріхів впали, і по багатстві ласк Твоїх очисти беззаконня наші, бо перед Тобою згрішили ми, Господи, що невідомі й таємні речі серця людського знаєш, і єдиний Ти маєш владу прощати гріхи. Серце ж чисте вчини в нас і Духом владичним утверди нас, і радість спасіння Твого яви нам. Не відкинь нас від лиця Твого, але дозволь, як благий і людинолюбний, аж до останнього нашого віддиху появляти Тобі жертву справедливости й приноси на святих Твоїх жертовниках, милістю і ласками і людинолюб'ям єдинородного Сина Твого, з яким Ти є благословенний з пресвятим, добрим і животворчим Твоїм Духом, нині й повсякчас, і на віки віків. Амінь.</w:t>
+      </w:r>
+    </w:p>
+    <w:p>
+      <w:pPr>
+        <w:spacing w:after="120"/>
+        <w:jc w:val="both"/>
+      </w:pPr>
       <w:r>
         <w:rPr>
           <w:rFonts w:ascii="Times New Roman" w:hAnsi="Times New Roman"/>
           <w:color w:val="FF0000"/>
           <w:sz w:val="24"/>
         </w:rPr>
-        <w:t xml:space="preserve"> </w:t>
-      </w:r>
-      <w:r>
-        <w:rPr>
-          <w:rFonts w:ascii="Times New Roman" w:hAnsi="Times New Roman"/>
-          <w:sz w:val="24"/>
-        </w:rPr>
-        <w:t>Амінь.</w:t>
+        <w:t>10.</w:t>
+      </w:r>
+      <w:r>
+        <w:rPr>
+          <w:rFonts w:ascii="Times New Roman" w:hAnsi="Times New Roman"/>
+          <w:color w:val="000000"/>
+          <w:sz w:val="24"/>
+        </w:rPr>
+        <w:t xml:space="preserve"> Боже, Боже наш! Ти сотворив розумні й духовні сили своєю волею. Тебе просимо й Тобі молимося: Прийми наші посильні величання з усіма Твоїми творіннями і збагати щедрими даруваннями Твоєї ласки. Бо перед Тобою згинається всяке коліно: на небі, на землі й під землею, і все, що живе, і все створіння оспівує неосяжну Твою славу, бо Ти Бог правдивий і вельми милостивий. Тебе бо хвалять усі небесні сили, і Тобі славу возсилаємо: Отцю, і Сину, і Святому Духові, нині і повсякчас, і на віки віків. Амінь.</w:t>
+      </w:r>
+    </w:p>
+    <w:p>
+      <w:pPr>
+        <w:spacing w:after="120"/>
+        <w:jc w:val="both"/>
+      </w:pPr>
+      <w:r>
+        <w:rPr>
+          <w:rFonts w:ascii="Times New Roman" w:hAnsi="Times New Roman"/>
+          <w:color w:val="FF0000"/>
+          <w:sz w:val="24"/>
+        </w:rPr>
+        <w:t xml:space="preserve">11. </w:t>
+      </w:r>
+      <w:r>
+        <w:rPr>
+          <w:rFonts w:ascii="Times New Roman" w:hAnsi="Times New Roman"/>
+          <w:color w:val="000000"/>
+          <w:sz w:val="24"/>
+        </w:rPr>
+        <w:t xml:space="preserve">Хвалимо, співаємо, благословимо і </w:t>
+      </w:r>
+      <w:r>
+        <w:rPr>
+          <w:rFonts w:ascii="Times New Roman" w:hAnsi="Times New Roman"/>
+          <w:sz w:val="24"/>
+        </w:rPr>
+        <w:t>благодаримо</w:t>
+      </w:r>
+      <w:r>
+        <w:rPr>
+          <w:rFonts w:ascii="Times New Roman" w:hAnsi="Times New Roman"/>
+          <w:color w:val="000000"/>
+          <w:sz w:val="24"/>
+        </w:rPr>
+        <w:t xml:space="preserve"> Т</w:t>
+      </w:r>
+      <w:r>
+        <w:rPr>
+          <w:rFonts w:ascii="Times New Roman" w:hAnsi="Times New Roman"/>
+          <w:sz w:val="24"/>
+        </w:rPr>
+        <w:t>ебе</w:t>
+      </w:r>
+      <w:r>
+        <w:rPr>
+          <w:rFonts w:ascii="Times New Roman" w:hAnsi="Times New Roman"/>
+          <w:color w:val="000000"/>
+          <w:sz w:val="24"/>
+        </w:rPr>
+        <w:t>, Боже батьків наших, бо Ти забрав тінь нічну і явив нам знову світло денне. Молимо Твою добрість: Милостивий будь для нас грішних і прийми молитву нашу задля великої Твоєї ласкавости, бо ми прибігаємо до Тебе, милостивого і всемогутнього Бога. Ти, що засвітив у серцях наших правдиве сонце справедливости Твоєї! Просвіти розум наш і почування всі зберігай, щоб, як у день, ходили ми пристойно шляхом заповідей Твоїх і дійшли до життя вічного, і стали гідними насолоджуватися недоступним Твоїм світлом. Бо в Тебе є джерело життя, Ти Бог наш і Тобі славу возсилаємо: Отцю, і Сину, і Святому Духові, нині і повсякчас, і на віки віків. Амінь.</w:t>
       </w:r>
     </w:p>
     <w:p>
@@ -10870,6 +10635,627 @@
           <w:i/>
           <w:color w:val="FF0000"/>
         </w:rPr>
+        <w:t>Велика єктенія</w:t>
+      </w:r>
+    </w:p>
+    <w:p>
+      <w:pPr>
+        <w:spacing w:after="120"/>
+      </w:pPr>
+      <w:r>
+        <w:rPr>
+          <w:rFonts w:ascii="Times New Roman" w:hAnsi="Times New Roman"/>
+          <w:color w:val="000000"/>
+          <w:sz w:val="24"/>
+        </w:rPr>
+        <w:t>У мирі Господеві помолімся.</w:t>
+      </w:r>
+    </w:p>
+    <w:p>
+      <w:pPr>
+        <w:spacing w:after="120"/>
+      </w:pPr>
+      <w:r>
+        <w:rPr>
+          <w:rFonts w:ascii="Times New Roman" w:hAnsi="Times New Roman"/>
+          <w:i/>
+          <w:color w:val="FF4400"/>
+          <w:sz w:val="24"/>
+        </w:rPr>
+        <w:t>Вірні:</w:t>
+      </w:r>
+      <w:r>
+        <w:rPr>
+          <w:rFonts w:ascii="Times New Roman" w:hAnsi="Times New Roman"/>
+          <w:color w:val="000000"/>
+          <w:sz w:val="24"/>
+        </w:rPr>
+        <w:t xml:space="preserve"> Го́споди, поми́луй.</w:t>
+      </w:r>
+    </w:p>
+    <w:p>
+      <w:pPr>
+        <w:spacing w:after="120"/>
+      </w:pPr>
+      <w:r>
+        <w:rPr>
+          <w:rFonts w:ascii="Times New Roman" w:hAnsi="Times New Roman"/>
+          <w:color w:val="000000"/>
+          <w:sz w:val="24"/>
+        </w:rPr>
+        <w:t>За мир з висот і спасіння душ наших Господеві помолімся.</w:t>
+      </w:r>
+    </w:p>
+    <w:p>
+      <w:pPr>
+        <w:spacing w:after="120"/>
+      </w:pPr>
+      <w:r>
+        <w:rPr>
+          <w:rFonts w:ascii="Times New Roman" w:hAnsi="Times New Roman"/>
+          <w:i/>
+          <w:color w:val="FF4400"/>
+          <w:sz w:val="24"/>
+        </w:rPr>
+        <w:t>Вірні:</w:t>
+      </w:r>
+      <w:r>
+        <w:rPr>
+          <w:rFonts w:ascii="Times New Roman" w:hAnsi="Times New Roman"/>
+          <w:color w:val="000000"/>
+          <w:sz w:val="24"/>
+        </w:rPr>
+        <w:t xml:space="preserve"> Го́споди, поми́луй.</w:t>
+      </w:r>
+    </w:p>
+    <w:p>
+      <w:pPr>
+        <w:spacing w:after="120"/>
+      </w:pPr>
+      <w:r>
+        <w:rPr>
+          <w:rFonts w:ascii="Times New Roman" w:hAnsi="Times New Roman"/>
+          <w:color w:val="000000"/>
+          <w:sz w:val="24"/>
+        </w:rPr>
+        <w:t>За мир усього світу, добрий стан святих Божих церков і з’єднання всіх Господеві помолімся.</w:t>
+      </w:r>
+    </w:p>
+    <w:p>
+      <w:pPr>
+        <w:spacing w:after="120"/>
+      </w:pPr>
+      <w:r>
+        <w:rPr>
+          <w:rFonts w:ascii="Times New Roman" w:hAnsi="Times New Roman"/>
+          <w:i/>
+          <w:color w:val="FF4400"/>
+          <w:sz w:val="24"/>
+        </w:rPr>
+        <w:t>Вірні:</w:t>
+      </w:r>
+      <w:r>
+        <w:rPr>
+          <w:rFonts w:ascii="Times New Roman" w:hAnsi="Times New Roman"/>
+          <w:color w:val="000000"/>
+          <w:sz w:val="24"/>
+        </w:rPr>
+        <w:t xml:space="preserve"> Го́споди, поми́луй.</w:t>
+      </w:r>
+    </w:p>
+    <w:p>
+      <w:pPr>
+        <w:spacing w:after="120"/>
+      </w:pPr>
+      <w:r>
+        <w:rPr>
+          <w:rFonts w:ascii="Times New Roman" w:hAnsi="Times New Roman"/>
+          <w:color w:val="000000"/>
+          <w:sz w:val="24"/>
+        </w:rPr>
+        <w:t>За святий храм цей і тих, що з вірою, благоговінням і страхом Божим входять до нього, Господеві помолімся.</w:t>
+      </w:r>
+    </w:p>
+    <w:p>
+      <w:pPr>
+        <w:spacing w:after="120"/>
+      </w:pPr>
+      <w:r>
+        <w:rPr>
+          <w:rFonts w:ascii="Times New Roman" w:hAnsi="Times New Roman"/>
+          <w:i/>
+          <w:color w:val="FF4400"/>
+          <w:sz w:val="24"/>
+        </w:rPr>
+        <w:t>Вірні:</w:t>
+      </w:r>
+      <w:r>
+        <w:rPr>
+          <w:rFonts w:ascii="Times New Roman" w:hAnsi="Times New Roman"/>
+          <w:color w:val="000000"/>
+          <w:sz w:val="24"/>
+        </w:rPr>
+        <w:t xml:space="preserve"> Го́споди, поми́луй.</w:t>
+      </w:r>
+    </w:p>
+    <w:p>
+      <w:pPr>
+        <w:spacing w:after="120"/>
+      </w:pPr>
+      <w:r>
+        <w:rPr>
+          <w:rFonts w:ascii="Times New Roman" w:hAnsi="Times New Roman"/>
+          <w:color w:val="000000"/>
+          <w:sz w:val="24"/>
+        </w:rPr>
+        <w:t xml:space="preserve">За святішого вселенського архиєрея Франциска, папу Римського, і за блаженнішого патріярха нашого Святослава, і за преосвященнішого архиєпископа і митрополита нашого кир </w:t>
+      </w:r>
+      <w:r>
+        <w:rPr>
+          <w:rFonts w:ascii="Times New Roman" w:hAnsi="Times New Roman"/>
+          <w:i/>
+          <w:color w:val="FF4400"/>
+          <w:sz w:val="24"/>
+        </w:rPr>
+        <w:t>ім’я</w:t>
+      </w:r>
+      <w:r>
+        <w:rPr>
+          <w:rFonts w:ascii="Times New Roman" w:hAnsi="Times New Roman"/>
+          <w:i/>
+          <w:color w:val="000000"/>
+          <w:sz w:val="24"/>
+        </w:rPr>
+        <w:t>,</w:t>
+      </w:r>
+      <w:r>
+        <w:rPr>
+          <w:rFonts w:ascii="Times New Roman" w:hAnsi="Times New Roman"/>
+          <w:color w:val="000000"/>
+          <w:sz w:val="24"/>
+        </w:rPr>
+        <w:t xml:space="preserve"> і за боголюбивого єпископа нашого кир </w:t>
+      </w:r>
+      <w:r>
+        <w:rPr>
+          <w:rFonts w:ascii="Times New Roman" w:hAnsi="Times New Roman"/>
+          <w:i/>
+          <w:color w:val="FF4400"/>
+          <w:sz w:val="24"/>
+        </w:rPr>
+        <w:t>ім’я</w:t>
+      </w:r>
+      <w:r>
+        <w:rPr>
+          <w:rFonts w:ascii="Times New Roman" w:hAnsi="Times New Roman"/>
+          <w:i/>
+          <w:color w:val="000000"/>
+          <w:sz w:val="24"/>
+        </w:rPr>
+        <w:t>,</w:t>
+      </w:r>
+      <w:r>
+        <w:rPr>
+          <w:rFonts w:ascii="Times New Roman" w:hAnsi="Times New Roman"/>
+          <w:color w:val="000000"/>
+          <w:sz w:val="24"/>
+        </w:rPr>
+        <w:t xml:space="preserve"> чесне пресвітерство, у Христі дияконство, за весь причет і людей Господеві помолімся.</w:t>
+      </w:r>
+    </w:p>
+    <w:p>
+      <w:pPr>
+        <w:spacing w:after="120"/>
+      </w:pPr>
+      <w:r>
+        <w:rPr>
+          <w:rFonts w:ascii="Times New Roman" w:hAnsi="Times New Roman"/>
+          <w:i/>
+          <w:color w:val="FF4400"/>
+          <w:sz w:val="24"/>
+        </w:rPr>
+        <w:t>Вірні:</w:t>
+      </w:r>
+      <w:r>
+        <w:rPr>
+          <w:rFonts w:ascii="Times New Roman" w:hAnsi="Times New Roman"/>
+          <w:color w:val="000000"/>
+          <w:sz w:val="24"/>
+        </w:rPr>
+        <w:t xml:space="preserve"> Го́споди, поми́луй.</w:t>
+      </w:r>
+    </w:p>
+    <w:p>
+      <w:pPr>
+        <w:spacing w:after="120"/>
+      </w:pPr>
+      <w:r>
+        <w:rPr>
+          <w:rFonts w:ascii="Times New Roman" w:hAnsi="Times New Roman"/>
+          <w:color w:val="000000"/>
+          <w:sz w:val="24"/>
+        </w:rPr>
+        <w:t>За Богом бережений народ наш, за правління і все військо Господеві помолімся.</w:t>
+      </w:r>
+    </w:p>
+    <w:p>
+      <w:pPr>
+        <w:spacing w:after="120"/>
+      </w:pPr>
+      <w:r>
+        <w:rPr>
+          <w:rFonts w:ascii="Times New Roman" w:hAnsi="Times New Roman"/>
+          <w:i/>
+          <w:color w:val="FF4400"/>
+          <w:sz w:val="24"/>
+        </w:rPr>
+        <w:t>Вірні:</w:t>
+      </w:r>
+      <w:r>
+        <w:rPr>
+          <w:rFonts w:ascii="Times New Roman" w:hAnsi="Times New Roman"/>
+          <w:color w:val="000000"/>
+          <w:sz w:val="24"/>
+        </w:rPr>
+        <w:t xml:space="preserve"> Го́споди, поми́луй.</w:t>
+      </w:r>
+    </w:p>
+    <w:p>
+      <w:pPr>
+        <w:spacing w:after="120"/>
+      </w:pPr>
+      <w:r>
+        <w:rPr>
+          <w:rFonts w:ascii="Times New Roman" w:hAnsi="Times New Roman"/>
+          <w:color w:val="000000"/>
+          <w:sz w:val="24"/>
+        </w:rPr>
+        <w:t xml:space="preserve">За місто це </w:t>
+      </w:r>
+      <w:r>
+        <w:rPr>
+          <w:rFonts w:ascii="Times New Roman" w:hAnsi="Times New Roman"/>
+          <w:sz w:val="24"/>
+        </w:rPr>
+        <w:t>(</w:t>
+      </w:r>
+      <w:r>
+        <w:rPr>
+          <w:rFonts w:ascii="Times New Roman" w:hAnsi="Times New Roman"/>
+          <w:i/>
+          <w:color w:val="FF0000"/>
+          <w:sz w:val="24"/>
+        </w:rPr>
+        <w:t>або</w:t>
+      </w:r>
+      <w:r>
+        <w:rPr>
+          <w:rFonts w:ascii="Times New Roman" w:hAnsi="Times New Roman"/>
+          <w:color w:val="FF0000"/>
+          <w:sz w:val="24"/>
+        </w:rPr>
+        <w:t xml:space="preserve"> </w:t>
+      </w:r>
+      <w:r>
+        <w:rPr>
+          <w:rFonts w:ascii="Times New Roman" w:hAnsi="Times New Roman"/>
+          <w:sz w:val="24"/>
+        </w:rPr>
+        <w:t xml:space="preserve">за село це, </w:t>
+      </w:r>
+      <w:r>
+        <w:rPr>
+          <w:rFonts w:ascii="Times New Roman" w:hAnsi="Times New Roman"/>
+          <w:i/>
+          <w:color w:val="FF0000"/>
+          <w:sz w:val="24"/>
+        </w:rPr>
+        <w:t>або</w:t>
+      </w:r>
+      <w:r>
+        <w:rPr>
+          <w:rFonts w:ascii="Times New Roman" w:hAnsi="Times New Roman"/>
+          <w:color w:val="FF0000"/>
+          <w:sz w:val="24"/>
+        </w:rPr>
+        <w:t xml:space="preserve"> </w:t>
+      </w:r>
+      <w:r>
+        <w:rPr>
+          <w:rFonts w:ascii="Times New Roman" w:hAnsi="Times New Roman"/>
+          <w:sz w:val="24"/>
+        </w:rPr>
+        <w:t>за святу обитель цю)</w:t>
+      </w:r>
+      <w:r>
+        <w:rPr>
+          <w:rFonts w:ascii="Times New Roman" w:hAnsi="Times New Roman"/>
+          <w:color w:val="000000"/>
+          <w:sz w:val="24"/>
+        </w:rPr>
+        <w:t>, і за кожне село, місто, країну, і за тих, що вірою живуть у них, Господеві помолімся.</w:t>
+      </w:r>
+    </w:p>
+    <w:p>
+      <w:pPr>
+        <w:spacing w:after="120"/>
+      </w:pPr>
+      <w:r>
+        <w:rPr>
+          <w:rFonts w:ascii="Times New Roman" w:hAnsi="Times New Roman"/>
+          <w:i/>
+          <w:color w:val="FF4400"/>
+          <w:sz w:val="24"/>
+        </w:rPr>
+        <w:t>Вірні:</w:t>
+      </w:r>
+      <w:r>
+        <w:rPr>
+          <w:rFonts w:ascii="Times New Roman" w:hAnsi="Times New Roman"/>
+          <w:color w:val="000000"/>
+          <w:sz w:val="24"/>
+        </w:rPr>
+        <w:t xml:space="preserve"> Го́споди, поми́луй.</w:t>
+      </w:r>
+    </w:p>
+    <w:p>
+      <w:pPr>
+        <w:spacing w:after="120"/>
+      </w:pPr>
+      <w:r>
+        <w:rPr>
+          <w:rFonts w:ascii="Times New Roman" w:hAnsi="Times New Roman"/>
+          <w:color w:val="000000"/>
+          <w:sz w:val="24"/>
+        </w:rPr>
+        <w:t>За добре поліття, за врожай плодів земних і часи мирні Господеві помолімся.</w:t>
+      </w:r>
+    </w:p>
+    <w:p>
+      <w:pPr>
+        <w:spacing w:after="120"/>
+      </w:pPr>
+      <w:r>
+        <w:rPr>
+          <w:rFonts w:ascii="Times New Roman" w:hAnsi="Times New Roman"/>
+          <w:i/>
+          <w:color w:val="FF4400"/>
+          <w:sz w:val="24"/>
+        </w:rPr>
+        <w:t>Вірні:</w:t>
+      </w:r>
+      <w:r>
+        <w:rPr>
+          <w:rFonts w:ascii="Times New Roman" w:hAnsi="Times New Roman"/>
+          <w:color w:val="000000"/>
+          <w:sz w:val="24"/>
+        </w:rPr>
+        <w:t xml:space="preserve"> Го́споди, поми́луй.</w:t>
+      </w:r>
+    </w:p>
+    <w:p>
+      <w:pPr>
+        <w:spacing w:after="120"/>
+      </w:pPr>
+      <w:r>
+        <w:rPr>
+          <w:rFonts w:ascii="Times New Roman" w:hAnsi="Times New Roman"/>
+          <w:color w:val="000000"/>
+          <w:sz w:val="24"/>
+        </w:rPr>
+        <w:t>За тих, що плавають, подорожують, за недужих, страждаючих, полонених – і за спасення їх Господеві помолімся.</w:t>
+      </w:r>
+    </w:p>
+    <w:p>
+      <w:pPr>
+        <w:spacing w:after="120"/>
+      </w:pPr>
+      <w:r>
+        <w:rPr>
+          <w:rFonts w:ascii="Times New Roman" w:hAnsi="Times New Roman"/>
+          <w:i/>
+          <w:color w:val="FF4400"/>
+          <w:sz w:val="24"/>
+        </w:rPr>
+        <w:t>Вірні:</w:t>
+      </w:r>
+      <w:r>
+        <w:rPr>
+          <w:rFonts w:ascii="Times New Roman" w:hAnsi="Times New Roman"/>
+          <w:color w:val="000000"/>
+          <w:sz w:val="24"/>
+        </w:rPr>
+        <w:t xml:space="preserve"> Го́споди, поми́луй.</w:t>
+      </w:r>
+    </w:p>
+    <w:p>
+      <w:pPr>
+        <w:spacing w:after="120"/>
+      </w:pPr>
+      <w:r>
+        <w:rPr>
+          <w:rFonts w:ascii="Times New Roman" w:hAnsi="Times New Roman"/>
+          <w:color w:val="000000"/>
+          <w:sz w:val="24"/>
+        </w:rPr>
+        <w:t>Щоб визволитися нам від усякої скорботи, гніву й нужди, Господеві помолімся.</w:t>
+      </w:r>
+    </w:p>
+    <w:p>
+      <w:pPr>
+        <w:spacing w:after="120"/>
+      </w:pPr>
+      <w:r>
+        <w:rPr>
+          <w:rFonts w:ascii="Times New Roman" w:hAnsi="Times New Roman"/>
+          <w:i/>
+          <w:color w:val="FF4400"/>
+          <w:sz w:val="24"/>
+        </w:rPr>
+        <w:t>Вірні:</w:t>
+      </w:r>
+      <w:r>
+        <w:rPr>
+          <w:rFonts w:ascii="Times New Roman" w:hAnsi="Times New Roman"/>
+          <w:color w:val="000000"/>
+          <w:sz w:val="24"/>
+        </w:rPr>
+        <w:t xml:space="preserve"> Го́споди, поми́луй.</w:t>
+      </w:r>
+    </w:p>
+    <w:p>
+      <w:pPr>
+        <w:spacing w:after="120"/>
+      </w:pPr>
+      <w:r>
+        <w:rPr>
+          <w:rFonts w:ascii="Times New Roman" w:hAnsi="Times New Roman"/>
+          <w:sz w:val="24"/>
+        </w:rPr>
+        <w:t>Заступи, спаси, помилуй і охорони нас, Боже, Твоєю благодаттю</w:t>
+      </w:r>
+    </w:p>
+    <w:p>
+      <w:pPr>
+        <w:spacing w:after="120"/>
+      </w:pPr>
+      <w:r>
+        <w:rPr>
+          <w:rFonts w:ascii="Times New Roman" w:hAnsi="Times New Roman"/>
+          <w:i/>
+          <w:color w:val="FF4400"/>
+          <w:sz w:val="24"/>
+        </w:rPr>
+        <w:t>Вірні:</w:t>
+      </w:r>
+      <w:r>
+        <w:rPr>
+          <w:rFonts w:ascii="Times New Roman" w:hAnsi="Times New Roman"/>
+          <w:color w:val="000000"/>
+          <w:sz w:val="24"/>
+        </w:rPr>
+        <w:t xml:space="preserve"> Го́споди, поми́луй.</w:t>
+      </w:r>
+    </w:p>
+    <w:p>
+      <w:pPr>
+        <w:spacing w:after="120"/>
+      </w:pPr>
+      <w:r>
+        <w:rPr>
+          <w:rFonts w:ascii="Times New Roman" w:hAnsi="Times New Roman"/>
+          <w:color w:val="000000"/>
+          <w:sz w:val="24"/>
+        </w:rPr>
+        <w:t>Пресвяту, пречисту, преблагословенну, славну Владичицю нашу Богородицю і приснодіву Марію, з усіма святими пом’янувши, самих себе, і один одного, і все життя наше Христу Богові віддаймо.</w:t>
+      </w:r>
+    </w:p>
+    <w:p>
+      <w:pPr>
+        <w:spacing w:after="120"/>
+      </w:pPr>
+      <w:r>
+        <w:rPr>
+          <w:rFonts w:ascii="Times New Roman" w:hAnsi="Times New Roman"/>
+          <w:i/>
+          <w:color w:val="FF4400"/>
+          <w:sz w:val="24"/>
+        </w:rPr>
+        <w:t>Вірні:</w:t>
+      </w:r>
+      <w:r>
+        <w:rPr>
+          <w:rFonts w:ascii="Times New Roman" w:hAnsi="Times New Roman"/>
+          <w:color w:val="000000"/>
+          <w:sz w:val="24"/>
+        </w:rPr>
+        <w:t xml:space="preserve"> Тобі́, Го́споди.</w:t>
+      </w:r>
+    </w:p>
+    <w:p>
+      <w:pPr>
+        <w:spacing w:after="120"/>
+        <w:jc w:val="both"/>
+      </w:pPr>
+      <w:r>
+        <w:rPr>
+          <w:rFonts w:ascii="Times New Roman" w:hAnsi="Times New Roman"/>
+          <w:sz w:val="24"/>
+          <w:u w:val="single"/>
+        </w:rPr>
+        <w:t>[Благодаримо Тебе, Господи, Боже наш, що підняв нас із постелі нашої і вклав в уста наші слово хвали, щоб поклонятися і призивати ім'я Твоє святе. Ми умоляємо Твоє милосердя, яке Ти завжди виявляв у нашому житті. Пошли поміч свою людям, що стоять перед лицем святої слави Твоєї і дожидають від Тебе багатої милости; і дай нам, що зо страхом і любов'ю завжди Тобі служимо, хвалити несказанну Твою доброту.]</w:t>
+      </w:r>
+    </w:p>
+    <w:p>
+      <w:pPr>
+        <w:spacing w:after="120"/>
+      </w:pPr>
+      <w:r>
+        <w:rPr>
+          <w:rFonts w:ascii="Times New Roman" w:hAnsi="Times New Roman"/>
+          <w:i/>
+          <w:color w:val="FF0000"/>
+          <w:sz w:val="24"/>
+        </w:rPr>
+        <w:t>Священник:</w:t>
+      </w:r>
+      <w:r>
+        <w:rPr>
+          <w:rFonts w:ascii="Times New Roman" w:hAnsi="Times New Roman"/>
+          <w:sz w:val="24"/>
+        </w:rPr>
+        <w:t xml:space="preserve"> Бо Тобі належить усяка слава, честь і поклоніння, Отцю, і Сину, і Святому Духові, нині, і повсякчас, і на віки віків.</w:t>
+      </w:r>
+    </w:p>
+    <w:p>
+      <w:pPr>
+        <w:spacing w:after="120"/>
+        <w:jc w:val="both"/>
+      </w:pPr>
+      <w:r>
+        <w:rPr>
+          <w:rFonts w:ascii="Times New Roman" w:hAnsi="Times New Roman"/>
+          <w:i/>
+          <w:color w:val="FF0000"/>
+          <w:sz w:val="24"/>
+        </w:rPr>
+        <w:t>Вірні:</w:t>
+      </w:r>
+      <w:r>
+        <w:rPr>
+          <w:rFonts w:ascii="Times New Roman" w:hAnsi="Times New Roman"/>
+          <w:color w:val="FF0000"/>
+          <w:sz w:val="24"/>
+        </w:rPr>
+        <w:t xml:space="preserve"> </w:t>
+      </w:r>
+      <w:r>
+        <w:rPr>
+          <w:rFonts w:ascii="Times New Roman" w:hAnsi="Times New Roman"/>
+          <w:sz w:val="24"/>
+        </w:rPr>
+        <w:t>Амінь.</w:t>
+      </w:r>
+    </w:p>
+    <w:p>
+      <w:pPr>
+        <w:spacing w:after="120"/>
+        <w:jc w:val="both"/>
+      </w:pPr>
+    </w:p>
+    <w:p>
+      <w:pPr>
+        <w:pStyle w:val="Heading3"/>
+        <w:spacing w:after="120"/>
+        <w:jc w:val="center"/>
+      </w:pPr>
+      <w:r>
+        <w:rPr>
+          <w:rFonts w:ascii="Times New Roman" w:hAnsi="Times New Roman"/>
+          <w:b/>
+          <w:i/>
+          <w:color w:val="FF0000"/>
+        </w:rPr>
         <w:t>Бог Господь...</w:t>
       </w:r>
       <w:r>
@@ -15034,7 +15420,7 @@
           <w:i/>
           <w:color w:val="FF0000"/>
         </w:rPr>
-        <w:t>Прохальна єктенія</w:t>
+        <w:t>Мале славослов'я</w:t>
       </w:r>
     </w:p>
     <w:p>
@@ -15046,9 +15432,16 @@
         <w:rPr>
           <w:rFonts w:ascii="Times New Roman" w:hAnsi="Times New Roman"/>
           <w:sz w:val="24"/>
-        </w:rPr>
-        <w:t>Сповнім ранішню молитву нашу Господеві.</w:t>
-      </w:r>
+          <w:u w:val="single"/>
+        </w:rPr>
+        <w:t>[Хвалимо, співаємо, благословимо і благодаримо Тебе, Боже батьків наших, бо Ти забрав тінь нічну і явив нам знову світло денне. Молимо Твою добрість: Милостивий будь для нас грішних і прийми молитву нашу задля великої Твоєї ласкавости, бо ми прибігаємо до Тебе, милостивого і всемогутнього Бога. Ти, що засвітив у серцях наших правдиве сонце справедливости Твоєї! Просвіти розум наш і почування всі зберігай, щоб, як у день, ходили ми пристойно шляхом заповідей Твоїх і дійшли до життя вічного, і стали гідними насолоджуватися недоступним Твоїм світлом. Бо в Тебе є джерело життя, Ти Бог наш і Тобі славу возсилаємо: Отцю, і Сину, і Святому Духові, нині і повсякчас, і на віки віків. Амінь.]</w:t>
+      </w:r>
+    </w:p>
+    <w:p>
+      <w:pPr>
+        <w:spacing w:after="120"/>
+        <w:jc w:val="both"/>
+      </w:pPr>
     </w:p>
     <w:p>
       <w:pPr>
@@ -15062,26 +15455,14 @@
           <w:color w:val="FF0000"/>
           <w:sz w:val="24"/>
         </w:rPr>
-        <w:t>Вірні:</w:t>
-      </w:r>
-      <w:r>
-        <w:rPr>
-          <w:rFonts w:ascii="Times New Roman" w:hAnsi="Times New Roman"/>
-          <w:sz w:val="24"/>
-        </w:rPr>
-        <w:t xml:space="preserve"> Господи, помилуй.</w:t>
-      </w:r>
-    </w:p>
-    <w:p>
-      <w:pPr>
-        <w:spacing w:after="120"/>
-      </w:pPr>
-      <w:r>
-        <w:rPr>
-          <w:rFonts w:ascii="Times New Roman" w:hAnsi="Times New Roman"/>
-          <w:sz w:val="24"/>
-        </w:rPr>
-        <w:t>Заступи, спаси, помилуй і охорони нас, Боже, Твоєю благодаттю</w:t>
+        <w:t>Священник:</w:t>
+      </w:r>
+      <w:r>
+        <w:rPr>
+          <w:rFonts w:ascii="Times New Roman" w:hAnsi="Times New Roman"/>
+          <w:sz w:val="24"/>
+        </w:rPr>
+        <w:t xml:space="preserve"> Слава тобі, що Світло нам показав!</w:t>
       </w:r>
     </w:p>
     <w:p>
@@ -15103,7 +15484,7 @@
           <w:rFonts w:ascii="Times New Roman" w:hAnsi="Times New Roman"/>
           <w:sz w:val="24"/>
         </w:rPr>
-        <w:t xml:space="preserve"> Господи, помилуй.</w:t>
+        <w:t xml:space="preserve"> Слава во вишніх Богу, і на землі мир,* в людях благовоління.</w:t>
       </w:r>
     </w:p>
     <w:p>
@@ -15116,227 +15497,7 @@
           <w:rFonts w:ascii="Times New Roman" w:hAnsi="Times New Roman"/>
           <w:sz w:val="24"/>
         </w:rPr>
-        <w:t>Дня всього досконалого, святого, мирного і безгрішного у Господа просім.</w:t>
-      </w:r>
-    </w:p>
-    <w:p>
-      <w:pPr>
-        <w:spacing w:after="120"/>
-      </w:pPr>
-      <w:r>
-        <w:rPr>
-          <w:rFonts w:ascii="Times New Roman" w:hAnsi="Times New Roman"/>
-          <w:i/>
-          <w:color w:val="FF4400"/>
-          <w:sz w:val="24"/>
-        </w:rPr>
-        <w:t>Вірні:</w:t>
-      </w:r>
-      <w:r>
-        <w:rPr>
-          <w:rFonts w:ascii="Times New Roman" w:hAnsi="Times New Roman"/>
-          <w:sz w:val="24"/>
-        </w:rPr>
-        <w:t xml:space="preserve"> Пода́й, Го́споди.</w:t>
-      </w:r>
-    </w:p>
-    <w:p>
-      <w:pPr>
-        <w:spacing w:after="120"/>
-      </w:pPr>
-      <w:r>
-        <w:rPr>
-          <w:rFonts w:ascii="Times New Roman" w:hAnsi="Times New Roman"/>
-          <w:sz w:val="24"/>
-        </w:rPr>
-        <w:t>Ангела миру, вірного наставника, охоронця душ і тіл наших у Господа просім.</w:t>
-      </w:r>
-    </w:p>
-    <w:p>
-      <w:pPr>
-        <w:spacing w:after="120"/>
-      </w:pPr>
-      <w:r>
-        <w:rPr>
-          <w:rFonts w:ascii="Times New Roman" w:hAnsi="Times New Roman"/>
-          <w:i/>
-          <w:color w:val="FF4400"/>
-          <w:sz w:val="24"/>
-        </w:rPr>
-        <w:t>Вірні:</w:t>
-      </w:r>
-      <w:r>
-        <w:rPr>
-          <w:rFonts w:ascii="Times New Roman" w:hAnsi="Times New Roman"/>
-          <w:sz w:val="24"/>
-        </w:rPr>
-        <w:t xml:space="preserve"> Пода́й, Го́споди.</w:t>
-      </w:r>
-    </w:p>
-    <w:p>
-      <w:pPr>
-        <w:spacing w:after="120"/>
-      </w:pPr>
-      <w:r>
-        <w:rPr>
-          <w:rFonts w:ascii="Times New Roman" w:hAnsi="Times New Roman"/>
-          <w:sz w:val="24"/>
-        </w:rPr>
-        <w:t>Прощення й відпущення гріхів, і прогрішень наших у Господа просім.</w:t>
-      </w:r>
-    </w:p>
-    <w:p>
-      <w:pPr>
-        <w:spacing w:after="120"/>
-      </w:pPr>
-      <w:r>
-        <w:rPr>
-          <w:rFonts w:ascii="Times New Roman" w:hAnsi="Times New Roman"/>
-          <w:i/>
-          <w:color w:val="FF4400"/>
-          <w:sz w:val="24"/>
-        </w:rPr>
-        <w:t>Вірні:</w:t>
-      </w:r>
-      <w:r>
-        <w:rPr>
-          <w:rFonts w:ascii="Times New Roman" w:hAnsi="Times New Roman"/>
-          <w:sz w:val="24"/>
-        </w:rPr>
-        <w:t xml:space="preserve"> Пода́й, Го́споди.</w:t>
-      </w:r>
-    </w:p>
-    <w:p>
-      <w:pPr>
-        <w:spacing w:after="120"/>
-      </w:pPr>
-      <w:r>
-        <w:rPr>
-          <w:rFonts w:ascii="Times New Roman" w:hAnsi="Times New Roman"/>
-          <w:sz w:val="24"/>
-        </w:rPr>
-        <w:t>Доброго й пожиточного для душ наших і миру для світу у Господа просім.</w:t>
-      </w:r>
-    </w:p>
-    <w:p>
-      <w:pPr>
-        <w:spacing w:after="120"/>
-      </w:pPr>
-      <w:r>
-        <w:rPr>
-          <w:rFonts w:ascii="Times New Roman" w:hAnsi="Times New Roman"/>
-          <w:i/>
-          <w:color w:val="FF4400"/>
-          <w:sz w:val="24"/>
-        </w:rPr>
-        <w:t>Вірні:</w:t>
-      </w:r>
-      <w:r>
-        <w:rPr>
-          <w:rFonts w:ascii="Times New Roman" w:hAnsi="Times New Roman"/>
-          <w:sz w:val="24"/>
-        </w:rPr>
-        <w:t xml:space="preserve"> Пода́й, Го́споди.</w:t>
-      </w:r>
-    </w:p>
-    <w:p>
-      <w:pPr>
-        <w:spacing w:after="120"/>
-      </w:pPr>
-      <w:r>
-        <w:rPr>
-          <w:rFonts w:ascii="Times New Roman" w:hAnsi="Times New Roman"/>
-          <w:sz w:val="24"/>
-        </w:rPr>
-        <w:t>Останок життя нашого в мирі й покаянні завершити у Господа просім.</w:t>
-      </w:r>
-    </w:p>
-    <w:p>
-      <w:pPr>
-        <w:spacing w:after="120"/>
-      </w:pPr>
-      <w:r>
-        <w:rPr>
-          <w:rFonts w:ascii="Times New Roman" w:hAnsi="Times New Roman"/>
-          <w:i/>
-          <w:color w:val="FF4400"/>
-          <w:sz w:val="24"/>
-        </w:rPr>
-        <w:t>Вірні:</w:t>
-      </w:r>
-      <w:r>
-        <w:rPr>
-          <w:rFonts w:ascii="Times New Roman" w:hAnsi="Times New Roman"/>
-          <w:sz w:val="24"/>
-        </w:rPr>
-        <w:t xml:space="preserve"> Пода́й, Го́споди.</w:t>
-      </w:r>
-    </w:p>
-    <w:p>
-      <w:pPr>
-        <w:spacing w:after="120"/>
-      </w:pPr>
-      <w:r>
-        <w:rPr>
-          <w:rFonts w:ascii="Times New Roman" w:hAnsi="Times New Roman"/>
-          <w:sz w:val="24"/>
-        </w:rPr>
-        <w:t>Християнської кончини життя нашого – безболізної, бездоганної, мирної – і оправдання на страшному суді Христовому просім.</w:t>
-      </w:r>
-    </w:p>
-    <w:p>
-      <w:pPr>
-        <w:spacing w:after="120"/>
-      </w:pPr>
-      <w:r>
-        <w:rPr>
-          <w:rFonts w:ascii="Times New Roman" w:hAnsi="Times New Roman"/>
-          <w:i/>
-          <w:color w:val="FF4400"/>
-          <w:sz w:val="24"/>
-        </w:rPr>
-        <w:t>Вірні:</w:t>
-      </w:r>
-      <w:r>
-        <w:rPr>
-          <w:rFonts w:ascii="Times New Roman" w:hAnsi="Times New Roman"/>
-          <w:sz w:val="24"/>
-        </w:rPr>
-        <w:t xml:space="preserve"> Пода́й, Го́споди.</w:t>
-      </w:r>
-    </w:p>
-    <w:p>
-      <w:pPr>
-        <w:spacing w:after="120"/>
-      </w:pPr>
-      <w:r>
-        <w:rPr>
-          <w:rFonts w:ascii="Times New Roman" w:hAnsi="Times New Roman"/>
-          <w:sz w:val="24"/>
-        </w:rPr>
-        <w:t>Пресвяту, пречисту, преблагословенну, славну Владичицю нашу Богородицю і приснодіву Марію, з усіма святими пом’янувши, самих себе, і один одного, і все життя наше Христу Богові віддаймо.</w:t>
-      </w:r>
-    </w:p>
-    <w:p>
-      <w:pPr>
-        <w:spacing w:after="120"/>
-      </w:pPr>
-      <w:r>
-        <w:rPr>
-          <w:rFonts w:ascii="Times New Roman" w:hAnsi="Times New Roman"/>
-          <w:i/>
-          <w:color w:val="FF4400"/>
-          <w:sz w:val="24"/>
-        </w:rPr>
-        <w:t>Вірні:</w:t>
-      </w:r>
-      <w:r>
-        <w:rPr>
-          <w:rFonts w:ascii="Times New Roman" w:hAnsi="Times New Roman"/>
-          <w:color w:val="000000"/>
-          <w:sz w:val="24"/>
-        </w:rPr>
-        <w:t xml:space="preserve"> Тобі́, Го́споди.</w:t>
+        <w:t>Хвалимо тебе, благословимо тебе, кланяємось тобі,* славимо тебе, дякуємо тобі заради великої твоєї слави.</w:t>
       </w:r>
     </w:p>
     <w:p>
@@ -15348,38 +15509,8 @@
         <w:rPr>
           <w:rFonts w:ascii="Times New Roman" w:hAnsi="Times New Roman"/>
           <w:sz w:val="24"/>
-          <w:u w:val="single"/>
-        </w:rPr>
-        <w:t xml:space="preserve">[Владико, Боже святий і неосяжний, що казав із темряви світлові засіяти, що заспокоїв нас у нічному сні й підвів до величання і моління Твоєї доброти! Ти, що даєш себе умолити задля </w:t>
-      </w:r>
-      <w:r>
-        <w:rPr>
-          <w:rFonts w:ascii="Times New Roman" w:hAnsi="Times New Roman"/>
-          <w:sz w:val="24"/>
-          <w:u w:val="single"/>
-        </w:rPr>
-        <w:t>свого милосердя, прийми і нині нас, що поклоняємося Тобі й по силі благодаримо Тебе; і даруй нам те, чого просимо задля спасіння. Вчини нас синами світла і дня та спадкоємцями вічних Твоїх благ. Пом'яни, Господи, за багатством ласк Твоїх усіх людей, що є і моляться з нами, і всю братію нашу на землі й на морі, і на всякому місці володіння Твого, що потребують Твоєї любови й помочі. Усім вияви велику Твою милість, щоб спасенні, як душею так і тілом, завжди перебували й відважно славили чудне й благословенне ім'я Твоє.]</w:t>
-      </w:r>
-    </w:p>
-    <w:p>
-      <w:pPr>
-        <w:spacing w:after="120"/>
-      </w:pPr>
-      <w:r>
-        <w:rPr>
-          <w:rFonts w:ascii="Times New Roman" w:hAnsi="Times New Roman"/>
-          <w:i/>
-          <w:color w:val="FF0000"/>
-          <w:sz w:val="24"/>
-        </w:rPr>
-        <w:t>Священник:</w:t>
-      </w:r>
-      <w:r>
-        <w:rPr>
-          <w:rFonts w:ascii="Times New Roman" w:hAnsi="Times New Roman"/>
-          <w:sz w:val="24"/>
-        </w:rPr>
-        <w:t xml:space="preserve"> Бо Ти – Бог милости, ласк і людинолюбности, і Тобі славу возсилаємо, Отцю, і Сину, і Святому Духові, нині, і повсякчас, і на віки віків.</w:t>
+        </w:rPr>
+        <w:t>Господи, царю небесний, Боже, Отче вседержителю,* Господи, Сину єдинородний, Ісусе Христе, і Святий Душе.</w:t>
       </w:r>
     </w:p>
     <w:p>
@@ -15390,26 +15521,21 @@
       <w:r>
         <w:rPr>
           <w:rFonts w:ascii="Times New Roman" w:hAnsi="Times New Roman"/>
-          <w:i/>
-          <w:color w:val="FF0000"/>
-          <w:sz w:val="24"/>
-        </w:rPr>
-        <w:t>Вірні:</w:t>
-      </w:r>
-      <w:r>
-        <w:rPr>
-          <w:rFonts w:ascii="Times New Roman" w:hAnsi="Times New Roman"/>
-          <w:color w:val="FF0000"/>
-          <w:sz w:val="24"/>
-        </w:rPr>
-        <w:t xml:space="preserve"> </w:t>
-      </w:r>
-      <w:r>
-        <w:rPr>
-          <w:rFonts w:ascii="Times New Roman" w:hAnsi="Times New Roman"/>
-          <w:sz w:val="24"/>
-        </w:rPr>
-        <w:t>Амінь.</w:t>
+          <w:sz w:val="24"/>
+        </w:rPr>
+        <w:t>Господи, Боже, Агнче Божий, Сину Отця,* що береш гріхи світу, помилуй нас.</w:t>
+      </w:r>
+    </w:p>
+    <w:p>
+      <w:pPr>
+        <w:spacing w:after="120"/>
+      </w:pPr>
+      <w:r>
+        <w:rPr>
+          <w:rFonts w:ascii="Times New Roman" w:hAnsi="Times New Roman"/>
+          <w:sz w:val="24"/>
+        </w:rPr>
+        <w:t>Ти, що береш гріхи світу,* прийми нашу молитву.</w:t>
       </w:r>
     </w:p>
     <w:p>
@@ -15420,18 +15546,9 @@
       <w:r>
         <w:rPr>
           <w:rFonts w:ascii="Times New Roman" w:hAnsi="Times New Roman"/>
-          <w:i/>
-          <w:color w:val="FF0000"/>
-          <w:sz w:val="24"/>
-        </w:rPr>
-        <w:t>Священник:</w:t>
-      </w:r>
-      <w:r>
-        <w:rPr>
-          <w:rFonts w:ascii="Times New Roman" w:hAnsi="Times New Roman"/>
-          <w:sz w:val="24"/>
-        </w:rPr>
-        <w:t xml:space="preserve"> Мир всім.</w:t>
+          <w:sz w:val="24"/>
+        </w:rPr>
+        <w:t>Ти, що сидиш по правиці Отця,* помилуй нас.</w:t>
       </w:r>
     </w:p>
     <w:p>
@@ -15442,26 +15559,9 @@
       <w:r>
         <w:rPr>
           <w:rFonts w:ascii="Times New Roman" w:hAnsi="Times New Roman"/>
-          <w:i/>
-          <w:color w:val="FF0000"/>
-          <w:sz w:val="24"/>
-        </w:rPr>
-        <w:t>Вірні:</w:t>
-      </w:r>
-      <w:r>
-        <w:rPr>
-          <w:rFonts w:ascii="Times New Roman" w:hAnsi="Times New Roman"/>
-          <w:color w:val="FF0000"/>
-          <w:sz w:val="24"/>
-        </w:rPr>
-        <w:t xml:space="preserve"> </w:t>
-      </w:r>
-      <w:r>
-        <w:rPr>
-          <w:rFonts w:ascii="Times New Roman" w:hAnsi="Times New Roman"/>
-          <w:sz w:val="24"/>
-        </w:rPr>
-        <w:t>І духові твоєму.</w:t>
+          <w:sz w:val="24"/>
+        </w:rPr>
+        <w:t>Ти бо один лише святий, ти єдиний Господь, Ісус Христос,* на славу Бога Отця. Амінь.</w:t>
       </w:r>
     </w:p>
     <w:p>
@@ -15474,7 +15574,7 @@
           <w:rFonts w:ascii="Times New Roman" w:hAnsi="Times New Roman"/>
           <w:sz w:val="24"/>
         </w:rPr>
-        <w:t>Голови ваші перед Господом схиліть.</w:t>
+        <w:t>Щодня буду тебе благословити* і хвалити ім'я твоє на віки віків.</w:t>
       </w:r>
     </w:p>
     <w:p>
@@ -15485,26 +15585,9 @@
       <w:r>
         <w:rPr>
           <w:rFonts w:ascii="Times New Roman" w:hAnsi="Times New Roman"/>
-          <w:i/>
-          <w:color w:val="FF0000"/>
-          <w:sz w:val="24"/>
-        </w:rPr>
-        <w:t>Вірні:</w:t>
-      </w:r>
-      <w:r>
-        <w:rPr>
-          <w:rFonts w:ascii="Times New Roman" w:hAnsi="Times New Roman"/>
-          <w:color w:val="FF0000"/>
-          <w:sz w:val="24"/>
-        </w:rPr>
-        <w:t xml:space="preserve"> </w:t>
-      </w:r>
-      <w:r>
-        <w:rPr>
-          <w:rFonts w:ascii="Times New Roman" w:hAnsi="Times New Roman"/>
-          <w:sz w:val="24"/>
-        </w:rPr>
-        <w:t>Тобі, Господи.</w:t>
+          <w:sz w:val="24"/>
+        </w:rPr>
+        <w:t>Господи, ти був нам пристановищем* по всі роди.</w:t>
       </w:r>
     </w:p>
     <w:p>
@@ -15515,39 +15598,9 @@
       <w:r>
         <w:rPr>
           <w:rFonts w:ascii="Times New Roman" w:hAnsi="Times New Roman"/>
-          <w:i/>
-          <w:color w:val="FF0000"/>
-          <w:sz w:val="24"/>
-        </w:rPr>
-        <w:t>Священник читає молитву:</w:t>
-      </w:r>
-      <w:r>
-        <w:rPr>
-          <w:rFonts w:ascii="Times New Roman" w:hAnsi="Times New Roman"/>
-          <w:sz w:val="24"/>
-        </w:rPr>
-        <w:t xml:space="preserve"> Господи святий, ти на висоті живеш і всевидючим оком твоїм споглядаєш на всяке створіння! Перед тобою схилили ми голови, душі й тіла, і молимося до тебе, Святий святих: Простягни руку твою невидиму від святого житла твого і благослови всіх нас; а якщо ми де в чому згрішили добровільно чи недобровільно, як благий і людинолюбний Бог, прости і даруй нам земні й небесні добра твої:</w:t>
-      </w:r>
-    </w:p>
-    <w:p>
-      <w:pPr>
-        <w:spacing w:after="120"/>
-      </w:pPr>
-      <w:r>
-        <w:rPr>
-          <w:rFonts w:ascii="Times New Roman" w:hAnsi="Times New Roman"/>
-          <w:i/>
-          <w:color w:val="FF0000"/>
-          <w:sz w:val="24"/>
-        </w:rPr>
-        <w:t>Священник:</w:t>
-      </w:r>
-      <w:r>
-        <w:rPr>
-          <w:rFonts w:ascii="Times New Roman" w:hAnsi="Times New Roman"/>
-          <w:sz w:val="24"/>
-        </w:rPr>
-        <w:t xml:space="preserve"> Бо до Тебе належить милувати і спасати нас, Боже наш, і Тобі славу возсилаємо, Отцю, і Сину, і Святому Духові, нині, і повсякчас, і на віки віків.</w:t>
+          <w:sz w:val="24"/>
+        </w:rPr>
+        <w:t>Молюсь: Господи, змилуйся надо мною,* вилікуй мою душу, бо гріх мій − перед тобою.</w:t>
       </w:r>
     </w:p>
     <w:p>
@@ -15558,26 +15611,9 @@
       <w:r>
         <w:rPr>
           <w:rFonts w:ascii="Times New Roman" w:hAnsi="Times New Roman"/>
-          <w:i/>
-          <w:color w:val="FF0000"/>
-          <w:sz w:val="24"/>
-        </w:rPr>
-        <w:t>Вірні:</w:t>
-      </w:r>
-      <w:r>
-        <w:rPr>
-          <w:rFonts w:ascii="Times New Roman" w:hAnsi="Times New Roman"/>
-          <w:color w:val="FF0000"/>
-          <w:sz w:val="24"/>
-        </w:rPr>
-        <w:t xml:space="preserve"> </w:t>
-      </w:r>
-      <w:r>
-        <w:rPr>
-          <w:rFonts w:ascii="Times New Roman" w:hAnsi="Times New Roman"/>
-          <w:sz w:val="24"/>
-        </w:rPr>
-        <w:t>Амінь.</w:t>
+          <w:sz w:val="24"/>
+        </w:rPr>
+        <w:t>Господи, до тебе я прибігаю,* навчи мене творити твою волю, бо ти Бог мій.</w:t>
       </w:r>
     </w:p>
     <w:p>
@@ -15585,10 +15621,165 @@
         <w:spacing w:after="120"/>
         <w:jc w:val="both"/>
       </w:pPr>
-    </w:p>
-    <w:p>
-      <w:pPr>
-        <w:pStyle w:val="Heading2"/>
+      <w:r>
+        <w:rPr>
+          <w:rFonts w:ascii="Times New Roman" w:hAnsi="Times New Roman"/>
+          <w:sz w:val="24"/>
+        </w:rPr>
+        <w:t>Бо в тебе є джерело життя,* у твоїм світлі побачимо світло.</w:t>
+      </w:r>
+    </w:p>
+    <w:p>
+      <w:pPr>
+        <w:spacing w:after="120"/>
+        <w:jc w:val="both"/>
+      </w:pPr>
+      <w:r>
+        <w:rPr>
+          <w:rFonts w:ascii="Times New Roman" w:hAnsi="Times New Roman"/>
+          <w:sz w:val="24"/>
+        </w:rPr>
+        <w:t>Добавляй ласку тим,* що визнають тебе.</w:t>
+      </w:r>
+    </w:p>
+    <w:p>
+      <w:pPr>
+        <w:spacing w:after="120"/>
+        <w:jc w:val="both"/>
+      </w:pPr>
+      <w:r>
+        <w:rPr>
+          <w:rFonts w:ascii="Times New Roman" w:hAnsi="Times New Roman"/>
+          <w:sz w:val="24"/>
+        </w:rPr>
+        <w:t>Сподоби, Господи, сьогодні* без гріха зберегтися нам.</w:t>
+      </w:r>
+    </w:p>
+    <w:p>
+      <w:pPr>
+        <w:spacing w:after="120"/>
+        <w:jc w:val="both"/>
+      </w:pPr>
+      <w:r>
+        <w:rPr>
+          <w:rFonts w:ascii="Times New Roman" w:hAnsi="Times New Roman"/>
+          <w:sz w:val="24"/>
+        </w:rPr>
+        <w:t>Благословенний ти, Господи, Боже Отців наших,* і хвальне, і прославлене ім'я твоє навіки. Амінь.</w:t>
+      </w:r>
+    </w:p>
+    <w:p>
+      <w:pPr>
+        <w:spacing w:after="120"/>
+        <w:jc w:val="both"/>
+      </w:pPr>
+      <w:r>
+        <w:rPr>
+          <w:rFonts w:ascii="Times New Roman" w:hAnsi="Times New Roman"/>
+          <w:sz w:val="24"/>
+        </w:rPr>
+        <w:t>Нехай буде, Господи, милість твоя на нас,* бо ми надіємось на тебе.</w:t>
+      </w:r>
+    </w:p>
+    <w:p>
+      <w:pPr>
+        <w:spacing w:after="120"/>
+        <w:jc w:val="both"/>
+      </w:pPr>
+      <w:r>
+        <w:rPr>
+          <w:rFonts w:ascii="Times New Roman" w:hAnsi="Times New Roman"/>
+          <w:sz w:val="24"/>
+        </w:rPr>
+        <w:t>Благословенний ти, Господи,* навчи мене установ твоїх.</w:t>
+      </w:r>
+    </w:p>
+    <w:p>
+      <w:pPr>
+        <w:spacing w:after="120"/>
+        <w:jc w:val="both"/>
+      </w:pPr>
+      <w:r>
+        <w:rPr>
+          <w:rFonts w:ascii="Times New Roman" w:hAnsi="Times New Roman"/>
+          <w:sz w:val="24"/>
+        </w:rPr>
+        <w:t>Благословенний ти, Владико,* врозуми мене установами твоїми.</w:t>
+      </w:r>
+    </w:p>
+    <w:p>
+      <w:pPr>
+        <w:spacing w:after="120"/>
+        <w:jc w:val="both"/>
+      </w:pPr>
+      <w:r>
+        <w:rPr>
+          <w:rFonts w:ascii="Times New Roman" w:hAnsi="Times New Roman"/>
+          <w:sz w:val="24"/>
+        </w:rPr>
+        <w:t>Благословенний ти, Святий,* просвіти мене установами твоїми.</w:t>
+      </w:r>
+    </w:p>
+    <w:p>
+      <w:pPr>
+        <w:spacing w:after="120"/>
+        <w:jc w:val="both"/>
+      </w:pPr>
+      <w:r>
+        <w:rPr>
+          <w:rFonts w:ascii="Times New Roman" w:hAnsi="Times New Roman"/>
+          <w:sz w:val="24"/>
+        </w:rPr>
+        <w:t>Господи, милість твоя повіки,* не покидай діло рук твоїх.</w:t>
+      </w:r>
+    </w:p>
+    <w:p>
+      <w:pPr>
+        <w:spacing w:after="120"/>
+        <w:jc w:val="both"/>
+      </w:pPr>
+      <w:r>
+        <w:rPr>
+          <w:rFonts w:ascii="Times New Roman" w:hAnsi="Times New Roman"/>
+          <w:sz w:val="24"/>
+        </w:rPr>
+        <w:t>Тобі належить хвала,* тобі належить пісня.</w:t>
+      </w:r>
+    </w:p>
+    <w:p>
+      <w:pPr>
+        <w:spacing w:after="120"/>
+        <w:jc w:val="both"/>
+      </w:pPr>
+      <w:r>
+        <w:rPr>
+          <w:rFonts w:ascii="Times New Roman" w:hAnsi="Times New Roman"/>
+          <w:sz w:val="24"/>
+        </w:rPr>
+        <w:t>Тобі належить слава:* Отцю, і Сину, і Святому Духові:</w:t>
+      </w:r>
+    </w:p>
+    <w:p>
+      <w:pPr>
+        <w:spacing w:after="120"/>
+        <w:jc w:val="both"/>
+      </w:pPr>
+      <w:r>
+        <w:rPr>
+          <w:rFonts w:ascii="Times New Roman" w:hAnsi="Times New Roman"/>
+          <w:sz w:val="24"/>
+        </w:rPr>
+        <w:t>І нині і повсякчас,* і на віки віків. Амінь.</w:t>
+      </w:r>
+    </w:p>
+    <w:p>
+      <w:pPr>
+        <w:spacing w:after="120"/>
+      </w:pPr>
+    </w:p>
+    <w:p>
+      <w:pPr>
+        <w:pStyle w:val="Heading3"/>
         <w:spacing w:after="120"/>
         <w:jc w:val="center"/>
       </w:pPr>
@@ -15598,9 +15789,21 @@
           <w:b/>
           <w:i/>
           <w:color w:val="FF0000"/>
-          <w:sz w:val="24"/>
-        </w:rPr>
-        <w:t>Стихири на стиховні</w:t>
+        </w:rPr>
+        <w:t>Прохальна єктенія</w:t>
+      </w:r>
+    </w:p>
+    <w:p>
+      <w:pPr>
+        <w:spacing w:after="120"/>
+        <w:jc w:val="both"/>
+      </w:pPr>
+      <w:r>
+        <w:rPr>
+          <w:rFonts w:ascii="Times New Roman" w:hAnsi="Times New Roman"/>
+          <w:sz w:val="24"/>
+        </w:rPr>
+        <w:t>Сповнім ранішню молитву нашу Господеві.</w:t>
       </w:r>
     </w:p>
     <w:p>
@@ -15615,21 +15818,26 @@
           <w:color w:val="FF0000"/>
           <w:sz w:val="24"/>
         </w:rPr>
-        <w:t xml:space="preserve">(г. 4): </w:t>
-      </w:r>
-      <w:r>
-        <w:rPr>
-          <w:rFonts w:ascii="Times New Roman" w:hAnsi="Times New Roman"/>
-          <w:sz w:val="24"/>
-        </w:rPr>
-        <w:t>Ви стали спільниками ангелів, святі мученики,* визнавши хоробро Христа на суді;* ви зоставили всю красу світу як те, що не існує,* і зберегли віру, як певний якір.* Тому, прогнавши обман, вділяєте вірним дари зцілення,* молившись безперестанку, щоб спастис</w:t>
-      </w:r>
-      <w:r>
-        <w:rPr>
-          <w:rFonts w:ascii="Times New Roman" w:hAnsi="Times New Roman"/>
-          <w:sz w:val="24"/>
-        </w:rPr>
-        <w:t>я душам нашим.</w:t>
+        <w:t>Вірні:</w:t>
+      </w:r>
+      <w:r>
+        <w:rPr>
+          <w:rFonts w:ascii="Times New Roman" w:hAnsi="Times New Roman"/>
+          <w:sz w:val="24"/>
+        </w:rPr>
+        <w:t xml:space="preserve"> Господи, помилуй.</w:t>
+      </w:r>
+    </w:p>
+    <w:p>
+      <w:pPr>
+        <w:spacing w:after="120"/>
+      </w:pPr>
+      <w:r>
+        <w:rPr>
+          <w:rFonts w:ascii="Times New Roman" w:hAnsi="Times New Roman"/>
+          <w:sz w:val="24"/>
+        </w:rPr>
+        <w:t>Заступи, спаси, помилуй і охорони нас, Боже, Твоєю благодаттю</w:t>
       </w:r>
     </w:p>
     <w:p>
@@ -15644,57 +15852,266 @@
           <w:color w:val="FF0000"/>
           <w:sz w:val="24"/>
         </w:rPr>
-        <w:t>Стих:</w:t>
-      </w:r>
+        <w:t>Вірні:</w:t>
+      </w:r>
+      <w:r>
+        <w:rPr>
+          <w:rFonts w:ascii="Times New Roman" w:hAnsi="Times New Roman"/>
+          <w:sz w:val="24"/>
+        </w:rPr>
+        <w:t xml:space="preserve"> Господи, помилуй.</w:t>
+      </w:r>
+    </w:p>
+    <w:p>
+      <w:pPr>
+        <w:spacing w:after="120"/>
+        <w:jc w:val="both"/>
+      </w:pPr>
+      <w:r>
+        <w:rPr>
+          <w:rFonts w:ascii="Times New Roman" w:hAnsi="Times New Roman"/>
+          <w:sz w:val="24"/>
+        </w:rPr>
+        <w:t>Дня всього досконалого, святого, мирного і безгрішного у Господа просім.</w:t>
+      </w:r>
+    </w:p>
+    <w:p>
+      <w:pPr>
+        <w:spacing w:after="120"/>
+      </w:pPr>
       <w:r>
         <w:rPr>
           <w:rFonts w:ascii="Times New Roman" w:hAnsi="Times New Roman"/>
           <w:i/>
-          <w:sz w:val="24"/>
-        </w:rPr>
-        <w:t xml:space="preserve"> </w:t>
-      </w:r>
+          <w:color w:val="FF4400"/>
+          <w:sz w:val="24"/>
+        </w:rPr>
+        <w:t>Вірні:</w:t>
+      </w:r>
+      <w:r>
+        <w:rPr>
+          <w:rFonts w:ascii="Times New Roman" w:hAnsi="Times New Roman"/>
+          <w:sz w:val="24"/>
+        </w:rPr>
+        <w:t xml:space="preserve"> Пода́й, Го́споди.</w:t>
+      </w:r>
+    </w:p>
+    <w:p>
+      <w:pPr>
+        <w:spacing w:after="120"/>
+      </w:pPr>
+      <w:r>
+        <w:rPr>
+          <w:rFonts w:ascii="Times New Roman" w:hAnsi="Times New Roman"/>
+          <w:sz w:val="24"/>
+        </w:rPr>
+        <w:t>Ангела миру, вірного наставника, охоронця душ і тіл наших у Господа просім.</w:t>
+      </w:r>
+    </w:p>
+    <w:p>
+      <w:pPr>
+        <w:spacing w:after="120"/>
+      </w:pPr>
+      <w:r>
+        <w:rPr>
+          <w:rFonts w:ascii="Times New Roman" w:hAnsi="Times New Roman"/>
+          <w:i/>
+          <w:color w:val="FF4400"/>
+          <w:sz w:val="24"/>
+        </w:rPr>
+        <w:t>Вірні:</w:t>
+      </w:r>
+      <w:r>
+        <w:rPr>
+          <w:rFonts w:ascii="Times New Roman" w:hAnsi="Times New Roman"/>
+          <w:sz w:val="24"/>
+        </w:rPr>
+        <w:t xml:space="preserve"> Пода́й, Го́споди.</w:t>
+      </w:r>
+    </w:p>
+    <w:p>
+      <w:pPr>
+        <w:spacing w:after="120"/>
+      </w:pPr>
+      <w:r>
+        <w:rPr>
+          <w:rFonts w:ascii="Times New Roman" w:hAnsi="Times New Roman"/>
+          <w:sz w:val="24"/>
+        </w:rPr>
+        <w:t>Прощення й відпущення гріхів, і прогрішень наших у Господа просім.</w:t>
+      </w:r>
+    </w:p>
+    <w:p>
+      <w:pPr>
+        <w:spacing w:after="120"/>
+      </w:pPr>
+      <w:r>
+        <w:rPr>
+          <w:rFonts w:ascii="Times New Roman" w:hAnsi="Times New Roman"/>
+          <w:i/>
+          <w:color w:val="FF4400"/>
+          <w:sz w:val="24"/>
+        </w:rPr>
+        <w:t>Вірні:</w:t>
+      </w:r>
+      <w:r>
+        <w:rPr>
+          <w:rFonts w:ascii="Times New Roman" w:hAnsi="Times New Roman"/>
+          <w:sz w:val="24"/>
+        </w:rPr>
+        <w:t xml:space="preserve"> Пода́й, Го́споди.</w:t>
+      </w:r>
+    </w:p>
+    <w:p>
+      <w:pPr>
+        <w:spacing w:after="120"/>
+      </w:pPr>
+      <w:r>
+        <w:rPr>
+          <w:rFonts w:ascii="Times New Roman" w:hAnsi="Times New Roman"/>
+          <w:sz w:val="24"/>
+        </w:rPr>
+        <w:t>Доброго й пожиточного для душ наших і миру для світу у Господа просім.</w:t>
+      </w:r>
+    </w:p>
+    <w:p>
+      <w:pPr>
+        <w:spacing w:after="120"/>
+      </w:pPr>
+      <w:r>
+        <w:rPr>
+          <w:rFonts w:ascii="Times New Roman" w:hAnsi="Times New Roman"/>
+          <w:i/>
+          <w:color w:val="FF4400"/>
+          <w:sz w:val="24"/>
+        </w:rPr>
+        <w:t>Вірні:</w:t>
+      </w:r>
+      <w:r>
+        <w:rPr>
+          <w:rFonts w:ascii="Times New Roman" w:hAnsi="Times New Roman"/>
+          <w:sz w:val="24"/>
+        </w:rPr>
+        <w:t xml:space="preserve"> Пода́й, Го́споди.</w:t>
+      </w:r>
+    </w:p>
+    <w:p>
+      <w:pPr>
+        <w:spacing w:after="120"/>
+      </w:pPr>
+      <w:r>
+        <w:rPr>
+          <w:rFonts w:ascii="Times New Roman" w:hAnsi="Times New Roman"/>
+          <w:sz w:val="24"/>
+        </w:rPr>
+        <w:t>Останок життя нашого в мирі й покаянні завершити у Господа просім.</w:t>
+      </w:r>
+    </w:p>
+    <w:p>
+      <w:pPr>
+        <w:spacing w:after="120"/>
+      </w:pPr>
+      <w:r>
+        <w:rPr>
+          <w:rFonts w:ascii="Times New Roman" w:hAnsi="Times New Roman"/>
+          <w:i/>
+          <w:color w:val="FF4400"/>
+          <w:sz w:val="24"/>
+        </w:rPr>
+        <w:t>Вірні:</w:t>
+      </w:r>
+      <w:r>
+        <w:rPr>
+          <w:rFonts w:ascii="Times New Roman" w:hAnsi="Times New Roman"/>
+          <w:sz w:val="24"/>
+        </w:rPr>
+        <w:t xml:space="preserve"> Пода́й, Го́споди.</w:t>
+      </w:r>
+    </w:p>
+    <w:p>
+      <w:pPr>
+        <w:spacing w:after="120"/>
+      </w:pPr>
+      <w:r>
+        <w:rPr>
+          <w:rFonts w:ascii="Times New Roman" w:hAnsi="Times New Roman"/>
+          <w:sz w:val="24"/>
+        </w:rPr>
+        <w:t>Християнської кончини життя нашого – безболізної, бездоганної, мирної – і оправдання на страшному суді Христовому просім.</w:t>
+      </w:r>
+    </w:p>
+    <w:p>
+      <w:pPr>
+        <w:spacing w:after="120"/>
+      </w:pPr>
+      <w:r>
+        <w:rPr>
+          <w:rFonts w:ascii="Times New Roman" w:hAnsi="Times New Roman"/>
+          <w:i/>
+          <w:color w:val="FF4400"/>
+          <w:sz w:val="24"/>
+        </w:rPr>
+        <w:t>Вірні:</w:t>
+      </w:r>
+      <w:r>
+        <w:rPr>
+          <w:rFonts w:ascii="Times New Roman" w:hAnsi="Times New Roman"/>
+          <w:sz w:val="24"/>
+        </w:rPr>
+        <w:t xml:space="preserve"> Пода́й, Го́споди.</w:t>
+      </w:r>
+    </w:p>
+    <w:p>
+      <w:pPr>
+        <w:spacing w:after="120"/>
+      </w:pPr>
+      <w:r>
+        <w:rPr>
+          <w:rFonts w:ascii="Times New Roman" w:hAnsi="Times New Roman"/>
+          <w:sz w:val="24"/>
+        </w:rPr>
+        <w:t>Пресвяту, пречисту, преблагословенну, славну Владичицю нашу Богородицю і приснодіву Марію, з усіма святими пом’янувши, самих себе, і один одного, і все життя наше Христу Богові віддаймо.</w:t>
+      </w:r>
+    </w:p>
+    <w:p>
+      <w:pPr>
+        <w:spacing w:after="120"/>
+      </w:pPr>
+      <w:r>
+        <w:rPr>
+          <w:rFonts w:ascii="Times New Roman" w:hAnsi="Times New Roman"/>
+          <w:i/>
+          <w:color w:val="FF4400"/>
+          <w:sz w:val="24"/>
+        </w:rPr>
+        <w:t>Вірні:</w:t>
+      </w:r>
+      <w:r>
+        <w:rPr>
+          <w:rFonts w:ascii="Times New Roman" w:hAnsi="Times New Roman"/>
+          <w:color w:val="000000"/>
+          <w:sz w:val="24"/>
+        </w:rPr>
+        <w:t xml:space="preserve"> Тобі́, Го́споди.</w:t>
+      </w:r>
+    </w:p>
+    <w:p>
+      <w:pPr>
+        <w:spacing w:after="120"/>
+        <w:jc w:val="both"/>
+      </w:pPr>
       <w:r>
         <w:rPr>
           <w:rFonts w:ascii="Times New Roman" w:hAnsi="Times New Roman"/>
           <w:sz w:val="24"/>
           <w:u w:val="single"/>
         </w:rPr>
-        <w:t>Насити нас уранці милістю твоєю, Господи, щоб ми раділи й веселились по всі дні наші. Звесели нас мірою днів, за яких ти засмутив нас, мірою літ, що в них ми зазнали горя.* Нехай виявиться твоїм слугам твоє діло, і слава твоя – їхнім д</w:t>
-      </w:r>
-      <w:r>
-        <w:rPr>
-          <w:rFonts w:ascii="Times New Roman" w:hAnsi="Times New Roman"/>
-          <w:sz w:val="24"/>
-          <w:u w:val="single"/>
-        </w:rPr>
-        <w:t>ітям.</w:t>
-      </w:r>
-    </w:p>
-    <w:p>
-      <w:pPr>
-        <w:spacing w:after="120"/>
-        <w:jc w:val="both"/>
-      </w:pPr>
-      <w:r>
-        <w:rPr>
-          <w:rFonts w:ascii="Times New Roman" w:hAnsi="Times New Roman"/>
-          <w:sz w:val="24"/>
-        </w:rPr>
-        <w:t xml:space="preserve">Як же не дивуватись вашим подвигам, святі мученики?* Зодягнені в смертне тіло, ви перемогли ворогів безтілесних;* не злякали вас погрози мучителів,* не настрахали посилені муки.* Справді достойно ви Христом прославилися,* тож просіть для душ наших великої </w:t>
-      </w:r>
-      <w:r>
-        <w:rPr>
-          <w:rFonts w:ascii="Times New Roman" w:hAnsi="Times New Roman"/>
-          <w:sz w:val="24"/>
-        </w:rPr>
-        <w:t>милости.</w:t>
-      </w:r>
-    </w:p>
-    <w:p>
-      <w:pPr>
-        <w:spacing w:after="120"/>
-        <w:jc w:val="both"/>
+        <w:t>[Владико, Боже святий і неосяжний, що казав із темряви світлові засіяти, що заспокоїв нас у нічному сні й підвів до величання і моління Твоєї доброти! Ти, що даєш себе умолити задля свого милосердя, прийми і нині нас, що поклоняємося Тобі й по силі благодаримо Тебе; і даруй нам те, чого просимо задля спасіння. Вчини нас синами світла і дня та спадкоємцями вічних Твоїх благ. Пом'яни, Господи, за багатством ласк Твоїх усіх людей, що є і моляться з нами, і всю братію нашу на землі й на морі, і на всякому місці володіння Твого, що потребують Твоєї любови й помочі. Усім вияви велику Твою милість, щоб спасенні, як душею так і тілом, завжди перебували й відважно славили чудне й благословенне ім'я Твоє.]</w:t>
+      </w:r>
+    </w:p>
+    <w:p>
+      <w:pPr>
+        <w:spacing w:after="120"/>
       </w:pPr>
       <w:r>
         <w:rPr>
@@ -15703,71 +16120,15 @@
           <w:color w:val="FF0000"/>
           <w:sz w:val="24"/>
         </w:rPr>
-        <w:t>Стих:</w:t>
-      </w:r>
-      <w:r>
-        <w:rPr>
-          <w:rFonts w:ascii="Times New Roman" w:hAnsi="Times New Roman"/>
-          <w:i/>
-          <w:sz w:val="24"/>
-        </w:rPr>
-        <w:t xml:space="preserve"> </w:t>
-      </w:r>
-      <w:r>
-        <w:rPr>
-          <w:rFonts w:ascii="Times New Roman" w:hAnsi="Times New Roman"/>
-          <w:sz w:val="24"/>
-          <w:u w:val="single"/>
-        </w:rPr>
-        <w:t>І ласка Господа, Бога нашого, нехай буде над нами,* і стверди діло рук наших; стверди його – діло рук наших.</w:t>
-      </w:r>
-    </w:p>
-    <w:p>
-      <w:pPr>
-        <w:spacing w:after="120"/>
-        <w:jc w:val="both"/>
-      </w:pPr>
-      <w:r>
-        <w:rPr>
-          <w:rFonts w:ascii="Times New Roman" w:hAnsi="Times New Roman"/>
-          <w:sz w:val="24"/>
-        </w:rPr>
-        <w:t>Чесна смерть святих твоїх, Господи,* бо вони від мечів, вогню і холоду мук зазнали і пролляли кров свою,* мавши в тобі надію, що при</w:t>
-      </w:r>
-      <w:r>
-        <w:rPr>
-          <w:rFonts w:ascii="Times New Roman" w:hAnsi="Times New Roman"/>
-          <w:sz w:val="24"/>
-        </w:rPr>
-        <w:t>ймуть за труд нагороду.* Витерпівши все, вони прийняли від тебе, Спасе, велику милість.</w:t>
-      </w:r>
-    </w:p>
-    <w:p>
-      <w:pPr>
-        <w:spacing w:after="120"/>
-        <w:jc w:val="both"/>
-      </w:pPr>
-      <w:r>
-        <w:rPr>
-          <w:rFonts w:ascii="Times New Roman" w:hAnsi="Times New Roman"/>
-          <w:b/>
-          <w:sz w:val="24"/>
-        </w:rPr>
-        <w:t>Слава і нині</w:t>
-      </w:r>
-      <w:r>
-        <w:rPr>
-          <w:rFonts w:ascii="Times New Roman" w:hAnsi="Times New Roman"/>
-          <w:sz w:val="24"/>
-        </w:rPr>
-        <w:t>: Єдина чиста і непорочна Діво,* що Бога безсіменно породила!* Молися, щоб спаслися душі наші.</w:t>
-      </w:r>
-    </w:p>
-    <w:p>
-      <w:pPr>
-        <w:spacing w:after="120"/>
-        <w:jc w:val="both"/>
-      </w:pPr>
+        <w:t>Священник:</w:t>
+      </w:r>
+      <w:r>
+        <w:rPr>
+          <w:rFonts w:ascii="Times New Roman" w:hAnsi="Times New Roman"/>
+          <w:sz w:val="24"/>
+        </w:rPr>
+        <w:t xml:space="preserve"> Бо Ти – Бог милости, ласк і людинолюбности, і Тобі славу возсилаємо, Отцю, і Сину, і Святому Духові, нині, і повсякчас, і на віки віків.</w:t>
+      </w:r>
     </w:p>
     <w:p>
       <w:pPr>
@@ -15781,7 +16142,22 @@
           <w:color w:val="FF0000"/>
           <w:sz w:val="24"/>
         </w:rPr>
-        <w:t>Після стиховні читаємо:</w:t>
+        <w:t>Вірні:</w:t>
+      </w:r>
+      <w:r>
+        <w:rPr>
+          <w:rFonts w:ascii="Times New Roman" w:hAnsi="Times New Roman"/>
+          <w:color w:val="FF0000"/>
+          <w:sz w:val="24"/>
+        </w:rPr>
+        <w:t xml:space="preserve"> </w:t>
+      </w:r>
+      <w:r>
+        <w:rPr>
+          <w:rFonts w:ascii="Times New Roman" w:hAnsi="Times New Roman"/>
+          <w:sz w:val="24"/>
+        </w:rPr>
+        <w:t>Амінь.</w:t>
       </w:r>
     </w:p>
     <w:p>
@@ -15789,38 +16165,6 @@
         <w:spacing w:after="120"/>
         <w:jc w:val="both"/>
       </w:pPr>
-      <w:r>
-        <w:rPr>
-          <w:rFonts w:ascii="Times New Roman" w:hAnsi="Times New Roman"/>
-          <w:sz w:val="24"/>
-        </w:rPr>
-        <w:t>Добре воно – прославляти Господа, і співати імені твоєму, Всевишній.</w:t>
-      </w:r>
-    </w:p>
-    <w:p>
-      <w:pPr>
-        <w:spacing w:after="120"/>
-        <w:jc w:val="both"/>
-      </w:pPr>
-      <w:r>
-        <w:rPr>
-          <w:rFonts w:ascii="Times New Roman" w:hAnsi="Times New Roman"/>
-          <w:sz w:val="24"/>
-        </w:rPr>
-        <w:t>Звіщати вранці милість твою, і ночами – твою вірність.</w:t>
-      </w:r>
-    </w:p>
-    <w:p>
-      <w:pPr>
-        <w:spacing w:after="120"/>
-      </w:pPr>
-      <w:r>
-        <w:rPr>
-          <w:rFonts w:ascii="Times New Roman" w:hAnsi="Times New Roman"/>
-          <w:sz w:val="24"/>
-        </w:rPr>
-        <w:t xml:space="preserve">Святи́й Бо́же, святи́й Крі́пкий, святи́й Безсме́ртний, поми́луй нас. </w:t>
-      </w:r>
       <w:r>
         <w:rPr>
           <w:rFonts w:ascii="Times New Roman" w:hAnsi="Times New Roman"/>
@@ -15828,44 +16172,21 @@
           <w:color w:val="FF0000"/>
           <w:sz w:val="24"/>
         </w:rPr>
-        <w:t>(3 р.)</w:t>
-      </w:r>
-    </w:p>
-    <w:p>
-      <w:pPr>
-        <w:spacing w:after="120"/>
-      </w:pPr>
-      <w:r>
-        <w:rPr>
-          <w:rFonts w:ascii="Times New Roman" w:hAnsi="Times New Roman"/>
-          <w:sz w:val="24"/>
-        </w:rPr>
-        <w:t>Сла́ва Отцю́, і Си́ну, і Свято́му Ду́хові,* і ни́ні, і повсякча́с, і на ві́ки вікі́в. Амі́нь.</w:t>
-      </w:r>
-    </w:p>
-    <w:p>
-      <w:pPr>
-        <w:spacing w:after="120"/>
-      </w:pPr>
-      <w:r>
-        <w:rPr>
-          <w:rFonts w:ascii="Times New Roman" w:hAnsi="Times New Roman"/>
-          <w:sz w:val="24"/>
-        </w:rPr>
-        <w:t>Пресвята́ Тро́йце, поми́луй нас; Го́споди, очи́сти гріхи́ на́ші; Влади́ко, прости́ беззако́ння на́ші; Святи́й, завіта́й і зціли́ не́мочі на́ші, І́мени Твого́ ра́ди.</w:t>
-      </w:r>
-    </w:p>
-    <w:p>
-      <w:pPr>
-        <w:spacing w:after="120"/>
-      </w:pPr>
-      <w:r>
-        <w:rPr>
-          <w:rFonts w:ascii="Times New Roman" w:hAnsi="Times New Roman"/>
-          <w:sz w:val="24"/>
-        </w:rPr>
-        <w:t xml:space="preserve">Го́споди, поми́луй. </w:t>
-      </w:r>
+        <w:t>Священник:</w:t>
+      </w:r>
+      <w:r>
+        <w:rPr>
+          <w:rFonts w:ascii="Times New Roman" w:hAnsi="Times New Roman"/>
+          <w:sz w:val="24"/>
+        </w:rPr>
+        <w:t xml:space="preserve"> Мир всім.</w:t>
+      </w:r>
+    </w:p>
+    <w:p>
+      <w:pPr>
+        <w:spacing w:after="120"/>
+        <w:jc w:val="both"/>
+      </w:pPr>
       <w:r>
         <w:rPr>
           <w:rFonts w:ascii="Times New Roman" w:hAnsi="Times New Roman"/>
@@ -15873,36 +16194,41 @@
           <w:color w:val="FF0000"/>
           <w:sz w:val="24"/>
         </w:rPr>
-        <w:t>(3 р.)</w:t>
-      </w:r>
-    </w:p>
-    <w:p>
-      <w:pPr>
-        <w:spacing w:after="120"/>
-      </w:pPr>
-      <w:r>
-        <w:rPr>
-          <w:rFonts w:ascii="Times New Roman" w:hAnsi="Times New Roman"/>
-          <w:sz w:val="24"/>
-        </w:rPr>
-        <w:t>Сла́ва Отцю́, і Си́ну, і Свято́му Ду́хові,* і ни́ні, і повсякча́с, і на ві́ки вікі́в. Амі́нь.</w:t>
-      </w:r>
-    </w:p>
-    <w:p>
-      <w:pPr>
-        <w:spacing w:after="120"/>
-      </w:pPr>
-      <w:r>
-        <w:rPr>
-          <w:rFonts w:ascii="Times New Roman" w:hAnsi="Times New Roman"/>
-          <w:sz w:val="24"/>
-        </w:rPr>
-        <w:t>О́тче наш, що єси́ на небеса́х,* неха́й святи́ться ім’я́ Твоє́,* неха́й при́йде ца́рство Твоє́,* неха́й бу́де во́ля Твоя́, як на не́бі, так і на землі́.* Хліб наш насу́щний дай нам сього́дні;* і прости́ нам прови́ни на́ші,* як і ми проща́ємо винува́тцям на́шим;* і не введи́ нас у споку́су,* але́ ви́зволи нас від лука́вого.</w:t>
-      </w:r>
-    </w:p>
-    <w:p>
-      <w:pPr>
-        <w:spacing w:after="120"/>
+        <w:t>Вірні:</w:t>
+      </w:r>
+      <w:r>
+        <w:rPr>
+          <w:rFonts w:ascii="Times New Roman" w:hAnsi="Times New Roman"/>
+          <w:color w:val="FF0000"/>
+          <w:sz w:val="24"/>
+        </w:rPr>
+        <w:t xml:space="preserve"> </w:t>
+      </w:r>
+      <w:r>
+        <w:rPr>
+          <w:rFonts w:ascii="Times New Roman" w:hAnsi="Times New Roman"/>
+          <w:sz w:val="24"/>
+        </w:rPr>
+        <w:t>І духові твоєму.</w:t>
+      </w:r>
+    </w:p>
+    <w:p>
+      <w:pPr>
+        <w:spacing w:after="120"/>
+        <w:jc w:val="both"/>
+      </w:pPr>
+      <w:r>
+        <w:rPr>
+          <w:rFonts w:ascii="Times New Roman" w:hAnsi="Times New Roman"/>
+          <w:sz w:val="24"/>
+        </w:rPr>
+        <w:t>Голови ваші перед Господом схиліть.</w:t>
+      </w:r>
+    </w:p>
+    <w:p>
+      <w:pPr>
+        <w:spacing w:after="120"/>
+        <w:jc w:val="both"/>
       </w:pPr>
       <w:r>
         <w:rPr>
@@ -15911,14 +16237,22 @@
           <w:color w:val="FF0000"/>
           <w:sz w:val="24"/>
         </w:rPr>
-        <w:t>Священник:</w:t>
-      </w:r>
-      <w:r>
-        <w:rPr>
-          <w:rFonts w:ascii="Times New Roman" w:hAnsi="Times New Roman"/>
-          <w:sz w:val="24"/>
-        </w:rPr>
-        <w:t xml:space="preserve"> Бо Твоє є царство, і сила, і слава, Отця, і Сина, і Святого Духа, нині, і повсякчас, і на віки віків.</w:t>
+        <w:t>Вірні:</w:t>
+      </w:r>
+      <w:r>
+        <w:rPr>
+          <w:rFonts w:ascii="Times New Roman" w:hAnsi="Times New Roman"/>
+          <w:color w:val="FF0000"/>
+          <w:sz w:val="24"/>
+        </w:rPr>
+        <w:t xml:space="preserve"> </w:t>
+      </w:r>
+      <w:r>
+        <w:rPr>
+          <w:rFonts w:ascii="Times New Roman" w:hAnsi="Times New Roman"/>
+          <w:sz w:val="24"/>
+        </w:rPr>
+        <w:t>Тобі, Господи.</w:t>
       </w:r>
     </w:p>
     <w:p>
@@ -15933,6 +16267,49 @@
           <w:color w:val="FF0000"/>
           <w:sz w:val="24"/>
         </w:rPr>
+        <w:t>Священник читає молитву:</w:t>
+      </w:r>
+      <w:r>
+        <w:rPr>
+          <w:rFonts w:ascii="Times New Roman" w:hAnsi="Times New Roman"/>
+          <w:sz w:val="24"/>
+        </w:rPr>
+        <w:t xml:space="preserve"> Господи святий, ти на висоті живеш і всевидючим оком твоїм споглядаєш на всяке створіння! Перед тобою схилили ми голови, душі й тіла, і молимося до тебе, Святий святих: Простягни руку твою невидиму від святого житла твого і благослови всіх нас; а якщо ми де в чому згрішили добровільно чи недобровільно, як благий і людинолюбний Бог, прости і даруй нам земні й небесні добра твої:</w:t>
+      </w:r>
+    </w:p>
+    <w:p>
+      <w:pPr>
+        <w:spacing w:after="120"/>
+      </w:pPr>
+      <w:r>
+        <w:rPr>
+          <w:rFonts w:ascii="Times New Roman" w:hAnsi="Times New Roman"/>
+          <w:i/>
+          <w:color w:val="FF0000"/>
+          <w:sz w:val="24"/>
+        </w:rPr>
+        <w:t>Священник:</w:t>
+      </w:r>
+      <w:r>
+        <w:rPr>
+          <w:rFonts w:ascii="Times New Roman" w:hAnsi="Times New Roman"/>
+          <w:sz w:val="24"/>
+        </w:rPr>
+        <w:t xml:space="preserve"> Бо до Тебе належить милувати і спасати нас, Боже наш, і Тобі славу возсилаємо, Отцю, і Сину, і Святому Духові, нині, і повсякчас, і на віки віків.</w:t>
+      </w:r>
+    </w:p>
+    <w:p>
+      <w:pPr>
+        <w:spacing w:after="120"/>
+        <w:jc w:val="both"/>
+      </w:pPr>
+      <w:r>
+        <w:rPr>
+          <w:rFonts w:ascii="Times New Roman" w:hAnsi="Times New Roman"/>
+          <w:i/>
+          <w:color w:val="FF0000"/>
+          <w:sz w:val="24"/>
+        </w:rPr>
         <w:t>Вірні:</w:t>
       </w:r>
       <w:r>
@@ -15950,14 +16327,6 @@
         </w:rPr>
         <w:t>Амінь.</w:t>
       </w:r>
-      <w:r>
-        <w:rPr>
-          <w:rFonts w:ascii="Times New Roman" w:hAnsi="Times New Roman"/>
-          <w:i/>
-          <w:sz w:val="24"/>
-        </w:rPr>
-        <w:t xml:space="preserve"> </w:t>
-      </w:r>
     </w:p>
     <w:p>
       <w:pPr>
@@ -15967,7 +16336,7 @@
     </w:p>
     <w:p>
       <w:pPr>
-        <w:pStyle w:val="Heading3"/>
+        <w:pStyle w:val="Heading2"/>
         <w:spacing w:after="120"/>
         <w:jc w:val="center"/>
       </w:pPr>
@@ -15977,6 +16346,385 @@
           <w:b/>
           <w:i/>
           <w:color w:val="FF0000"/>
+          <w:sz w:val="24"/>
+        </w:rPr>
+        <w:t>Стихири на стиховні</w:t>
+      </w:r>
+    </w:p>
+    <w:p>
+      <w:pPr>
+        <w:spacing w:after="120"/>
+        <w:jc w:val="both"/>
+      </w:pPr>
+      <w:r>
+        <w:rPr>
+          <w:rFonts w:ascii="Times New Roman" w:hAnsi="Times New Roman"/>
+          <w:i/>
+          <w:color w:val="FF0000"/>
+          <w:sz w:val="24"/>
+        </w:rPr>
+        <w:t xml:space="preserve">(г. 4): </w:t>
+      </w:r>
+      <w:r>
+        <w:rPr>
+          <w:rFonts w:ascii="Times New Roman" w:hAnsi="Times New Roman"/>
+          <w:sz w:val="24"/>
+        </w:rPr>
+        <w:t>Ви стали спільниками ангелів, святі мученики,* визнавши хоробро Христа на суді;* ви зоставили всю красу світу як те, що не існує,* і зберегли віру, як певний якір.* Тому, прогнавши обман, вділяєте вірним дари зцілення,* молившись безперестанку, щоб спастис</w:t>
+      </w:r>
+      <w:r>
+        <w:rPr>
+          <w:rFonts w:ascii="Times New Roman" w:hAnsi="Times New Roman"/>
+          <w:sz w:val="24"/>
+        </w:rPr>
+        <w:t>я душам нашим.</w:t>
+      </w:r>
+    </w:p>
+    <w:p>
+      <w:pPr>
+        <w:spacing w:after="120"/>
+        <w:jc w:val="both"/>
+      </w:pPr>
+      <w:r>
+        <w:rPr>
+          <w:rFonts w:ascii="Times New Roman" w:hAnsi="Times New Roman"/>
+          <w:i/>
+          <w:color w:val="FF0000"/>
+          <w:sz w:val="24"/>
+        </w:rPr>
+        <w:t>Стих:</w:t>
+      </w:r>
+      <w:r>
+        <w:rPr>
+          <w:rFonts w:ascii="Times New Roman" w:hAnsi="Times New Roman"/>
+          <w:i/>
+          <w:sz w:val="24"/>
+        </w:rPr>
+        <w:t xml:space="preserve"> </w:t>
+      </w:r>
+      <w:r>
+        <w:rPr>
+          <w:rFonts w:ascii="Times New Roman" w:hAnsi="Times New Roman"/>
+          <w:sz w:val="24"/>
+          <w:u w:val="single"/>
+        </w:rPr>
+        <w:t>Насити нас уранці милістю твоєю, Господи, щоб ми раділи й веселились по всі дні наші. Звесели нас мірою днів, за яких ти засмутив нас, мірою літ, що в них ми зазнали горя.* Нехай виявиться твоїм слугам твоє діло, і слава твоя – їхнім д</w:t>
+      </w:r>
+      <w:r>
+        <w:rPr>
+          <w:rFonts w:ascii="Times New Roman" w:hAnsi="Times New Roman"/>
+          <w:sz w:val="24"/>
+          <w:u w:val="single"/>
+        </w:rPr>
+        <w:t>ітям.</w:t>
+      </w:r>
+    </w:p>
+    <w:p>
+      <w:pPr>
+        <w:spacing w:after="120"/>
+        <w:jc w:val="both"/>
+      </w:pPr>
+      <w:r>
+        <w:rPr>
+          <w:rFonts w:ascii="Times New Roman" w:hAnsi="Times New Roman"/>
+          <w:sz w:val="24"/>
+        </w:rPr>
+        <w:t xml:space="preserve">Як же не дивуватись вашим подвигам, святі мученики?* Зодягнені в смертне тіло, ви перемогли ворогів безтілесних;* не злякали вас погрози мучителів,* не настрахали посилені муки.* Справді достойно ви Христом прославилися,* тож просіть для душ наших великої </w:t>
+      </w:r>
+      <w:r>
+        <w:rPr>
+          <w:rFonts w:ascii="Times New Roman" w:hAnsi="Times New Roman"/>
+          <w:sz w:val="24"/>
+        </w:rPr>
+        <w:t>милости.</w:t>
+      </w:r>
+    </w:p>
+    <w:p>
+      <w:pPr>
+        <w:spacing w:after="120"/>
+        <w:jc w:val="both"/>
+      </w:pPr>
+      <w:r>
+        <w:rPr>
+          <w:rFonts w:ascii="Times New Roman" w:hAnsi="Times New Roman"/>
+          <w:i/>
+          <w:color w:val="FF0000"/>
+          <w:sz w:val="24"/>
+        </w:rPr>
+        <w:t>Стих:</w:t>
+      </w:r>
+      <w:r>
+        <w:rPr>
+          <w:rFonts w:ascii="Times New Roman" w:hAnsi="Times New Roman"/>
+          <w:i/>
+          <w:sz w:val="24"/>
+        </w:rPr>
+        <w:t xml:space="preserve"> </w:t>
+      </w:r>
+      <w:r>
+        <w:rPr>
+          <w:rFonts w:ascii="Times New Roman" w:hAnsi="Times New Roman"/>
+          <w:sz w:val="24"/>
+          <w:u w:val="single"/>
+        </w:rPr>
+        <w:t>І ласка Господа, Бога нашого, нехай буде над нами,* і стверди діло рук наших; стверди його – діло рук наших.</w:t>
+      </w:r>
+    </w:p>
+    <w:p>
+      <w:pPr>
+        <w:spacing w:after="120"/>
+        <w:jc w:val="both"/>
+      </w:pPr>
+      <w:r>
+        <w:rPr>
+          <w:rFonts w:ascii="Times New Roman" w:hAnsi="Times New Roman"/>
+          <w:sz w:val="24"/>
+        </w:rPr>
+        <w:t>Чесна смерть святих твоїх, Господи,* бо вони від мечів, вогню і холоду мук зазнали і пролляли кров свою,* мавши в тобі надію, що при</w:t>
+      </w:r>
+      <w:r>
+        <w:rPr>
+          <w:rFonts w:ascii="Times New Roman" w:hAnsi="Times New Roman"/>
+          <w:sz w:val="24"/>
+        </w:rPr>
+        <w:t>ймуть за труд нагороду.* Витерпівши все, вони прийняли від тебе, Спасе, велику милість.</w:t>
+      </w:r>
+    </w:p>
+    <w:p>
+      <w:pPr>
+        <w:spacing w:after="120"/>
+        <w:jc w:val="both"/>
+      </w:pPr>
+      <w:r>
+        <w:rPr>
+          <w:rFonts w:ascii="Times New Roman" w:hAnsi="Times New Roman"/>
+          <w:b/>
+          <w:sz w:val="24"/>
+        </w:rPr>
+        <w:t>Слава і нині</w:t>
+      </w:r>
+      <w:r>
+        <w:rPr>
+          <w:rFonts w:ascii="Times New Roman" w:hAnsi="Times New Roman"/>
+          <w:sz w:val="24"/>
+        </w:rPr>
+        <w:t>: Єдина чиста і непорочна Діво,* що Бога безсіменно породила!* Молися, щоб спаслися душі наші.</w:t>
+      </w:r>
+    </w:p>
+    <w:p>
+      <w:pPr>
+        <w:spacing w:after="120"/>
+        <w:jc w:val="both"/>
+      </w:pPr>
+    </w:p>
+    <w:p>
+      <w:pPr>
+        <w:spacing w:after="120"/>
+        <w:jc w:val="both"/>
+      </w:pPr>
+      <w:r>
+        <w:rPr>
+          <w:rFonts w:ascii="Times New Roman" w:hAnsi="Times New Roman"/>
+          <w:i/>
+          <w:color w:val="FF0000"/>
+          <w:sz w:val="24"/>
+        </w:rPr>
+        <w:t>Після стиховні читаємо:</w:t>
+      </w:r>
+    </w:p>
+    <w:p>
+      <w:pPr>
+        <w:spacing w:after="120"/>
+        <w:jc w:val="both"/>
+      </w:pPr>
+      <w:r>
+        <w:rPr>
+          <w:rFonts w:ascii="Times New Roman" w:hAnsi="Times New Roman"/>
+          <w:sz w:val="24"/>
+        </w:rPr>
+        <w:t>Добре воно – прославляти Господа, і співати імені твоєму, Всевишній.</w:t>
+      </w:r>
+    </w:p>
+    <w:p>
+      <w:pPr>
+        <w:spacing w:after="120"/>
+        <w:jc w:val="both"/>
+      </w:pPr>
+      <w:r>
+        <w:rPr>
+          <w:rFonts w:ascii="Times New Roman" w:hAnsi="Times New Roman"/>
+          <w:sz w:val="24"/>
+        </w:rPr>
+        <w:t>Звіщати вранці милість твою, і ночами – твою вірність.</w:t>
+      </w:r>
+    </w:p>
+    <w:p>
+      <w:pPr>
+        <w:spacing w:after="120"/>
+      </w:pPr>
+      <w:r>
+        <w:rPr>
+          <w:rFonts w:ascii="Times New Roman" w:hAnsi="Times New Roman"/>
+          <w:sz w:val="24"/>
+        </w:rPr>
+        <w:t xml:space="preserve">Святи́й Бо́же, святи́й Крі́пкий, святи́й Безсме́ртний, поми́луй нас. </w:t>
+      </w:r>
+      <w:r>
+        <w:rPr>
+          <w:rFonts w:ascii="Times New Roman" w:hAnsi="Times New Roman"/>
+          <w:i/>
+          <w:color w:val="FF0000"/>
+          <w:sz w:val="24"/>
+        </w:rPr>
+        <w:t>(3 р.)</w:t>
+      </w:r>
+    </w:p>
+    <w:p>
+      <w:pPr>
+        <w:spacing w:after="120"/>
+      </w:pPr>
+      <w:r>
+        <w:rPr>
+          <w:rFonts w:ascii="Times New Roman" w:hAnsi="Times New Roman"/>
+          <w:sz w:val="24"/>
+        </w:rPr>
+        <w:t>Сла́ва Отцю́, і Си́ну, і Свято́му Ду́хові,* і ни́ні, і повсякча́с, і на ві́ки вікі́в. Амі́нь.</w:t>
+      </w:r>
+    </w:p>
+    <w:p>
+      <w:pPr>
+        <w:spacing w:after="120"/>
+      </w:pPr>
+      <w:r>
+        <w:rPr>
+          <w:rFonts w:ascii="Times New Roman" w:hAnsi="Times New Roman"/>
+          <w:sz w:val="24"/>
+        </w:rPr>
+        <w:t>Пресвята́ Тро́йце, поми́луй нас; Го́споди, очи́сти гріхи́ на́ші; Влади́ко, прости́ беззако́ння на́ші; Святи́й, завіта́й і зціли́ не́мочі на́ші, І́мени Твого́ ра́ди.</w:t>
+      </w:r>
+    </w:p>
+    <w:p>
+      <w:pPr>
+        <w:spacing w:after="120"/>
+      </w:pPr>
+      <w:r>
+        <w:rPr>
+          <w:rFonts w:ascii="Times New Roman" w:hAnsi="Times New Roman"/>
+          <w:sz w:val="24"/>
+        </w:rPr>
+        <w:t xml:space="preserve">Го́споди, поми́луй. </w:t>
+      </w:r>
+      <w:r>
+        <w:rPr>
+          <w:rFonts w:ascii="Times New Roman" w:hAnsi="Times New Roman"/>
+          <w:i/>
+          <w:color w:val="FF0000"/>
+          <w:sz w:val="24"/>
+        </w:rPr>
+        <w:t>(3 р.)</w:t>
+      </w:r>
+    </w:p>
+    <w:p>
+      <w:pPr>
+        <w:spacing w:after="120"/>
+      </w:pPr>
+      <w:r>
+        <w:rPr>
+          <w:rFonts w:ascii="Times New Roman" w:hAnsi="Times New Roman"/>
+          <w:sz w:val="24"/>
+        </w:rPr>
+        <w:t>Сла́ва Отцю́, і Си́ну, і Свято́му Ду́хові,* і ни́ні, і повсякча́с, і на ві́ки вікі́в. Амі́нь.</w:t>
+      </w:r>
+    </w:p>
+    <w:p>
+      <w:pPr>
+        <w:spacing w:after="120"/>
+      </w:pPr>
+      <w:r>
+        <w:rPr>
+          <w:rFonts w:ascii="Times New Roman" w:hAnsi="Times New Roman"/>
+          <w:sz w:val="24"/>
+        </w:rPr>
+        <w:t>О́тче наш, що єси́ на небеса́х,* неха́й святи́ться ім’я́ Твоє́,* неха́й при́йде ца́рство Твоє́,* неха́й бу́де во́ля Твоя́, як на не́бі, так і на землі́.* Хліб наш насу́щний дай нам сього́дні;* і прости́ нам прови́ни на́ші,* як і ми проща́ємо винува́тцям на́шим;* і не введи́ нас у споку́су,* але́ ви́зволи нас від лука́вого.</w:t>
+      </w:r>
+    </w:p>
+    <w:p>
+      <w:pPr>
+        <w:spacing w:after="120"/>
+      </w:pPr>
+      <w:r>
+        <w:rPr>
+          <w:rFonts w:ascii="Times New Roman" w:hAnsi="Times New Roman"/>
+          <w:i/>
+          <w:color w:val="FF0000"/>
+          <w:sz w:val="24"/>
+        </w:rPr>
+        <w:t>Священник:</w:t>
+      </w:r>
+      <w:r>
+        <w:rPr>
+          <w:rFonts w:ascii="Times New Roman" w:hAnsi="Times New Roman"/>
+          <w:sz w:val="24"/>
+        </w:rPr>
+        <w:t xml:space="preserve"> Бо Твоє є царство, і сила, і слава, Отця, і Сина, і Святого Духа, нині, і повсякчас, і на віки віків.</w:t>
+      </w:r>
+    </w:p>
+    <w:p>
+      <w:pPr>
+        <w:spacing w:after="120"/>
+        <w:jc w:val="both"/>
+      </w:pPr>
+      <w:r>
+        <w:rPr>
+          <w:rFonts w:ascii="Times New Roman" w:hAnsi="Times New Roman"/>
+          <w:i/>
+          <w:color w:val="FF0000"/>
+          <w:sz w:val="24"/>
+        </w:rPr>
+        <w:t>Вірні:</w:t>
+      </w:r>
+      <w:r>
+        <w:rPr>
+          <w:rFonts w:ascii="Times New Roman" w:hAnsi="Times New Roman"/>
+          <w:color w:val="FF0000"/>
+          <w:sz w:val="24"/>
+        </w:rPr>
+        <w:t xml:space="preserve"> </w:t>
+      </w:r>
+      <w:r>
+        <w:rPr>
+          <w:rFonts w:ascii="Times New Roman" w:hAnsi="Times New Roman"/>
+          <w:sz w:val="24"/>
+        </w:rPr>
+        <w:t>Амінь.</w:t>
+      </w:r>
+      <w:r>
+        <w:rPr>
+          <w:rFonts w:ascii="Times New Roman" w:hAnsi="Times New Roman"/>
+          <w:i/>
+          <w:sz w:val="24"/>
+        </w:rPr>
+        <w:t xml:space="preserve"> </w:t>
+      </w:r>
+    </w:p>
+    <w:p>
+      <w:pPr>
+        <w:spacing w:after="120"/>
+        <w:jc w:val="both"/>
+      </w:pPr>
+    </w:p>
+    <w:p>
+      <w:pPr>
+        <w:pStyle w:val="Heading3"/>
+        <w:spacing w:after="120"/>
+        <w:jc w:val="center"/>
+      </w:pPr>
+      <w:r>
+        <w:rPr>
+          <w:rFonts w:ascii="Times New Roman" w:hAnsi="Times New Roman"/>
+          <w:b/>
+          <w:i/>
+          <w:color w:val="FF0000"/>
         </w:rPr>
         <w:t>Тропарі</w:t>
       </w:r>
@@ -16620,11 +17368,6 @@
     </w:p>
     <w:p>
       <w:pPr>
-        <w:spacing w:after="120"/>
-      </w:pPr>
-    </w:p>
-    <w:p>
-      <w:pPr>
         <w:pStyle w:val="Heading3"/>
         <w:jc w:val="center"/>
       </w:pPr>
@@ -16657,21 +17400,7 @@
           <w:rFonts w:ascii="Times New Roman" w:hAnsi="Times New Roman"/>
           <w:sz w:val="24"/>
         </w:rPr>
-        <w:t xml:space="preserve"> Тобі, вибраній </w:t>
-      </w:r>
-      <w:r>
-        <w:rPr>
-          <w:rFonts w:ascii="Times New Roman" w:hAnsi="Times New Roman"/>
-          <w:sz w:val="24"/>
-        </w:rPr>
-        <w:t>Владарці,*</w:t>
-      </w:r>
-      <w:r>
-        <w:rPr>
-          <w:rFonts w:ascii="Times New Roman" w:hAnsi="Times New Roman"/>
-          <w:sz w:val="24"/>
-        </w:rPr>
-        <w:t xml:space="preserve"> подячні пісні перемоги співаємо ми,* врятовані від лиха,* слуги твої, Богородице.* Ти, що маєш силу нездоланну,* захорони нас від усяких бід, щоб звати нам:* Радуйся, Невісто, Діво чистая!</w:t>
+        <w:t xml:space="preserve"> Тобі, вибраній Владарці,* подячні пісні перемоги співаємо ми,* врятовані від лиха,* слуги твої, Богородице.* Ти, що маєш силу нездоланну,* захорони нас від усяких бід, щоб звати нам:* Радуйся, Невісто, Діво чистая!</w:t>
       </w:r>
     </w:p>
     <w:sectPr>

--- a/flow/20230914_vu_template/drafts/2024-12-g/14-СБ-мчч.Тирса, Левкія.docx
+++ b/flow/20230914_vu_template/drafts/2024-12-g/14-СБ-мчч.Тирса, Левкія.docx
@@ -70,6 +70,28 @@
       </w:pPr>
       <w:r>
         <w:rPr>
+          <w:rFonts w:ascii="Times New Roman" w:hAnsi="Times New Roman"/>
+          <w:i/>
+          <w:color w:val="FF0000"/>
+          <w:sz w:val="24"/>
+        </w:rPr>
+        <w:t>Священник:</w:t>
+      </w:r>
+      <w:r>
+        <w:rPr>
+          <w:rFonts w:ascii="Times New Roman" w:hAnsi="Times New Roman"/>
+          <w:sz w:val="24"/>
+        </w:rPr>
+        <w:t xml:space="preserve"> Благословенний Бог наш завжди, нині і повсякчас, і на віки віків.</w:t>
+      </w:r>
+    </w:p>
+    <w:p>
+      <w:pPr>
+        <w:spacing w:after="120" w:lineRule="auto"/>
+        <w:rPr/>
+      </w:pPr>
+      <w:r>
+        <w:rPr>
           <w:rFonts w:ascii="Times New Roman" w:cs="Times New Roman" w:eastAsia="Times New Roman" w:hAnsi="Times New Roman"/>
           <w:i w:val="1"/>
           <w:color w:val="ff0000"/>
@@ -77,28 +99,87 @@
           <w:szCs w:val="24"/>
           <w:rtl w:val="0"/>
         </w:rPr>
-        <w:t xml:space="preserve">Священник:</w:t>
-      </w:r>
-      <w:r>
-        <w:rPr>
-          <w:rFonts w:ascii="Times New Roman" w:cs="Times New Roman" w:eastAsia="Times New Roman" w:hAnsi="Times New Roman"/>
-          <w:sz w:val="24"/>
-          <w:szCs w:val="24"/>
-          <w:rtl w:val="0"/>
-        </w:rPr>
-        <w:t xml:space="preserve"> Благословенний Бог наш завжди, нині і повсякчас, і на віки віків.</w:t>
-      </w:r>
-      <w:r>
-        <w:rPr>
-          <w:rtl w:val="0"/>
-        </w:rPr>
-      </w:r>
-    </w:p>
-    <w:p>
-      <w:pPr>
-        <w:spacing w:after="120" w:lineRule="auto"/>
-        <w:rPr/>
-      </w:pPr>
+        <w:t xml:space="preserve">Вірні:</w:t>
+      </w:r>
+      <w:r>
+        <w:rPr>
+          <w:rFonts w:ascii="Times New Roman" w:cs="Times New Roman" w:eastAsia="Times New Roman" w:hAnsi="Times New Roman"/>
+          <w:color w:val="ff0000"/>
+          <w:sz w:val="24"/>
+          <w:szCs w:val="24"/>
+          <w:rtl w:val="0"/>
+        </w:rPr>
+        <w:t xml:space="preserve"> </w:t>
+      </w:r>
+      <w:r>
+        <w:rPr>
+          <w:rFonts w:ascii="Times New Roman" w:cs="Times New Roman" w:eastAsia="Times New Roman" w:hAnsi="Times New Roman"/>
+          <w:sz w:val="24"/>
+          <w:szCs w:val="24"/>
+          <w:rtl w:val="0"/>
+        </w:rPr>
+        <w:t xml:space="preserve">Амі́нь.</w:t>
+      </w:r>
+      <w:r>
+        <w:rPr>
+          <w:rtl w:val="0"/>
+        </w:rPr>
+      </w:r>
+    </w:p>
+    <w:p>
+      <w:pPr>
+        <w:spacing w:after="120" w:lineRule="auto"/>
+        <w:rPr/>
+      </w:pPr>
+      <w:r>
+        <w:rPr>
+          <w:rFonts w:ascii="Times New Roman" w:cs="Times New Roman" w:eastAsia="Times New Roman" w:hAnsi="Times New Roman"/>
+          <w:sz w:val="24"/>
+          <w:szCs w:val="24"/>
+          <w:rtl w:val="0"/>
+        </w:rPr>
+        <w:t xml:space="preserve">Сла́ва Тобі́, Бо́же наш, сла́ва Тобі́.</w:t>
+      </w:r>
+      <w:r>
+        <w:rPr>
+          <w:rtl w:val="0"/>
+        </w:rPr>
+      </w:r>
+    </w:p>
+    <w:p>
+      <w:pPr>
+        <w:spacing w:after="120" w:lineRule="auto"/>
+        <w:rPr/>
+      </w:pPr>
+      <w:r>
+        <w:rPr>
+          <w:rFonts w:ascii="Times New Roman" w:cs="Times New Roman" w:eastAsia="Times New Roman" w:hAnsi="Times New Roman"/>
+          <w:sz w:val="24"/>
+          <w:szCs w:val="24"/>
+          <w:rtl w:val="0"/>
+        </w:rPr>
+        <w:t xml:space="preserve">Ца́рю небе́сний, утіши́телю, Ду́ше íстини,* що всю́ди єси́ і все наповня́єш,* скарбни́це благ і життя́ пода́телю,* прийди́, і всели́ся в нас,* і очи́сти нас від уся́кої скве́рни,* і спаси́, благи́й, ду́ші на́ші.</w:t>
+      </w:r>
+      <w:r>
+        <w:rPr>
+          <w:rtl w:val="0"/>
+        </w:rPr>
+      </w:r>
+    </w:p>
+    <w:p>
+      <w:pPr>
+        <w:spacing w:after="120" w:lineRule="auto"/>
+        <w:rPr/>
+      </w:pPr>
+      <w:r>
+        <w:rPr>
+          <w:rFonts w:ascii="Times New Roman" w:cs="Times New Roman" w:eastAsia="Times New Roman" w:hAnsi="Times New Roman"/>
+          <w:sz w:val="24"/>
+          <w:szCs w:val="24"/>
+          <w:rtl w:val="0"/>
+        </w:rPr>
+        <w:t xml:space="preserve">Святи́й Бо́же, святи́й Крі́пкий, святи́й Безсме́ртний, поми́луй нас. </w:t>
+      </w:r>
       <w:r>
         <w:rPr>
           <w:rFonts w:ascii="Times New Roman" w:cs="Times New Roman" w:eastAsia="Times New Roman" w:hAnsi="Times New Roman"/>
@@ -108,86 +189,67 @@
           <w:szCs w:val="24"/>
           <w:rtl w:val="0"/>
         </w:rPr>
-        <w:t xml:space="preserve">Вірні:</w:t>
-      </w:r>
-      <w:r>
-        <w:rPr>
-          <w:rFonts w:ascii="Times New Roman" w:cs="Times New Roman" w:eastAsia="Times New Roman" w:hAnsi="Times New Roman"/>
-          <w:color w:val="ff0000"/>
-          <w:sz w:val="24"/>
-          <w:szCs w:val="24"/>
-          <w:rtl w:val="0"/>
-        </w:rPr>
-        <w:t xml:space="preserve"> </w:t>
-      </w:r>
-      <w:r>
-        <w:rPr>
-          <w:rFonts w:ascii="Times New Roman" w:cs="Times New Roman" w:eastAsia="Times New Roman" w:hAnsi="Times New Roman"/>
-          <w:sz w:val="24"/>
-          <w:szCs w:val="24"/>
-          <w:rtl w:val="0"/>
-        </w:rPr>
-        <w:t xml:space="preserve">Амі́нь.</w:t>
-      </w:r>
-      <w:r>
-        <w:rPr>
-          <w:rtl w:val="0"/>
-        </w:rPr>
-      </w:r>
-    </w:p>
-    <w:p>
-      <w:pPr>
-        <w:spacing w:after="120" w:lineRule="auto"/>
-        <w:rPr/>
-      </w:pPr>
-      <w:r>
-        <w:rPr>
-          <w:rFonts w:ascii="Times New Roman" w:cs="Times New Roman" w:eastAsia="Times New Roman" w:hAnsi="Times New Roman"/>
-          <w:sz w:val="24"/>
-          <w:szCs w:val="24"/>
-          <w:rtl w:val="0"/>
-        </w:rPr>
-        <w:t xml:space="preserve">Сла́ва Тобі́, Бо́же наш, сла́ва Тобі́.</w:t>
-      </w:r>
-      <w:r>
-        <w:rPr>
-          <w:rtl w:val="0"/>
-        </w:rPr>
-      </w:r>
-    </w:p>
-    <w:p>
-      <w:pPr>
-        <w:spacing w:after="120" w:lineRule="auto"/>
-        <w:rPr/>
-      </w:pPr>
-      <w:r>
-        <w:rPr>
-          <w:rFonts w:ascii="Times New Roman" w:cs="Times New Roman" w:eastAsia="Times New Roman" w:hAnsi="Times New Roman"/>
-          <w:sz w:val="24"/>
-          <w:szCs w:val="24"/>
-          <w:rtl w:val="0"/>
-        </w:rPr>
-        <w:t xml:space="preserve">Ца́рю небе́сний, утіши́телю, Ду́ше íстини,* що всю́ди єси́ і все наповня́єш,* скарбни́це благ і життя́ пода́телю,* прийди́, і всели́ся в нас,* і очи́сти нас від уся́кої скве́рни,* і спаси́, благи́й, ду́ші на́ші.</w:t>
-      </w:r>
-      <w:r>
-        <w:rPr>
-          <w:rtl w:val="0"/>
-        </w:rPr>
-      </w:r>
-    </w:p>
-    <w:p>
-      <w:pPr>
-        <w:spacing w:after="120" w:lineRule="auto"/>
-        <w:rPr/>
-      </w:pPr>
-      <w:r>
-        <w:rPr>
-          <w:rFonts w:ascii="Times New Roman" w:cs="Times New Roman" w:eastAsia="Times New Roman" w:hAnsi="Times New Roman"/>
-          <w:sz w:val="24"/>
-          <w:szCs w:val="24"/>
-          <w:rtl w:val="0"/>
-        </w:rPr>
-        <w:t xml:space="preserve">Святи́й Бо́же, святи́й Крі́пкий, святи́й Безсме́ртний, поми́луй нас. </w:t>
+        <w:t xml:space="preserve">(3 р.)</w:t>
+      </w:r>
+      <w:r>
+        <w:rPr>
+          <w:rtl w:val="0"/>
+        </w:rPr>
+      </w:r>
+    </w:p>
+    <w:p>
+      <w:pPr>
+        <w:spacing w:after="120" w:lineRule="auto"/>
+        <w:rPr/>
+      </w:pPr>
+      <w:r>
+        <w:rPr>
+          <w:rFonts w:ascii="Times New Roman" w:cs="Times New Roman" w:eastAsia="Times New Roman" w:hAnsi="Times New Roman"/>
+          <w:sz w:val="24"/>
+          <w:szCs w:val="24"/>
+          <w:rtl w:val="0"/>
+        </w:rPr>
+        <w:t xml:space="preserve">Сла́ва Отцю́, і Си́ну, і Свято́му Ду́хові,* і ни́ні, і повсякча́с, і на ві́ки вікі́в. Амі́нь.</w:t>
+      </w:r>
+      <w:r>
+        <w:rPr>
+          <w:rtl w:val="0"/>
+        </w:rPr>
+      </w:r>
+    </w:p>
+    <w:p>
+      <w:pPr>
+        <w:spacing w:after="120" w:lineRule="auto"/>
+        <w:rPr/>
+      </w:pPr>
+      <w:r>
+        <w:rPr>
+          <w:rFonts w:ascii="Times New Roman" w:cs="Times New Roman" w:eastAsia="Times New Roman" w:hAnsi="Times New Roman"/>
+          <w:sz w:val="24"/>
+          <w:szCs w:val="24"/>
+          <w:rtl w:val="0"/>
+        </w:rPr>
+        <w:t xml:space="preserve">Пресвята́ Тро́йце, поми́луй нас; Го́споди, очи́сти гріхи́ на́ші; Влади́ко, прости́ беззако́ння на́ші; Святи́й, завіта́й і зціли́ не́мочі на́ші, І́мени Твого́ ра́ди.</w:t>
+      </w:r>
+      <w:r>
+        <w:rPr>
+          <w:rtl w:val="0"/>
+        </w:rPr>
+      </w:r>
+    </w:p>
+    <w:p>
+      <w:pPr>
+        <w:spacing w:after="120" w:lineRule="auto"/>
+        <w:rPr/>
+      </w:pPr>
+      <w:r>
+        <w:rPr>
+          <w:rFonts w:ascii="Times New Roman" w:cs="Times New Roman" w:eastAsia="Times New Roman" w:hAnsi="Times New Roman"/>
+          <w:sz w:val="24"/>
+          <w:szCs w:val="24"/>
+          <w:rtl w:val="0"/>
+        </w:rPr>
+        <w:t xml:space="preserve">Го́споди, поми́луй. </w:t>
       </w:r>
       <w:r>
         <w:rPr>
@@ -238,77 +300,6 @@
           <w:szCs w:val="24"/>
           <w:rtl w:val="0"/>
         </w:rPr>
-        <w:t xml:space="preserve">Пресвята́ Тро́йце, поми́луй нас; Го́споди, очи́сти гріхи́ на́ші; Влади́ко, прости́ беззако́ння на́ші; Святи́й, завіта́й і зціли́ не́мочі на́ші, І́мени Твого́ ра́ди.</w:t>
-      </w:r>
-      <w:r>
-        <w:rPr>
-          <w:rtl w:val="0"/>
-        </w:rPr>
-      </w:r>
-    </w:p>
-    <w:p>
-      <w:pPr>
-        <w:spacing w:after="120" w:lineRule="auto"/>
-        <w:rPr/>
-      </w:pPr>
-      <w:r>
-        <w:rPr>
-          <w:rFonts w:ascii="Times New Roman" w:cs="Times New Roman" w:eastAsia="Times New Roman" w:hAnsi="Times New Roman"/>
-          <w:sz w:val="24"/>
-          <w:szCs w:val="24"/>
-          <w:rtl w:val="0"/>
-        </w:rPr>
-        <w:t xml:space="preserve">Го́споди, поми́луй. </w:t>
-      </w:r>
-      <w:r>
-        <w:rPr>
-          <w:rFonts w:ascii="Times New Roman" w:cs="Times New Roman" w:eastAsia="Times New Roman" w:hAnsi="Times New Roman"/>
-          <w:i w:val="1"/>
-          <w:color w:val="ff0000"/>
-          <w:sz w:val="24"/>
-          <w:szCs w:val="24"/>
-          <w:rtl w:val="0"/>
-        </w:rPr>
-        <w:t xml:space="preserve">(3 р.)</w:t>
-      </w:r>
-      <w:r>
-        <w:rPr>
-          <w:rtl w:val="0"/>
-        </w:rPr>
-      </w:r>
-    </w:p>
-    <w:p>
-      <w:pPr>
-        <w:spacing w:after="120" w:lineRule="auto"/>
-        <w:rPr/>
-      </w:pPr>
-      <w:r>
-        <w:rPr>
-          <w:rFonts w:ascii="Times New Roman" w:cs="Times New Roman" w:eastAsia="Times New Roman" w:hAnsi="Times New Roman"/>
-          <w:sz w:val="24"/>
-          <w:szCs w:val="24"/>
-          <w:rtl w:val="0"/>
-        </w:rPr>
-        <w:t xml:space="preserve">Сла́ва Отцю́, і Си́ну, і Свято́му Ду́хові,* і ни́ні, і повсякча́с, і на ві́ки вікі́в. Амі́нь.</w:t>
-      </w:r>
-      <w:r>
-        <w:rPr>
-          <w:rtl w:val="0"/>
-        </w:rPr>
-      </w:r>
-    </w:p>
-    <w:p>
-      <w:pPr>
-        <w:spacing w:after="120" w:lineRule="auto"/>
-        <w:rPr/>
-      </w:pPr>
-      <w:r>
-        <w:rPr>
-          <w:rFonts w:ascii="Times New Roman" w:cs="Times New Roman" w:eastAsia="Times New Roman" w:hAnsi="Times New Roman"/>
-          <w:sz w:val="24"/>
-          <w:szCs w:val="24"/>
-          <w:rtl w:val="0"/>
-        </w:rPr>
         <w:t xml:space="preserve">О́тче наш, що єси́ на небеса́х,* неха́й святи́ться ім’я́ Твоє́,* неха́й при́йде ца́рство Твоє́,* неха́й бу́де во́ля Твоя́, як на не́бі, так і на землі́.* Хліб наш насу́щний дай нам сього́дні;* і прости́ нам прови́ни на́ші,* як і ми проща́ємо винува́тцям на́шим;* і не введи́ нас у споку́су,* але́ ви́зволи нас від лука́вого.</w:t>
       </w:r>
       <w:r>
@@ -324,28 +315,19 @@
       </w:pPr>
       <w:r>
         <w:rPr>
-          <w:rFonts w:ascii="Times New Roman" w:cs="Times New Roman" w:eastAsia="Times New Roman" w:hAnsi="Times New Roman"/>
-          <w:i w:val="1"/>
-          <w:color w:val="ff0000"/>
-          <w:sz w:val="24"/>
-          <w:szCs w:val="24"/>
-          <w:rtl w:val="0"/>
-        </w:rPr>
-        <w:t xml:space="preserve">Священник:</w:t>
-      </w:r>
-      <w:r>
-        <w:rPr>
-          <w:rFonts w:ascii="Times New Roman" w:cs="Times New Roman" w:eastAsia="Times New Roman" w:hAnsi="Times New Roman"/>
-          <w:sz w:val="24"/>
-          <w:szCs w:val="24"/>
-          <w:rtl w:val="0"/>
+          <w:rFonts w:ascii="Times New Roman" w:hAnsi="Times New Roman"/>
+          <w:i/>
+          <w:color w:val="FF0000"/>
+          <w:sz w:val="24"/>
+        </w:rPr>
+        <w:t>Священник:</w:t>
+      </w:r>
+      <w:r>
+        <w:rPr>
+          <w:rFonts w:ascii="Times New Roman" w:hAnsi="Times New Roman"/>
+          <w:sz w:val="24"/>
         </w:rPr>
         <w:t xml:space="preserve"> Бо Твоє є царство, і сила, і слава, Отця, і Сина, і Святого Духа, нині, і повсякчас, і на віки віків.</w:t>
-      </w:r>
-      <w:r>
-        <w:rPr>
-          <w:rtl w:val="0"/>
-        </w:rPr>
       </w:r>
     </w:p>
     <w:p>
@@ -2506,28 +2488,19 @@
       </w:pPr>
       <w:r>
         <w:rPr>
-          <w:rFonts w:ascii="Times New Roman" w:cs="Times New Roman" w:eastAsia="Times New Roman" w:hAnsi="Times New Roman"/>
-          <w:i w:val="1"/>
-          <w:color w:val="ff0000"/>
-          <w:sz w:val="24"/>
-          <w:szCs w:val="24"/>
-          <w:rtl w:val="0"/>
-        </w:rPr>
-        <w:t xml:space="preserve">Священник:</w:t>
-      </w:r>
-      <w:r>
-        <w:rPr>
-          <w:rFonts w:ascii="Times New Roman" w:cs="Times New Roman" w:eastAsia="Times New Roman" w:hAnsi="Times New Roman"/>
-          <w:sz w:val="24"/>
-          <w:szCs w:val="24"/>
-          <w:rtl w:val="0"/>
+          <w:rFonts w:ascii="Times New Roman" w:hAnsi="Times New Roman"/>
+          <w:i/>
+          <w:color w:val="FF0000"/>
+          <w:sz w:val="24"/>
+        </w:rPr>
+        <w:t>Священник:</w:t>
+      </w:r>
+      <w:r>
+        <w:rPr>
+          <w:rFonts w:ascii="Times New Roman" w:hAnsi="Times New Roman"/>
+          <w:sz w:val="24"/>
         </w:rPr>
         <w:t xml:space="preserve"> Бо Тобі належить усяка слава, честь і поклоніння, Отцю, і Сину, і Святому Духові, нині, і повсякчас, і на віки віків.</w:t>
-      </w:r>
-      <w:r>
-        <w:rPr>
-          <w:rtl w:val="0"/>
-        </w:rPr>
       </w:r>
     </w:p>
     <w:p>
@@ -3847,28 +3820,19 @@
       </w:pPr>
       <w:r>
         <w:rPr>
-          <w:rFonts w:ascii="Times New Roman" w:cs="Times New Roman" w:eastAsia="Times New Roman" w:hAnsi="Times New Roman"/>
-          <w:i w:val="1"/>
-          <w:color w:val="ff0000"/>
-          <w:sz w:val="24"/>
-          <w:szCs w:val="24"/>
-          <w:rtl w:val="0"/>
-        </w:rPr>
-        <w:t xml:space="preserve">Священник:</w:t>
-      </w:r>
-      <w:r>
-        <w:rPr>
-          <w:rFonts w:ascii="Times New Roman" w:cs="Times New Roman" w:eastAsia="Times New Roman" w:hAnsi="Times New Roman"/>
-          <w:sz w:val="24"/>
-          <w:szCs w:val="24"/>
-          <w:rtl w:val="0"/>
+          <w:rFonts w:ascii="Times New Roman" w:hAnsi="Times New Roman"/>
+          <w:i/>
+          <w:color w:val="FF0000"/>
+          <w:sz w:val="24"/>
+        </w:rPr>
+        <w:t>Священник:</w:t>
+      </w:r>
+      <w:r>
+        <w:rPr>
+          <w:rFonts w:ascii="Times New Roman" w:hAnsi="Times New Roman"/>
+          <w:sz w:val="24"/>
         </w:rPr>
         <w:t xml:space="preserve"> Мир всім.</w:t>
-      </w:r>
-      <w:r>
-        <w:rPr>
-          <w:rtl w:val="0"/>
-        </w:rPr>
       </w:r>
     </w:p>
     <w:p>
@@ -4787,6 +4751,29 @@
       </w:pPr>
       <w:r>
         <w:rPr>
+          <w:rFonts w:ascii="Times New Roman" w:hAnsi="Times New Roman"/>
+          <w:i/>
+          <w:color w:val="FF0000"/>
+          <w:sz w:val="24"/>
+        </w:rPr>
+        <w:t>Священник:</w:t>
+      </w:r>
+      <w:r>
+        <w:rPr>
+          <w:rFonts w:ascii="Times New Roman" w:hAnsi="Times New Roman"/>
+          <w:sz w:val="24"/>
+        </w:rPr>
+        <w:t xml:space="preserve"> Бо Ти – Бог милости, ласк і людинолюбности, і Тобі славу возсилаємо, Отцю, і Сину, і Святому Духові, нині, і повсякчас, і на віки віків.</w:t>
+      </w:r>
+    </w:p>
+    <w:p>
+      <w:pPr>
+        <w:spacing w:after="120" w:lineRule="auto"/>
+        <w:jc w:val="both"/>
+        <w:rPr/>
+      </w:pPr>
+      <w:r>
+        <w:rPr>
           <w:rFonts w:ascii="Times New Roman" w:cs="Times New Roman" w:eastAsia="Times New Roman" w:hAnsi="Times New Roman"/>
           <w:i w:val="1"/>
           <w:color w:val="ff0000"/>
@@ -4794,21 +4781,54 @@
           <w:szCs w:val="24"/>
           <w:rtl w:val="0"/>
         </w:rPr>
-        <w:t xml:space="preserve">Священник:</w:t>
-      </w:r>
-      <w:r>
-        <w:rPr>
-          <w:rFonts w:ascii="Times New Roman" w:cs="Times New Roman" w:eastAsia="Times New Roman" w:hAnsi="Times New Roman"/>
-          <w:sz w:val="24"/>
-          <w:szCs w:val="24"/>
-          <w:rtl w:val="0"/>
-        </w:rPr>
-        <w:t xml:space="preserve"> Бо Ти – Бог милости, ласк і людинолюбности, і Тобі славу возсилаємо, Отцю, і Сину, і Святому Духові, нині, і повсякчас, і на віки віків.</w:t>
-      </w:r>
-      <w:r>
-        <w:rPr>
-          <w:rtl w:val="0"/>
-        </w:rPr>
+        <w:t xml:space="preserve">Вірні:</w:t>
+      </w:r>
+      <w:r>
+        <w:rPr>
+          <w:rFonts w:ascii="Times New Roman" w:cs="Times New Roman" w:eastAsia="Times New Roman" w:hAnsi="Times New Roman"/>
+          <w:color w:val="ff0000"/>
+          <w:sz w:val="24"/>
+          <w:szCs w:val="24"/>
+          <w:rtl w:val="0"/>
+        </w:rPr>
+        <w:t xml:space="preserve"> </w:t>
+      </w:r>
+      <w:r>
+        <w:rPr>
+          <w:rFonts w:ascii="Times New Roman" w:cs="Times New Roman" w:eastAsia="Times New Roman" w:hAnsi="Times New Roman"/>
+          <w:sz w:val="24"/>
+          <w:szCs w:val="24"/>
+          <w:rtl w:val="0"/>
+        </w:rPr>
+        <w:t xml:space="preserve">Амінь.</w:t>
+      </w:r>
+      <w:r>
+        <w:rPr>
+          <w:rtl w:val="0"/>
+        </w:rPr>
+      </w:r>
+    </w:p>
+    <w:p>
+      <w:pPr>
+        <w:spacing w:after="120" w:lineRule="auto"/>
+        <w:jc w:val="both"/>
+        <w:rPr/>
+      </w:pPr>
+      <w:r>
+        <w:rPr>
+          <w:rFonts w:ascii="Times New Roman" w:hAnsi="Times New Roman"/>
+          <w:i/>
+          <w:color w:val="FF0000"/>
+          <w:sz w:val="24"/>
+        </w:rPr>
+        <w:t>Священник:</w:t>
+      </w:r>
+      <w:r>
+        <w:rPr>
+          <w:rFonts w:ascii="Times New Roman" w:hAnsi="Times New Roman"/>
+          <w:sz w:val="24"/>
+        </w:rPr>
+        <w:t xml:space="preserve"> Мир всім.</w:t>
       </w:r>
     </w:p>
     <w:p>
@@ -4845,7 +4865,28 @@
           <w:szCs w:val="24"/>
           <w:rtl w:val="0"/>
         </w:rPr>
-        <w:t xml:space="preserve">Амінь.</w:t>
+        <w:t xml:space="preserve">І духові твоєму.</w:t>
+      </w:r>
+      <w:r>
+        <w:rPr>
+          <w:rtl w:val="0"/>
+        </w:rPr>
+      </w:r>
+    </w:p>
+    <w:p>
+      <w:pPr>
+        <w:spacing w:after="120" w:lineRule="auto"/>
+        <w:jc w:val="both"/>
+        <w:rPr/>
+      </w:pPr>
+      <w:r>
+        <w:rPr>
+          <w:rFonts w:ascii="Times New Roman" w:cs="Times New Roman" w:eastAsia="Times New Roman" w:hAnsi="Times New Roman"/>
+          <w:sz w:val="24"/>
+          <w:szCs w:val="24"/>
+          <w:rtl w:val="0"/>
+        </w:rPr>
+        <w:t xml:space="preserve">Голови ваші перед Господом схиліть.</w:t>
       </w:r>
       <w:r>
         <w:rPr>
@@ -4868,16 +4909,26 @@
           <w:szCs w:val="24"/>
           <w:rtl w:val="0"/>
         </w:rPr>
-        <w:t xml:space="preserve">Священник:</w:t>
-      </w:r>
-      <w:r>
-        <w:rPr>
-          <w:rFonts w:ascii="Times New Roman" w:cs="Times New Roman" w:eastAsia="Times New Roman" w:hAnsi="Times New Roman"/>
-          <w:sz w:val="24"/>
-          <w:szCs w:val="24"/>
-          <w:rtl w:val="0"/>
-        </w:rPr>
-        <w:t xml:space="preserve"> Мир всім.</w:t>
+        <w:t xml:space="preserve">Вірні:</w:t>
+      </w:r>
+      <w:r>
+        <w:rPr>
+          <w:rFonts w:ascii="Times New Roman" w:cs="Times New Roman" w:eastAsia="Times New Roman" w:hAnsi="Times New Roman"/>
+          <w:color w:val="ff0000"/>
+          <w:sz w:val="24"/>
+          <w:szCs w:val="24"/>
+          <w:rtl w:val="0"/>
+        </w:rPr>
+        <w:t xml:space="preserve"> </w:t>
+      </w:r>
+      <w:r>
+        <w:rPr>
+          <w:rFonts w:ascii="Times New Roman" w:cs="Times New Roman" w:eastAsia="Times New Roman" w:hAnsi="Times New Roman"/>
+          <w:sz w:val="24"/>
+          <w:szCs w:val="24"/>
+          <w:rtl w:val="0"/>
+        </w:rPr>
+        <w:t xml:space="preserve">Тобі, Господи.</w:t>
       </w:r>
       <w:r>
         <w:rPr>
@@ -4900,111 +4951,6 @@
           <w:szCs w:val="24"/>
           <w:rtl w:val="0"/>
         </w:rPr>
-        <w:t xml:space="preserve">Вірні:</w:t>
-      </w:r>
-      <w:r>
-        <w:rPr>
-          <w:rFonts w:ascii="Times New Roman" w:cs="Times New Roman" w:eastAsia="Times New Roman" w:hAnsi="Times New Roman"/>
-          <w:color w:val="ff0000"/>
-          <w:sz w:val="24"/>
-          <w:szCs w:val="24"/>
-          <w:rtl w:val="0"/>
-        </w:rPr>
-        <w:t xml:space="preserve"> </w:t>
-      </w:r>
-      <w:r>
-        <w:rPr>
-          <w:rFonts w:ascii="Times New Roman" w:cs="Times New Roman" w:eastAsia="Times New Roman" w:hAnsi="Times New Roman"/>
-          <w:sz w:val="24"/>
-          <w:szCs w:val="24"/>
-          <w:rtl w:val="0"/>
-        </w:rPr>
-        <w:t xml:space="preserve">І духові твоєму.</w:t>
-      </w:r>
-      <w:r>
-        <w:rPr>
-          <w:rtl w:val="0"/>
-        </w:rPr>
-      </w:r>
-    </w:p>
-    <w:p>
-      <w:pPr>
-        <w:spacing w:after="120" w:lineRule="auto"/>
-        <w:jc w:val="both"/>
-        <w:rPr/>
-      </w:pPr>
-      <w:r>
-        <w:rPr>
-          <w:rFonts w:ascii="Times New Roman" w:cs="Times New Roman" w:eastAsia="Times New Roman" w:hAnsi="Times New Roman"/>
-          <w:sz w:val="24"/>
-          <w:szCs w:val="24"/>
-          <w:rtl w:val="0"/>
-        </w:rPr>
-        <w:t xml:space="preserve">Голови ваші перед Господом схиліть.</w:t>
-      </w:r>
-      <w:r>
-        <w:rPr>
-          <w:rtl w:val="0"/>
-        </w:rPr>
-      </w:r>
-    </w:p>
-    <w:p>
-      <w:pPr>
-        <w:spacing w:after="120" w:lineRule="auto"/>
-        <w:jc w:val="both"/>
-        <w:rPr/>
-      </w:pPr>
-      <w:r>
-        <w:rPr>
-          <w:rFonts w:ascii="Times New Roman" w:cs="Times New Roman" w:eastAsia="Times New Roman" w:hAnsi="Times New Roman"/>
-          <w:i w:val="1"/>
-          <w:color w:val="ff0000"/>
-          <w:sz w:val="24"/>
-          <w:szCs w:val="24"/>
-          <w:rtl w:val="0"/>
-        </w:rPr>
-        <w:t xml:space="preserve">Вірні:</w:t>
-      </w:r>
-      <w:r>
-        <w:rPr>
-          <w:rFonts w:ascii="Times New Roman" w:cs="Times New Roman" w:eastAsia="Times New Roman" w:hAnsi="Times New Roman"/>
-          <w:color w:val="ff0000"/>
-          <w:sz w:val="24"/>
-          <w:szCs w:val="24"/>
-          <w:rtl w:val="0"/>
-        </w:rPr>
-        <w:t xml:space="preserve"> </w:t>
-      </w:r>
-      <w:r>
-        <w:rPr>
-          <w:rFonts w:ascii="Times New Roman" w:cs="Times New Roman" w:eastAsia="Times New Roman" w:hAnsi="Times New Roman"/>
-          <w:sz w:val="24"/>
-          <w:szCs w:val="24"/>
-          <w:rtl w:val="0"/>
-        </w:rPr>
-        <w:t xml:space="preserve">Тобі, Господи.</w:t>
-      </w:r>
-      <w:r>
-        <w:rPr>
-          <w:rtl w:val="0"/>
-        </w:rPr>
-      </w:r>
-    </w:p>
-    <w:p>
-      <w:pPr>
-        <w:spacing w:after="120" w:lineRule="auto"/>
-        <w:jc w:val="both"/>
-        <w:rPr/>
-      </w:pPr>
-      <w:r>
-        <w:rPr>
-          <w:rFonts w:ascii="Times New Roman" w:cs="Times New Roman" w:eastAsia="Times New Roman" w:hAnsi="Times New Roman"/>
-          <w:i w:val="1"/>
-          <w:color w:val="ff0000"/>
-          <w:sz w:val="24"/>
-          <w:szCs w:val="24"/>
-          <w:rtl w:val="0"/>
-        </w:rPr>
         <w:t xml:space="preserve">Священник читає молитву:</w:t>
       </w:r>
       <w:r>
@@ -5029,28 +4975,19 @@
       </w:pPr>
       <w:r>
         <w:rPr>
-          <w:rFonts w:ascii="Times New Roman" w:cs="Times New Roman" w:eastAsia="Times New Roman" w:hAnsi="Times New Roman"/>
-          <w:i w:val="1"/>
-          <w:color w:val="ff0000"/>
-          <w:sz w:val="24"/>
-          <w:szCs w:val="24"/>
-          <w:rtl w:val="0"/>
-        </w:rPr>
-        <w:t xml:space="preserve">Священник:</w:t>
-      </w:r>
-      <w:r>
-        <w:rPr>
-          <w:rFonts w:ascii="Times New Roman" w:cs="Times New Roman" w:eastAsia="Times New Roman" w:hAnsi="Times New Roman"/>
-          <w:sz w:val="24"/>
-          <w:szCs w:val="24"/>
-          <w:rtl w:val="0"/>
+          <w:rFonts w:ascii="Times New Roman" w:hAnsi="Times New Roman"/>
+          <w:i/>
+          <w:color w:val="FF0000"/>
+          <w:sz w:val="24"/>
+        </w:rPr>
+        <w:t>Священник:</w:t>
+      </w:r>
+      <w:r>
+        <w:rPr>
+          <w:rFonts w:ascii="Times New Roman" w:hAnsi="Times New Roman"/>
+          <w:sz w:val="24"/>
         </w:rPr>
         <w:t xml:space="preserve"> Нехай буде влада царства Твого благословенна і дуже прославлена: Отця, і Сина, і Святого Духа, нині і повсякчас, і на віки віків.</w:t>
-      </w:r>
-      <w:r>
-        <w:rPr>
-          <w:rtl w:val="0"/>
-        </w:rPr>
       </w:r>
     </w:p>
     <w:p>
@@ -5576,28 +5513,19 @@
       </w:pPr>
       <w:r>
         <w:rPr>
-          <w:rFonts w:ascii="Times New Roman" w:cs="Times New Roman" w:eastAsia="Times New Roman" w:hAnsi="Times New Roman"/>
-          <w:i w:val="1"/>
-          <w:color w:val="ff0000"/>
-          <w:sz w:val="24"/>
-          <w:szCs w:val="24"/>
-          <w:rtl w:val="0"/>
-        </w:rPr>
-        <w:t xml:space="preserve">Священник:</w:t>
-      </w:r>
-      <w:r>
-        <w:rPr>
-          <w:rFonts w:ascii="Times New Roman" w:cs="Times New Roman" w:eastAsia="Times New Roman" w:hAnsi="Times New Roman"/>
-          <w:sz w:val="24"/>
-          <w:szCs w:val="24"/>
-          <w:rtl w:val="0"/>
+          <w:rFonts w:ascii="Times New Roman" w:hAnsi="Times New Roman"/>
+          <w:i/>
+          <w:color w:val="FF0000"/>
+          <w:sz w:val="24"/>
+        </w:rPr>
+        <w:t>Священник:</w:t>
+      </w:r>
+      <w:r>
+        <w:rPr>
+          <w:rFonts w:ascii="Times New Roman" w:hAnsi="Times New Roman"/>
+          <w:sz w:val="24"/>
         </w:rPr>
         <w:t xml:space="preserve"> Бо Твоє є царство, і сила, і слава, Отця, і Сина, і Святого Духа, нині, і повсякчас, і на віки віків.</w:t>
-      </w:r>
-      <w:r>
-        <w:rPr>
-          <w:rtl w:val="0"/>
-        </w:rPr>
       </w:r>
     </w:p>
     <w:p>
@@ -5851,6 +5779,28 @@
       </w:pPr>
       <w:r>
         <w:rPr>
+          <w:rFonts w:ascii="Times New Roman" w:hAnsi="Times New Roman"/>
+          <w:i/>
+          <w:color w:val="FF0000"/>
+          <w:sz w:val="24"/>
+        </w:rPr>
+        <w:t>Священник:</w:t>
+      </w:r>
+      <w:r>
+        <w:rPr>
+          <w:rFonts w:ascii="Times New Roman" w:hAnsi="Times New Roman"/>
+          <w:sz w:val="24"/>
+        </w:rPr>
+        <w:t xml:space="preserve"> Благослове́нний Христо́с Бог наш, за́вжди, ни́ні, і повсякча́с, і на ві́ки вікі́в.</w:t>
+      </w:r>
+    </w:p>
+    <w:p>
+      <w:pPr>
+        <w:spacing w:after="120" w:lineRule="auto"/>
+        <w:rPr/>
+      </w:pPr>
+      <w:r>
+        <w:rPr>
           <w:rFonts w:ascii="Times New Roman" w:cs="Times New Roman" w:eastAsia="Times New Roman" w:hAnsi="Times New Roman"/>
           <w:i w:val="1"/>
           <w:color w:val="ff0000"/>
@@ -5858,21 +5808,53 @@
           <w:szCs w:val="24"/>
           <w:rtl w:val="0"/>
         </w:rPr>
-        <w:t xml:space="preserve">Священник:</w:t>
-      </w:r>
-      <w:r>
-        <w:rPr>
-          <w:rFonts w:ascii="Times New Roman" w:cs="Times New Roman" w:eastAsia="Times New Roman" w:hAnsi="Times New Roman"/>
-          <w:sz w:val="24"/>
-          <w:szCs w:val="24"/>
-          <w:rtl w:val="0"/>
-        </w:rPr>
-        <w:t xml:space="preserve"> Благослове́нний Христо́с Бог наш, за́вжди, ни́ні, і повсякча́с, і на ві́ки вікі́в.</w:t>
-      </w:r>
-      <w:r>
-        <w:rPr>
-          <w:rtl w:val="0"/>
-        </w:rPr>
+        <w:t xml:space="preserve">Вірні:</w:t>
+      </w:r>
+      <w:r>
+        <w:rPr>
+          <w:rFonts w:ascii="Times New Roman" w:cs="Times New Roman" w:eastAsia="Times New Roman" w:hAnsi="Times New Roman"/>
+          <w:color w:val="ff0000"/>
+          <w:sz w:val="24"/>
+          <w:szCs w:val="24"/>
+          <w:rtl w:val="0"/>
+        </w:rPr>
+        <w:t xml:space="preserve"> </w:t>
+      </w:r>
+      <w:r>
+        <w:rPr>
+          <w:rFonts w:ascii="Times New Roman" w:cs="Times New Roman" w:eastAsia="Times New Roman" w:hAnsi="Times New Roman"/>
+          <w:sz w:val="24"/>
+          <w:szCs w:val="24"/>
+          <w:rtl w:val="0"/>
+        </w:rPr>
+        <w:t xml:space="preserve">Амі́нь. Утверди́, Бо́же, святу́ правосла́вну ві́ру на ві́ки вікі́в.</w:t>
+      </w:r>
+      <w:r>
+        <w:rPr>
+          <w:rtl w:val="0"/>
+        </w:rPr>
+      </w:r>
+    </w:p>
+    <w:p>
+      <w:pPr>
+        <w:spacing w:after="120" w:lineRule="auto"/>
+        <w:rPr/>
+      </w:pPr>
+      <w:r>
+        <w:rPr>
+          <w:rFonts w:ascii="Times New Roman" w:hAnsi="Times New Roman"/>
+          <w:i/>
+          <w:color w:val="FF0000"/>
+          <w:sz w:val="24"/>
+        </w:rPr>
+        <w:t>Священник:</w:t>
+      </w:r>
+      <w:r>
+        <w:rPr>
+          <w:rFonts w:ascii="Times New Roman" w:hAnsi="Times New Roman"/>
+          <w:sz w:val="24"/>
+        </w:rPr>
+        <w:t xml:space="preserve"> Пресвята́ Богоро́дице, спаси́ нас.</w:t>
       </w:r>
     </w:p>
     <w:p>
@@ -5908,12 +5890,34 @@
           <w:szCs w:val="24"/>
           <w:rtl w:val="0"/>
         </w:rPr>
-        <w:t xml:space="preserve">Амі́нь. Утверди́, Бо́же, святу́ правосла́вну ві́ру на ві́ки вікі́в.</w:t>
-      </w:r>
-      <w:r>
-        <w:rPr>
-          <w:rtl w:val="0"/>
-        </w:rPr>
+        <w:t xml:space="preserve">Чесні́шу від херуви́мів* і незрівня́нно славні́шу від серафи́мів,* що без зотлі́ння Бо́га Сло́во породи́ла,* су́щу Богоро́дицю, тебе́ велича́ємо.</w:t>
+      </w:r>
+      <w:r>
+        <w:rPr>
+          <w:rtl w:val="0"/>
+        </w:rPr>
+      </w:r>
+    </w:p>
+    <w:p>
+      <w:pPr>
+        <w:spacing w:after="120" w:lineRule="auto"/>
+        <w:rPr/>
+      </w:pPr>
+      <w:r>
+        <w:rPr>
+          <w:rFonts w:ascii="Times New Roman" w:hAnsi="Times New Roman"/>
+          <w:i/>
+          <w:color w:val="FF0000"/>
+          <w:sz w:val="24"/>
+        </w:rPr>
+        <w:t>Священник:</w:t>
+      </w:r>
+      <w:r>
+        <w:rPr>
+          <w:rFonts w:ascii="Times New Roman" w:hAnsi="Times New Roman"/>
+          <w:sz w:val="24"/>
+        </w:rPr>
+        <w:t xml:space="preserve"> Сла́ва Тобі́, Хри́сте Бо́же, упова́ння на́ше, сла́ва Тобі́!</w:t>
       </w:r>
     </w:p>
     <w:p>
@@ -5930,28 +5934,27 @@
           <w:szCs w:val="24"/>
           <w:rtl w:val="0"/>
         </w:rPr>
-        <w:t xml:space="preserve">Священник:</w:t>
-      </w:r>
-      <w:r>
-        <w:rPr>
-          <w:rFonts w:ascii="Times New Roman" w:cs="Times New Roman" w:eastAsia="Times New Roman" w:hAnsi="Times New Roman"/>
-          <w:sz w:val="24"/>
-          <w:szCs w:val="24"/>
-          <w:rtl w:val="0"/>
-        </w:rPr>
-        <w:t xml:space="preserve"> Пресвята́ Богоро́дице, спаси́ нас.</w:t>
-      </w:r>
-      <w:r>
-        <w:rPr>
-          <w:rtl w:val="0"/>
-        </w:rPr>
-      </w:r>
-    </w:p>
-    <w:p>
-      <w:pPr>
-        <w:spacing w:after="120" w:lineRule="auto"/>
-        <w:rPr/>
-      </w:pPr>
+        <w:t xml:space="preserve">Вірні:</w:t>
+      </w:r>
+      <w:r>
+        <w:rPr>
+          <w:rFonts w:ascii="Times New Roman" w:cs="Times New Roman" w:eastAsia="Times New Roman" w:hAnsi="Times New Roman"/>
+          <w:color w:val="ff0000"/>
+          <w:sz w:val="24"/>
+          <w:szCs w:val="24"/>
+          <w:rtl w:val="0"/>
+        </w:rPr>
+        <w:t xml:space="preserve"> </w:t>
+      </w:r>
+      <w:r>
+        <w:rPr>
+          <w:rFonts w:ascii="Times New Roman" w:cs="Times New Roman" w:eastAsia="Times New Roman" w:hAnsi="Times New Roman"/>
+          <w:sz w:val="24"/>
+          <w:szCs w:val="24"/>
+          <w:rtl w:val="0"/>
+        </w:rPr>
+        <w:t xml:space="preserve">Сла́ва Отцю́, і Си́ну, і Свято́му Ду́хові, і ни́ні, і повсякча́с, і на ві́ки вікі́в. Амі́нь. Го́споди, поми́луй. </w:t>
+      </w:r>
       <w:r>
         <w:rPr>
           <w:rFonts w:ascii="Times New Roman" w:cs="Times New Roman" w:eastAsia="Times New Roman" w:hAnsi="Times New Roman"/>
@@ -5961,108 +5964,6 @@
           <w:szCs w:val="24"/>
           <w:rtl w:val="0"/>
         </w:rPr>
-        <w:t xml:space="preserve">Вірні:</w:t>
-      </w:r>
-      <w:r>
-        <w:rPr>
-          <w:rFonts w:ascii="Times New Roman" w:cs="Times New Roman" w:eastAsia="Times New Roman" w:hAnsi="Times New Roman"/>
-          <w:color w:val="ff0000"/>
-          <w:sz w:val="24"/>
-          <w:szCs w:val="24"/>
-          <w:rtl w:val="0"/>
-        </w:rPr>
-        <w:t xml:space="preserve"> </w:t>
-      </w:r>
-      <w:r>
-        <w:rPr>
-          <w:rFonts w:ascii="Times New Roman" w:cs="Times New Roman" w:eastAsia="Times New Roman" w:hAnsi="Times New Roman"/>
-          <w:sz w:val="24"/>
-          <w:szCs w:val="24"/>
-          <w:rtl w:val="0"/>
-        </w:rPr>
-        <w:t xml:space="preserve">Чесні́шу від херуви́мів* і незрівня́нно славні́шу від серафи́мів,* що без зотлі́ння Бо́га Сло́во породи́ла,* су́щу Богоро́дицю, тебе́ велича́ємо.</w:t>
-      </w:r>
-      <w:r>
-        <w:rPr>
-          <w:rtl w:val="0"/>
-        </w:rPr>
-      </w:r>
-    </w:p>
-    <w:p>
-      <w:pPr>
-        <w:spacing w:after="120" w:lineRule="auto"/>
-        <w:rPr/>
-      </w:pPr>
-      <w:r>
-        <w:rPr>
-          <w:rFonts w:ascii="Times New Roman" w:cs="Times New Roman" w:eastAsia="Times New Roman" w:hAnsi="Times New Roman"/>
-          <w:i w:val="1"/>
-          <w:color w:val="ff0000"/>
-          <w:sz w:val="24"/>
-          <w:szCs w:val="24"/>
-          <w:rtl w:val="0"/>
-        </w:rPr>
-        <w:t xml:space="preserve">Священник:</w:t>
-      </w:r>
-      <w:r>
-        <w:rPr>
-          <w:rFonts w:ascii="Times New Roman" w:cs="Times New Roman" w:eastAsia="Times New Roman" w:hAnsi="Times New Roman"/>
-          <w:sz w:val="24"/>
-          <w:szCs w:val="24"/>
-          <w:rtl w:val="0"/>
-        </w:rPr>
-        <w:t xml:space="preserve"> Сла́ва Тобі́, Хри́сте Бо́же, упова́ння на́ше, сла́ва Тобі́!</w:t>
-      </w:r>
-      <w:r>
-        <w:rPr>
-          <w:rtl w:val="0"/>
-        </w:rPr>
-      </w:r>
-    </w:p>
-    <w:p>
-      <w:pPr>
-        <w:spacing w:after="120" w:lineRule="auto"/>
-        <w:rPr/>
-      </w:pPr>
-      <w:r>
-        <w:rPr>
-          <w:rFonts w:ascii="Times New Roman" w:cs="Times New Roman" w:eastAsia="Times New Roman" w:hAnsi="Times New Roman"/>
-          <w:i w:val="1"/>
-          <w:color w:val="ff0000"/>
-          <w:sz w:val="24"/>
-          <w:szCs w:val="24"/>
-          <w:rtl w:val="0"/>
-        </w:rPr>
-        <w:t xml:space="preserve">Вірні:</w:t>
-      </w:r>
-      <w:r>
-        <w:rPr>
-          <w:rFonts w:ascii="Times New Roman" w:cs="Times New Roman" w:eastAsia="Times New Roman" w:hAnsi="Times New Roman"/>
-          <w:color w:val="ff0000"/>
-          <w:sz w:val="24"/>
-          <w:szCs w:val="24"/>
-          <w:rtl w:val="0"/>
-        </w:rPr>
-        <w:t xml:space="preserve"> </w:t>
-      </w:r>
-      <w:r>
-        <w:rPr>
-          <w:rFonts w:ascii="Times New Roman" w:cs="Times New Roman" w:eastAsia="Times New Roman" w:hAnsi="Times New Roman"/>
-          <w:sz w:val="24"/>
-          <w:szCs w:val="24"/>
-          <w:rtl w:val="0"/>
-        </w:rPr>
-        <w:t xml:space="preserve">Сла́ва Отцю́, і Си́ну, і Свято́му Ду́хові, і ни́ні, і повсякча́с, і на ві́ки вікі́в. Амі́нь. Го́споди, поми́луй. </w:t>
-      </w:r>
-      <w:r>
-        <w:rPr>
-          <w:rFonts w:ascii="Times New Roman" w:cs="Times New Roman" w:eastAsia="Times New Roman" w:hAnsi="Times New Roman"/>
-          <w:i w:val="1"/>
-          <w:color w:val="ff0000"/>
-          <w:sz w:val="24"/>
-          <w:szCs w:val="24"/>
-          <w:rtl w:val="0"/>
-        </w:rPr>
         <w:t xml:space="preserve">(3 р.)</w:t>
       </w:r>
       <w:r>
@@ -6082,54 +5983,39 @@
     </w:p>
     <w:p>
       <w:pPr>
-        <w:spacing w:after="120" w:lineRule="auto"/>
-        <w:jc w:val="both"/>
-        <w:rPr/>
-      </w:pPr>
-      <w:r>
-        <w:rPr>
-          <w:rFonts w:ascii="Times New Roman" w:cs="Times New Roman" w:eastAsia="Times New Roman" w:hAnsi="Times New Roman"/>
-          <w:i w:val="1"/>
-          <w:color w:val="ff0000"/>
-          <w:sz w:val="24"/>
-          <w:szCs w:val="24"/>
-          <w:rtl w:val="0"/>
-        </w:rPr>
-        <w:t xml:space="preserve">Священник:</w:t>
-      </w:r>
-      <w:r>
-        <w:rPr>
-          <w:rFonts w:ascii="Times New Roman" w:cs="Times New Roman" w:eastAsia="Times New Roman" w:hAnsi="Times New Roman"/>
-          <w:sz w:val="24"/>
-          <w:szCs w:val="24"/>
-          <w:rtl w:val="0"/>
+        <w:spacing w:after="120"/>
+      </w:pPr>
+      <w:r>
+        <w:rPr>
+          <w:rFonts w:ascii="Times New Roman" w:hAnsi="Times New Roman"/>
+          <w:i/>
+          <w:color w:val="FF0000"/>
+          <w:sz w:val="24"/>
+        </w:rPr>
+        <w:t>Священник:</w:t>
+      </w:r>
+      <w:r>
+        <w:rPr>
+          <w:rFonts w:ascii="Times New Roman" w:hAnsi="Times New Roman"/>
+          <w:sz w:val="24"/>
         </w:rPr>
         <w:t xml:space="preserve"> Христос, істинний Бог наш - молитвами пречистої Своєї Матері, силою чесного і животворчого Хреста, заступництвом чесних небесних сил безтілесних, чесного і славного пророка, предтечі і хрестителя Йоана, святих славних і всехвальних апостолів, святого отця нашого Миколая, архиєпископа Мир Ликійських, чудотворця, святих славних і переможних мучеників, преподобних і богоносних отців наших, святих і праведних богоотців Йоакима й Анни, і святого, </w:t>
       </w:r>
       <w:r>
         <w:rPr>
-          <w:rFonts w:ascii="Times New Roman" w:cs="Times New Roman" w:eastAsia="Times New Roman" w:hAnsi="Times New Roman"/>
-          <w:i w:val="1"/>
-          <w:color w:val="ff0000"/>
-          <w:sz w:val="24"/>
-          <w:szCs w:val="24"/>
-          <w:rtl w:val="0"/>
-        </w:rPr>
-        <w:t xml:space="preserve">якого є храм</w:t>
-      </w:r>
-      <w:r>
-        <w:rPr>
-          <w:rFonts w:ascii="Times New Roman" w:cs="Times New Roman" w:eastAsia="Times New Roman" w:hAnsi="Times New Roman"/>
-          <w:sz w:val="24"/>
-          <w:szCs w:val="24"/>
-          <w:rtl w:val="0"/>
-        </w:rPr>
-        <w:t xml:space="preserve">, і святих мучеників Тирса, Левкія, Филимона, Аполлонія й Каленика,, і всіх святих - помилує і спасе нас як благий і людинолюбний.</w:t>
-      </w:r>
-      <w:r>
-        <w:rPr>
-          <w:rtl w:val="0"/>
-        </w:rPr>
+          <w:rFonts w:ascii="Times New Roman" w:hAnsi="Times New Roman"/>
+          <w:i/>
+          <w:color w:val="FF0000"/>
+          <w:sz w:val="24"/>
+        </w:rPr>
+        <w:t>якого є храм</w:t>
+      </w:r>
+      <w:r>
+        <w:rPr>
+          <w:rFonts w:ascii="Times New Roman" w:hAnsi="Times New Roman"/>
+          <w:sz w:val="24"/>
+        </w:rPr>
+        <w:t>, і святих мучеників Тирса, Левкія, Филимона, Аполлонія й Каленика,, і всіх святих - помилує і спасе нас як благий і людинолюбний.</w:t>
       </w:r>
     </w:p>
     <w:p>
@@ -6331,28 +6217,19 @@
       </w:pPr>
       <w:r>
         <w:rPr>
-          <w:rFonts w:ascii="Times New Roman" w:cs="Times New Roman" w:eastAsia="Times New Roman" w:hAnsi="Times New Roman"/>
-          <w:i w:val="1"/>
-          <w:color w:val="ff0000"/>
-          <w:sz w:val="24"/>
-          <w:szCs w:val="24"/>
-          <w:rtl w:val="0"/>
-        </w:rPr>
-        <w:t xml:space="preserve">Священник:</w:t>
-      </w:r>
-      <w:r>
-        <w:rPr>
-          <w:rFonts w:ascii="Times New Roman" w:cs="Times New Roman" w:eastAsia="Times New Roman" w:hAnsi="Times New Roman"/>
-          <w:sz w:val="24"/>
-          <w:szCs w:val="24"/>
-          <w:rtl w:val="0"/>
+          <w:rFonts w:ascii="Times New Roman" w:hAnsi="Times New Roman"/>
+          <w:i/>
+          <w:color w:val="FF0000"/>
+          <w:sz w:val="24"/>
+        </w:rPr>
+        <w:t>Священник:</w:t>
+      </w:r>
+      <w:r>
+        <w:rPr>
+          <w:rFonts w:ascii="Times New Roman" w:hAnsi="Times New Roman"/>
+          <w:sz w:val="24"/>
         </w:rPr>
         <w:t xml:space="preserve"> Слава святій, одноістотній, животворчій і нероздільній Тройці, завжди, нині і повсякчас, і на віки віків.</w:t>
-      </w:r>
-      <w:r>
-        <w:rPr>
-          <w:rtl w:val="0"/>
-        </w:rPr>
       </w:r>
     </w:p>
     <w:p>
@@ -10375,28 +10252,19 @@
       </w:pPr>
       <w:r>
         <w:rPr>
-          <w:rFonts w:ascii="Times New Roman" w:cs="Times New Roman" w:eastAsia="Times New Roman" w:hAnsi="Times New Roman"/>
-          <w:i w:val="1"/>
-          <w:color w:val="ff0000"/>
-          <w:sz w:val="24"/>
-          <w:szCs w:val="24"/>
-          <w:rtl w:val="0"/>
-        </w:rPr>
-        <w:t xml:space="preserve">Священник:</w:t>
-      </w:r>
-      <w:r>
-        <w:rPr>
-          <w:rFonts w:ascii="Times New Roman" w:cs="Times New Roman" w:eastAsia="Times New Roman" w:hAnsi="Times New Roman"/>
-          <w:sz w:val="24"/>
-          <w:szCs w:val="24"/>
-          <w:rtl w:val="0"/>
+          <w:rFonts w:ascii="Times New Roman" w:hAnsi="Times New Roman"/>
+          <w:i/>
+          <w:color w:val="FF0000"/>
+          <w:sz w:val="24"/>
+        </w:rPr>
+        <w:t>Священник:</w:t>
+      </w:r>
+      <w:r>
+        <w:rPr>
+          <w:rFonts w:ascii="Times New Roman" w:hAnsi="Times New Roman"/>
+          <w:sz w:val="24"/>
         </w:rPr>
         <w:t xml:space="preserve"> Бо Тобі належить усяка слава, честь і поклоніння, Отцю, і Сину, і Святому Духові, нині, і повсякчас, і на віки віків.</w:t>
-      </w:r>
-      <w:r>
-        <w:rPr>
-          <w:rtl w:val="0"/>
-        </w:rPr>
       </w:r>
     </w:p>
     <w:p>
@@ -11031,28 +10899,19 @@
       </w:pPr>
       <w:r>
         <w:rPr>
-          <w:rFonts w:ascii="Times New Roman" w:cs="Times New Roman" w:eastAsia="Times New Roman" w:hAnsi="Times New Roman"/>
-          <w:i w:val="1"/>
-          <w:color w:val="ff0000"/>
-          <w:sz w:val="24"/>
-          <w:szCs w:val="24"/>
-          <w:rtl w:val="0"/>
-        </w:rPr>
-        <w:t xml:space="preserve">Священник:</w:t>
-      </w:r>
-      <w:r>
-        <w:rPr>
-          <w:rFonts w:ascii="Times New Roman" w:cs="Times New Roman" w:eastAsia="Times New Roman" w:hAnsi="Times New Roman"/>
-          <w:sz w:val="24"/>
-          <w:szCs w:val="24"/>
-          <w:rtl w:val="0"/>
+          <w:rFonts w:ascii="Times New Roman" w:hAnsi="Times New Roman"/>
+          <w:i/>
+          <w:color w:val="FF0000"/>
+          <w:sz w:val="24"/>
+        </w:rPr>
+        <w:t>Священник:</w:t>
+      </w:r>
+      <w:r>
+        <w:rPr>
+          <w:rFonts w:ascii="Times New Roman" w:hAnsi="Times New Roman"/>
+          <w:sz w:val="24"/>
         </w:rPr>
         <w:t xml:space="preserve"> Бо Твоя є влада і Твоє є царство, і сила, і слава, Отця, і Сина, і Святого Духа, нині, і повсякчас, і на віки віків.</w:t>
-      </w:r>
-      <w:r>
-        <w:rPr>
-          <w:rtl w:val="0"/>
-        </w:rPr>
       </w:r>
     </w:p>
     <w:p>
@@ -11439,28 +11298,19 @@
       </w:pPr>
       <w:r>
         <w:rPr>
-          <w:rFonts w:ascii="Times New Roman" w:cs="Times New Roman" w:eastAsia="Times New Roman" w:hAnsi="Times New Roman"/>
-          <w:i w:val="1"/>
-          <w:color w:val="ff0000"/>
-          <w:sz w:val="24"/>
-          <w:szCs w:val="24"/>
-          <w:rtl w:val="0"/>
-        </w:rPr>
-        <w:t xml:space="preserve">Священник:</w:t>
-      </w:r>
-      <w:r>
-        <w:rPr>
-          <w:rFonts w:ascii="Times New Roman" w:cs="Times New Roman" w:eastAsia="Times New Roman" w:hAnsi="Times New Roman"/>
-          <w:sz w:val="24"/>
-          <w:szCs w:val="24"/>
-          <w:rtl w:val="0"/>
+          <w:rFonts w:ascii="Times New Roman" w:hAnsi="Times New Roman"/>
+          <w:i/>
+          <w:color w:val="FF0000"/>
+          <w:sz w:val="24"/>
+        </w:rPr>
+        <w:t>Священник:</w:t>
+      </w:r>
+      <w:r>
+        <w:rPr>
+          <w:rFonts w:ascii="Times New Roman" w:hAnsi="Times New Roman"/>
+          <w:sz w:val="24"/>
         </w:rPr>
         <w:t xml:space="preserve"> Бо Ти благий і людинолюбний Бог – і Тобі славу возсилаємо, Отцю, і Сину, і Святому Духові, нині, і повсякчас, і на віки віків.</w:t>
-      </w:r>
-      <w:r>
-        <w:rPr>
-          <w:rtl w:val="0"/>
-        </w:rPr>
       </w:r>
     </w:p>
     <w:p>
@@ -15165,28 +15015,19 @@
       </w:pPr>
       <w:r>
         <w:rPr>
-          <w:rFonts w:ascii="Times New Roman" w:cs="Times New Roman" w:eastAsia="Times New Roman" w:hAnsi="Times New Roman"/>
-          <w:i w:val="1"/>
-          <w:color w:val="ff0000"/>
-          <w:sz w:val="24"/>
-          <w:szCs w:val="24"/>
-          <w:rtl w:val="0"/>
-        </w:rPr>
-        <w:t xml:space="preserve">Священник:</w:t>
-      </w:r>
-      <w:r>
-        <w:rPr>
-          <w:rFonts w:ascii="Times New Roman" w:cs="Times New Roman" w:eastAsia="Times New Roman" w:hAnsi="Times New Roman"/>
-          <w:sz w:val="24"/>
-          <w:szCs w:val="24"/>
-          <w:rtl w:val="0"/>
+          <w:rFonts w:ascii="Times New Roman" w:hAnsi="Times New Roman"/>
+          <w:i/>
+          <w:color w:val="FF0000"/>
+          <w:sz w:val="24"/>
+        </w:rPr>
+        <w:t>Священник:</w:t>
+      </w:r>
+      <w:r>
+        <w:rPr>
+          <w:rFonts w:ascii="Times New Roman" w:hAnsi="Times New Roman"/>
+          <w:sz w:val="24"/>
         </w:rPr>
         <w:t xml:space="preserve"> Бо Тебе хвалять усі сили небесні і Тобі славу возсилаємо: Отцю, і Сину, і Святому Духові, нині і повсякчас, і на віки віків.</w:t>
-      </w:r>
-      <w:r>
-        <w:rPr>
-          <w:rtl w:val="0"/>
-        </w:rPr>
       </w:r>
     </w:p>
     <w:p>
@@ -16103,28 +15944,19 @@
       </w:pPr>
       <w:r>
         <w:rPr>
-          <w:rFonts w:ascii="Times New Roman" w:cs="Times New Roman" w:eastAsia="Times New Roman" w:hAnsi="Times New Roman"/>
-          <w:i w:val="1"/>
-          <w:color w:val="ff0000"/>
-          <w:sz w:val="24"/>
-          <w:szCs w:val="24"/>
-          <w:rtl w:val="0"/>
-        </w:rPr>
-        <w:t xml:space="preserve">Священник:</w:t>
-      </w:r>
-      <w:r>
-        <w:rPr>
-          <w:rFonts w:ascii="Times New Roman" w:cs="Times New Roman" w:eastAsia="Times New Roman" w:hAnsi="Times New Roman"/>
-          <w:sz w:val="24"/>
-          <w:szCs w:val="24"/>
-          <w:rtl w:val="0"/>
+          <w:rFonts w:ascii="Times New Roman" w:hAnsi="Times New Roman"/>
+          <w:i/>
+          <w:color w:val="FF0000"/>
+          <w:sz w:val="24"/>
+        </w:rPr>
+        <w:t>Священник:</w:t>
+      </w:r>
+      <w:r>
+        <w:rPr>
+          <w:rFonts w:ascii="Times New Roman" w:hAnsi="Times New Roman"/>
+          <w:sz w:val="24"/>
         </w:rPr>
         <w:t xml:space="preserve"> Слава тобі, що Світло нам показав!</w:t>
-      </w:r>
-      <w:r>
-        <w:rPr>
-          <w:rtl w:val="0"/>
-        </w:rPr>
       </w:r>
     </w:p>
     <w:p>
@@ -17158,6 +16990,29 @@
       </w:pPr>
       <w:r>
         <w:rPr>
+          <w:rFonts w:ascii="Times New Roman" w:hAnsi="Times New Roman"/>
+          <w:i/>
+          <w:color w:val="FF0000"/>
+          <w:sz w:val="24"/>
+        </w:rPr>
+        <w:t>Священник:</w:t>
+      </w:r>
+      <w:r>
+        <w:rPr>
+          <w:rFonts w:ascii="Times New Roman" w:hAnsi="Times New Roman"/>
+          <w:sz w:val="24"/>
+        </w:rPr>
+        <w:t xml:space="preserve"> Бо Ти – Бог милости, ласк і людинолюбности, і Тобі славу возсилаємо, Отцю, і Сину, і Святому Духові, нині, і повсякчас, і на віки віків.</w:t>
+      </w:r>
+    </w:p>
+    <w:p>
+      <w:pPr>
+        <w:spacing w:after="120" w:lineRule="auto"/>
+        <w:jc w:val="both"/>
+        <w:rPr/>
+      </w:pPr>
+      <w:r>
+        <w:rPr>
           <w:rFonts w:ascii="Times New Roman" w:cs="Times New Roman" w:eastAsia="Times New Roman" w:hAnsi="Times New Roman"/>
           <w:i w:val="1"/>
           <w:color w:val="ff0000"/>
@@ -17165,21 +17020,54 @@
           <w:szCs w:val="24"/>
           <w:rtl w:val="0"/>
         </w:rPr>
-        <w:t xml:space="preserve">Священник:</w:t>
-      </w:r>
-      <w:r>
-        <w:rPr>
-          <w:rFonts w:ascii="Times New Roman" w:cs="Times New Roman" w:eastAsia="Times New Roman" w:hAnsi="Times New Roman"/>
-          <w:sz w:val="24"/>
-          <w:szCs w:val="24"/>
-          <w:rtl w:val="0"/>
-        </w:rPr>
-        <w:t xml:space="preserve"> Бо Ти – Бог милости, ласк і людинолюбности, і Тобі славу возсилаємо, Отцю, і Сину, і Святому Духові, нині, і повсякчас, і на віки віків.</w:t>
-      </w:r>
-      <w:r>
-        <w:rPr>
-          <w:rtl w:val="0"/>
-        </w:rPr>
+        <w:t xml:space="preserve">Вірні:</w:t>
+      </w:r>
+      <w:r>
+        <w:rPr>
+          <w:rFonts w:ascii="Times New Roman" w:cs="Times New Roman" w:eastAsia="Times New Roman" w:hAnsi="Times New Roman"/>
+          <w:color w:val="ff0000"/>
+          <w:sz w:val="24"/>
+          <w:szCs w:val="24"/>
+          <w:rtl w:val="0"/>
+        </w:rPr>
+        <w:t xml:space="preserve"> </w:t>
+      </w:r>
+      <w:r>
+        <w:rPr>
+          <w:rFonts w:ascii="Times New Roman" w:cs="Times New Roman" w:eastAsia="Times New Roman" w:hAnsi="Times New Roman"/>
+          <w:sz w:val="24"/>
+          <w:szCs w:val="24"/>
+          <w:rtl w:val="0"/>
+        </w:rPr>
+        <w:t xml:space="preserve">Амінь.</w:t>
+      </w:r>
+      <w:r>
+        <w:rPr>
+          <w:rtl w:val="0"/>
+        </w:rPr>
+      </w:r>
+    </w:p>
+    <w:p>
+      <w:pPr>
+        <w:spacing w:after="120" w:lineRule="auto"/>
+        <w:jc w:val="both"/>
+        <w:rPr/>
+      </w:pPr>
+      <w:r>
+        <w:rPr>
+          <w:rFonts w:ascii="Times New Roman" w:hAnsi="Times New Roman"/>
+          <w:i/>
+          <w:color w:val="FF0000"/>
+          <w:sz w:val="24"/>
+        </w:rPr>
+        <w:t>Священник:</w:t>
+      </w:r>
+      <w:r>
+        <w:rPr>
+          <w:rFonts w:ascii="Times New Roman" w:hAnsi="Times New Roman"/>
+          <w:sz w:val="24"/>
+        </w:rPr>
+        <w:t xml:space="preserve"> Мир всім.</w:t>
       </w:r>
     </w:p>
     <w:p>
@@ -17216,7 +17104,28 @@
           <w:szCs w:val="24"/>
           <w:rtl w:val="0"/>
         </w:rPr>
-        <w:t xml:space="preserve">Амінь.</w:t>
+        <w:t xml:space="preserve">І духові твоєму.</w:t>
+      </w:r>
+      <w:r>
+        <w:rPr>
+          <w:rtl w:val="0"/>
+        </w:rPr>
+      </w:r>
+    </w:p>
+    <w:p>
+      <w:pPr>
+        <w:spacing w:after="120" w:lineRule="auto"/>
+        <w:jc w:val="both"/>
+        <w:rPr/>
+      </w:pPr>
+      <w:r>
+        <w:rPr>
+          <w:rFonts w:ascii="Times New Roman" w:cs="Times New Roman" w:eastAsia="Times New Roman" w:hAnsi="Times New Roman"/>
+          <w:sz w:val="24"/>
+          <w:szCs w:val="24"/>
+          <w:rtl w:val="0"/>
+        </w:rPr>
+        <w:t xml:space="preserve">Голови ваші перед Господом схиліть.</w:t>
       </w:r>
       <w:r>
         <w:rPr>
@@ -17239,16 +17148,26 @@
           <w:szCs w:val="24"/>
           <w:rtl w:val="0"/>
         </w:rPr>
-        <w:t xml:space="preserve">Священник:</w:t>
-      </w:r>
-      <w:r>
-        <w:rPr>
-          <w:rFonts w:ascii="Times New Roman" w:cs="Times New Roman" w:eastAsia="Times New Roman" w:hAnsi="Times New Roman"/>
-          <w:sz w:val="24"/>
-          <w:szCs w:val="24"/>
-          <w:rtl w:val="0"/>
-        </w:rPr>
-        <w:t xml:space="preserve"> Мир всім.</w:t>
+        <w:t xml:space="preserve">Вірні:</w:t>
+      </w:r>
+      <w:r>
+        <w:rPr>
+          <w:rFonts w:ascii="Times New Roman" w:cs="Times New Roman" w:eastAsia="Times New Roman" w:hAnsi="Times New Roman"/>
+          <w:color w:val="ff0000"/>
+          <w:sz w:val="24"/>
+          <w:szCs w:val="24"/>
+          <w:rtl w:val="0"/>
+        </w:rPr>
+        <w:t xml:space="preserve"> </w:t>
+      </w:r>
+      <w:r>
+        <w:rPr>
+          <w:rFonts w:ascii="Times New Roman" w:cs="Times New Roman" w:eastAsia="Times New Roman" w:hAnsi="Times New Roman"/>
+          <w:sz w:val="24"/>
+          <w:szCs w:val="24"/>
+          <w:rtl w:val="0"/>
+        </w:rPr>
+        <w:t xml:space="preserve">Тобі, Господи.</w:t>
       </w:r>
       <w:r>
         <w:rPr>
@@ -17271,111 +17190,6 @@
           <w:szCs w:val="24"/>
           <w:rtl w:val="0"/>
         </w:rPr>
-        <w:t xml:space="preserve">Вірні:</w:t>
-      </w:r>
-      <w:r>
-        <w:rPr>
-          <w:rFonts w:ascii="Times New Roman" w:cs="Times New Roman" w:eastAsia="Times New Roman" w:hAnsi="Times New Roman"/>
-          <w:color w:val="ff0000"/>
-          <w:sz w:val="24"/>
-          <w:szCs w:val="24"/>
-          <w:rtl w:val="0"/>
-        </w:rPr>
-        <w:t xml:space="preserve"> </w:t>
-      </w:r>
-      <w:r>
-        <w:rPr>
-          <w:rFonts w:ascii="Times New Roman" w:cs="Times New Roman" w:eastAsia="Times New Roman" w:hAnsi="Times New Roman"/>
-          <w:sz w:val="24"/>
-          <w:szCs w:val="24"/>
-          <w:rtl w:val="0"/>
-        </w:rPr>
-        <w:t xml:space="preserve">І духові твоєму.</w:t>
-      </w:r>
-      <w:r>
-        <w:rPr>
-          <w:rtl w:val="0"/>
-        </w:rPr>
-      </w:r>
-    </w:p>
-    <w:p>
-      <w:pPr>
-        <w:spacing w:after="120" w:lineRule="auto"/>
-        <w:jc w:val="both"/>
-        <w:rPr/>
-      </w:pPr>
-      <w:r>
-        <w:rPr>
-          <w:rFonts w:ascii="Times New Roman" w:cs="Times New Roman" w:eastAsia="Times New Roman" w:hAnsi="Times New Roman"/>
-          <w:sz w:val="24"/>
-          <w:szCs w:val="24"/>
-          <w:rtl w:val="0"/>
-        </w:rPr>
-        <w:t xml:space="preserve">Голови ваші перед Господом схиліть.</w:t>
-      </w:r>
-      <w:r>
-        <w:rPr>
-          <w:rtl w:val="0"/>
-        </w:rPr>
-      </w:r>
-    </w:p>
-    <w:p>
-      <w:pPr>
-        <w:spacing w:after="120" w:lineRule="auto"/>
-        <w:jc w:val="both"/>
-        <w:rPr/>
-      </w:pPr>
-      <w:r>
-        <w:rPr>
-          <w:rFonts w:ascii="Times New Roman" w:cs="Times New Roman" w:eastAsia="Times New Roman" w:hAnsi="Times New Roman"/>
-          <w:i w:val="1"/>
-          <w:color w:val="ff0000"/>
-          <w:sz w:val="24"/>
-          <w:szCs w:val="24"/>
-          <w:rtl w:val="0"/>
-        </w:rPr>
-        <w:t xml:space="preserve">Вірні:</w:t>
-      </w:r>
-      <w:r>
-        <w:rPr>
-          <w:rFonts w:ascii="Times New Roman" w:cs="Times New Roman" w:eastAsia="Times New Roman" w:hAnsi="Times New Roman"/>
-          <w:color w:val="ff0000"/>
-          <w:sz w:val="24"/>
-          <w:szCs w:val="24"/>
-          <w:rtl w:val="0"/>
-        </w:rPr>
-        <w:t xml:space="preserve"> </w:t>
-      </w:r>
-      <w:r>
-        <w:rPr>
-          <w:rFonts w:ascii="Times New Roman" w:cs="Times New Roman" w:eastAsia="Times New Roman" w:hAnsi="Times New Roman"/>
-          <w:sz w:val="24"/>
-          <w:szCs w:val="24"/>
-          <w:rtl w:val="0"/>
-        </w:rPr>
-        <w:t xml:space="preserve">Тобі, Господи.</w:t>
-      </w:r>
-      <w:r>
-        <w:rPr>
-          <w:rtl w:val="0"/>
-        </w:rPr>
-      </w:r>
-    </w:p>
-    <w:p>
-      <w:pPr>
-        <w:spacing w:after="120" w:lineRule="auto"/>
-        <w:jc w:val="both"/>
-        <w:rPr/>
-      </w:pPr>
-      <w:r>
-        <w:rPr>
-          <w:rFonts w:ascii="Times New Roman" w:cs="Times New Roman" w:eastAsia="Times New Roman" w:hAnsi="Times New Roman"/>
-          <w:i w:val="1"/>
-          <w:color w:val="ff0000"/>
-          <w:sz w:val="24"/>
-          <w:szCs w:val="24"/>
-          <w:rtl w:val="0"/>
-        </w:rPr>
         <w:t xml:space="preserve">Священник читає молитву:</w:t>
       </w:r>
       <w:r>
@@ -17400,28 +17214,19 @@
       </w:pPr>
       <w:r>
         <w:rPr>
-          <w:rFonts w:ascii="Times New Roman" w:cs="Times New Roman" w:eastAsia="Times New Roman" w:hAnsi="Times New Roman"/>
-          <w:i w:val="1"/>
-          <w:color w:val="ff0000"/>
-          <w:sz w:val="24"/>
-          <w:szCs w:val="24"/>
-          <w:rtl w:val="0"/>
-        </w:rPr>
-        <w:t xml:space="preserve">Священник:</w:t>
-      </w:r>
-      <w:r>
-        <w:rPr>
-          <w:rFonts w:ascii="Times New Roman" w:cs="Times New Roman" w:eastAsia="Times New Roman" w:hAnsi="Times New Roman"/>
-          <w:sz w:val="24"/>
-          <w:szCs w:val="24"/>
-          <w:rtl w:val="0"/>
+          <w:rFonts w:ascii="Times New Roman" w:hAnsi="Times New Roman"/>
+          <w:i/>
+          <w:color w:val="FF0000"/>
+          <w:sz w:val="24"/>
+        </w:rPr>
+        <w:t>Священник:</w:t>
+      </w:r>
+      <w:r>
+        <w:rPr>
+          <w:rFonts w:ascii="Times New Roman" w:hAnsi="Times New Roman"/>
+          <w:sz w:val="24"/>
         </w:rPr>
         <w:t xml:space="preserve"> Бо до Тебе належить милувати і спасати нас, Боже наш, і Тобі славу возсилаємо, Отцю, і Сину, і Святому Духові, нині, і повсякчас, і на віки віків.</w:t>
-      </w:r>
-      <w:r>
-        <w:rPr>
-          <w:rtl w:val="0"/>
-        </w:rPr>
       </w:r>
     </w:p>
     <w:p>
@@ -17920,28 +17725,19 @@
       </w:pPr>
       <w:r>
         <w:rPr>
-          <w:rFonts w:ascii="Times New Roman" w:cs="Times New Roman" w:eastAsia="Times New Roman" w:hAnsi="Times New Roman"/>
-          <w:i w:val="1"/>
-          <w:color w:val="ff0000"/>
-          <w:sz w:val="24"/>
-          <w:szCs w:val="24"/>
-          <w:rtl w:val="0"/>
-        </w:rPr>
-        <w:t xml:space="preserve">Священник:</w:t>
-      </w:r>
-      <w:r>
-        <w:rPr>
-          <w:rFonts w:ascii="Times New Roman" w:cs="Times New Roman" w:eastAsia="Times New Roman" w:hAnsi="Times New Roman"/>
-          <w:sz w:val="24"/>
-          <w:szCs w:val="24"/>
-          <w:rtl w:val="0"/>
+          <w:rFonts w:ascii="Times New Roman" w:hAnsi="Times New Roman"/>
+          <w:i/>
+          <w:color w:val="FF0000"/>
+          <w:sz w:val="24"/>
+        </w:rPr>
+        <w:t>Священник:</w:t>
+      </w:r>
+      <w:r>
+        <w:rPr>
+          <w:rFonts w:ascii="Times New Roman" w:hAnsi="Times New Roman"/>
+          <w:sz w:val="24"/>
         </w:rPr>
         <w:t xml:space="preserve"> Бо Твоє є царство, і сила, і слава, Отця, і Сина, і Святого Духа, нині, і повсякчас, і на віки віків.</w:t>
-      </w:r>
-      <w:r>
-        <w:rPr>
-          <w:rtl w:val="0"/>
-        </w:rPr>
       </w:r>
     </w:p>
     <w:p>
@@ -18462,28 +18258,19 @@
       </w:pPr>
       <w:r>
         <w:rPr>
-          <w:rFonts w:ascii="Times New Roman" w:cs="Times New Roman" w:eastAsia="Times New Roman" w:hAnsi="Times New Roman"/>
-          <w:i w:val="1"/>
-          <w:color w:val="ff0000"/>
-          <w:sz w:val="24"/>
-          <w:szCs w:val="24"/>
-          <w:rtl w:val="0"/>
-        </w:rPr>
-        <w:t xml:space="preserve">Священник:</w:t>
-      </w:r>
-      <w:r>
-        <w:rPr>
-          <w:rFonts w:ascii="Times New Roman" w:cs="Times New Roman" w:eastAsia="Times New Roman" w:hAnsi="Times New Roman"/>
-          <w:sz w:val="24"/>
-          <w:szCs w:val="24"/>
-          <w:rtl w:val="0"/>
+          <w:rFonts w:ascii="Times New Roman" w:hAnsi="Times New Roman"/>
+          <w:i/>
+          <w:color w:val="FF0000"/>
+          <w:sz w:val="24"/>
+        </w:rPr>
+        <w:t>Священник:</w:t>
+      </w:r>
+      <w:r>
+        <w:rPr>
+          <w:rFonts w:ascii="Times New Roman" w:hAnsi="Times New Roman"/>
+          <w:sz w:val="24"/>
         </w:rPr>
         <w:t xml:space="preserve"> Бо милостивий і людинолюбний Бог єси, і Тобі славу возсилаємо, Отцю, і Сину, і Святому Духові, нині, і повсякчас, і на віки віків.</w:t>
-      </w:r>
-      <w:r>
-        <w:rPr>
-          <w:rtl w:val="0"/>
-        </w:rPr>
       </w:r>
     </w:p>
     <w:p>
@@ -18622,6 +18409,28 @@
       </w:pPr>
       <w:r>
         <w:rPr>
+          <w:rFonts w:ascii="Times New Roman" w:hAnsi="Times New Roman"/>
+          <w:i/>
+          <w:color w:val="FF0000"/>
+          <w:sz w:val="24"/>
+        </w:rPr>
+        <w:t>Священник:</w:t>
+      </w:r>
+      <w:r>
+        <w:rPr>
+          <w:rFonts w:ascii="Times New Roman" w:hAnsi="Times New Roman"/>
+          <w:sz w:val="24"/>
+        </w:rPr>
+        <w:t xml:space="preserve"> Благослове́нний Христо́с Бог наш, за́вжди, ни́ні, і повсякча́с, і на ві́ки вікі́в.</w:t>
+      </w:r>
+    </w:p>
+    <w:p>
+      <w:pPr>
+        <w:spacing w:after="120" w:lineRule="auto"/>
+        <w:rPr/>
+      </w:pPr>
+      <w:r>
+        <w:rPr>
           <w:rFonts w:ascii="Times New Roman" w:cs="Times New Roman" w:eastAsia="Times New Roman" w:hAnsi="Times New Roman"/>
           <w:i w:val="1"/>
           <w:color w:val="ff0000"/>
@@ -18629,21 +18438,53 @@
           <w:szCs w:val="24"/>
           <w:rtl w:val="0"/>
         </w:rPr>
-        <w:t xml:space="preserve">Священник:</w:t>
-      </w:r>
-      <w:r>
-        <w:rPr>
-          <w:rFonts w:ascii="Times New Roman" w:cs="Times New Roman" w:eastAsia="Times New Roman" w:hAnsi="Times New Roman"/>
-          <w:sz w:val="24"/>
-          <w:szCs w:val="24"/>
-          <w:rtl w:val="0"/>
-        </w:rPr>
-        <w:t xml:space="preserve"> Благослове́нний Христо́с Бог наш, за́вжди, ни́ні, і повсякча́с, і на ві́ки вікі́в.</w:t>
-      </w:r>
-      <w:r>
-        <w:rPr>
-          <w:rtl w:val="0"/>
-        </w:rPr>
+        <w:t xml:space="preserve">Вірні:</w:t>
+      </w:r>
+      <w:r>
+        <w:rPr>
+          <w:rFonts w:ascii="Times New Roman" w:cs="Times New Roman" w:eastAsia="Times New Roman" w:hAnsi="Times New Roman"/>
+          <w:color w:val="ff0000"/>
+          <w:sz w:val="24"/>
+          <w:szCs w:val="24"/>
+          <w:rtl w:val="0"/>
+        </w:rPr>
+        <w:t xml:space="preserve"> </w:t>
+      </w:r>
+      <w:r>
+        <w:rPr>
+          <w:rFonts w:ascii="Times New Roman" w:cs="Times New Roman" w:eastAsia="Times New Roman" w:hAnsi="Times New Roman"/>
+          <w:sz w:val="24"/>
+          <w:szCs w:val="24"/>
+          <w:rtl w:val="0"/>
+        </w:rPr>
+        <w:t xml:space="preserve">Амі́нь. Утверди́, Бо́же, святу́ правосла́вну ві́ру на ві́ки вікі́в.</w:t>
+      </w:r>
+      <w:r>
+        <w:rPr>
+          <w:rtl w:val="0"/>
+        </w:rPr>
+      </w:r>
+    </w:p>
+    <w:p>
+      <w:pPr>
+        <w:spacing w:after="120" w:lineRule="auto"/>
+        <w:rPr/>
+      </w:pPr>
+      <w:r>
+        <w:rPr>
+          <w:rFonts w:ascii="Times New Roman" w:hAnsi="Times New Roman"/>
+          <w:i/>
+          <w:color w:val="FF0000"/>
+          <w:sz w:val="24"/>
+        </w:rPr>
+        <w:t>Священник:</w:t>
+      </w:r>
+      <w:r>
+        <w:rPr>
+          <w:rFonts w:ascii="Times New Roman" w:hAnsi="Times New Roman"/>
+          <w:sz w:val="24"/>
+        </w:rPr>
+        <w:t xml:space="preserve"> Пресвята́ Богоро́дице, спаси́ нас.</w:t>
       </w:r>
     </w:p>
     <w:p>
@@ -18679,12 +18520,34 @@
           <w:szCs w:val="24"/>
           <w:rtl w:val="0"/>
         </w:rPr>
-        <w:t xml:space="preserve">Амі́нь. Утверди́, Бо́же, святу́ правосла́вну ві́ру на ві́ки вікі́в.</w:t>
-      </w:r>
-      <w:r>
-        <w:rPr>
-          <w:rtl w:val="0"/>
-        </w:rPr>
+        <w:t xml:space="preserve">Чесні́шу від херуви́мів* і незрівня́нно славні́шу від серафи́мів,* що без зотлі́ння Бо́га Сло́во породи́ла,* су́щу Богоро́дицю, тебе́ велича́ємо.</w:t>
+      </w:r>
+      <w:r>
+        <w:rPr>
+          <w:rtl w:val="0"/>
+        </w:rPr>
+      </w:r>
+    </w:p>
+    <w:p>
+      <w:pPr>
+        <w:spacing w:after="120" w:lineRule="auto"/>
+        <w:rPr/>
+      </w:pPr>
+      <w:r>
+        <w:rPr>
+          <w:rFonts w:ascii="Times New Roman" w:hAnsi="Times New Roman"/>
+          <w:i/>
+          <w:color w:val="FF0000"/>
+          <w:sz w:val="24"/>
+        </w:rPr>
+        <w:t>Священник:</w:t>
+      </w:r>
+      <w:r>
+        <w:rPr>
+          <w:rFonts w:ascii="Times New Roman" w:hAnsi="Times New Roman"/>
+          <w:sz w:val="24"/>
+        </w:rPr>
+        <w:t xml:space="preserve"> Сла́ва Тобі́, Хри́сте Бо́же, упова́ння на́ше, сла́ва Тобі́!</w:t>
       </w:r>
     </w:p>
     <w:p>
@@ -18701,28 +18564,27 @@
           <w:szCs w:val="24"/>
           <w:rtl w:val="0"/>
         </w:rPr>
-        <w:t xml:space="preserve">Священник:</w:t>
-      </w:r>
-      <w:r>
-        <w:rPr>
-          <w:rFonts w:ascii="Times New Roman" w:cs="Times New Roman" w:eastAsia="Times New Roman" w:hAnsi="Times New Roman"/>
-          <w:sz w:val="24"/>
-          <w:szCs w:val="24"/>
-          <w:rtl w:val="0"/>
-        </w:rPr>
-        <w:t xml:space="preserve"> Пресвята́ Богоро́дице, спаси́ нас.</w:t>
-      </w:r>
-      <w:r>
-        <w:rPr>
-          <w:rtl w:val="0"/>
-        </w:rPr>
-      </w:r>
-    </w:p>
-    <w:p>
-      <w:pPr>
-        <w:spacing w:after="120" w:lineRule="auto"/>
-        <w:rPr/>
-      </w:pPr>
+        <w:t xml:space="preserve">Вірні:</w:t>
+      </w:r>
+      <w:r>
+        <w:rPr>
+          <w:rFonts w:ascii="Times New Roman" w:cs="Times New Roman" w:eastAsia="Times New Roman" w:hAnsi="Times New Roman"/>
+          <w:color w:val="ff0000"/>
+          <w:sz w:val="24"/>
+          <w:szCs w:val="24"/>
+          <w:rtl w:val="0"/>
+        </w:rPr>
+        <w:t xml:space="preserve"> </w:t>
+      </w:r>
+      <w:r>
+        <w:rPr>
+          <w:rFonts w:ascii="Times New Roman" w:cs="Times New Roman" w:eastAsia="Times New Roman" w:hAnsi="Times New Roman"/>
+          <w:sz w:val="24"/>
+          <w:szCs w:val="24"/>
+          <w:rtl w:val="0"/>
+        </w:rPr>
+        <w:t xml:space="preserve">Сла́ва Отцю́, і Си́ну, і Свято́му Ду́хові, і ни́ні, і повсякча́с, і на ві́ки вікі́в. Амі́нь. Го́споди, поми́луй. </w:t>
+      </w:r>
       <w:r>
         <w:rPr>
           <w:rFonts w:ascii="Times New Roman" w:cs="Times New Roman" w:eastAsia="Times New Roman" w:hAnsi="Times New Roman"/>
@@ -18732,108 +18594,6 @@
           <w:szCs w:val="24"/>
           <w:rtl w:val="0"/>
         </w:rPr>
-        <w:t xml:space="preserve">Вірні:</w:t>
-      </w:r>
-      <w:r>
-        <w:rPr>
-          <w:rFonts w:ascii="Times New Roman" w:cs="Times New Roman" w:eastAsia="Times New Roman" w:hAnsi="Times New Roman"/>
-          <w:color w:val="ff0000"/>
-          <w:sz w:val="24"/>
-          <w:szCs w:val="24"/>
-          <w:rtl w:val="0"/>
-        </w:rPr>
-        <w:t xml:space="preserve"> </w:t>
-      </w:r>
-      <w:r>
-        <w:rPr>
-          <w:rFonts w:ascii="Times New Roman" w:cs="Times New Roman" w:eastAsia="Times New Roman" w:hAnsi="Times New Roman"/>
-          <w:sz w:val="24"/>
-          <w:szCs w:val="24"/>
-          <w:rtl w:val="0"/>
-        </w:rPr>
-        <w:t xml:space="preserve">Чесні́шу від херуви́мів* і незрівня́нно славні́шу від серафи́мів,* що без зотлі́ння Бо́га Сло́во породи́ла,* су́щу Богоро́дицю, тебе́ велича́ємо.</w:t>
-      </w:r>
-      <w:r>
-        <w:rPr>
-          <w:rtl w:val="0"/>
-        </w:rPr>
-      </w:r>
-    </w:p>
-    <w:p>
-      <w:pPr>
-        <w:spacing w:after="120" w:lineRule="auto"/>
-        <w:rPr/>
-      </w:pPr>
-      <w:r>
-        <w:rPr>
-          <w:rFonts w:ascii="Times New Roman" w:cs="Times New Roman" w:eastAsia="Times New Roman" w:hAnsi="Times New Roman"/>
-          <w:i w:val="1"/>
-          <w:color w:val="ff0000"/>
-          <w:sz w:val="24"/>
-          <w:szCs w:val="24"/>
-          <w:rtl w:val="0"/>
-        </w:rPr>
-        <w:t xml:space="preserve">Священник:</w:t>
-      </w:r>
-      <w:r>
-        <w:rPr>
-          <w:rFonts w:ascii="Times New Roman" w:cs="Times New Roman" w:eastAsia="Times New Roman" w:hAnsi="Times New Roman"/>
-          <w:sz w:val="24"/>
-          <w:szCs w:val="24"/>
-          <w:rtl w:val="0"/>
-        </w:rPr>
-        <w:t xml:space="preserve"> Сла́ва Тобі́, Хри́сте Бо́же, упова́ння на́ше, сла́ва Тобі́!</w:t>
-      </w:r>
-      <w:r>
-        <w:rPr>
-          <w:rtl w:val="0"/>
-        </w:rPr>
-      </w:r>
-    </w:p>
-    <w:p>
-      <w:pPr>
-        <w:spacing w:after="120" w:lineRule="auto"/>
-        <w:rPr/>
-      </w:pPr>
-      <w:r>
-        <w:rPr>
-          <w:rFonts w:ascii="Times New Roman" w:cs="Times New Roman" w:eastAsia="Times New Roman" w:hAnsi="Times New Roman"/>
-          <w:i w:val="1"/>
-          <w:color w:val="ff0000"/>
-          <w:sz w:val="24"/>
-          <w:szCs w:val="24"/>
-          <w:rtl w:val="0"/>
-        </w:rPr>
-        <w:t xml:space="preserve">Вірні:</w:t>
-      </w:r>
-      <w:r>
-        <w:rPr>
-          <w:rFonts w:ascii="Times New Roman" w:cs="Times New Roman" w:eastAsia="Times New Roman" w:hAnsi="Times New Roman"/>
-          <w:color w:val="ff0000"/>
-          <w:sz w:val="24"/>
-          <w:szCs w:val="24"/>
-          <w:rtl w:val="0"/>
-        </w:rPr>
-        <w:t xml:space="preserve"> </w:t>
-      </w:r>
-      <w:r>
-        <w:rPr>
-          <w:rFonts w:ascii="Times New Roman" w:cs="Times New Roman" w:eastAsia="Times New Roman" w:hAnsi="Times New Roman"/>
-          <w:sz w:val="24"/>
-          <w:szCs w:val="24"/>
-          <w:rtl w:val="0"/>
-        </w:rPr>
-        <w:t xml:space="preserve">Сла́ва Отцю́, і Си́ну, і Свято́му Ду́хові, і ни́ні, і повсякча́с, і на ві́ки вікі́в. Амі́нь. Го́споди, поми́луй. </w:t>
-      </w:r>
-      <w:r>
-        <w:rPr>
-          <w:rFonts w:ascii="Times New Roman" w:cs="Times New Roman" w:eastAsia="Times New Roman" w:hAnsi="Times New Roman"/>
-          <w:i w:val="1"/>
-          <w:color w:val="ff0000"/>
-          <w:sz w:val="24"/>
-          <w:szCs w:val="24"/>
-          <w:rtl w:val="0"/>
-        </w:rPr>
         <w:t xml:space="preserve">(3 р.)</w:t>
       </w:r>
       <w:r>
@@ -18853,54 +18613,39 @@
     </w:p>
     <w:p>
       <w:pPr>
-        <w:spacing w:after="120" w:lineRule="auto"/>
-        <w:jc w:val="both"/>
-        <w:rPr/>
-      </w:pPr>
-      <w:r>
-        <w:rPr>
-          <w:rFonts w:ascii="Times New Roman" w:cs="Times New Roman" w:eastAsia="Times New Roman" w:hAnsi="Times New Roman"/>
-          <w:i w:val="1"/>
-          <w:color w:val="ff0000"/>
-          <w:sz w:val="24"/>
-          <w:szCs w:val="24"/>
-          <w:rtl w:val="0"/>
-        </w:rPr>
-        <w:t xml:space="preserve">Священник:</w:t>
-      </w:r>
-      <w:r>
-        <w:rPr>
-          <w:rFonts w:ascii="Times New Roman" w:cs="Times New Roman" w:eastAsia="Times New Roman" w:hAnsi="Times New Roman"/>
-          <w:sz w:val="24"/>
-          <w:szCs w:val="24"/>
-          <w:rtl w:val="0"/>
+        <w:spacing w:after="120"/>
+      </w:pPr>
+      <w:r>
+        <w:rPr>
+          <w:rFonts w:ascii="Times New Roman" w:hAnsi="Times New Roman"/>
+          <w:i/>
+          <w:color w:val="FF0000"/>
+          <w:sz w:val="24"/>
+        </w:rPr>
+        <w:t>Священник:</w:t>
+      </w:r>
+      <w:r>
+        <w:rPr>
+          <w:rFonts w:ascii="Times New Roman" w:hAnsi="Times New Roman"/>
+          <w:sz w:val="24"/>
         </w:rPr>
         <w:t xml:space="preserve"> Христос, істинний Бог наш - молитвами пречистої Своєї Матері, силою чесного і животворчого Хреста, заступництвом чесних небесних сил безтілесних, чесного і славного пророка, предтечі і хрестителя Йоана, святих славних і всехвальних апостолів, святого отця нашого Миколая, архиєпископа Мир Ликійських, чудотворця, святих славних і переможних мучеників, преподобних і богоносних отців наших, святих і праведних богоотців Йоакима й Анни, і святого, </w:t>
       </w:r>
       <w:r>
         <w:rPr>
-          <w:rFonts w:ascii="Times New Roman" w:cs="Times New Roman" w:eastAsia="Times New Roman" w:hAnsi="Times New Roman"/>
-          <w:i w:val="1"/>
-          <w:color w:val="ff0000"/>
-          <w:sz w:val="24"/>
-          <w:szCs w:val="24"/>
-          <w:rtl w:val="0"/>
-        </w:rPr>
-        <w:t xml:space="preserve">якого є храм</w:t>
-      </w:r>
-      <w:r>
-        <w:rPr>
-          <w:rFonts w:ascii="Times New Roman" w:cs="Times New Roman" w:eastAsia="Times New Roman" w:hAnsi="Times New Roman"/>
-          <w:sz w:val="24"/>
-          <w:szCs w:val="24"/>
-          <w:rtl w:val="0"/>
-        </w:rPr>
-        <w:t xml:space="preserve">, і святих мучеників Тирса, Левкія, Филимона, Аполлонія й Каленика, і всіх святих - помилує і спасе нас як благий і людинолюбний.</w:t>
-      </w:r>
-      <w:r>
-        <w:rPr>
-          <w:rtl w:val="0"/>
-        </w:rPr>
+          <w:rFonts w:ascii="Times New Roman" w:hAnsi="Times New Roman"/>
+          <w:i/>
+          <w:color w:val="FF0000"/>
+          <w:sz w:val="24"/>
+        </w:rPr>
+        <w:t>якого є храм</w:t>
+      </w:r>
+      <w:r>
+        <w:rPr>
+          <w:rFonts w:ascii="Times New Roman" w:hAnsi="Times New Roman"/>
+          <w:sz w:val="24"/>
+        </w:rPr>
+        <w:t>, і святих мучеників Тирса, Левкія, Филимона, Аполлонія й Каленика,, і всіх святих - помилує і спасе нас як благий і людинолюбний.</w:t>
       </w:r>
     </w:p>
     <w:p>

--- a/flow/20230914_vu_template/drafts/2024-12-g/14-СБ-мчч.Тирса, Левкія.docx
+++ b/flow/20230914_vu_template/drafts/2024-12-g/14-СБ-мчч.Тирса, Левкія.docx
@@ -3330,7 +3330,7 @@
           <w:sz w:val="24"/>
           <w:szCs w:val="24"/>
         </w:rPr>
-        <w:t> </w:t>
+        <w:t xml:space="preserve"> </w:t>
       </w:r>
       <w:r>
         <w:rPr>
@@ -3349,7 +3349,7 @@
           <w:sz w:val="24"/>
           <w:szCs w:val="24"/>
         </w:rPr>
-        <w:t> </w:t>
+        <w:t xml:space="preserve"> </w:t>
       </w:r>
       <w:r>
         <w:rPr>
@@ -3368,7 +3368,7 @@
           <w:sz w:val="24"/>
           <w:szCs w:val="24"/>
         </w:rPr>
-        <w:t> </w:t>
+        <w:t xml:space="preserve"> </w:t>
       </w:r>
       <w:r>
         <w:rPr>
@@ -3387,7 +3387,7 @@
           <w:sz w:val="24"/>
           <w:szCs w:val="24"/>
         </w:rPr>
-        <w:t> </w:t>
+        <w:t xml:space="preserve"> </w:t>
       </w:r>
       <w:r>
         <w:rPr>
@@ -3406,7 +3406,7 @@
           <w:sz w:val="24"/>
           <w:szCs w:val="24"/>
         </w:rPr>
-        <w:t> </w:t>
+        <w:t xml:space="preserve"> </w:t>
       </w:r>
       <w:r>
         <w:rPr>
@@ -3425,7 +3425,7 @@
           <w:sz w:val="24"/>
           <w:szCs w:val="24"/>
         </w:rPr>
-        <w:t> </w:t>
+        <w:t xml:space="preserve"> </w:t>
       </w:r>
       <w:r>
         <w:rPr>
@@ -3444,7 +3444,7 @@
           <w:sz w:val="24"/>
           <w:szCs w:val="24"/>
         </w:rPr>
-        <w:t> </w:t>
+        <w:t xml:space="preserve"> </w:t>
       </w:r>
       <w:r>
         <w:rPr>
@@ -3463,7 +3463,7 @@
           <w:sz w:val="24"/>
           <w:szCs w:val="24"/>
         </w:rPr>
-        <w:t> </w:t>
+        <w:t xml:space="preserve"> </w:t>
       </w:r>
       <w:r>
         <w:rPr>
@@ -3552,7 +3552,7 @@
           <w:sz w:val="24"/>
           <w:szCs w:val="24"/>
         </w:rPr>
-        <w:t> </w:t>
+        <w:t xml:space="preserve"> </w:t>
       </w:r>
       <w:r>
         <w:rPr>
@@ -3571,7 +3571,7 @@
           <w:sz w:val="24"/>
           <w:szCs w:val="24"/>
         </w:rPr>
-        <w:t> </w:t>
+        <w:t xml:space="preserve"> </w:t>
       </w:r>
       <w:r>
         <w:rPr>
@@ -3590,7 +3590,7 @@
           <w:sz w:val="24"/>
           <w:szCs w:val="24"/>
         </w:rPr>
-        <w:t> </w:t>
+        <w:t xml:space="preserve"> </w:t>
       </w:r>
       <w:r>
         <w:rPr>
@@ -3619,7 +3619,7 @@
           <w:sz w:val="24"/>
           <w:szCs w:val="24"/>
         </w:rPr>
-        <w:t> </w:t>
+        <w:t xml:space="preserve"> </w:t>
       </w:r>
       <w:r>
         <w:rPr>
@@ -3638,7 +3638,7 @@
           <w:sz w:val="24"/>
           <w:szCs w:val="24"/>
         </w:rPr>
-        <w:t> </w:t>
+        <w:t xml:space="preserve"> </w:t>
       </w:r>
       <w:r>
         <w:rPr>
@@ -3657,7 +3657,7 @@
           <w:sz w:val="24"/>
           <w:szCs w:val="24"/>
         </w:rPr>
-        <w:t> </w:t>
+        <w:t xml:space="preserve"> </w:t>
       </w:r>
       <w:r>
         <w:rPr>
@@ -3676,7 +3676,7 @@
           <w:sz w:val="24"/>
           <w:szCs w:val="24"/>
         </w:rPr>
-        <w:t> </w:t>
+        <w:t xml:space="preserve"> </w:t>
       </w:r>
       <w:r>
         <w:rPr>
@@ -3695,7 +3695,7 @@
           <w:sz w:val="24"/>
           <w:szCs w:val="24"/>
         </w:rPr>
-        <w:t> </w:t>
+        <w:t xml:space="preserve"> </w:t>
       </w:r>
       <w:r>
         <w:rPr>
@@ -3770,7 +3770,7 @@
           <w:sz w:val="24"/>
           <w:szCs w:val="24"/>
         </w:rPr>
-        <w:t> </w:t>
+        <w:t xml:space="preserve"> </w:t>
       </w:r>
       <w:r>
         <w:rPr>
@@ -3789,7 +3789,7 @@
           <w:sz w:val="24"/>
           <w:szCs w:val="24"/>
         </w:rPr>
-        <w:t> </w:t>
+        <w:t xml:space="preserve"> </w:t>
       </w:r>
       <w:r>
         <w:rPr>
@@ -3808,7 +3808,7 @@
           <w:sz w:val="24"/>
           <w:szCs w:val="24"/>
         </w:rPr>
-        <w:t> </w:t>
+        <w:t xml:space="preserve"> </w:t>
       </w:r>
       <w:r>
         <w:rPr>
@@ -3827,7 +3827,7 @@
           <w:sz w:val="24"/>
           <w:szCs w:val="24"/>
         </w:rPr>
-        <w:t> </w:t>
+        <w:t xml:space="preserve"> </w:t>
       </w:r>
       <w:r>
         <w:rPr>
@@ -3846,7 +3846,7 @@
           <w:sz w:val="24"/>
           <w:szCs w:val="24"/>
         </w:rPr>
-        <w:t> </w:t>
+        <w:t xml:space="preserve"> </w:t>
       </w:r>
       <w:r>
         <w:rPr>
@@ -3875,7 +3875,7 @@
           <w:sz w:val="24"/>
           <w:szCs w:val="24"/>
         </w:rPr>
-        <w:t> </w:t>
+        <w:t xml:space="preserve"> </w:t>
       </w:r>
       <w:r>
         <w:rPr>
@@ -3894,7 +3894,7 @@
           <w:sz w:val="24"/>
           <w:szCs w:val="24"/>
         </w:rPr>
-        <w:t> * Ра́ди не́ї вони́ у сві́тлі невечі́рньому * ме́шкають, раді́ючи.</w:t>
+        <w:t xml:space="preserve"> * Ра́ди не́ї вони́ у сві́тлі невечі́рньому * ме́шкають, раді́ючи.</w:t>
       </w:r>
     </w:p>
     <w:p>
@@ -4231,7 +4231,7 @@
           <w:sz w:val="24"/>
           <w:szCs w:val="24"/>
         </w:rPr>
-        <w:t> </w:t>
+        <w:t xml:space="preserve"> </w:t>
       </w:r>
       <w:r>
         <w:rPr>
@@ -4250,7 +4250,7 @@
           <w:sz w:val="24"/>
           <w:szCs w:val="24"/>
         </w:rPr>
-        <w:t> </w:t>
+        <w:t xml:space="preserve"> </w:t>
       </w:r>
       <w:r>
         <w:rPr>
@@ -4279,7 +4279,7 @@
           <w:sz w:val="24"/>
           <w:szCs w:val="24"/>
         </w:rPr>
-        <w:t> </w:t>
+        <w:t xml:space="preserve"> </w:t>
       </w:r>
       <w:r>
         <w:rPr>
@@ -4298,7 +4298,7 @@
           <w:sz w:val="24"/>
           <w:szCs w:val="24"/>
         </w:rPr>
-        <w:t> </w:t>
+        <w:t xml:space="preserve"> </w:t>
       </w:r>
       <w:r>
         <w:rPr>
@@ -4317,7 +4317,7 @@
           <w:sz w:val="24"/>
           <w:szCs w:val="24"/>
         </w:rPr>
-        <w:t> </w:t>
+        <w:t xml:space="preserve"> </w:t>
       </w:r>
       <w:r>
         <w:rPr>
@@ -4336,7 +4336,7 @@
           <w:sz w:val="24"/>
           <w:szCs w:val="24"/>
         </w:rPr>
-        <w:t> </w:t>
+        <w:t xml:space="preserve"> </w:t>
       </w:r>
       <w:r>
         <w:rPr>
@@ -4355,7 +4355,7 @@
           <w:sz w:val="24"/>
           <w:szCs w:val="24"/>
         </w:rPr>
-        <w:t> </w:t>
+        <w:t xml:space="preserve"> </w:t>
       </w:r>
       <w:r>
         <w:rPr>
@@ -4374,7 +4374,7 @@
           <w:sz w:val="24"/>
           <w:szCs w:val="24"/>
         </w:rPr>
-        <w:t> </w:t>
+        <w:t xml:space="preserve"> </w:t>
       </w:r>
       <w:r>
         <w:rPr>
@@ -13346,237 +13346,1168 @@
     <w:p>
       <w:pPr>
         <w:spacing w:after="120"/>
-        <w:rPr>
-          <w:lang w:val="ru-MD"/>
-        </w:rPr>
-      </w:pPr>
-      <w:r>
-        <w:rPr>
-          <w:rFonts w:ascii="Times New Roman" w:eastAsia="Times New Roman" w:hAnsi="Times New Roman" w:cs="Times New Roman"/>
-          <w:color w:val="000000"/>
-          <w:sz w:val="24"/>
-          <w:szCs w:val="24"/>
-          <w:lang w:val="ru-MD"/>
-        </w:rPr>
-        <w:t>Ще і ще в мирі Господеві помолімся.</w:t>
-      </w:r>
-    </w:p>
-    <w:p>
-      <w:pPr>
-        <w:spacing w:after="120"/>
-        <w:rPr>
-          <w:lang w:val="ru-MD"/>
-        </w:rPr>
-      </w:pPr>
-      <w:r>
-        <w:rPr>
-          <w:rFonts w:ascii="Times New Roman" w:eastAsia="Times New Roman" w:hAnsi="Times New Roman" w:cs="Times New Roman"/>
+      </w:pPr>
+      <w:r>
+        <w:rPr>
+          <w:rFonts w:ascii="Times New Roman" w:hAnsi="Times New Roman"/>
+          <w:color w:val="000000"/>
+          <w:sz w:val="24"/>
+        </w:rPr>
+        <w:t>Ще</w:t>
+      </w:r>
+      <w:r>
+        <w:rPr>
+          <w:rFonts w:ascii="Times New Roman" w:hAnsi="Times New Roman"/>
+          <w:color w:val="000000"/>
+          <w:sz w:val="24"/>
+        </w:rPr>
+        <w:t xml:space="preserve"> </w:t>
+      </w:r>
+      <w:r>
+        <w:rPr>
+          <w:rFonts w:ascii="Times New Roman" w:hAnsi="Times New Roman"/>
+          <w:color w:val="000000"/>
+          <w:sz w:val="24"/>
+        </w:rPr>
+        <w:t>і</w:t>
+      </w:r>
+      <w:r>
+        <w:rPr>
+          <w:rFonts w:ascii="Times New Roman" w:hAnsi="Times New Roman"/>
+          <w:color w:val="000000"/>
+          <w:sz w:val="24"/>
+        </w:rPr>
+        <w:t xml:space="preserve"> </w:t>
+      </w:r>
+      <w:r>
+        <w:rPr>
+          <w:rFonts w:ascii="Times New Roman" w:hAnsi="Times New Roman"/>
+          <w:color w:val="000000"/>
+          <w:sz w:val="24"/>
+        </w:rPr>
+        <w:t>ще</w:t>
+      </w:r>
+      <w:r>
+        <w:rPr>
+          <w:rFonts w:ascii="Times New Roman" w:hAnsi="Times New Roman"/>
+          <w:color w:val="000000"/>
+          <w:sz w:val="24"/>
+        </w:rPr>
+        <w:t xml:space="preserve"> </w:t>
+      </w:r>
+      <w:r>
+        <w:rPr>
+          <w:rFonts w:ascii="Times New Roman" w:hAnsi="Times New Roman"/>
+          <w:color w:val="000000"/>
+          <w:sz w:val="24"/>
+        </w:rPr>
+        <w:t>в</w:t>
+      </w:r>
+      <w:r>
+        <w:rPr>
+          <w:rFonts w:ascii="Times New Roman" w:hAnsi="Times New Roman"/>
+          <w:color w:val="000000"/>
+          <w:sz w:val="24"/>
+        </w:rPr>
+        <w:t xml:space="preserve"> </w:t>
+      </w:r>
+      <w:r>
+        <w:rPr>
+          <w:rFonts w:ascii="Times New Roman" w:hAnsi="Times New Roman"/>
+          <w:color w:val="000000"/>
+          <w:sz w:val="24"/>
+        </w:rPr>
+        <w:t>мирі</w:t>
+      </w:r>
+      <w:r>
+        <w:rPr>
+          <w:rFonts w:ascii="Times New Roman" w:hAnsi="Times New Roman"/>
+          <w:color w:val="000000"/>
+          <w:sz w:val="24"/>
+        </w:rPr>
+        <w:t xml:space="preserve"> </w:t>
+      </w:r>
+      <w:r>
+        <w:rPr>
+          <w:rFonts w:ascii="Times New Roman" w:hAnsi="Times New Roman"/>
+          <w:color w:val="000000"/>
+          <w:sz w:val="24"/>
+        </w:rPr>
+        <w:t>Господеві</w:t>
+      </w:r>
+      <w:r>
+        <w:rPr>
+          <w:rFonts w:ascii="Times New Roman" w:hAnsi="Times New Roman"/>
+          <w:color w:val="000000"/>
+          <w:sz w:val="24"/>
+        </w:rPr>
+        <w:t xml:space="preserve"> </w:t>
+      </w:r>
+      <w:r>
+        <w:rPr>
+          <w:rFonts w:ascii="Times New Roman" w:hAnsi="Times New Roman"/>
+          <w:color w:val="000000"/>
+          <w:sz w:val="24"/>
+        </w:rPr>
+        <w:t>помолімся.</w:t>
+      </w:r>
+    </w:p>
+    <w:p>
+      <w:pPr>
+        <w:spacing w:after="120"/>
+      </w:pPr>
+      <w:r>
+        <w:rPr>
+          <w:rFonts w:ascii="Times New Roman" w:hAnsi="Times New Roman"/>
+          <w:i/>
+          <w:color w:val="FF4400"/>
+          <w:sz w:val="24"/>
+        </w:rPr>
+        <w:t>Вірні:</w:t>
+      </w:r>
+      <w:r>
+        <w:rPr>
+          <w:rFonts w:ascii="Times New Roman" w:hAnsi="Times New Roman"/>
+          <w:color w:val="000000"/>
+          <w:sz w:val="24"/>
+        </w:rPr>
+        <w:t xml:space="preserve"> </w:t>
+      </w:r>
+      <w:r>
+        <w:rPr>
+          <w:rFonts w:ascii="Times New Roman" w:hAnsi="Times New Roman"/>
+          <w:color w:val="000000"/>
+          <w:sz w:val="24"/>
+        </w:rPr>
+        <w:t>Го́споди,</w:t>
+      </w:r>
+      <w:r>
+        <w:rPr>
+          <w:rFonts w:ascii="Times New Roman" w:hAnsi="Times New Roman"/>
+          <w:color w:val="000000"/>
+          <w:sz w:val="24"/>
+        </w:rPr>
+        <w:t xml:space="preserve"> </w:t>
+      </w:r>
+      <w:r>
+        <w:rPr>
+          <w:rFonts w:ascii="Times New Roman" w:hAnsi="Times New Roman"/>
+          <w:color w:val="000000"/>
+          <w:sz w:val="24"/>
+        </w:rPr>
+        <w:t>поми́луй.</w:t>
+      </w:r>
+    </w:p>
+    <w:p>
+      <w:pPr>
+        <w:spacing w:after="120"/>
+      </w:pPr>
+      <w:r>
+        <w:rPr>
+          <w:rFonts w:ascii="Times New Roman" w:hAnsi="Times New Roman"/>
+          <w:sz w:val="24"/>
+        </w:rPr>
+        <w:t>Заступи,</w:t>
+      </w:r>
+      <w:r>
+        <w:rPr>
+          <w:rFonts w:ascii="Times New Roman" w:hAnsi="Times New Roman"/>
+          <w:sz w:val="24"/>
+        </w:rPr>
+        <w:t xml:space="preserve"> </w:t>
+      </w:r>
+      <w:r>
+        <w:rPr>
+          <w:rFonts w:ascii="Times New Roman" w:hAnsi="Times New Roman"/>
+          <w:sz w:val="24"/>
+        </w:rPr>
+        <w:t>спаси,</w:t>
+      </w:r>
+      <w:r>
+        <w:rPr>
+          <w:rFonts w:ascii="Times New Roman" w:hAnsi="Times New Roman"/>
+          <w:sz w:val="24"/>
+        </w:rPr>
+        <w:t xml:space="preserve"> </w:t>
+      </w:r>
+      <w:r>
+        <w:rPr>
+          <w:rFonts w:ascii="Times New Roman" w:hAnsi="Times New Roman"/>
+          <w:sz w:val="24"/>
+        </w:rPr>
+        <w:t>помилуй</w:t>
+      </w:r>
+      <w:r>
+        <w:rPr>
+          <w:rFonts w:ascii="Times New Roman" w:hAnsi="Times New Roman"/>
+          <w:sz w:val="24"/>
+        </w:rPr>
+        <w:t xml:space="preserve"> </w:t>
+      </w:r>
+      <w:r>
+        <w:rPr>
+          <w:rFonts w:ascii="Times New Roman" w:hAnsi="Times New Roman"/>
+          <w:sz w:val="24"/>
+        </w:rPr>
+        <w:t>і</w:t>
+      </w:r>
+      <w:r>
+        <w:rPr>
+          <w:rFonts w:ascii="Times New Roman" w:hAnsi="Times New Roman"/>
+          <w:sz w:val="24"/>
+        </w:rPr>
+        <w:t xml:space="preserve"> </w:t>
+      </w:r>
+      <w:r>
+        <w:rPr>
+          <w:rFonts w:ascii="Times New Roman" w:hAnsi="Times New Roman"/>
+          <w:sz w:val="24"/>
+        </w:rPr>
+        <w:t>охорони</w:t>
+      </w:r>
+      <w:r>
+        <w:rPr>
+          <w:rFonts w:ascii="Times New Roman" w:hAnsi="Times New Roman"/>
+          <w:sz w:val="24"/>
+        </w:rPr>
+        <w:t xml:space="preserve"> </w:t>
+      </w:r>
+      <w:r>
+        <w:rPr>
+          <w:rFonts w:ascii="Times New Roman" w:hAnsi="Times New Roman"/>
+          <w:sz w:val="24"/>
+        </w:rPr>
+        <w:t>нас,</w:t>
+      </w:r>
+      <w:r>
+        <w:rPr>
+          <w:rFonts w:ascii="Times New Roman" w:hAnsi="Times New Roman"/>
+          <w:sz w:val="24"/>
+        </w:rPr>
+        <w:t xml:space="preserve"> </w:t>
+      </w:r>
+      <w:r>
+        <w:rPr>
+          <w:rFonts w:ascii="Times New Roman" w:hAnsi="Times New Roman"/>
+          <w:sz w:val="24"/>
+        </w:rPr>
+        <w:t>Боже,</w:t>
+      </w:r>
+      <w:r>
+        <w:rPr>
+          <w:rFonts w:ascii="Times New Roman" w:hAnsi="Times New Roman"/>
+          <w:sz w:val="24"/>
+        </w:rPr>
+        <w:t xml:space="preserve"> </w:t>
+      </w:r>
+      <w:r>
+        <w:rPr>
+          <w:rFonts w:ascii="Times New Roman" w:hAnsi="Times New Roman"/>
+          <w:sz w:val="24"/>
+        </w:rPr>
+        <w:t>Твоєю</w:t>
+      </w:r>
+      <w:r>
+        <w:rPr>
+          <w:rFonts w:ascii="Times New Roman" w:hAnsi="Times New Roman"/>
+          <w:sz w:val="24"/>
+        </w:rPr>
+        <w:t xml:space="preserve"> </w:t>
+      </w:r>
+      <w:r>
+        <w:rPr>
+          <w:rFonts w:ascii="Times New Roman" w:hAnsi="Times New Roman"/>
+          <w:sz w:val="24"/>
+        </w:rPr>
+        <w:t>благодаттю</w:t>
+      </w:r>
+    </w:p>
+    <w:p>
+      <w:pPr>
+        <w:spacing w:after="120"/>
+      </w:pPr>
+      <w:r>
+        <w:rPr>
+          <w:rFonts w:ascii="Times New Roman" w:hAnsi="Times New Roman"/>
+          <w:i/>
+          <w:color w:val="FF4400"/>
+          <w:sz w:val="24"/>
+        </w:rPr>
+        <w:t>Вірні:</w:t>
+      </w:r>
+      <w:r>
+        <w:rPr>
+          <w:rFonts w:ascii="Times New Roman" w:hAnsi="Times New Roman"/>
+          <w:color w:val="000000"/>
+          <w:sz w:val="24"/>
+        </w:rPr>
+        <w:t xml:space="preserve"> </w:t>
+      </w:r>
+      <w:r>
+        <w:rPr>
+          <w:rFonts w:ascii="Times New Roman" w:hAnsi="Times New Roman"/>
+          <w:color w:val="000000"/>
+          <w:sz w:val="24"/>
+        </w:rPr>
+        <w:t>Го́споди,</w:t>
+      </w:r>
+      <w:r>
+        <w:rPr>
+          <w:rFonts w:ascii="Times New Roman" w:hAnsi="Times New Roman"/>
+          <w:color w:val="000000"/>
+          <w:sz w:val="24"/>
+        </w:rPr>
+        <w:t xml:space="preserve"> </w:t>
+      </w:r>
+      <w:r>
+        <w:rPr>
+          <w:rFonts w:ascii="Times New Roman" w:hAnsi="Times New Roman"/>
+          <w:color w:val="000000"/>
+          <w:sz w:val="24"/>
+        </w:rPr>
+        <w:t>поми́луй.</w:t>
+      </w:r>
+    </w:p>
+    <w:p>
+      <w:pPr>
+        <w:spacing w:after="120"/>
+      </w:pPr>
+      <w:r>
+        <w:rPr>
+          <w:rFonts w:ascii="Times New Roman" w:hAnsi="Times New Roman"/>
+          <w:color w:val="000000"/>
+          <w:sz w:val="24"/>
+        </w:rPr>
+        <w:t>Пресвяту,</w:t>
+      </w:r>
+      <w:r>
+        <w:rPr>
+          <w:rFonts w:ascii="Times New Roman" w:hAnsi="Times New Roman"/>
+          <w:color w:val="000000"/>
+          <w:sz w:val="24"/>
+        </w:rPr>
+        <w:t xml:space="preserve"> </w:t>
+      </w:r>
+      <w:r>
+        <w:rPr>
+          <w:rFonts w:ascii="Times New Roman" w:hAnsi="Times New Roman"/>
+          <w:color w:val="000000"/>
+          <w:sz w:val="24"/>
+        </w:rPr>
+        <w:t>пречисту,</w:t>
+      </w:r>
+      <w:r>
+        <w:rPr>
+          <w:rFonts w:ascii="Times New Roman" w:hAnsi="Times New Roman"/>
+          <w:color w:val="000000"/>
+          <w:sz w:val="24"/>
+        </w:rPr>
+        <w:t xml:space="preserve"> </w:t>
+      </w:r>
+      <w:r>
+        <w:rPr>
+          <w:rFonts w:ascii="Times New Roman" w:hAnsi="Times New Roman"/>
+          <w:color w:val="000000"/>
+          <w:sz w:val="24"/>
+        </w:rPr>
+        <w:t>преблагословенну,</w:t>
+      </w:r>
+      <w:r>
+        <w:rPr>
+          <w:rFonts w:ascii="Times New Roman" w:hAnsi="Times New Roman"/>
+          <w:color w:val="000000"/>
+          <w:sz w:val="24"/>
+        </w:rPr>
+        <w:t xml:space="preserve"> </w:t>
+      </w:r>
+      <w:r>
+        <w:rPr>
+          <w:rFonts w:ascii="Times New Roman" w:hAnsi="Times New Roman"/>
+          <w:color w:val="000000"/>
+          <w:sz w:val="24"/>
+        </w:rPr>
+        <w:t>славну</w:t>
+      </w:r>
+      <w:r>
+        <w:rPr>
+          <w:rFonts w:ascii="Times New Roman" w:hAnsi="Times New Roman"/>
+          <w:color w:val="000000"/>
+          <w:sz w:val="24"/>
+        </w:rPr>
+        <w:t xml:space="preserve"> </w:t>
+      </w:r>
+      <w:r>
+        <w:rPr>
+          <w:rFonts w:ascii="Times New Roman" w:hAnsi="Times New Roman"/>
+          <w:color w:val="000000"/>
+          <w:sz w:val="24"/>
+        </w:rPr>
+        <w:t>Владичицю</w:t>
+      </w:r>
+      <w:r>
+        <w:rPr>
+          <w:rFonts w:ascii="Times New Roman" w:hAnsi="Times New Roman"/>
+          <w:color w:val="000000"/>
+          <w:sz w:val="24"/>
+        </w:rPr>
+        <w:t xml:space="preserve"> </w:t>
+      </w:r>
+      <w:r>
+        <w:rPr>
+          <w:rFonts w:ascii="Times New Roman" w:hAnsi="Times New Roman"/>
+          <w:color w:val="000000"/>
+          <w:sz w:val="24"/>
+        </w:rPr>
+        <w:t>нашу</w:t>
+      </w:r>
+      <w:r>
+        <w:rPr>
+          <w:rFonts w:ascii="Times New Roman" w:hAnsi="Times New Roman"/>
+          <w:color w:val="000000"/>
+          <w:sz w:val="24"/>
+        </w:rPr>
+        <w:t xml:space="preserve"> </w:t>
+      </w:r>
+      <w:r>
+        <w:rPr>
+          <w:rFonts w:ascii="Times New Roman" w:hAnsi="Times New Roman"/>
+          <w:color w:val="000000"/>
+          <w:sz w:val="24"/>
+        </w:rPr>
+        <w:t>Богородицю</w:t>
+      </w:r>
+      <w:r>
+        <w:rPr>
+          <w:rFonts w:ascii="Times New Roman" w:hAnsi="Times New Roman"/>
+          <w:color w:val="000000"/>
+          <w:sz w:val="24"/>
+        </w:rPr>
+        <w:t xml:space="preserve"> </w:t>
+      </w:r>
+      <w:r>
+        <w:rPr>
+          <w:rFonts w:ascii="Times New Roman" w:hAnsi="Times New Roman"/>
+          <w:color w:val="000000"/>
+          <w:sz w:val="24"/>
+        </w:rPr>
+        <w:t>і</w:t>
+      </w:r>
+      <w:r>
+        <w:rPr>
+          <w:rFonts w:ascii="Times New Roman" w:hAnsi="Times New Roman"/>
+          <w:color w:val="000000"/>
+          <w:sz w:val="24"/>
+        </w:rPr>
+        <w:t xml:space="preserve"> </w:t>
+      </w:r>
+      <w:r>
+        <w:rPr>
+          <w:rFonts w:ascii="Times New Roman" w:hAnsi="Times New Roman"/>
+          <w:color w:val="000000"/>
+          <w:sz w:val="24"/>
+        </w:rPr>
+        <w:t>приснодіву</w:t>
+      </w:r>
+      <w:r>
+        <w:rPr>
+          <w:rFonts w:ascii="Times New Roman" w:hAnsi="Times New Roman"/>
+          <w:color w:val="000000"/>
+          <w:sz w:val="24"/>
+        </w:rPr>
+        <w:t xml:space="preserve"> </w:t>
+      </w:r>
+      <w:r>
+        <w:rPr>
+          <w:rFonts w:ascii="Times New Roman" w:hAnsi="Times New Roman"/>
+          <w:color w:val="000000"/>
+          <w:sz w:val="24"/>
+        </w:rPr>
+        <w:t>Марію,</w:t>
+      </w:r>
+      <w:r>
+        <w:rPr>
+          <w:rFonts w:ascii="Times New Roman" w:hAnsi="Times New Roman"/>
+          <w:color w:val="000000"/>
+          <w:sz w:val="24"/>
+        </w:rPr>
+        <w:t xml:space="preserve"> </w:t>
+      </w:r>
+      <w:r>
+        <w:rPr>
+          <w:rFonts w:ascii="Times New Roman" w:hAnsi="Times New Roman"/>
+          <w:color w:val="000000"/>
+          <w:sz w:val="24"/>
+        </w:rPr>
+        <w:t>з</w:t>
+      </w:r>
+      <w:r>
+        <w:rPr>
+          <w:rFonts w:ascii="Times New Roman" w:hAnsi="Times New Roman"/>
+          <w:color w:val="000000"/>
+          <w:sz w:val="24"/>
+        </w:rPr>
+        <w:t xml:space="preserve"> </w:t>
+      </w:r>
+      <w:r>
+        <w:rPr>
+          <w:rFonts w:ascii="Times New Roman" w:hAnsi="Times New Roman"/>
+          <w:color w:val="000000"/>
+          <w:sz w:val="24"/>
+        </w:rPr>
+        <w:t>усіма</w:t>
+      </w:r>
+      <w:r>
+        <w:rPr>
+          <w:rFonts w:ascii="Times New Roman" w:hAnsi="Times New Roman"/>
+          <w:color w:val="000000"/>
+          <w:sz w:val="24"/>
+        </w:rPr>
+        <w:t xml:space="preserve"> </w:t>
+      </w:r>
+      <w:r>
+        <w:rPr>
+          <w:rFonts w:ascii="Times New Roman" w:hAnsi="Times New Roman"/>
+          <w:color w:val="000000"/>
+          <w:sz w:val="24"/>
+        </w:rPr>
+        <w:t>святими</w:t>
+      </w:r>
+      <w:r>
+        <w:rPr>
+          <w:rFonts w:ascii="Times New Roman" w:hAnsi="Times New Roman"/>
+          <w:color w:val="000000"/>
+          <w:sz w:val="24"/>
+        </w:rPr>
+        <w:t xml:space="preserve"> </w:t>
+      </w:r>
+      <w:r>
+        <w:rPr>
+          <w:rFonts w:ascii="Times New Roman" w:hAnsi="Times New Roman"/>
+          <w:color w:val="000000"/>
+          <w:sz w:val="24"/>
+        </w:rPr>
+        <w:t>пом’янувши,</w:t>
+      </w:r>
+      <w:r>
+        <w:rPr>
+          <w:rFonts w:ascii="Times New Roman" w:hAnsi="Times New Roman"/>
+          <w:color w:val="000000"/>
+          <w:sz w:val="24"/>
+        </w:rPr>
+        <w:t xml:space="preserve"> </w:t>
+      </w:r>
+      <w:r>
+        <w:rPr>
+          <w:rFonts w:ascii="Times New Roman" w:hAnsi="Times New Roman"/>
+          <w:color w:val="000000"/>
+          <w:sz w:val="24"/>
+        </w:rPr>
+        <w:t>самих</w:t>
+      </w:r>
+      <w:r>
+        <w:rPr>
+          <w:rFonts w:ascii="Times New Roman" w:hAnsi="Times New Roman"/>
+          <w:color w:val="000000"/>
+          <w:sz w:val="24"/>
+        </w:rPr>
+        <w:t xml:space="preserve"> </w:t>
+      </w:r>
+      <w:r>
+        <w:rPr>
+          <w:rFonts w:ascii="Times New Roman" w:hAnsi="Times New Roman"/>
+          <w:color w:val="000000"/>
+          <w:sz w:val="24"/>
+        </w:rPr>
+        <w:t>себе,</w:t>
+      </w:r>
+      <w:r>
+        <w:rPr>
+          <w:rFonts w:ascii="Times New Roman" w:hAnsi="Times New Roman"/>
+          <w:color w:val="000000"/>
+          <w:sz w:val="24"/>
+        </w:rPr>
+        <w:t xml:space="preserve"> </w:t>
+      </w:r>
+      <w:r>
+        <w:rPr>
+          <w:rFonts w:ascii="Times New Roman" w:hAnsi="Times New Roman"/>
+          <w:color w:val="000000"/>
+          <w:sz w:val="24"/>
+        </w:rPr>
+        <w:t>і</w:t>
+      </w:r>
+      <w:r>
+        <w:rPr>
+          <w:rFonts w:ascii="Times New Roman" w:hAnsi="Times New Roman"/>
+          <w:color w:val="000000"/>
+          <w:sz w:val="24"/>
+        </w:rPr>
+        <w:t xml:space="preserve"> </w:t>
+      </w:r>
+      <w:r>
+        <w:rPr>
+          <w:rFonts w:ascii="Times New Roman" w:hAnsi="Times New Roman"/>
+          <w:color w:val="000000"/>
+          <w:sz w:val="24"/>
+        </w:rPr>
+        <w:t>один</w:t>
+      </w:r>
+      <w:r>
+        <w:rPr>
+          <w:rFonts w:ascii="Times New Roman" w:hAnsi="Times New Roman"/>
+          <w:color w:val="000000"/>
+          <w:sz w:val="24"/>
+        </w:rPr>
+        <w:t xml:space="preserve"> </w:t>
+      </w:r>
+      <w:r>
+        <w:rPr>
+          <w:rFonts w:ascii="Times New Roman" w:hAnsi="Times New Roman"/>
+          <w:color w:val="000000"/>
+          <w:sz w:val="24"/>
+        </w:rPr>
+        <w:t>одного,</w:t>
+      </w:r>
+      <w:r>
+        <w:rPr>
+          <w:rFonts w:ascii="Times New Roman" w:hAnsi="Times New Roman"/>
+          <w:color w:val="000000"/>
+          <w:sz w:val="24"/>
+        </w:rPr>
+        <w:t xml:space="preserve"> </w:t>
+      </w:r>
+      <w:r>
+        <w:rPr>
+          <w:rFonts w:ascii="Times New Roman" w:hAnsi="Times New Roman"/>
+          <w:color w:val="000000"/>
+          <w:sz w:val="24"/>
+        </w:rPr>
+        <w:t>і</w:t>
+      </w:r>
+      <w:r>
+        <w:rPr>
+          <w:rFonts w:ascii="Times New Roman" w:hAnsi="Times New Roman"/>
+          <w:color w:val="000000"/>
+          <w:sz w:val="24"/>
+        </w:rPr>
+        <w:t xml:space="preserve"> </w:t>
+      </w:r>
+      <w:r>
+        <w:rPr>
+          <w:rFonts w:ascii="Times New Roman" w:hAnsi="Times New Roman"/>
+          <w:color w:val="000000"/>
+          <w:sz w:val="24"/>
+        </w:rPr>
+        <w:t>все</w:t>
+      </w:r>
+      <w:r>
+        <w:rPr>
+          <w:rFonts w:ascii="Times New Roman" w:hAnsi="Times New Roman"/>
+          <w:color w:val="000000"/>
+          <w:sz w:val="24"/>
+        </w:rPr>
+        <w:t xml:space="preserve"> </w:t>
+      </w:r>
+      <w:r>
+        <w:rPr>
+          <w:rFonts w:ascii="Times New Roman" w:hAnsi="Times New Roman"/>
+          <w:color w:val="000000"/>
+          <w:sz w:val="24"/>
+        </w:rPr>
+        <w:t>життя</w:t>
+      </w:r>
+      <w:r>
+        <w:rPr>
+          <w:rFonts w:ascii="Times New Roman" w:hAnsi="Times New Roman"/>
+          <w:color w:val="000000"/>
+          <w:sz w:val="24"/>
+        </w:rPr>
+        <w:t xml:space="preserve"> </w:t>
+      </w:r>
+      <w:r>
+        <w:rPr>
+          <w:rFonts w:ascii="Times New Roman" w:hAnsi="Times New Roman"/>
+          <w:color w:val="000000"/>
+          <w:sz w:val="24"/>
+        </w:rPr>
+        <w:t>наше</w:t>
+      </w:r>
+      <w:r>
+        <w:rPr>
+          <w:rFonts w:ascii="Times New Roman" w:hAnsi="Times New Roman"/>
+          <w:color w:val="000000"/>
+          <w:sz w:val="24"/>
+        </w:rPr>
+        <w:t xml:space="preserve"> </w:t>
+      </w:r>
+      <w:r>
+        <w:rPr>
+          <w:rFonts w:ascii="Times New Roman" w:hAnsi="Times New Roman"/>
+          <w:color w:val="000000"/>
+          <w:sz w:val="24"/>
+        </w:rPr>
+        <w:t>Христу</w:t>
+      </w:r>
+      <w:r>
+        <w:rPr>
+          <w:rFonts w:ascii="Times New Roman" w:hAnsi="Times New Roman"/>
+          <w:color w:val="000000"/>
+          <w:sz w:val="24"/>
+        </w:rPr>
+        <w:t xml:space="preserve"> </w:t>
+      </w:r>
+      <w:r>
+        <w:rPr>
+          <w:rFonts w:ascii="Times New Roman" w:hAnsi="Times New Roman"/>
+          <w:color w:val="000000"/>
+          <w:sz w:val="24"/>
+        </w:rPr>
+        <w:t>Богові</w:t>
+      </w:r>
+      <w:r>
+        <w:rPr>
+          <w:rFonts w:ascii="Times New Roman" w:hAnsi="Times New Roman"/>
+          <w:color w:val="000000"/>
+          <w:sz w:val="24"/>
+        </w:rPr>
+        <w:t xml:space="preserve"> </w:t>
+      </w:r>
+      <w:r>
+        <w:rPr>
+          <w:rFonts w:ascii="Times New Roman" w:hAnsi="Times New Roman"/>
+          <w:color w:val="000000"/>
+          <w:sz w:val="24"/>
+        </w:rPr>
+        <w:t>віддаймо.</w:t>
+      </w:r>
+    </w:p>
+    <w:p>
+      <w:pPr>
+        <w:spacing w:after="120"/>
+      </w:pPr>
+      <w:r>
+        <w:rPr>
+          <w:rFonts w:ascii="Times New Roman" w:hAnsi="Times New Roman"/>
+          <w:i/>
+          <w:color w:val="FF4400"/>
+          <w:sz w:val="24"/>
+        </w:rPr>
+        <w:t>Вірні:</w:t>
+      </w:r>
+      <w:r>
+        <w:rPr>
+          <w:rFonts w:ascii="Times New Roman" w:hAnsi="Times New Roman"/>
+          <w:color w:val="000000"/>
+          <w:sz w:val="24"/>
+        </w:rPr>
+        <w:t xml:space="preserve"> </w:t>
+      </w:r>
+      <w:r>
+        <w:rPr>
+          <w:rFonts w:ascii="Times New Roman" w:hAnsi="Times New Roman"/>
+          <w:color w:val="000000"/>
+          <w:sz w:val="24"/>
+        </w:rPr>
+        <w:t>Тобі́,</w:t>
+      </w:r>
+      <w:r>
+        <w:rPr>
+          <w:rFonts w:ascii="Times New Roman" w:hAnsi="Times New Roman"/>
+          <w:color w:val="000000"/>
+          <w:sz w:val="24"/>
+        </w:rPr>
+        <w:t xml:space="preserve"> </w:t>
+      </w:r>
+      <w:r>
+        <w:rPr>
+          <w:rFonts w:ascii="Times New Roman" w:hAnsi="Times New Roman"/>
+          <w:color w:val="000000"/>
+          <w:sz w:val="24"/>
+        </w:rPr>
+        <w:t>Го́споди.</w:t>
+      </w:r>
+    </w:p>
+    <w:p>
+      <w:pPr>
+        <w:spacing w:after="120"/>
+        <w:rPr>
+          <w:lang w:val="ru-MD"/>
+        </w:rPr>
+      </w:pPr>
+      <w:r>
+        <w:rPr>
+          <w:rFonts w:ascii="Times New Roman" w:eastAsia="Times New Roman" w:hAnsi="Times New Roman" w:cs="Times New Roman"/>
+          <w:sz w:val="24"/>
+          <w:szCs w:val="24"/>
+          <w:u w:val="single"/>
+          <w:lang w:val="ru-MD"/>
+        </w:rPr>
+        <w:t>[Господи, Боже наш, що сонну неміч забрав від на</w:t>
+      </w:r>
+      <w:r>
+        <w:rPr>
+          <w:rFonts w:ascii="Times New Roman" w:eastAsia="Times New Roman" w:hAnsi="Times New Roman" w:cs="Times New Roman"/>
+          <w:sz w:val="24"/>
+          <w:szCs w:val="24"/>
+          <w:u w:val="single"/>
+          <w:lang w:val="ru-MD"/>
+        </w:rPr>
+        <w:t>с і покликав нас візванням святим, щоб і вночі підносити руки наші і прославляти тебе за справедливі твої присуди. Прийми благання наші, моління, визнавання, нічні служби і даруй нам, Боже, віру бездоганну, надію впевнену, любов нелицемірну. Благослови наш</w:t>
+      </w:r>
+      <w:r>
+        <w:rPr>
+          <w:rFonts w:ascii="Times New Roman" w:eastAsia="Times New Roman" w:hAnsi="Times New Roman" w:cs="Times New Roman"/>
+          <w:sz w:val="24"/>
+          <w:szCs w:val="24"/>
+          <w:u w:val="single"/>
+          <w:lang w:val="ru-MD"/>
+        </w:rPr>
+        <w:t>і входи й виходи, вчинки, слова, діла й думки; і дай нам дочекатися початку дня, нам, що хвалять й оспівують, і благословлять добрість твоєї несказанної сили]</w:t>
+      </w:r>
+    </w:p>
+    <w:p>
+      <w:pPr>
+        <w:spacing w:after="120"/>
+        <w:jc w:val="both"/>
+      </w:pPr>
+      <w:r>
+        <w:rPr>
+          <w:rFonts w:ascii="Times New Roman" w:hAnsi="Times New Roman"/>
           <w:i/>
           <w:color w:val="FF0000"/>
           <w:sz w:val="24"/>
-          <w:szCs w:val="24"/>
-          <w:lang w:val="ru-MD"/>
-        </w:rPr>
-        <w:t>Вірні:</w:t>
-      </w:r>
-      <w:r>
-        <w:rPr>
-          <w:rFonts w:ascii="Times New Roman" w:eastAsia="Times New Roman" w:hAnsi="Times New Roman" w:cs="Times New Roman"/>
-          <w:color w:val="000000"/>
-          <w:sz w:val="24"/>
-          <w:szCs w:val="24"/>
-          <w:lang w:val="ru-MD"/>
-        </w:rPr>
-        <w:t xml:space="preserve"> Господи, помилуй.</w:t>
-      </w:r>
-    </w:p>
-    <w:p>
-      <w:pPr>
-        <w:spacing w:after="120"/>
-        <w:rPr>
-          <w:lang w:val="ru-MD"/>
-        </w:rPr>
-      </w:pPr>
-      <w:r>
-        <w:rPr>
-          <w:rFonts w:ascii="Times New Roman" w:eastAsia="Times New Roman" w:hAnsi="Times New Roman" w:cs="Times New Roman"/>
-          <w:color w:val="000000"/>
-          <w:sz w:val="24"/>
-          <w:szCs w:val="24"/>
-          <w:lang w:val="ru-MD"/>
-        </w:rPr>
-        <w:t>Заступи, спаси, помилуй і охорони нас, Боже, твоєю благодаттю.</w:t>
-      </w:r>
-    </w:p>
-    <w:p>
-      <w:pPr>
-        <w:spacing w:after="120"/>
-        <w:rPr>
-          <w:lang w:val="ru-MD"/>
-        </w:rPr>
-      </w:pPr>
-      <w:r>
-        <w:rPr>
-          <w:rFonts w:ascii="Times New Roman" w:eastAsia="Times New Roman" w:hAnsi="Times New Roman" w:cs="Times New Roman"/>
+        </w:rPr>
+        <w:t>Священник:</w:t>
+      </w:r>
+      <w:r>
+        <w:rPr>
+          <w:rFonts w:ascii="Times New Roman" w:hAnsi="Times New Roman"/>
           <w:i/>
           <w:color w:val="FF0000"/>
           <w:sz w:val="24"/>
-          <w:szCs w:val="24"/>
-          <w:lang w:val="ru-MD"/>
-        </w:rPr>
-        <w:t>Вірні:</w:t>
-      </w:r>
-      <w:r>
-        <w:rPr>
-          <w:rFonts w:ascii="Times New Roman" w:eastAsia="Times New Roman" w:hAnsi="Times New Roman" w:cs="Times New Roman"/>
-          <w:color w:val="000000"/>
-          <w:sz w:val="24"/>
-          <w:szCs w:val="24"/>
-          <w:lang w:val="ru-MD"/>
-        </w:rPr>
-        <w:t xml:space="preserve"> Господи, помилуй.</w:t>
-      </w:r>
-    </w:p>
-    <w:p>
-      <w:pPr>
-        <w:spacing w:after="120"/>
-        <w:rPr>
-          <w:lang w:val="ru-MD"/>
-        </w:rPr>
-      </w:pPr>
-      <w:r>
-        <w:rPr>
-          <w:rFonts w:ascii="Times New Roman" w:eastAsia="Times New Roman" w:hAnsi="Times New Roman" w:cs="Times New Roman"/>
-          <w:color w:val="000000"/>
-          <w:sz w:val="24"/>
-          <w:szCs w:val="24"/>
-          <w:lang w:val="ru-MD"/>
-        </w:rPr>
-        <w:t>Пресвяту, пречисту, преблагословенну, славну Владичицю нашу Богородицю і приснодіву Марію, з усіма святими пом'янувши, самі себе, і один одного, і все життя наше Христу Богові віддаймо.</w:t>
-      </w:r>
-    </w:p>
-    <w:p>
-      <w:pPr>
-        <w:spacing w:after="120"/>
-        <w:rPr>
-          <w:lang w:val="ru-MD"/>
-        </w:rPr>
-      </w:pPr>
-      <w:r>
-        <w:rPr>
-          <w:rFonts w:ascii="Times New Roman" w:eastAsia="Times New Roman" w:hAnsi="Times New Roman" w:cs="Times New Roman"/>
-          <w:i/>
-          <w:color w:val="FF0000"/>
-          <w:sz w:val="24"/>
-          <w:szCs w:val="24"/>
-          <w:lang w:val="ru-MD"/>
-        </w:rPr>
-        <w:t>Вірні:</w:t>
-      </w:r>
-      <w:r>
-        <w:rPr>
-          <w:rFonts w:ascii="Times New Roman" w:eastAsia="Times New Roman" w:hAnsi="Times New Roman" w:cs="Times New Roman"/>
-          <w:color w:val="000000"/>
-          <w:sz w:val="24"/>
-          <w:szCs w:val="24"/>
-          <w:lang w:val="ru-MD"/>
-        </w:rPr>
-        <w:t xml:space="preserve"> Тобі, Господи.</w:t>
-      </w:r>
-    </w:p>
-    <w:p>
-      <w:pPr>
-        <w:spacing w:after="120"/>
-        <w:rPr>
-          <w:lang w:val="ru-MD"/>
-        </w:rPr>
-      </w:pPr>
-      <w:r>
-        <w:rPr>
-          <w:rFonts w:ascii="Times New Roman" w:eastAsia="Times New Roman" w:hAnsi="Times New Roman" w:cs="Times New Roman"/>
-          <w:sz w:val="24"/>
-          <w:szCs w:val="24"/>
-          <w:u w:val="single"/>
-          <w:lang w:val="ru-MD"/>
-        </w:rPr>
-        <w:t>[Господи, Боже наш, що сонну неміч забрав від на</w:t>
-      </w:r>
-      <w:r>
-        <w:rPr>
-          <w:rFonts w:ascii="Times New Roman" w:eastAsia="Times New Roman" w:hAnsi="Times New Roman" w:cs="Times New Roman"/>
-          <w:sz w:val="24"/>
-          <w:szCs w:val="24"/>
-          <w:u w:val="single"/>
-          <w:lang w:val="ru-MD"/>
-        </w:rPr>
-        <w:t>с і покликав нас візванням святим, щоб і вночі підносити руки наші і прославляти тебе за справедливі твої присуди. Прийми благання наші, моління, визнавання, нічні служби і даруй нам, Боже, віру бездоганну, надію впевнену, любов нелицемірну. Благослови наш</w:t>
-      </w:r>
-      <w:r>
-        <w:rPr>
-          <w:rFonts w:ascii="Times New Roman" w:eastAsia="Times New Roman" w:hAnsi="Times New Roman" w:cs="Times New Roman"/>
-          <w:sz w:val="24"/>
-          <w:szCs w:val="24"/>
-          <w:u w:val="single"/>
-          <w:lang w:val="ru-MD"/>
-        </w:rPr>
-        <w:t>і входи й виходи, вчинки, слова, діла й думки; і дай нам дочекатися початку дня, нам, що хвалять й оспівують, і благословлять добрість твоєї несказанної сили]</w:t>
-      </w:r>
-    </w:p>
-    <w:p>
-      <w:pPr>
-        <w:spacing w:after="120"/>
-        <w:rPr>
-          <w:lang w:val="ru-MD"/>
-        </w:rPr>
-      </w:pPr>
-      <w:r>
-        <w:rPr>
-          <w:rFonts w:ascii="Times New Roman" w:eastAsia="Times New Roman" w:hAnsi="Times New Roman" w:cs="Times New Roman"/>
-          <w:i/>
-          <w:color w:val="FF0000"/>
-          <w:sz w:val="24"/>
-          <w:szCs w:val="24"/>
-          <w:lang w:val="ru-MD"/>
-        </w:rPr>
-        <w:t>Священик:</w:t>
-      </w:r>
-      <w:r>
-        <w:rPr>
-          <w:rFonts w:ascii="Times New Roman" w:eastAsia="Times New Roman" w:hAnsi="Times New Roman" w:cs="Times New Roman"/>
-          <w:i/>
-          <w:color w:val="FF0000"/>
-          <w:sz w:val="24"/>
-          <w:szCs w:val="24"/>
-        </w:rPr>
-        <w:t> </w:t>
-      </w:r>
-      <w:r>
-        <w:rPr>
-          <w:rFonts w:ascii="Times New Roman" w:eastAsia="Times New Roman" w:hAnsi="Times New Roman" w:cs="Times New Roman"/>
-          <w:color w:val="000000"/>
-          <w:sz w:val="24"/>
-          <w:szCs w:val="24"/>
-          <w:lang w:val="ru-MD"/>
-        </w:rPr>
-        <w:t>Бо Ти Бог наш і Тобі славу возсилаємо: Отцю, і Сину, і Святому Духові</w:t>
-      </w:r>
-      <w:r>
-        <w:rPr>
-          <w:rFonts w:ascii="Times New Roman" w:eastAsia="Times New Roman" w:hAnsi="Times New Roman" w:cs="Times New Roman"/>
-          <w:sz w:val="24"/>
-          <w:szCs w:val="24"/>
-          <w:lang w:val="ru-MD"/>
-        </w:rPr>
-        <w:t>, нині і повсякчас</w:t>
-      </w:r>
-      <w:r>
-        <w:rPr>
-          <w:rFonts w:ascii="Times New Roman" w:eastAsia="Times New Roman" w:hAnsi="Times New Roman" w:cs="Times New Roman"/>
-          <w:sz w:val="24"/>
-          <w:szCs w:val="24"/>
-          <w:lang w:val="ru-MD"/>
-        </w:rPr>
-        <w:t>, і на віки віків.</w:t>
+        </w:rPr>
+        <w:t xml:space="preserve"> </w:t>
+      </w:r>
+      <w:r>
+        <w:rPr>
+          <w:rFonts w:ascii="Times New Roman" w:hAnsi="Times New Roman"/>
+          <w:color w:val="000000"/>
+          <w:sz w:val="24"/>
+        </w:rPr>
+        <w:t>Бо</w:t>
+      </w:r>
+      <w:r>
+        <w:rPr>
+          <w:rFonts w:ascii="Times New Roman" w:hAnsi="Times New Roman"/>
+          <w:color w:val="000000"/>
+          <w:sz w:val="24"/>
+        </w:rPr>
+        <w:t xml:space="preserve"> </w:t>
+      </w:r>
+      <w:r>
+        <w:rPr>
+          <w:rFonts w:ascii="Times New Roman" w:hAnsi="Times New Roman"/>
+          <w:color w:val="000000"/>
+          <w:sz w:val="24"/>
+        </w:rPr>
+        <w:t>Ти</w:t>
+      </w:r>
+      <w:r>
+        <w:rPr>
+          <w:rFonts w:ascii="Times New Roman" w:hAnsi="Times New Roman"/>
+          <w:color w:val="000000"/>
+          <w:sz w:val="24"/>
+        </w:rPr>
+        <w:t xml:space="preserve"> </w:t>
+      </w:r>
+      <w:r>
+        <w:rPr>
+          <w:rFonts w:ascii="Times New Roman" w:hAnsi="Times New Roman"/>
+          <w:color w:val="000000"/>
+          <w:sz w:val="24"/>
+        </w:rPr>
+        <w:t>Бог</w:t>
+      </w:r>
+      <w:r>
+        <w:rPr>
+          <w:rFonts w:ascii="Times New Roman" w:hAnsi="Times New Roman"/>
+          <w:color w:val="000000"/>
+          <w:sz w:val="24"/>
+        </w:rPr>
+        <w:t xml:space="preserve"> </w:t>
+      </w:r>
+      <w:r>
+        <w:rPr>
+          <w:rFonts w:ascii="Times New Roman" w:hAnsi="Times New Roman"/>
+          <w:color w:val="000000"/>
+          <w:sz w:val="24"/>
+        </w:rPr>
+        <w:t>наш</w:t>
+      </w:r>
+      <w:r>
+        <w:rPr>
+          <w:rFonts w:ascii="Times New Roman" w:hAnsi="Times New Roman"/>
+          <w:color w:val="000000"/>
+          <w:sz w:val="24"/>
+        </w:rPr>
+        <w:t xml:space="preserve"> </w:t>
+      </w:r>
+      <w:r>
+        <w:rPr>
+          <w:rFonts w:ascii="Times New Roman" w:hAnsi="Times New Roman"/>
+          <w:color w:val="000000"/>
+          <w:sz w:val="24"/>
+        </w:rPr>
+        <w:t>і</w:t>
+      </w:r>
+      <w:r>
+        <w:rPr>
+          <w:rFonts w:ascii="Times New Roman" w:hAnsi="Times New Roman"/>
+          <w:color w:val="000000"/>
+          <w:sz w:val="24"/>
+        </w:rPr>
+        <w:t xml:space="preserve"> </w:t>
+      </w:r>
+      <w:r>
+        <w:rPr>
+          <w:rFonts w:ascii="Times New Roman" w:hAnsi="Times New Roman"/>
+          <w:color w:val="000000"/>
+          <w:sz w:val="24"/>
+        </w:rPr>
+        <w:t>Тобі</w:t>
+      </w:r>
+      <w:r>
+        <w:rPr>
+          <w:rFonts w:ascii="Times New Roman" w:hAnsi="Times New Roman"/>
+          <w:color w:val="000000"/>
+          <w:sz w:val="24"/>
+        </w:rPr>
+        <w:t xml:space="preserve"> </w:t>
+      </w:r>
+      <w:r>
+        <w:rPr>
+          <w:rFonts w:ascii="Times New Roman" w:hAnsi="Times New Roman"/>
+          <w:color w:val="000000"/>
+          <w:sz w:val="24"/>
+        </w:rPr>
+        <w:t>славу</w:t>
+      </w:r>
+      <w:r>
+        <w:rPr>
+          <w:rFonts w:ascii="Times New Roman" w:hAnsi="Times New Roman"/>
+          <w:color w:val="000000"/>
+          <w:sz w:val="24"/>
+        </w:rPr>
+        <w:t xml:space="preserve"> </w:t>
+      </w:r>
+      <w:r>
+        <w:rPr>
+          <w:rFonts w:ascii="Times New Roman" w:hAnsi="Times New Roman"/>
+          <w:color w:val="000000"/>
+          <w:sz w:val="24"/>
+        </w:rPr>
+        <w:t>возсилаємо:</w:t>
+      </w:r>
+      <w:r>
+        <w:rPr>
+          <w:rFonts w:ascii="Times New Roman" w:hAnsi="Times New Roman"/>
+          <w:color w:val="000000"/>
+          <w:sz w:val="24"/>
+        </w:rPr>
+        <w:t xml:space="preserve"> </w:t>
+      </w:r>
+      <w:r>
+        <w:rPr>
+          <w:rFonts w:ascii="Times New Roman" w:hAnsi="Times New Roman"/>
+          <w:color w:val="000000"/>
+          <w:sz w:val="24"/>
+        </w:rPr>
+        <w:t>Отцю,</w:t>
+      </w:r>
+      <w:r>
+        <w:rPr>
+          <w:rFonts w:ascii="Times New Roman" w:hAnsi="Times New Roman"/>
+          <w:color w:val="000000"/>
+          <w:sz w:val="24"/>
+        </w:rPr>
+        <w:t xml:space="preserve"> </w:t>
+      </w:r>
+      <w:r>
+        <w:rPr>
+          <w:rFonts w:ascii="Times New Roman" w:hAnsi="Times New Roman"/>
+          <w:color w:val="000000"/>
+          <w:sz w:val="24"/>
+        </w:rPr>
+        <w:t>і</w:t>
+      </w:r>
+      <w:r>
+        <w:rPr>
+          <w:rFonts w:ascii="Times New Roman" w:hAnsi="Times New Roman"/>
+          <w:color w:val="000000"/>
+          <w:sz w:val="24"/>
+        </w:rPr>
+        <w:t xml:space="preserve"> </w:t>
+      </w:r>
+      <w:r>
+        <w:rPr>
+          <w:rFonts w:ascii="Times New Roman" w:hAnsi="Times New Roman"/>
+          <w:color w:val="000000"/>
+          <w:sz w:val="24"/>
+        </w:rPr>
+        <w:t>Сину,</w:t>
+      </w:r>
+      <w:r>
+        <w:rPr>
+          <w:rFonts w:ascii="Times New Roman" w:hAnsi="Times New Roman"/>
+          <w:color w:val="000000"/>
+          <w:sz w:val="24"/>
+        </w:rPr>
+        <w:t xml:space="preserve"> </w:t>
+      </w:r>
+      <w:r>
+        <w:rPr>
+          <w:rFonts w:ascii="Times New Roman" w:hAnsi="Times New Roman"/>
+          <w:color w:val="000000"/>
+          <w:sz w:val="24"/>
+        </w:rPr>
+        <w:t>і</w:t>
+      </w:r>
+      <w:r>
+        <w:rPr>
+          <w:rFonts w:ascii="Times New Roman" w:hAnsi="Times New Roman"/>
+          <w:color w:val="000000"/>
+          <w:sz w:val="24"/>
+        </w:rPr>
+        <w:t xml:space="preserve"> </w:t>
+      </w:r>
+      <w:r>
+        <w:rPr>
+          <w:rFonts w:ascii="Times New Roman" w:hAnsi="Times New Roman"/>
+          <w:color w:val="000000"/>
+          <w:sz w:val="24"/>
+        </w:rPr>
+        <w:t>Святому</w:t>
+      </w:r>
+      <w:r>
+        <w:rPr>
+          <w:rFonts w:ascii="Times New Roman" w:hAnsi="Times New Roman"/>
+          <w:color w:val="000000"/>
+          <w:sz w:val="24"/>
+        </w:rPr>
+        <w:t xml:space="preserve"> </w:t>
+      </w:r>
+      <w:r>
+        <w:rPr>
+          <w:rFonts w:ascii="Times New Roman" w:hAnsi="Times New Roman"/>
+          <w:color w:val="000000"/>
+          <w:sz w:val="24"/>
+        </w:rPr>
+        <w:t>Духові</w:t>
+      </w:r>
+      <w:r>
+        <w:rPr>
+          <w:rFonts w:ascii="Times New Roman" w:hAnsi="Times New Roman"/>
+          <w:sz w:val="24"/>
+        </w:rPr>
+        <w:t>,</w:t>
+      </w:r>
+      <w:r>
+        <w:rPr>
+          <w:rFonts w:ascii="Times New Roman" w:hAnsi="Times New Roman"/>
+          <w:sz w:val="24"/>
+        </w:rPr>
+        <w:t xml:space="preserve"> </w:t>
+      </w:r>
+      <w:r>
+        <w:rPr>
+          <w:rFonts w:ascii="Times New Roman" w:hAnsi="Times New Roman"/>
+          <w:sz w:val="24"/>
+        </w:rPr>
+        <w:t>нині,</w:t>
+      </w:r>
+      <w:r>
+        <w:rPr>
+          <w:rFonts w:ascii="Times New Roman" w:hAnsi="Times New Roman"/>
+          <w:sz w:val="24"/>
+        </w:rPr>
+        <w:t xml:space="preserve"> </w:t>
+      </w:r>
+      <w:r>
+        <w:rPr>
+          <w:rFonts w:ascii="Times New Roman" w:hAnsi="Times New Roman"/>
+          <w:sz w:val="24"/>
+        </w:rPr>
+        <w:t>і</w:t>
+      </w:r>
+      <w:r>
+        <w:rPr>
+          <w:rFonts w:ascii="Times New Roman" w:hAnsi="Times New Roman"/>
+          <w:sz w:val="24"/>
+        </w:rPr>
+        <w:t xml:space="preserve"> </w:t>
+      </w:r>
+      <w:r>
+        <w:rPr>
+          <w:rFonts w:ascii="Times New Roman" w:hAnsi="Times New Roman"/>
+          <w:sz w:val="24"/>
+        </w:rPr>
+        <w:t>повсякчас,</w:t>
+      </w:r>
+      <w:r>
+        <w:rPr>
+          <w:rFonts w:ascii="Times New Roman" w:hAnsi="Times New Roman"/>
+          <w:sz w:val="24"/>
+        </w:rPr>
+        <w:t xml:space="preserve"> </w:t>
+      </w:r>
+      <w:r>
+        <w:rPr>
+          <w:rFonts w:ascii="Times New Roman" w:hAnsi="Times New Roman"/>
+          <w:sz w:val="24"/>
+        </w:rPr>
+        <w:t>і</w:t>
+      </w:r>
+      <w:r>
+        <w:rPr>
+          <w:rFonts w:ascii="Times New Roman" w:hAnsi="Times New Roman"/>
+          <w:sz w:val="24"/>
+        </w:rPr>
+        <w:t xml:space="preserve"> </w:t>
+      </w:r>
+      <w:r>
+        <w:rPr>
+          <w:rFonts w:ascii="Times New Roman" w:hAnsi="Times New Roman"/>
+          <w:sz w:val="24"/>
+        </w:rPr>
+        <w:t>на</w:t>
+      </w:r>
+      <w:r>
+        <w:rPr>
+          <w:rFonts w:ascii="Times New Roman" w:hAnsi="Times New Roman"/>
+          <w:sz w:val="24"/>
+        </w:rPr>
+        <w:t xml:space="preserve"> </w:t>
+      </w:r>
+      <w:r>
+        <w:rPr>
+          <w:rFonts w:ascii="Times New Roman" w:hAnsi="Times New Roman"/>
+          <w:sz w:val="24"/>
+        </w:rPr>
+        <w:t>віки</w:t>
+      </w:r>
+      <w:r>
+        <w:rPr>
+          <w:rFonts w:ascii="Times New Roman" w:hAnsi="Times New Roman"/>
+          <w:sz w:val="24"/>
+        </w:rPr>
+        <w:t xml:space="preserve"> </w:t>
+      </w:r>
+      <w:r>
+        <w:rPr>
+          <w:rFonts w:ascii="Times New Roman" w:hAnsi="Times New Roman"/>
+          <w:sz w:val="24"/>
+        </w:rPr>
+        <w:t>віків.</w:t>
       </w:r>
     </w:p>
     <w:p>
@@ -14393,239 +15324,1258 @@
     <w:p>
       <w:pPr>
         <w:spacing w:after="120"/>
-        <w:rPr>
-          <w:lang w:val="ru-MD"/>
-        </w:rPr>
-      </w:pPr>
-      <w:r>
-        <w:rPr>
-          <w:rFonts w:ascii="Times New Roman" w:eastAsia="Times New Roman" w:hAnsi="Times New Roman" w:cs="Times New Roman"/>
-          <w:color w:val="000000"/>
-          <w:sz w:val="24"/>
-          <w:szCs w:val="24"/>
-          <w:lang w:val="ru-MD"/>
-        </w:rPr>
-        <w:t>Ще і ще в мирі Господеві помолімся.</w:t>
-      </w:r>
-    </w:p>
-    <w:p>
-      <w:pPr>
-        <w:spacing w:after="120"/>
-        <w:rPr>
-          <w:lang w:val="ru-MD"/>
-        </w:rPr>
-      </w:pPr>
-      <w:r>
-        <w:rPr>
-          <w:rFonts w:ascii="Times New Roman" w:eastAsia="Times New Roman" w:hAnsi="Times New Roman" w:cs="Times New Roman"/>
+      </w:pPr>
+      <w:r>
+        <w:rPr>
+          <w:rFonts w:ascii="Times New Roman" w:hAnsi="Times New Roman"/>
+          <w:color w:val="000000"/>
+          <w:sz w:val="24"/>
+        </w:rPr>
+        <w:t>Ще</w:t>
+      </w:r>
+      <w:r>
+        <w:rPr>
+          <w:rFonts w:ascii="Times New Roman" w:hAnsi="Times New Roman"/>
+          <w:color w:val="000000"/>
+          <w:sz w:val="24"/>
+        </w:rPr>
+        <w:t xml:space="preserve"> </w:t>
+      </w:r>
+      <w:r>
+        <w:rPr>
+          <w:rFonts w:ascii="Times New Roman" w:hAnsi="Times New Roman"/>
+          <w:color w:val="000000"/>
+          <w:sz w:val="24"/>
+        </w:rPr>
+        <w:t>і</w:t>
+      </w:r>
+      <w:r>
+        <w:rPr>
+          <w:rFonts w:ascii="Times New Roman" w:hAnsi="Times New Roman"/>
+          <w:color w:val="000000"/>
+          <w:sz w:val="24"/>
+        </w:rPr>
+        <w:t xml:space="preserve"> </w:t>
+      </w:r>
+      <w:r>
+        <w:rPr>
+          <w:rFonts w:ascii="Times New Roman" w:hAnsi="Times New Roman"/>
+          <w:color w:val="000000"/>
+          <w:sz w:val="24"/>
+        </w:rPr>
+        <w:t>ще</w:t>
+      </w:r>
+      <w:r>
+        <w:rPr>
+          <w:rFonts w:ascii="Times New Roman" w:hAnsi="Times New Roman"/>
+          <w:color w:val="000000"/>
+          <w:sz w:val="24"/>
+        </w:rPr>
+        <w:t xml:space="preserve"> </w:t>
+      </w:r>
+      <w:r>
+        <w:rPr>
+          <w:rFonts w:ascii="Times New Roman" w:hAnsi="Times New Roman"/>
+          <w:color w:val="000000"/>
+          <w:sz w:val="24"/>
+        </w:rPr>
+        <w:t>в</w:t>
+      </w:r>
+      <w:r>
+        <w:rPr>
+          <w:rFonts w:ascii="Times New Roman" w:hAnsi="Times New Roman"/>
+          <w:color w:val="000000"/>
+          <w:sz w:val="24"/>
+        </w:rPr>
+        <w:t xml:space="preserve"> </w:t>
+      </w:r>
+      <w:r>
+        <w:rPr>
+          <w:rFonts w:ascii="Times New Roman" w:hAnsi="Times New Roman"/>
+          <w:color w:val="000000"/>
+          <w:sz w:val="24"/>
+        </w:rPr>
+        <w:t>мирі</w:t>
+      </w:r>
+      <w:r>
+        <w:rPr>
+          <w:rFonts w:ascii="Times New Roman" w:hAnsi="Times New Roman"/>
+          <w:color w:val="000000"/>
+          <w:sz w:val="24"/>
+        </w:rPr>
+        <w:t xml:space="preserve"> </w:t>
+      </w:r>
+      <w:r>
+        <w:rPr>
+          <w:rFonts w:ascii="Times New Roman" w:hAnsi="Times New Roman"/>
+          <w:color w:val="000000"/>
+          <w:sz w:val="24"/>
+        </w:rPr>
+        <w:t>Господеві</w:t>
+      </w:r>
+      <w:r>
+        <w:rPr>
+          <w:rFonts w:ascii="Times New Roman" w:hAnsi="Times New Roman"/>
+          <w:color w:val="000000"/>
+          <w:sz w:val="24"/>
+        </w:rPr>
+        <w:t xml:space="preserve"> </w:t>
+      </w:r>
+      <w:r>
+        <w:rPr>
+          <w:rFonts w:ascii="Times New Roman" w:hAnsi="Times New Roman"/>
+          <w:color w:val="000000"/>
+          <w:sz w:val="24"/>
+        </w:rPr>
+        <w:t>помолімся.</w:t>
+      </w:r>
+    </w:p>
+    <w:p>
+      <w:pPr>
+        <w:spacing w:after="120"/>
+      </w:pPr>
+      <w:r>
+        <w:rPr>
+          <w:rFonts w:ascii="Times New Roman" w:hAnsi="Times New Roman"/>
+          <w:i/>
+          <w:color w:val="FF4400"/>
+          <w:sz w:val="24"/>
+        </w:rPr>
+        <w:t>Вірні:</w:t>
+      </w:r>
+      <w:r>
+        <w:rPr>
+          <w:rFonts w:ascii="Times New Roman" w:hAnsi="Times New Roman"/>
+          <w:color w:val="000000"/>
+          <w:sz w:val="24"/>
+        </w:rPr>
+        <w:t xml:space="preserve"> </w:t>
+      </w:r>
+      <w:r>
+        <w:rPr>
+          <w:rFonts w:ascii="Times New Roman" w:hAnsi="Times New Roman"/>
+          <w:color w:val="000000"/>
+          <w:sz w:val="24"/>
+        </w:rPr>
+        <w:t>Го́споди,</w:t>
+      </w:r>
+      <w:r>
+        <w:rPr>
+          <w:rFonts w:ascii="Times New Roman" w:hAnsi="Times New Roman"/>
+          <w:color w:val="000000"/>
+          <w:sz w:val="24"/>
+        </w:rPr>
+        <w:t xml:space="preserve"> </w:t>
+      </w:r>
+      <w:r>
+        <w:rPr>
+          <w:rFonts w:ascii="Times New Roman" w:hAnsi="Times New Roman"/>
+          <w:color w:val="000000"/>
+          <w:sz w:val="24"/>
+        </w:rPr>
+        <w:t>поми́луй.</w:t>
+      </w:r>
+    </w:p>
+    <w:p>
+      <w:pPr>
+        <w:spacing w:after="120"/>
+      </w:pPr>
+      <w:r>
+        <w:rPr>
+          <w:rFonts w:ascii="Times New Roman" w:hAnsi="Times New Roman"/>
+          <w:sz w:val="24"/>
+        </w:rPr>
+        <w:t>Заступи,</w:t>
+      </w:r>
+      <w:r>
+        <w:rPr>
+          <w:rFonts w:ascii="Times New Roman" w:hAnsi="Times New Roman"/>
+          <w:sz w:val="24"/>
+        </w:rPr>
+        <w:t xml:space="preserve"> </w:t>
+      </w:r>
+      <w:r>
+        <w:rPr>
+          <w:rFonts w:ascii="Times New Roman" w:hAnsi="Times New Roman"/>
+          <w:sz w:val="24"/>
+        </w:rPr>
+        <w:t>спаси,</w:t>
+      </w:r>
+      <w:r>
+        <w:rPr>
+          <w:rFonts w:ascii="Times New Roman" w:hAnsi="Times New Roman"/>
+          <w:sz w:val="24"/>
+        </w:rPr>
+        <w:t xml:space="preserve"> </w:t>
+      </w:r>
+      <w:r>
+        <w:rPr>
+          <w:rFonts w:ascii="Times New Roman" w:hAnsi="Times New Roman"/>
+          <w:sz w:val="24"/>
+        </w:rPr>
+        <w:t>помилуй</w:t>
+      </w:r>
+      <w:r>
+        <w:rPr>
+          <w:rFonts w:ascii="Times New Roman" w:hAnsi="Times New Roman"/>
+          <w:sz w:val="24"/>
+        </w:rPr>
+        <w:t xml:space="preserve"> </w:t>
+      </w:r>
+      <w:r>
+        <w:rPr>
+          <w:rFonts w:ascii="Times New Roman" w:hAnsi="Times New Roman"/>
+          <w:sz w:val="24"/>
+        </w:rPr>
+        <w:t>і</w:t>
+      </w:r>
+      <w:r>
+        <w:rPr>
+          <w:rFonts w:ascii="Times New Roman" w:hAnsi="Times New Roman"/>
+          <w:sz w:val="24"/>
+        </w:rPr>
+        <w:t xml:space="preserve"> </w:t>
+      </w:r>
+      <w:r>
+        <w:rPr>
+          <w:rFonts w:ascii="Times New Roman" w:hAnsi="Times New Roman"/>
+          <w:sz w:val="24"/>
+        </w:rPr>
+        <w:t>охорони</w:t>
+      </w:r>
+      <w:r>
+        <w:rPr>
+          <w:rFonts w:ascii="Times New Roman" w:hAnsi="Times New Roman"/>
+          <w:sz w:val="24"/>
+        </w:rPr>
+        <w:t xml:space="preserve"> </w:t>
+      </w:r>
+      <w:r>
+        <w:rPr>
+          <w:rFonts w:ascii="Times New Roman" w:hAnsi="Times New Roman"/>
+          <w:sz w:val="24"/>
+        </w:rPr>
+        <w:t>нас,</w:t>
+      </w:r>
+      <w:r>
+        <w:rPr>
+          <w:rFonts w:ascii="Times New Roman" w:hAnsi="Times New Roman"/>
+          <w:sz w:val="24"/>
+        </w:rPr>
+        <w:t xml:space="preserve"> </w:t>
+      </w:r>
+      <w:r>
+        <w:rPr>
+          <w:rFonts w:ascii="Times New Roman" w:hAnsi="Times New Roman"/>
+          <w:sz w:val="24"/>
+        </w:rPr>
+        <w:t>Боже,</w:t>
+      </w:r>
+      <w:r>
+        <w:rPr>
+          <w:rFonts w:ascii="Times New Roman" w:hAnsi="Times New Roman"/>
+          <w:sz w:val="24"/>
+        </w:rPr>
+        <w:t xml:space="preserve"> </w:t>
+      </w:r>
+      <w:r>
+        <w:rPr>
+          <w:rFonts w:ascii="Times New Roman" w:hAnsi="Times New Roman"/>
+          <w:sz w:val="24"/>
+        </w:rPr>
+        <w:t>Твоєю</w:t>
+      </w:r>
+      <w:r>
+        <w:rPr>
+          <w:rFonts w:ascii="Times New Roman" w:hAnsi="Times New Roman"/>
+          <w:sz w:val="24"/>
+        </w:rPr>
+        <w:t xml:space="preserve"> </w:t>
+      </w:r>
+      <w:r>
+        <w:rPr>
+          <w:rFonts w:ascii="Times New Roman" w:hAnsi="Times New Roman"/>
+          <w:sz w:val="24"/>
+        </w:rPr>
+        <w:t>благодаттю</w:t>
+      </w:r>
+    </w:p>
+    <w:p>
+      <w:pPr>
+        <w:spacing w:after="120"/>
+      </w:pPr>
+      <w:r>
+        <w:rPr>
+          <w:rFonts w:ascii="Times New Roman" w:hAnsi="Times New Roman"/>
+          <w:i/>
+          <w:color w:val="FF4400"/>
+          <w:sz w:val="24"/>
+        </w:rPr>
+        <w:t>Вірні:</w:t>
+      </w:r>
+      <w:r>
+        <w:rPr>
+          <w:rFonts w:ascii="Times New Roman" w:hAnsi="Times New Roman"/>
+          <w:color w:val="000000"/>
+          <w:sz w:val="24"/>
+        </w:rPr>
+        <w:t xml:space="preserve"> </w:t>
+      </w:r>
+      <w:r>
+        <w:rPr>
+          <w:rFonts w:ascii="Times New Roman" w:hAnsi="Times New Roman"/>
+          <w:color w:val="000000"/>
+          <w:sz w:val="24"/>
+        </w:rPr>
+        <w:t>Го́споди,</w:t>
+      </w:r>
+      <w:r>
+        <w:rPr>
+          <w:rFonts w:ascii="Times New Roman" w:hAnsi="Times New Roman"/>
+          <w:color w:val="000000"/>
+          <w:sz w:val="24"/>
+        </w:rPr>
+        <w:t xml:space="preserve"> </w:t>
+      </w:r>
+      <w:r>
+        <w:rPr>
+          <w:rFonts w:ascii="Times New Roman" w:hAnsi="Times New Roman"/>
+          <w:color w:val="000000"/>
+          <w:sz w:val="24"/>
+        </w:rPr>
+        <w:t>поми́луй.</w:t>
+      </w:r>
+    </w:p>
+    <w:p>
+      <w:pPr>
+        <w:spacing w:after="120"/>
+      </w:pPr>
+      <w:r>
+        <w:rPr>
+          <w:rFonts w:ascii="Times New Roman" w:hAnsi="Times New Roman"/>
+          <w:color w:val="000000"/>
+          <w:sz w:val="24"/>
+        </w:rPr>
+        <w:t>Пресвяту,</w:t>
+      </w:r>
+      <w:r>
+        <w:rPr>
+          <w:rFonts w:ascii="Times New Roman" w:hAnsi="Times New Roman"/>
+          <w:color w:val="000000"/>
+          <w:sz w:val="24"/>
+        </w:rPr>
+        <w:t xml:space="preserve"> </w:t>
+      </w:r>
+      <w:r>
+        <w:rPr>
+          <w:rFonts w:ascii="Times New Roman" w:hAnsi="Times New Roman"/>
+          <w:color w:val="000000"/>
+          <w:sz w:val="24"/>
+        </w:rPr>
+        <w:t>пречисту,</w:t>
+      </w:r>
+      <w:r>
+        <w:rPr>
+          <w:rFonts w:ascii="Times New Roman" w:hAnsi="Times New Roman"/>
+          <w:color w:val="000000"/>
+          <w:sz w:val="24"/>
+        </w:rPr>
+        <w:t xml:space="preserve"> </w:t>
+      </w:r>
+      <w:r>
+        <w:rPr>
+          <w:rFonts w:ascii="Times New Roman" w:hAnsi="Times New Roman"/>
+          <w:color w:val="000000"/>
+          <w:sz w:val="24"/>
+        </w:rPr>
+        <w:t>преблагословенну,</w:t>
+      </w:r>
+      <w:r>
+        <w:rPr>
+          <w:rFonts w:ascii="Times New Roman" w:hAnsi="Times New Roman"/>
+          <w:color w:val="000000"/>
+          <w:sz w:val="24"/>
+        </w:rPr>
+        <w:t xml:space="preserve"> </w:t>
+      </w:r>
+      <w:r>
+        <w:rPr>
+          <w:rFonts w:ascii="Times New Roman" w:hAnsi="Times New Roman"/>
+          <w:color w:val="000000"/>
+          <w:sz w:val="24"/>
+        </w:rPr>
+        <w:t>славну</w:t>
+      </w:r>
+      <w:r>
+        <w:rPr>
+          <w:rFonts w:ascii="Times New Roman" w:hAnsi="Times New Roman"/>
+          <w:color w:val="000000"/>
+          <w:sz w:val="24"/>
+        </w:rPr>
+        <w:t xml:space="preserve"> </w:t>
+      </w:r>
+      <w:r>
+        <w:rPr>
+          <w:rFonts w:ascii="Times New Roman" w:hAnsi="Times New Roman"/>
+          <w:color w:val="000000"/>
+          <w:sz w:val="24"/>
+        </w:rPr>
+        <w:t>Владичицю</w:t>
+      </w:r>
+      <w:r>
+        <w:rPr>
+          <w:rFonts w:ascii="Times New Roman" w:hAnsi="Times New Roman"/>
+          <w:color w:val="000000"/>
+          <w:sz w:val="24"/>
+        </w:rPr>
+        <w:t xml:space="preserve"> </w:t>
+      </w:r>
+      <w:r>
+        <w:rPr>
+          <w:rFonts w:ascii="Times New Roman" w:hAnsi="Times New Roman"/>
+          <w:color w:val="000000"/>
+          <w:sz w:val="24"/>
+        </w:rPr>
+        <w:t>нашу</w:t>
+      </w:r>
+      <w:r>
+        <w:rPr>
+          <w:rFonts w:ascii="Times New Roman" w:hAnsi="Times New Roman"/>
+          <w:color w:val="000000"/>
+          <w:sz w:val="24"/>
+        </w:rPr>
+        <w:t xml:space="preserve"> </w:t>
+      </w:r>
+      <w:r>
+        <w:rPr>
+          <w:rFonts w:ascii="Times New Roman" w:hAnsi="Times New Roman"/>
+          <w:color w:val="000000"/>
+          <w:sz w:val="24"/>
+        </w:rPr>
+        <w:t>Богородицю</w:t>
+      </w:r>
+      <w:r>
+        <w:rPr>
+          <w:rFonts w:ascii="Times New Roman" w:hAnsi="Times New Roman"/>
+          <w:color w:val="000000"/>
+          <w:sz w:val="24"/>
+        </w:rPr>
+        <w:t xml:space="preserve"> </w:t>
+      </w:r>
+      <w:r>
+        <w:rPr>
+          <w:rFonts w:ascii="Times New Roman" w:hAnsi="Times New Roman"/>
+          <w:color w:val="000000"/>
+          <w:sz w:val="24"/>
+        </w:rPr>
+        <w:t>і</w:t>
+      </w:r>
+      <w:r>
+        <w:rPr>
+          <w:rFonts w:ascii="Times New Roman" w:hAnsi="Times New Roman"/>
+          <w:color w:val="000000"/>
+          <w:sz w:val="24"/>
+        </w:rPr>
+        <w:t xml:space="preserve"> </w:t>
+      </w:r>
+      <w:r>
+        <w:rPr>
+          <w:rFonts w:ascii="Times New Roman" w:hAnsi="Times New Roman"/>
+          <w:color w:val="000000"/>
+          <w:sz w:val="24"/>
+        </w:rPr>
+        <w:t>приснодіву</w:t>
+      </w:r>
+      <w:r>
+        <w:rPr>
+          <w:rFonts w:ascii="Times New Roman" w:hAnsi="Times New Roman"/>
+          <w:color w:val="000000"/>
+          <w:sz w:val="24"/>
+        </w:rPr>
+        <w:t xml:space="preserve"> </w:t>
+      </w:r>
+      <w:r>
+        <w:rPr>
+          <w:rFonts w:ascii="Times New Roman" w:hAnsi="Times New Roman"/>
+          <w:color w:val="000000"/>
+          <w:sz w:val="24"/>
+        </w:rPr>
+        <w:t>Марію,</w:t>
+      </w:r>
+      <w:r>
+        <w:rPr>
+          <w:rFonts w:ascii="Times New Roman" w:hAnsi="Times New Roman"/>
+          <w:color w:val="000000"/>
+          <w:sz w:val="24"/>
+        </w:rPr>
+        <w:t xml:space="preserve"> </w:t>
+      </w:r>
+      <w:r>
+        <w:rPr>
+          <w:rFonts w:ascii="Times New Roman" w:hAnsi="Times New Roman"/>
+          <w:color w:val="000000"/>
+          <w:sz w:val="24"/>
+        </w:rPr>
+        <w:t>з</w:t>
+      </w:r>
+      <w:r>
+        <w:rPr>
+          <w:rFonts w:ascii="Times New Roman" w:hAnsi="Times New Roman"/>
+          <w:color w:val="000000"/>
+          <w:sz w:val="24"/>
+        </w:rPr>
+        <w:t xml:space="preserve"> </w:t>
+      </w:r>
+      <w:r>
+        <w:rPr>
+          <w:rFonts w:ascii="Times New Roman" w:hAnsi="Times New Roman"/>
+          <w:color w:val="000000"/>
+          <w:sz w:val="24"/>
+        </w:rPr>
+        <w:t>усіма</w:t>
+      </w:r>
+      <w:r>
+        <w:rPr>
+          <w:rFonts w:ascii="Times New Roman" w:hAnsi="Times New Roman"/>
+          <w:color w:val="000000"/>
+          <w:sz w:val="24"/>
+        </w:rPr>
+        <w:t xml:space="preserve"> </w:t>
+      </w:r>
+      <w:r>
+        <w:rPr>
+          <w:rFonts w:ascii="Times New Roman" w:hAnsi="Times New Roman"/>
+          <w:color w:val="000000"/>
+          <w:sz w:val="24"/>
+        </w:rPr>
+        <w:t>святими</w:t>
+      </w:r>
+      <w:r>
+        <w:rPr>
+          <w:rFonts w:ascii="Times New Roman" w:hAnsi="Times New Roman"/>
+          <w:color w:val="000000"/>
+          <w:sz w:val="24"/>
+        </w:rPr>
+        <w:t xml:space="preserve"> </w:t>
+      </w:r>
+      <w:r>
+        <w:rPr>
+          <w:rFonts w:ascii="Times New Roman" w:hAnsi="Times New Roman"/>
+          <w:color w:val="000000"/>
+          <w:sz w:val="24"/>
+        </w:rPr>
+        <w:t>пом’янувши,</w:t>
+      </w:r>
+      <w:r>
+        <w:rPr>
+          <w:rFonts w:ascii="Times New Roman" w:hAnsi="Times New Roman"/>
+          <w:color w:val="000000"/>
+          <w:sz w:val="24"/>
+        </w:rPr>
+        <w:t xml:space="preserve"> </w:t>
+      </w:r>
+      <w:r>
+        <w:rPr>
+          <w:rFonts w:ascii="Times New Roman" w:hAnsi="Times New Roman"/>
+          <w:color w:val="000000"/>
+          <w:sz w:val="24"/>
+        </w:rPr>
+        <w:t>самих</w:t>
+      </w:r>
+      <w:r>
+        <w:rPr>
+          <w:rFonts w:ascii="Times New Roman" w:hAnsi="Times New Roman"/>
+          <w:color w:val="000000"/>
+          <w:sz w:val="24"/>
+        </w:rPr>
+        <w:t xml:space="preserve"> </w:t>
+      </w:r>
+      <w:r>
+        <w:rPr>
+          <w:rFonts w:ascii="Times New Roman" w:hAnsi="Times New Roman"/>
+          <w:color w:val="000000"/>
+          <w:sz w:val="24"/>
+        </w:rPr>
+        <w:t>себе,</w:t>
+      </w:r>
+      <w:r>
+        <w:rPr>
+          <w:rFonts w:ascii="Times New Roman" w:hAnsi="Times New Roman"/>
+          <w:color w:val="000000"/>
+          <w:sz w:val="24"/>
+        </w:rPr>
+        <w:t xml:space="preserve"> </w:t>
+      </w:r>
+      <w:r>
+        <w:rPr>
+          <w:rFonts w:ascii="Times New Roman" w:hAnsi="Times New Roman"/>
+          <w:color w:val="000000"/>
+          <w:sz w:val="24"/>
+        </w:rPr>
+        <w:t>і</w:t>
+      </w:r>
+      <w:r>
+        <w:rPr>
+          <w:rFonts w:ascii="Times New Roman" w:hAnsi="Times New Roman"/>
+          <w:color w:val="000000"/>
+          <w:sz w:val="24"/>
+        </w:rPr>
+        <w:t xml:space="preserve"> </w:t>
+      </w:r>
+      <w:r>
+        <w:rPr>
+          <w:rFonts w:ascii="Times New Roman" w:hAnsi="Times New Roman"/>
+          <w:color w:val="000000"/>
+          <w:sz w:val="24"/>
+        </w:rPr>
+        <w:t>один</w:t>
+      </w:r>
+      <w:r>
+        <w:rPr>
+          <w:rFonts w:ascii="Times New Roman" w:hAnsi="Times New Roman"/>
+          <w:color w:val="000000"/>
+          <w:sz w:val="24"/>
+        </w:rPr>
+        <w:t xml:space="preserve"> </w:t>
+      </w:r>
+      <w:r>
+        <w:rPr>
+          <w:rFonts w:ascii="Times New Roman" w:hAnsi="Times New Roman"/>
+          <w:color w:val="000000"/>
+          <w:sz w:val="24"/>
+        </w:rPr>
+        <w:t>одного,</w:t>
+      </w:r>
+      <w:r>
+        <w:rPr>
+          <w:rFonts w:ascii="Times New Roman" w:hAnsi="Times New Roman"/>
+          <w:color w:val="000000"/>
+          <w:sz w:val="24"/>
+        </w:rPr>
+        <w:t xml:space="preserve"> </w:t>
+      </w:r>
+      <w:r>
+        <w:rPr>
+          <w:rFonts w:ascii="Times New Roman" w:hAnsi="Times New Roman"/>
+          <w:color w:val="000000"/>
+          <w:sz w:val="24"/>
+        </w:rPr>
+        <w:t>і</w:t>
+      </w:r>
+      <w:r>
+        <w:rPr>
+          <w:rFonts w:ascii="Times New Roman" w:hAnsi="Times New Roman"/>
+          <w:color w:val="000000"/>
+          <w:sz w:val="24"/>
+        </w:rPr>
+        <w:t xml:space="preserve"> </w:t>
+      </w:r>
+      <w:r>
+        <w:rPr>
+          <w:rFonts w:ascii="Times New Roman" w:hAnsi="Times New Roman"/>
+          <w:color w:val="000000"/>
+          <w:sz w:val="24"/>
+        </w:rPr>
+        <w:t>все</w:t>
+      </w:r>
+      <w:r>
+        <w:rPr>
+          <w:rFonts w:ascii="Times New Roman" w:hAnsi="Times New Roman"/>
+          <w:color w:val="000000"/>
+          <w:sz w:val="24"/>
+        </w:rPr>
+        <w:t xml:space="preserve"> </w:t>
+      </w:r>
+      <w:r>
+        <w:rPr>
+          <w:rFonts w:ascii="Times New Roman" w:hAnsi="Times New Roman"/>
+          <w:color w:val="000000"/>
+          <w:sz w:val="24"/>
+        </w:rPr>
+        <w:t>життя</w:t>
+      </w:r>
+      <w:r>
+        <w:rPr>
+          <w:rFonts w:ascii="Times New Roman" w:hAnsi="Times New Roman"/>
+          <w:color w:val="000000"/>
+          <w:sz w:val="24"/>
+        </w:rPr>
+        <w:t xml:space="preserve"> </w:t>
+      </w:r>
+      <w:r>
+        <w:rPr>
+          <w:rFonts w:ascii="Times New Roman" w:hAnsi="Times New Roman"/>
+          <w:color w:val="000000"/>
+          <w:sz w:val="24"/>
+        </w:rPr>
+        <w:t>наше</w:t>
+      </w:r>
+      <w:r>
+        <w:rPr>
+          <w:rFonts w:ascii="Times New Roman" w:hAnsi="Times New Roman"/>
+          <w:color w:val="000000"/>
+          <w:sz w:val="24"/>
+        </w:rPr>
+        <w:t xml:space="preserve"> </w:t>
+      </w:r>
+      <w:r>
+        <w:rPr>
+          <w:rFonts w:ascii="Times New Roman" w:hAnsi="Times New Roman"/>
+          <w:color w:val="000000"/>
+          <w:sz w:val="24"/>
+        </w:rPr>
+        <w:t>Христу</w:t>
+      </w:r>
+      <w:r>
+        <w:rPr>
+          <w:rFonts w:ascii="Times New Roman" w:hAnsi="Times New Roman"/>
+          <w:color w:val="000000"/>
+          <w:sz w:val="24"/>
+        </w:rPr>
+        <w:t xml:space="preserve"> </w:t>
+      </w:r>
+      <w:r>
+        <w:rPr>
+          <w:rFonts w:ascii="Times New Roman" w:hAnsi="Times New Roman"/>
+          <w:color w:val="000000"/>
+          <w:sz w:val="24"/>
+        </w:rPr>
+        <w:t>Богові</w:t>
+      </w:r>
+      <w:r>
+        <w:rPr>
+          <w:rFonts w:ascii="Times New Roman" w:hAnsi="Times New Roman"/>
+          <w:color w:val="000000"/>
+          <w:sz w:val="24"/>
+        </w:rPr>
+        <w:t xml:space="preserve"> </w:t>
+      </w:r>
+      <w:r>
+        <w:rPr>
+          <w:rFonts w:ascii="Times New Roman" w:hAnsi="Times New Roman"/>
+          <w:color w:val="000000"/>
+          <w:sz w:val="24"/>
+        </w:rPr>
+        <w:t>віддаймо.</w:t>
+      </w:r>
+    </w:p>
+    <w:p>
+      <w:pPr>
+        <w:spacing w:after="120"/>
+      </w:pPr>
+      <w:r>
+        <w:rPr>
+          <w:rFonts w:ascii="Times New Roman" w:hAnsi="Times New Roman"/>
+          <w:i/>
+          <w:color w:val="FF4400"/>
+          <w:sz w:val="24"/>
+        </w:rPr>
+        <w:t>Вірні:</w:t>
+      </w:r>
+      <w:r>
+        <w:rPr>
+          <w:rFonts w:ascii="Times New Roman" w:hAnsi="Times New Roman"/>
+          <w:color w:val="000000"/>
+          <w:sz w:val="24"/>
+        </w:rPr>
+        <w:t xml:space="preserve"> </w:t>
+      </w:r>
+      <w:r>
+        <w:rPr>
+          <w:rFonts w:ascii="Times New Roman" w:hAnsi="Times New Roman"/>
+          <w:color w:val="000000"/>
+          <w:sz w:val="24"/>
+        </w:rPr>
+        <w:t>Тобі́,</w:t>
+      </w:r>
+      <w:r>
+        <w:rPr>
+          <w:rFonts w:ascii="Times New Roman" w:hAnsi="Times New Roman"/>
+          <w:color w:val="000000"/>
+          <w:sz w:val="24"/>
+        </w:rPr>
+        <w:t xml:space="preserve"> </w:t>
+      </w:r>
+      <w:r>
+        <w:rPr>
+          <w:rFonts w:ascii="Times New Roman" w:hAnsi="Times New Roman"/>
+          <w:color w:val="000000"/>
+          <w:sz w:val="24"/>
+        </w:rPr>
+        <w:t>Го́споди.</w:t>
+      </w:r>
+    </w:p>
+    <w:p>
+      <w:pPr>
+        <w:spacing w:after="120"/>
+        <w:rPr>
+          <w:lang w:val="ru-MD"/>
+        </w:rPr>
+      </w:pPr>
+      <w:r>
+        <w:rPr>
+          <w:rFonts w:ascii="Times New Roman" w:eastAsia="Times New Roman" w:hAnsi="Times New Roman" w:cs="Times New Roman"/>
+          <w:sz w:val="24"/>
+          <w:szCs w:val="24"/>
+          <w:u w:val="single"/>
+          <w:lang w:val="ru-MD"/>
+        </w:rPr>
+        <w:t>[Дякуємо тобі, Господи, Боже спасіння нашого, бо</w:t>
+      </w:r>
+      <w:r>
+        <w:rPr>
+          <w:rFonts w:ascii="Times New Roman" w:eastAsia="Times New Roman" w:hAnsi="Times New Roman" w:cs="Times New Roman"/>
+          <w:sz w:val="24"/>
+          <w:szCs w:val="24"/>
+          <w:u w:val="single"/>
+          <w:lang w:val="ru-MD"/>
+        </w:rPr>
+        <w:t xml:space="preserve"> ти все робиш для добра життя нашого, щоб ми завжди на тебе споглядали, Спасителю й Доброчинцю душ наших. Бо ти дав спокій нам у час минулої ночі й підвів нас, щоб ми поклонялися величному імені твоєму. Тому молимо тебе, Господи: Дай нам ласку й силу, щоб </w:t>
+      </w:r>
+      <w:r>
+        <w:rPr>
+          <w:rFonts w:ascii="Times New Roman" w:eastAsia="Times New Roman" w:hAnsi="Times New Roman" w:cs="Times New Roman"/>
+          <w:sz w:val="24"/>
+          <w:szCs w:val="24"/>
+          <w:u w:val="single"/>
+          <w:lang w:val="ru-MD"/>
+        </w:rPr>
+        <w:t>ми стали гідними співати тобі розумно й молитися безупинно та в страсі і тремтінні над нашим спасінням працювали, при заступництві Христа твого. Пом'яни, Господи, і тих, що вночі до тебе кличуть. Вислухай їх і помилуй, і круши під ноги їх невидимих і войов</w:t>
+      </w:r>
+      <w:r>
+        <w:rPr>
+          <w:rFonts w:ascii="Times New Roman" w:eastAsia="Times New Roman" w:hAnsi="Times New Roman" w:cs="Times New Roman"/>
+          <w:sz w:val="24"/>
+          <w:szCs w:val="24"/>
+          <w:u w:val="single"/>
+          <w:lang w:val="ru-MD"/>
+        </w:rPr>
+        <w:t>ничих ворогів.]</w:t>
+      </w:r>
+    </w:p>
+    <w:p>
+      <w:pPr>
+        <w:spacing w:after="120"/>
+        <w:jc w:val="both"/>
+      </w:pPr>
+      <w:r>
+        <w:rPr>
+          <w:rFonts w:ascii="Times New Roman" w:hAnsi="Times New Roman"/>
           <w:i/>
           <w:color w:val="FF0000"/>
           <w:sz w:val="24"/>
-          <w:szCs w:val="24"/>
-          <w:lang w:val="ru-MD"/>
-        </w:rPr>
-        <w:t>Вірні:</w:t>
-      </w:r>
-      <w:r>
-        <w:rPr>
-          <w:rFonts w:ascii="Times New Roman" w:eastAsia="Times New Roman" w:hAnsi="Times New Roman" w:cs="Times New Roman"/>
-          <w:color w:val="000000"/>
-          <w:sz w:val="24"/>
-          <w:szCs w:val="24"/>
-          <w:lang w:val="ru-MD"/>
-        </w:rPr>
-        <w:t xml:space="preserve"> Господи, помилуй.</w:t>
-      </w:r>
-    </w:p>
-    <w:p>
-      <w:pPr>
-        <w:spacing w:after="120"/>
-        <w:rPr>
-          <w:lang w:val="ru-MD"/>
-        </w:rPr>
-      </w:pPr>
-      <w:r>
-        <w:rPr>
-          <w:rFonts w:ascii="Times New Roman" w:eastAsia="Times New Roman" w:hAnsi="Times New Roman" w:cs="Times New Roman"/>
-          <w:color w:val="000000"/>
-          <w:sz w:val="24"/>
-          <w:szCs w:val="24"/>
-          <w:lang w:val="ru-MD"/>
-        </w:rPr>
-        <w:lastRenderedPageBreak/>
-        <w:t>Заступи, спаси, помилуй і охорони нас, Боже, твоєю благодаттю.</w:t>
-      </w:r>
-    </w:p>
-    <w:p>
-      <w:pPr>
-        <w:spacing w:after="120"/>
-        <w:rPr>
-          <w:lang w:val="ru-MD"/>
-        </w:rPr>
-      </w:pPr>
-      <w:r>
-        <w:rPr>
-          <w:rFonts w:ascii="Times New Roman" w:eastAsia="Times New Roman" w:hAnsi="Times New Roman" w:cs="Times New Roman"/>
+        </w:rPr>
+        <w:t>Священник:</w:t>
+      </w:r>
+      <w:r>
+        <w:rPr>
+          <w:rFonts w:ascii="Times New Roman" w:hAnsi="Times New Roman"/>
           <w:i/>
           <w:color w:val="FF0000"/>
           <w:sz w:val="24"/>
-          <w:szCs w:val="24"/>
-          <w:lang w:val="ru-MD"/>
-        </w:rPr>
-        <w:t>Вірні:</w:t>
-      </w:r>
-      <w:r>
-        <w:rPr>
-          <w:rFonts w:ascii="Times New Roman" w:eastAsia="Times New Roman" w:hAnsi="Times New Roman" w:cs="Times New Roman"/>
-          <w:color w:val="000000"/>
-          <w:sz w:val="24"/>
-          <w:szCs w:val="24"/>
-          <w:lang w:val="ru-MD"/>
-        </w:rPr>
-        <w:t xml:space="preserve"> Господи, помилуй.</w:t>
-      </w:r>
-    </w:p>
-    <w:p>
-      <w:pPr>
-        <w:spacing w:after="120"/>
-        <w:rPr>
-          <w:lang w:val="ru-MD"/>
-        </w:rPr>
-      </w:pPr>
-      <w:r>
-        <w:rPr>
-          <w:rFonts w:ascii="Times New Roman" w:eastAsia="Times New Roman" w:hAnsi="Times New Roman" w:cs="Times New Roman"/>
-          <w:color w:val="000000"/>
-          <w:sz w:val="24"/>
-          <w:szCs w:val="24"/>
-          <w:lang w:val="ru-MD"/>
-        </w:rPr>
-        <w:t>Пресвяту, пречисту, преблагословенну, славну Владичицю нашу Богородицю і приснодіву Марію, з усіма святими пом'янувши, самі себе, і один одного, і все життя наше Христу Богові віддаймо.</w:t>
-      </w:r>
-    </w:p>
-    <w:p>
-      <w:pPr>
-        <w:spacing w:after="120"/>
-        <w:rPr>
-          <w:lang w:val="ru-MD"/>
-        </w:rPr>
-      </w:pPr>
-      <w:r>
-        <w:rPr>
-          <w:rFonts w:ascii="Times New Roman" w:eastAsia="Times New Roman" w:hAnsi="Times New Roman" w:cs="Times New Roman"/>
-          <w:i/>
-          <w:color w:val="FF0000"/>
-          <w:sz w:val="24"/>
-          <w:szCs w:val="24"/>
-          <w:lang w:val="ru-MD"/>
-        </w:rPr>
-        <w:t>Вірні:</w:t>
-      </w:r>
-      <w:r>
-        <w:rPr>
-          <w:rFonts w:ascii="Times New Roman" w:eastAsia="Times New Roman" w:hAnsi="Times New Roman" w:cs="Times New Roman"/>
-          <w:color w:val="000000"/>
-          <w:sz w:val="24"/>
-          <w:szCs w:val="24"/>
-          <w:lang w:val="ru-MD"/>
-        </w:rPr>
-        <w:t xml:space="preserve"> Тобі, Господи.</w:t>
-      </w:r>
-    </w:p>
-    <w:p>
-      <w:pPr>
-        <w:spacing w:after="120"/>
-        <w:rPr>
-          <w:lang w:val="ru-MD"/>
-        </w:rPr>
-      </w:pPr>
-      <w:r>
-        <w:rPr>
-          <w:rFonts w:ascii="Times New Roman" w:eastAsia="Times New Roman" w:hAnsi="Times New Roman" w:cs="Times New Roman"/>
-          <w:sz w:val="24"/>
-          <w:szCs w:val="24"/>
-          <w:u w:val="single"/>
-          <w:lang w:val="ru-MD"/>
-        </w:rPr>
-        <w:t>[Дякуємо тобі, Господи, Боже спасіння нашого, бо</w:t>
-      </w:r>
-      <w:r>
-        <w:rPr>
-          <w:rFonts w:ascii="Times New Roman" w:eastAsia="Times New Roman" w:hAnsi="Times New Roman" w:cs="Times New Roman"/>
-          <w:sz w:val="24"/>
-          <w:szCs w:val="24"/>
-          <w:u w:val="single"/>
-          <w:lang w:val="ru-MD"/>
-        </w:rPr>
-        <w:t xml:space="preserve"> ти все робиш для добра життя нашого, щоб ми завжди на тебе споглядали, Спасителю й Доброчинцю душ наших. Бо ти дав спокій нам у час минулої ночі й підвів нас, щоб ми поклонялися величному імені твоєму. Тому молимо тебе, Господи: Дай нам ласку й силу, щоб </w:t>
-      </w:r>
-      <w:r>
-        <w:rPr>
-          <w:rFonts w:ascii="Times New Roman" w:eastAsia="Times New Roman" w:hAnsi="Times New Roman" w:cs="Times New Roman"/>
-          <w:sz w:val="24"/>
-          <w:szCs w:val="24"/>
-          <w:u w:val="single"/>
-          <w:lang w:val="ru-MD"/>
-        </w:rPr>
-        <w:t>ми стали гідними співати тобі розумно й молитися безупинно та в страсі і тремтінні над нашим спасінням працювали, при заступництві Христа твого. Пом'яни, Господи, і тих, що вночі до тебе кличуть. Вислухай їх і помилуй, і круши під ноги їх невидимих і войов</w:t>
-      </w:r>
-      <w:r>
-        <w:rPr>
-          <w:rFonts w:ascii="Times New Roman" w:eastAsia="Times New Roman" w:hAnsi="Times New Roman" w:cs="Times New Roman"/>
-          <w:sz w:val="24"/>
-          <w:szCs w:val="24"/>
-          <w:u w:val="single"/>
-          <w:lang w:val="ru-MD"/>
-        </w:rPr>
-        <w:t>ничих ворогів.]</w:t>
-      </w:r>
-    </w:p>
-    <w:p>
-      <w:pPr>
-        <w:spacing w:after="120"/>
-        <w:rPr>
-          <w:lang w:val="ru-MD"/>
-        </w:rPr>
-      </w:pPr>
-      <w:r>
-        <w:rPr>
-          <w:rFonts w:ascii="Times New Roman" w:eastAsia="Times New Roman" w:hAnsi="Times New Roman" w:cs="Times New Roman"/>
-          <w:i/>
-          <w:color w:val="FF0000"/>
-          <w:sz w:val="24"/>
-          <w:szCs w:val="24"/>
-          <w:lang w:val="ru-MD"/>
-        </w:rPr>
-        <w:t>Священик:</w:t>
-      </w:r>
-      <w:r>
-        <w:rPr>
-          <w:rFonts w:ascii="Times New Roman" w:eastAsia="Times New Roman" w:hAnsi="Times New Roman" w:cs="Times New Roman"/>
-          <w:i/>
-          <w:color w:val="FF0000"/>
-          <w:sz w:val="24"/>
-          <w:szCs w:val="24"/>
-        </w:rPr>
-        <w:t> </w:t>
-      </w:r>
-      <w:r>
-        <w:rPr>
-          <w:rFonts w:ascii="Times New Roman" w:eastAsia="Times New Roman" w:hAnsi="Times New Roman" w:cs="Times New Roman"/>
-          <w:color w:val="000000"/>
-          <w:sz w:val="24"/>
-          <w:szCs w:val="24"/>
-          <w:lang w:val="ru-MD"/>
-        </w:rPr>
-        <w:t>Бо Ти цар миру і Спас душ наших і Тобі славу возсилаємо: Отцю, і Сину, і Святому Духові</w:t>
-      </w:r>
-      <w:r>
-        <w:rPr>
-          <w:rFonts w:ascii="Times New Roman" w:eastAsia="Times New Roman" w:hAnsi="Times New Roman" w:cs="Times New Roman"/>
-          <w:sz w:val="24"/>
-          <w:szCs w:val="24"/>
-          <w:lang w:val="ru-MD"/>
-        </w:rPr>
-        <w:t>, нині і повсякчас, і на віки віків.</w:t>
+        </w:rPr>
+        <w:t xml:space="preserve"> </w:t>
+      </w:r>
+      <w:r>
+        <w:rPr>
+          <w:rFonts w:ascii="Times New Roman" w:hAnsi="Times New Roman"/>
+          <w:color w:val="000000"/>
+          <w:sz w:val="24"/>
+        </w:rPr>
+        <w:t>Бо</w:t>
+      </w:r>
+      <w:r>
+        <w:rPr>
+          <w:rFonts w:ascii="Times New Roman" w:hAnsi="Times New Roman"/>
+          <w:color w:val="000000"/>
+          <w:sz w:val="24"/>
+        </w:rPr>
+        <w:t xml:space="preserve"> </w:t>
+      </w:r>
+      <w:r>
+        <w:rPr>
+          <w:rFonts w:ascii="Times New Roman" w:hAnsi="Times New Roman"/>
+          <w:color w:val="000000"/>
+          <w:sz w:val="24"/>
+        </w:rPr>
+        <w:t>Ти</w:t>
+      </w:r>
+      <w:r>
+        <w:rPr>
+          <w:rFonts w:ascii="Times New Roman" w:hAnsi="Times New Roman"/>
+          <w:color w:val="000000"/>
+          <w:sz w:val="24"/>
+        </w:rPr>
+        <w:t xml:space="preserve"> </w:t>
+      </w:r>
+      <w:r>
+        <w:rPr>
+          <w:rFonts w:ascii="Times New Roman" w:hAnsi="Times New Roman"/>
+          <w:color w:val="000000"/>
+          <w:sz w:val="24"/>
+        </w:rPr>
+        <w:t>цар</w:t>
+      </w:r>
+      <w:r>
+        <w:rPr>
+          <w:rFonts w:ascii="Times New Roman" w:hAnsi="Times New Roman"/>
+          <w:color w:val="000000"/>
+          <w:sz w:val="24"/>
+        </w:rPr>
+        <w:t xml:space="preserve"> </w:t>
+      </w:r>
+      <w:r>
+        <w:rPr>
+          <w:rFonts w:ascii="Times New Roman" w:hAnsi="Times New Roman"/>
+          <w:color w:val="000000"/>
+          <w:sz w:val="24"/>
+        </w:rPr>
+        <w:t>миру</w:t>
+      </w:r>
+      <w:r>
+        <w:rPr>
+          <w:rFonts w:ascii="Times New Roman" w:hAnsi="Times New Roman"/>
+          <w:color w:val="000000"/>
+          <w:sz w:val="24"/>
+        </w:rPr>
+        <w:t xml:space="preserve"> </w:t>
+      </w:r>
+      <w:r>
+        <w:rPr>
+          <w:rFonts w:ascii="Times New Roman" w:hAnsi="Times New Roman"/>
+          <w:color w:val="000000"/>
+          <w:sz w:val="24"/>
+        </w:rPr>
+        <w:t>і</w:t>
+      </w:r>
+      <w:r>
+        <w:rPr>
+          <w:rFonts w:ascii="Times New Roman" w:hAnsi="Times New Roman"/>
+          <w:color w:val="000000"/>
+          <w:sz w:val="24"/>
+        </w:rPr>
+        <w:t xml:space="preserve"> </w:t>
+      </w:r>
+      <w:r>
+        <w:rPr>
+          <w:rFonts w:ascii="Times New Roman" w:hAnsi="Times New Roman"/>
+          <w:color w:val="000000"/>
+          <w:sz w:val="24"/>
+        </w:rPr>
+        <w:t>Спас</w:t>
+      </w:r>
+      <w:r>
+        <w:rPr>
+          <w:rFonts w:ascii="Times New Roman" w:hAnsi="Times New Roman"/>
+          <w:color w:val="000000"/>
+          <w:sz w:val="24"/>
+        </w:rPr>
+        <w:t xml:space="preserve"> </w:t>
+      </w:r>
+      <w:r>
+        <w:rPr>
+          <w:rFonts w:ascii="Times New Roman" w:hAnsi="Times New Roman"/>
+          <w:color w:val="000000"/>
+          <w:sz w:val="24"/>
+        </w:rPr>
+        <w:t>душ</w:t>
+      </w:r>
+      <w:r>
+        <w:rPr>
+          <w:rFonts w:ascii="Times New Roman" w:hAnsi="Times New Roman"/>
+          <w:color w:val="000000"/>
+          <w:sz w:val="24"/>
+        </w:rPr>
+        <w:t xml:space="preserve"> </w:t>
+      </w:r>
+      <w:r>
+        <w:rPr>
+          <w:rFonts w:ascii="Times New Roman" w:hAnsi="Times New Roman"/>
+          <w:color w:val="000000"/>
+          <w:sz w:val="24"/>
+        </w:rPr>
+        <w:t>наших</w:t>
+      </w:r>
+      <w:r>
+        <w:rPr>
+          <w:rFonts w:ascii="Times New Roman" w:hAnsi="Times New Roman"/>
+          <w:color w:val="000000"/>
+          <w:sz w:val="24"/>
+        </w:rPr>
+        <w:t xml:space="preserve"> </w:t>
+      </w:r>
+      <w:r>
+        <w:rPr>
+          <w:rFonts w:ascii="Times New Roman" w:hAnsi="Times New Roman"/>
+          <w:color w:val="000000"/>
+          <w:sz w:val="24"/>
+        </w:rPr>
+        <w:t>–</w:t>
+      </w:r>
+      <w:r>
+        <w:rPr>
+          <w:rFonts w:ascii="Times New Roman" w:hAnsi="Times New Roman"/>
+          <w:color w:val="000000"/>
+          <w:sz w:val="24"/>
+        </w:rPr>
+        <w:t xml:space="preserve"> </w:t>
+      </w:r>
+      <w:r>
+        <w:rPr>
+          <w:rFonts w:ascii="Times New Roman" w:hAnsi="Times New Roman"/>
+          <w:color w:val="000000"/>
+          <w:sz w:val="24"/>
+        </w:rPr>
+        <w:t>і</w:t>
+      </w:r>
+      <w:r>
+        <w:rPr>
+          <w:rFonts w:ascii="Times New Roman" w:hAnsi="Times New Roman"/>
+          <w:color w:val="000000"/>
+          <w:sz w:val="24"/>
+        </w:rPr>
+        <w:t xml:space="preserve"> </w:t>
+      </w:r>
+      <w:r>
+        <w:rPr>
+          <w:rFonts w:ascii="Times New Roman" w:hAnsi="Times New Roman"/>
+          <w:color w:val="000000"/>
+          <w:sz w:val="24"/>
+        </w:rPr>
+        <w:t>Тобі</w:t>
+      </w:r>
+      <w:r>
+        <w:rPr>
+          <w:rFonts w:ascii="Times New Roman" w:hAnsi="Times New Roman"/>
+          <w:color w:val="000000"/>
+          <w:sz w:val="24"/>
+        </w:rPr>
+        <w:t xml:space="preserve"> </w:t>
+      </w:r>
+      <w:r>
+        <w:rPr>
+          <w:rFonts w:ascii="Times New Roman" w:hAnsi="Times New Roman"/>
+          <w:color w:val="000000"/>
+          <w:sz w:val="24"/>
+        </w:rPr>
+        <w:t>славу</w:t>
+      </w:r>
+      <w:r>
+        <w:rPr>
+          <w:rFonts w:ascii="Times New Roman" w:hAnsi="Times New Roman"/>
+          <w:color w:val="000000"/>
+          <w:sz w:val="24"/>
+        </w:rPr>
+        <w:t xml:space="preserve"> </w:t>
+      </w:r>
+      <w:r>
+        <w:rPr>
+          <w:rFonts w:ascii="Times New Roman" w:hAnsi="Times New Roman"/>
+          <w:color w:val="000000"/>
+          <w:sz w:val="24"/>
+        </w:rPr>
+        <w:t>возсилаємо,</w:t>
+      </w:r>
+      <w:r>
+        <w:rPr>
+          <w:rFonts w:ascii="Times New Roman" w:hAnsi="Times New Roman"/>
+          <w:color w:val="000000"/>
+          <w:sz w:val="24"/>
+        </w:rPr>
+        <w:t xml:space="preserve"> </w:t>
+      </w:r>
+      <w:r>
+        <w:rPr>
+          <w:rFonts w:ascii="Times New Roman" w:hAnsi="Times New Roman"/>
+          <w:color w:val="000000"/>
+          <w:sz w:val="24"/>
+        </w:rPr>
+        <w:t>Отцю,</w:t>
+      </w:r>
+      <w:r>
+        <w:rPr>
+          <w:rFonts w:ascii="Times New Roman" w:hAnsi="Times New Roman"/>
+          <w:color w:val="000000"/>
+          <w:sz w:val="24"/>
+        </w:rPr>
+        <w:t xml:space="preserve"> </w:t>
+      </w:r>
+      <w:r>
+        <w:rPr>
+          <w:rFonts w:ascii="Times New Roman" w:hAnsi="Times New Roman"/>
+          <w:color w:val="000000"/>
+          <w:sz w:val="24"/>
+        </w:rPr>
+        <w:t>і</w:t>
+      </w:r>
+      <w:r>
+        <w:rPr>
+          <w:rFonts w:ascii="Times New Roman" w:hAnsi="Times New Roman"/>
+          <w:color w:val="000000"/>
+          <w:sz w:val="24"/>
+        </w:rPr>
+        <w:t xml:space="preserve"> </w:t>
+      </w:r>
+      <w:r>
+        <w:rPr>
+          <w:rFonts w:ascii="Times New Roman" w:hAnsi="Times New Roman"/>
+          <w:color w:val="000000"/>
+          <w:sz w:val="24"/>
+        </w:rPr>
+        <w:t>Сину,</w:t>
+      </w:r>
+      <w:r>
+        <w:rPr>
+          <w:rFonts w:ascii="Times New Roman" w:hAnsi="Times New Roman"/>
+          <w:color w:val="000000"/>
+          <w:sz w:val="24"/>
+        </w:rPr>
+        <w:t xml:space="preserve"> </w:t>
+      </w:r>
+      <w:r>
+        <w:rPr>
+          <w:rFonts w:ascii="Times New Roman" w:hAnsi="Times New Roman"/>
+          <w:color w:val="000000"/>
+          <w:sz w:val="24"/>
+        </w:rPr>
+        <w:t>і</w:t>
+      </w:r>
+      <w:r>
+        <w:rPr>
+          <w:rFonts w:ascii="Times New Roman" w:hAnsi="Times New Roman"/>
+          <w:color w:val="000000"/>
+          <w:sz w:val="24"/>
+        </w:rPr>
+        <w:t xml:space="preserve"> </w:t>
+      </w:r>
+      <w:r>
+        <w:rPr>
+          <w:rFonts w:ascii="Times New Roman" w:hAnsi="Times New Roman"/>
+          <w:color w:val="000000"/>
+          <w:sz w:val="24"/>
+        </w:rPr>
+        <w:t>Святому</w:t>
+      </w:r>
+      <w:r>
+        <w:rPr>
+          <w:rFonts w:ascii="Times New Roman" w:hAnsi="Times New Roman"/>
+          <w:color w:val="000000"/>
+          <w:sz w:val="24"/>
+        </w:rPr>
+        <w:t xml:space="preserve"> </w:t>
+      </w:r>
+      <w:r>
+        <w:rPr>
+          <w:rFonts w:ascii="Times New Roman" w:hAnsi="Times New Roman"/>
+          <w:color w:val="000000"/>
+          <w:sz w:val="24"/>
+        </w:rPr>
+        <w:t>Духові</w:t>
+      </w:r>
+      <w:r>
+        <w:rPr>
+          <w:rFonts w:ascii="Times New Roman" w:hAnsi="Times New Roman"/>
+          <w:sz w:val="24"/>
+        </w:rPr>
+        <w:t>,</w:t>
+      </w:r>
+      <w:r>
+        <w:rPr>
+          <w:rFonts w:ascii="Times New Roman" w:hAnsi="Times New Roman"/>
+          <w:sz w:val="24"/>
+        </w:rPr>
+        <w:t xml:space="preserve"> </w:t>
+      </w:r>
+      <w:r>
+        <w:rPr>
+          <w:rFonts w:ascii="Times New Roman" w:hAnsi="Times New Roman"/>
+          <w:sz w:val="24"/>
+        </w:rPr>
+        <w:t>нині,</w:t>
+      </w:r>
+      <w:r>
+        <w:rPr>
+          <w:rFonts w:ascii="Times New Roman" w:hAnsi="Times New Roman"/>
+          <w:sz w:val="24"/>
+        </w:rPr>
+        <w:t xml:space="preserve"> </w:t>
+      </w:r>
+      <w:r>
+        <w:rPr>
+          <w:rFonts w:ascii="Times New Roman" w:hAnsi="Times New Roman"/>
+          <w:sz w:val="24"/>
+        </w:rPr>
+        <w:t>і</w:t>
+      </w:r>
+      <w:r>
+        <w:rPr>
+          <w:rFonts w:ascii="Times New Roman" w:hAnsi="Times New Roman"/>
+          <w:sz w:val="24"/>
+        </w:rPr>
+        <w:t xml:space="preserve"> </w:t>
+      </w:r>
+      <w:r>
+        <w:rPr>
+          <w:rFonts w:ascii="Times New Roman" w:hAnsi="Times New Roman"/>
+          <w:sz w:val="24"/>
+        </w:rPr>
+        <w:t>повсякчас,</w:t>
+      </w:r>
+      <w:r>
+        <w:rPr>
+          <w:rFonts w:ascii="Times New Roman" w:hAnsi="Times New Roman"/>
+          <w:sz w:val="24"/>
+        </w:rPr>
+        <w:t xml:space="preserve"> </w:t>
+      </w:r>
+      <w:r>
+        <w:rPr>
+          <w:rFonts w:ascii="Times New Roman" w:hAnsi="Times New Roman"/>
+          <w:sz w:val="24"/>
+        </w:rPr>
+        <w:t>і</w:t>
+      </w:r>
+      <w:r>
+        <w:rPr>
+          <w:rFonts w:ascii="Times New Roman" w:hAnsi="Times New Roman"/>
+          <w:sz w:val="24"/>
+        </w:rPr>
+        <w:t xml:space="preserve"> </w:t>
+      </w:r>
+      <w:r>
+        <w:rPr>
+          <w:rFonts w:ascii="Times New Roman" w:hAnsi="Times New Roman"/>
+          <w:sz w:val="24"/>
+        </w:rPr>
+        <w:t>на</w:t>
+      </w:r>
+      <w:r>
+        <w:rPr>
+          <w:rFonts w:ascii="Times New Roman" w:hAnsi="Times New Roman"/>
+          <w:sz w:val="24"/>
+        </w:rPr>
+        <w:t xml:space="preserve"> </w:t>
+      </w:r>
+      <w:r>
+        <w:rPr>
+          <w:rFonts w:ascii="Times New Roman" w:hAnsi="Times New Roman"/>
+          <w:sz w:val="24"/>
+        </w:rPr>
+        <w:t>віки</w:t>
+      </w:r>
+      <w:r>
+        <w:rPr>
+          <w:rFonts w:ascii="Times New Roman" w:hAnsi="Times New Roman"/>
+          <w:sz w:val="24"/>
+        </w:rPr>
+        <w:t xml:space="preserve"> </w:t>
+      </w:r>
+      <w:r>
+        <w:rPr>
+          <w:rFonts w:ascii="Times New Roman" w:hAnsi="Times New Roman"/>
+          <w:sz w:val="24"/>
+        </w:rPr>
+        <w:t>віків.</w:t>
       </w:r>
     </w:p>
     <w:p>

--- a/flow/20230914_vu_template/drafts/2024-12-g/14-СБ-мчч.Тирса, Левкія.docx
+++ b/flow/20230914_vu_template/drafts/2024-12-g/14-СБ-мчч.Тирса, Левкія.docx
@@ -66,7 +66,6 @@
           <w:i/>
           <w:color w:val="FF0000"/>
           <w:sz w:val="24"/>
-          <w:lang w:val="ru-MD"/>
         </w:rPr>
         <w:t>Священник:</w:t>
       </w:r>
@@ -74,7 +73,6 @@
         <w:rPr>
           <w:rFonts w:ascii="Times New Roman" w:hAnsi="Times New Roman"/>
           <w:sz w:val="24"/>
-          <w:lang w:val="ru-MD"/>
         </w:rPr>
         <w:t xml:space="preserve"> Благословенний Бог наш завжди, нині і повсякчас, і на віки віків.</w:t>
       </w:r>
@@ -315,7 +313,6 @@
           <w:i/>
           <w:color w:val="FF0000"/>
           <w:sz w:val="24"/>
-          <w:lang w:val="ru-MD"/>
         </w:rPr>
         <w:t>Священник:</w:t>
       </w:r>
@@ -323,17 +320,8 @@
         <w:rPr>
           <w:rFonts w:ascii="Times New Roman" w:hAnsi="Times New Roman"/>
           <w:sz w:val="24"/>
-          <w:lang w:val="ru-MD"/>
-        </w:rPr>
-        <w:t xml:space="preserve"> Бо Твоє є царство, і</w:t>
-      </w:r>
-      <w:r>
-        <w:rPr>
-          <w:rFonts w:ascii="Times New Roman" w:hAnsi="Times New Roman"/>
-          <w:sz w:val="24"/>
-          <w:lang w:val="ru-MD"/>
-        </w:rPr>
-        <w:t xml:space="preserve"> сила, і слава, Отця, і Сина, і Святого Духа, нині, і повсякчас, і на віки віків.</w:t>
+        </w:rPr>
+        <w:t xml:space="preserve"> Бо Твоє є царство, і сила, і слава, Отця, і Сина, і Святого Духа, нині, і повсякчас, і на віки віків.</w:t>
       </w:r>
     </w:p>
     <w:p>
@@ -2594,7 +2582,6 @@
           <w:i/>
           <w:color w:val="FF0000"/>
           <w:sz w:val="24"/>
-          <w:lang w:val="ru-MD"/>
         </w:rPr>
         <w:t>Священник:</w:t>
       </w:r>
@@ -2602,7 +2589,6 @@
         <w:rPr>
           <w:rFonts w:ascii="Times New Roman" w:hAnsi="Times New Roman"/>
           <w:sz w:val="24"/>
-          <w:lang w:val="ru-MD"/>
         </w:rPr>
         <w:t xml:space="preserve"> Бо Тобі належить усяка слава, честь і поклоніння, Отцю, і Сину, і Святому Духові, нині, і повсякчас, і на віки віків.</w:t>
       </w:r>
@@ -4594,7 +4580,6 @@
           <w:i/>
           <w:color w:val="FF0000"/>
           <w:sz w:val="24"/>
-          <w:lang w:val="ru-MD"/>
         </w:rPr>
         <w:t>Священник:</w:t>
       </w:r>
@@ -4602,7 +4587,6 @@
         <w:rPr>
           <w:rFonts w:ascii="Times New Roman" w:hAnsi="Times New Roman"/>
           <w:sz w:val="24"/>
-          <w:lang w:val="ru-MD"/>
         </w:rPr>
         <w:t xml:space="preserve"> Мир всім.</w:t>
       </w:r>
@@ -5503,7 +5487,6 @@
           <w:i/>
           <w:color w:val="FF0000"/>
           <w:sz w:val="24"/>
-          <w:lang w:val="ru-MD"/>
         </w:rPr>
         <w:t>Священник:</w:t>
       </w:r>
@@ -5511,7 +5494,6 @@
         <w:rPr>
           <w:rFonts w:ascii="Times New Roman" w:hAnsi="Times New Roman"/>
           <w:sz w:val="24"/>
-          <w:lang w:val="ru-MD"/>
         </w:rPr>
         <w:t xml:space="preserve"> Бо Ти – Бог милости, ласк і людинолюбности, і Тобі славу возсилаємо, Отцю, і Сину, і Святому Духові, нині, і повсякчас, і на віки віків.</w:t>
       </w:r>
@@ -5569,7 +5551,6 @@
           <w:i/>
           <w:color w:val="FF0000"/>
           <w:sz w:val="24"/>
-          <w:lang w:val="ru-MD"/>
         </w:rPr>
         <w:t>Священник:</w:t>
       </w:r>
@@ -5577,7 +5558,6 @@
         <w:rPr>
           <w:rFonts w:ascii="Times New Roman" w:hAnsi="Times New Roman"/>
           <w:sz w:val="24"/>
-          <w:lang w:val="ru-MD"/>
         </w:rPr>
         <w:t xml:space="preserve"> Мир всім.</w:t>
       </w:r>
@@ -5747,7 +5727,6 @@
           <w:i/>
           <w:color w:val="FF0000"/>
           <w:sz w:val="24"/>
-          <w:lang w:val="ru-MD"/>
         </w:rPr>
         <w:t>Священник:</w:t>
       </w:r>
@@ -5755,7 +5734,6 @@
         <w:rPr>
           <w:rFonts w:ascii="Times New Roman" w:hAnsi="Times New Roman"/>
           <w:sz w:val="24"/>
-          <w:lang w:val="ru-MD"/>
         </w:rPr>
         <w:t xml:space="preserve"> Нехай буде влада царства Твого благословенна і дуже прославлена: Отця, і Сина, і Святого Духа, нині і повсякчас, і на віки віків.</w:t>
       </w:r>
@@ -6291,7 +6269,6 @@
           <w:i/>
           <w:color w:val="FF0000"/>
           <w:sz w:val="24"/>
-          <w:lang w:val="ru-MD"/>
         </w:rPr>
         <w:t>Священник:</w:t>
       </w:r>
@@ -6299,7 +6276,6 @@
         <w:rPr>
           <w:rFonts w:ascii="Times New Roman" w:hAnsi="Times New Roman"/>
           <w:sz w:val="24"/>
-          <w:lang w:val="ru-MD"/>
         </w:rPr>
         <w:t xml:space="preserve"> Бо Твоє є царство, і сила, і слава, Отця, і Сина, і Святого Духа, нині, і повсякчас, і на віки віків.</w:t>
       </w:r>
@@ -6550,7 +6526,6 @@
           <w:i/>
           <w:color w:val="FF0000"/>
           <w:sz w:val="24"/>
-          <w:lang w:val="ru-MD"/>
         </w:rPr>
         <w:t>Священник:</w:t>
       </w:r>
@@ -6558,7 +6533,6 @@
         <w:rPr>
           <w:rFonts w:ascii="Times New Roman" w:hAnsi="Times New Roman"/>
           <w:sz w:val="24"/>
-          <w:lang w:val="ru-MD"/>
         </w:rPr>
         <w:t xml:space="preserve"> Благослове́нний Христо́с Бог наш, за́вжди, ни́ні, і повсякча́с, і на ві́ки вікі́в.</w:t>
       </w:r>
@@ -6614,7 +6588,6 @@
           <w:i/>
           <w:color w:val="FF0000"/>
           <w:sz w:val="24"/>
-          <w:lang w:val="ru-MD"/>
         </w:rPr>
         <w:t>Священник:</w:t>
       </w:r>
@@ -6622,7 +6595,6 @@
         <w:rPr>
           <w:rFonts w:ascii="Times New Roman" w:hAnsi="Times New Roman"/>
           <w:sz w:val="24"/>
-          <w:lang w:val="ru-MD"/>
         </w:rPr>
         <w:t xml:space="preserve"> Пресвята́ Богоро́дице, спаси́ нас.</w:t>
       </w:r>
@@ -6687,7 +6659,6 @@
           <w:i/>
           <w:color w:val="FF0000"/>
           <w:sz w:val="24"/>
-          <w:lang w:val="ru-MD"/>
         </w:rPr>
         <w:t>Священник:</w:t>
       </w:r>
@@ -6695,7 +6666,6 @@
         <w:rPr>
           <w:rFonts w:ascii="Times New Roman" w:hAnsi="Times New Roman"/>
           <w:sz w:val="24"/>
-          <w:lang w:val="ru-MD"/>
         </w:rPr>
         <w:t xml:space="preserve"> Сла́ва Тобі́, Хри́сте Бо́же, упова́ння на́ше, сла́ва Тобі́!</w:t>
       </w:r>
@@ -6770,9 +6740,6 @@
     <w:p>
       <w:pPr>
         <w:spacing w:after="120"/>
-        <w:rPr>
-          <w:lang w:val="ru-MD"/>
-        </w:rPr>
       </w:pPr>
       <w:r>
         <w:rPr>
@@ -6780,7 +6747,6 @@
           <w:i/>
           <w:color w:val="FF0000"/>
           <w:sz w:val="24"/>
-          <w:lang w:val="ru-MD"/>
         </w:rPr>
         <w:t>Священник:</w:t>
       </w:r>
@@ -6788,17 +6754,8 @@
         <w:rPr>
           <w:rFonts w:ascii="Times New Roman" w:hAnsi="Times New Roman"/>
           <w:sz w:val="24"/>
-          <w:lang w:val="ru-MD"/>
-        </w:rPr>
-        <w:t xml:space="preserve"> Христос, істинний Бог наш - молитвами пречистої Своєї Матері, силою чесного і животворчого Хреста, заступництвом чесних небесних сил безтілесних, чесного і славного пророка, предтечі і хрестителя Йоана, святих славних і всехвальних апостолів, святого отця</w:t>
-      </w:r>
-      <w:r>
-        <w:rPr>
-          <w:rFonts w:ascii="Times New Roman" w:hAnsi="Times New Roman"/>
-          <w:sz w:val="24"/>
-          <w:lang w:val="ru-MD"/>
-        </w:rPr>
-        <w:t xml:space="preserve"> нашого Миколая, архиєпископа Мир Ликійських, чудотворця, святих славних і переможних мучеників, преподобних і богоносних отців наших, святих і праведних богоотців Йоакима й Анни, і святого, </w:t>
+        </w:rPr>
+        <w:t xml:space="preserve"> Христос, істинний Бог наш - молитвами пречистої Своєї Матері, силою чесного і животворчого Хреста, заступництвом чесних небесних сил безтілесних, чесного і славного пророка, предтечі і хрестителя Йоана, святих славних і всехвальних апостолів, святого отця нашого Миколая, архиєпископа Мир Ликійських, чудотворця, святих славних і переможних мучеників, преподобних і богоносних отців наших, святих і праведних богоотців Йоакима й Анни, і святого, </w:t>
       </w:r>
       <w:r>
         <w:rPr>
@@ -6806,7 +6763,6 @@
           <w:i/>
           <w:color w:val="FF0000"/>
           <w:sz w:val="24"/>
-          <w:lang w:val="ru-MD"/>
         </w:rPr>
         <w:t>якого є храм</w:t>
       </w:r>
@@ -6814,17 +6770,8 @@
         <w:rPr>
           <w:rFonts w:ascii="Times New Roman" w:hAnsi="Times New Roman"/>
           <w:sz w:val="24"/>
-          <w:lang w:val="ru-MD"/>
-        </w:rPr>
-        <w:t>, і святих мучеників Тирса, Левкія, Филимона, Аполлон</w:t>
-      </w:r>
-      <w:r>
-        <w:rPr>
-          <w:rFonts w:ascii="Times New Roman" w:hAnsi="Times New Roman"/>
-          <w:sz w:val="24"/>
-          <w:lang w:val="ru-MD"/>
-        </w:rPr>
-        <w:t>ія й Каленика,, і всіх святих - помилує і спасе нас як благий і людинолюбний.</w:t>
+        </w:rPr>
+        <w:t>, і святих мучеників Тирса, Левкія, Филимона, Аполлонія й Каленика,, і всіх святих - помилує і спасе нас як благий і людинолюбний.</w:t>
       </w:r>
     </w:p>
     <w:p>
@@ -11078,7 +11025,6 @@
           <w:i/>
           <w:color w:val="FF0000"/>
           <w:sz w:val="24"/>
-          <w:lang w:val="ru-MD"/>
         </w:rPr>
         <w:t>Священник:</w:t>
       </w:r>
@@ -11086,17 +11032,8 @@
         <w:rPr>
           <w:rFonts w:ascii="Times New Roman" w:hAnsi="Times New Roman"/>
           <w:sz w:val="24"/>
-          <w:lang w:val="ru-MD"/>
-        </w:rPr>
-        <w:t xml:space="preserve"> Бо Тобі належить усяка слава, честь і поклоніння, Отцю, і Сину, і Святому Духові, нин</w:t>
-      </w:r>
-      <w:r>
-        <w:rPr>
-          <w:rFonts w:ascii="Times New Roman" w:hAnsi="Times New Roman"/>
-          <w:sz w:val="24"/>
-          <w:lang w:val="ru-MD"/>
-        </w:rPr>
-        <w:t>і, і повсякчас, і на віки віків.</w:t>
+        </w:rPr>
+        <w:t xml:space="preserve"> Бо Тобі належить усяка слава, честь і поклоніння, Отцю, і Сину, і Святому Духові, нині, і повсякчас, і на віки віків.</w:t>
       </w:r>
     </w:p>
     <w:p>
@@ -11715,7 +11652,6 @@
           <w:i/>
           <w:color w:val="FF0000"/>
           <w:sz w:val="24"/>
-          <w:lang w:val="ru-MD"/>
         </w:rPr>
         <w:t>Священник:</w:t>
       </w:r>
@@ -11723,17 +11659,8 @@
         <w:rPr>
           <w:rFonts w:ascii="Times New Roman" w:hAnsi="Times New Roman"/>
           <w:sz w:val="24"/>
-          <w:lang w:val="ru-MD"/>
-        </w:rPr>
-        <w:t xml:space="preserve"> Бо Твоя є влада і Твоє є царство, і сила, і слава, Отця, і Сина, і Святого Духа, </w:t>
-      </w:r>
-      <w:r>
-        <w:rPr>
-          <w:rFonts w:ascii="Times New Roman" w:hAnsi="Times New Roman"/>
-          <w:sz w:val="24"/>
-          <w:lang w:val="ru-MD"/>
-        </w:rPr>
-        <w:t>нині, і повсякчас, і на віки віків.</w:t>
+        </w:rPr>
+        <w:t xml:space="preserve"> Бо Твоя є влада і Твоє є царство, і сила, і слава, Отця, і Сина, і Святого Духа, нині, і повсякчас, і на віки віків.</w:t>
       </w:r>
     </w:p>
     <w:p>
@@ -12139,7 +12066,6 @@
           <w:i/>
           <w:color w:val="FF0000"/>
           <w:sz w:val="24"/>
-          <w:lang w:val="ru-MD"/>
         </w:rPr>
         <w:t>Священник:</w:t>
       </w:r>
@@ -12147,7 +12073,6 @@
         <w:rPr>
           <w:rFonts w:ascii="Times New Roman" w:hAnsi="Times New Roman"/>
           <w:sz w:val="24"/>
-          <w:lang w:val="ru-MD"/>
         </w:rPr>
         <w:t xml:space="preserve"> Бо Ти благий і людинолюбний Бог – і Тобі славу возсилаємо, Отцю, і Сину, і Святому Духові, нині, і повсякчас, і на віки віків.</w:t>
       </w:r>
@@ -14182,332 +14107,9 @@
       <w:r>
         <w:rPr>
           <w:rFonts w:ascii="Times New Roman" w:hAnsi="Times New Roman"/>
-          <w:i/>
-          <w:color w:val="FF0000"/>
-          <w:sz w:val="24"/>
-        </w:rPr>
-        <w:t xml:space="preserve"> </w:t>
-      </w:r>
-      <w:r>
-        <w:rPr>
-          <w:rFonts w:ascii="Times New Roman" w:hAnsi="Times New Roman"/>
-          <w:color w:val="000000"/>
-          <w:sz w:val="24"/>
-        </w:rPr>
-        <w:t>Бо</w:t>
-      </w:r>
-      <w:r>
-        <w:rPr>
-          <w:rFonts w:ascii="Times New Roman" w:hAnsi="Times New Roman"/>
-          <w:color w:val="000000"/>
-          <w:sz w:val="24"/>
-        </w:rPr>
-        <w:t xml:space="preserve"> </w:t>
-      </w:r>
-      <w:r>
-        <w:rPr>
-          <w:rFonts w:ascii="Times New Roman" w:hAnsi="Times New Roman"/>
-          <w:color w:val="000000"/>
-          <w:sz w:val="24"/>
-        </w:rPr>
-        <w:t>Ти</w:t>
-      </w:r>
-      <w:r>
-        <w:rPr>
-          <w:rFonts w:ascii="Times New Roman" w:hAnsi="Times New Roman"/>
-          <w:color w:val="000000"/>
-          <w:sz w:val="24"/>
-        </w:rPr>
-        <w:t xml:space="preserve"> </w:t>
-      </w:r>
-      <w:r>
-        <w:rPr>
-          <w:rFonts w:ascii="Times New Roman" w:hAnsi="Times New Roman"/>
-          <w:color w:val="000000"/>
-          <w:sz w:val="24"/>
-        </w:rPr>
-        <w:t>Бог</w:t>
-      </w:r>
-      <w:r>
-        <w:rPr>
-          <w:rFonts w:ascii="Times New Roman" w:hAnsi="Times New Roman"/>
-          <w:color w:val="000000"/>
-          <w:sz w:val="24"/>
-        </w:rPr>
-        <w:t xml:space="preserve"> </w:t>
-      </w:r>
-      <w:r>
-        <w:rPr>
-          <w:rFonts w:ascii="Times New Roman" w:hAnsi="Times New Roman"/>
-          <w:color w:val="000000"/>
-          <w:sz w:val="24"/>
-        </w:rPr>
-        <w:t>наш</w:t>
-      </w:r>
-      <w:r>
-        <w:rPr>
-          <w:rFonts w:ascii="Times New Roman" w:hAnsi="Times New Roman"/>
-          <w:color w:val="000000"/>
-          <w:sz w:val="24"/>
-        </w:rPr>
-        <w:t xml:space="preserve"> </w:t>
-      </w:r>
-      <w:r>
-        <w:rPr>
-          <w:rFonts w:ascii="Times New Roman" w:hAnsi="Times New Roman"/>
-          <w:color w:val="000000"/>
-          <w:sz w:val="24"/>
-        </w:rPr>
-        <w:t>і</w:t>
-      </w:r>
-      <w:r>
-        <w:rPr>
-          <w:rFonts w:ascii="Times New Roman" w:hAnsi="Times New Roman"/>
-          <w:color w:val="000000"/>
-          <w:sz w:val="24"/>
-        </w:rPr>
-        <w:t xml:space="preserve"> </w:t>
-      </w:r>
-      <w:r>
-        <w:rPr>
-          <w:rFonts w:ascii="Times New Roman" w:hAnsi="Times New Roman"/>
-          <w:color w:val="000000"/>
-          <w:sz w:val="24"/>
-        </w:rPr>
-        <w:t>Тобі</w:t>
-      </w:r>
-      <w:r>
-        <w:rPr>
-          <w:rFonts w:ascii="Times New Roman" w:hAnsi="Times New Roman"/>
-          <w:color w:val="000000"/>
-          <w:sz w:val="24"/>
-        </w:rPr>
-        <w:t xml:space="preserve"> </w:t>
-      </w:r>
-      <w:r>
-        <w:rPr>
-          <w:rFonts w:ascii="Times New Roman" w:hAnsi="Times New Roman"/>
-          <w:color w:val="000000"/>
-          <w:sz w:val="24"/>
-        </w:rPr>
-        <w:t>славу</w:t>
-      </w:r>
-      <w:r>
-        <w:rPr>
-          <w:rFonts w:ascii="Times New Roman" w:hAnsi="Times New Roman"/>
-          <w:color w:val="000000"/>
-          <w:sz w:val="24"/>
-        </w:rPr>
-        <w:t xml:space="preserve"> </w:t>
-      </w:r>
-      <w:r>
-        <w:rPr>
-          <w:rFonts w:ascii="Times New Roman" w:hAnsi="Times New Roman"/>
-          <w:color w:val="000000"/>
-          <w:sz w:val="24"/>
-        </w:rPr>
-        <w:t>возсилаємо:</w:t>
-      </w:r>
-      <w:r>
-        <w:rPr>
-          <w:rFonts w:ascii="Times New Roman" w:hAnsi="Times New Roman"/>
-          <w:color w:val="000000"/>
-          <w:sz w:val="24"/>
-        </w:rPr>
-        <w:t xml:space="preserve"> </w:t>
-      </w:r>
-      <w:r>
-        <w:rPr>
-          <w:rFonts w:ascii="Times New Roman" w:hAnsi="Times New Roman"/>
-          <w:color w:val="000000"/>
-          <w:sz w:val="24"/>
-        </w:rPr>
-        <w:t>Отцю,</w:t>
-      </w:r>
-      <w:r>
-        <w:rPr>
-          <w:rFonts w:ascii="Times New Roman" w:hAnsi="Times New Roman"/>
-          <w:color w:val="000000"/>
-          <w:sz w:val="24"/>
-        </w:rPr>
-        <w:t xml:space="preserve"> </w:t>
-      </w:r>
-      <w:r>
-        <w:rPr>
-          <w:rFonts w:ascii="Times New Roman" w:hAnsi="Times New Roman"/>
-          <w:color w:val="000000"/>
-          <w:sz w:val="24"/>
-        </w:rPr>
-        <w:t>і</w:t>
-      </w:r>
-      <w:r>
-        <w:rPr>
-          <w:rFonts w:ascii="Times New Roman" w:hAnsi="Times New Roman"/>
-          <w:color w:val="000000"/>
-          <w:sz w:val="24"/>
-        </w:rPr>
-        <w:t xml:space="preserve"> </w:t>
-      </w:r>
-      <w:r>
-        <w:rPr>
-          <w:rFonts w:ascii="Times New Roman" w:hAnsi="Times New Roman"/>
-          <w:color w:val="000000"/>
-          <w:sz w:val="24"/>
-        </w:rPr>
-        <w:t>Сину,</w:t>
-      </w:r>
-      <w:r>
-        <w:rPr>
-          <w:rFonts w:ascii="Times New Roman" w:hAnsi="Times New Roman"/>
-          <w:color w:val="000000"/>
-          <w:sz w:val="24"/>
-        </w:rPr>
-        <w:t xml:space="preserve"> </w:t>
-      </w:r>
-      <w:r>
-        <w:rPr>
-          <w:rFonts w:ascii="Times New Roman" w:hAnsi="Times New Roman"/>
-          <w:color w:val="000000"/>
-          <w:sz w:val="24"/>
-        </w:rPr>
-        <w:t>і</w:t>
-      </w:r>
-      <w:r>
-        <w:rPr>
-          <w:rFonts w:ascii="Times New Roman" w:hAnsi="Times New Roman"/>
-          <w:color w:val="000000"/>
-          <w:sz w:val="24"/>
-        </w:rPr>
-        <w:t xml:space="preserve"> </w:t>
-      </w:r>
-      <w:r>
-        <w:rPr>
-          <w:rFonts w:ascii="Times New Roman" w:hAnsi="Times New Roman"/>
-          <w:color w:val="000000"/>
-          <w:sz w:val="24"/>
-        </w:rPr>
-        <w:t>Святому</w:t>
-      </w:r>
-      <w:r>
-        <w:rPr>
-          <w:rFonts w:ascii="Times New Roman" w:hAnsi="Times New Roman"/>
-          <w:color w:val="000000"/>
-          <w:sz w:val="24"/>
-        </w:rPr>
-        <w:t xml:space="preserve"> </w:t>
-      </w:r>
-      <w:r>
-        <w:rPr>
-          <w:rFonts w:ascii="Times New Roman" w:hAnsi="Times New Roman"/>
-          <w:color w:val="000000"/>
-          <w:sz w:val="24"/>
-        </w:rPr>
-        <w:t>Духові</w:t>
-      </w:r>
-      <w:r>
-        <w:rPr>
-          <w:rFonts w:ascii="Times New Roman" w:hAnsi="Times New Roman"/>
-          <w:sz w:val="24"/>
-        </w:rPr>
-        <w:t>,</w:t>
-      </w:r>
-      <w:r>
-        <w:rPr>
-          <w:rFonts w:ascii="Times New Roman" w:hAnsi="Times New Roman"/>
-          <w:sz w:val="24"/>
-        </w:rPr>
-        <w:t xml:space="preserve"> </w:t>
-      </w:r>
-      <w:r>
-        <w:rPr>
-          <w:rFonts w:ascii="Times New Roman" w:hAnsi="Times New Roman"/>
-          <w:sz w:val="24"/>
-        </w:rPr>
-        <w:t>нині,</w:t>
-      </w:r>
-      <w:r>
-        <w:rPr>
-          <w:rFonts w:ascii="Times New Roman" w:hAnsi="Times New Roman"/>
-          <w:sz w:val="24"/>
-        </w:rPr>
-        <w:t xml:space="preserve"> </w:t>
-      </w:r>
-      <w:r>
-        <w:rPr>
-          <w:rFonts w:ascii="Times New Roman" w:hAnsi="Times New Roman"/>
-          <w:sz w:val="24"/>
-        </w:rPr>
-        <w:t>і</w:t>
-      </w:r>
-      <w:r>
-        <w:rPr>
-          <w:rFonts w:ascii="Times New Roman" w:hAnsi="Times New Roman"/>
-          <w:sz w:val="24"/>
-        </w:rPr>
-        <w:t xml:space="preserve"> </w:t>
-      </w:r>
-      <w:r>
-        <w:rPr>
-          <w:rFonts w:ascii="Times New Roman" w:hAnsi="Times New Roman"/>
-          <w:sz w:val="24"/>
-        </w:rPr>
-        <w:t>повсякчас,</w:t>
-      </w:r>
-      <w:r>
-        <w:rPr>
-          <w:rFonts w:ascii="Times New Roman" w:hAnsi="Times New Roman"/>
-          <w:sz w:val="24"/>
-        </w:rPr>
-        <w:t xml:space="preserve"> </w:t>
-      </w:r>
-      <w:r>
-        <w:rPr>
-          <w:rFonts w:ascii="Times New Roman" w:hAnsi="Times New Roman"/>
-          <w:sz w:val="24"/>
-        </w:rPr>
-        <w:t>і</w:t>
-      </w:r>
-      <w:r>
-        <w:rPr>
-          <w:rFonts w:ascii="Times New Roman" w:hAnsi="Times New Roman"/>
-          <w:sz w:val="24"/>
-        </w:rPr>
-        <w:t xml:space="preserve"> </w:t>
-      </w:r>
-      <w:r>
-        <w:rPr>
-          <w:rFonts w:ascii="Times New Roman" w:hAnsi="Times New Roman"/>
-          <w:sz w:val="24"/>
-        </w:rPr>
-        <w:t>на</w:t>
-      </w:r>
-      <w:r>
-        <w:rPr>
-          <w:rFonts w:ascii="Times New Roman" w:hAnsi="Times New Roman"/>
-          <w:sz w:val="24"/>
-        </w:rPr>
-        <w:t xml:space="preserve"> </w:t>
-      </w:r>
-      <w:r>
-        <w:rPr>
-          <w:rFonts w:ascii="Times New Roman" w:hAnsi="Times New Roman"/>
-          <w:sz w:val="24"/>
-        </w:rPr>
-        <w:t>віки</w:t>
-      </w:r>
-      <w:r>
-        <w:rPr>
-          <w:rFonts w:ascii="Times New Roman" w:hAnsi="Times New Roman"/>
-          <w:sz w:val="24"/>
-        </w:rPr>
-        <w:t xml:space="preserve"> </w:t>
-      </w:r>
-      <w:r>
-        <w:rPr>
-          <w:rFonts w:ascii="Times New Roman" w:hAnsi="Times New Roman"/>
-          <w:sz w:val="24"/>
-        </w:rPr>
-        <w:t>віків.</w:t>
+          <w:sz w:val="24"/>
+        </w:rPr>
+        <w:t xml:space="preserve"> Бо Ти Бог наш і Тобі славу возсилаємо: Отцю, і Сину, і Святому Духові, нині, і повсякчас, і на віки віків.</w:t>
       </w:r>
     </w:p>
     <w:p>
@@ -16170,412 +15772,9 @@
       <w:r>
         <w:rPr>
           <w:rFonts w:ascii="Times New Roman" w:hAnsi="Times New Roman"/>
-          <w:i/>
-          <w:color w:val="FF0000"/>
-          <w:sz w:val="24"/>
-        </w:rPr>
-        <w:t xml:space="preserve"> </w:t>
-      </w:r>
-      <w:r>
-        <w:rPr>
-          <w:rFonts w:ascii="Times New Roman" w:hAnsi="Times New Roman"/>
-          <w:color w:val="000000"/>
-          <w:sz w:val="24"/>
-        </w:rPr>
-        <w:t>Бо</w:t>
-      </w:r>
-      <w:r>
-        <w:rPr>
-          <w:rFonts w:ascii="Times New Roman" w:hAnsi="Times New Roman"/>
-          <w:color w:val="000000"/>
-          <w:sz w:val="24"/>
-        </w:rPr>
-        <w:t xml:space="preserve"> </w:t>
-      </w:r>
-      <w:r>
-        <w:rPr>
-          <w:rFonts w:ascii="Times New Roman" w:hAnsi="Times New Roman"/>
-          <w:color w:val="000000"/>
-          <w:sz w:val="24"/>
-        </w:rPr>
-        <w:t>Ти</w:t>
-      </w:r>
-      <w:r>
-        <w:rPr>
-          <w:rFonts w:ascii="Times New Roman" w:hAnsi="Times New Roman"/>
-          <w:color w:val="000000"/>
-          <w:sz w:val="24"/>
-        </w:rPr>
-        <w:t xml:space="preserve"> </w:t>
-      </w:r>
-      <w:r>
-        <w:rPr>
-          <w:rFonts w:ascii="Times New Roman" w:hAnsi="Times New Roman"/>
-          <w:color w:val="000000"/>
-          <w:sz w:val="24"/>
-        </w:rPr>
-        <w:t>цар</w:t>
-      </w:r>
-      <w:r>
-        <w:rPr>
-          <w:rFonts w:ascii="Times New Roman" w:hAnsi="Times New Roman"/>
-          <w:color w:val="000000"/>
-          <w:sz w:val="24"/>
-        </w:rPr>
-        <w:t xml:space="preserve"> </w:t>
-      </w:r>
-      <w:r>
-        <w:rPr>
-          <w:rFonts w:ascii="Times New Roman" w:hAnsi="Times New Roman"/>
-          <w:color w:val="000000"/>
-          <w:sz w:val="24"/>
-        </w:rPr>
-        <w:t>миру</w:t>
-      </w:r>
-      <w:r>
-        <w:rPr>
-          <w:rFonts w:ascii="Times New Roman" w:hAnsi="Times New Roman"/>
-          <w:color w:val="000000"/>
-          <w:sz w:val="24"/>
-        </w:rPr>
-        <w:t xml:space="preserve"> </w:t>
-      </w:r>
-      <w:r>
-        <w:rPr>
-          <w:rFonts w:ascii="Times New Roman" w:hAnsi="Times New Roman"/>
-          <w:color w:val="000000"/>
-          <w:sz w:val="24"/>
-        </w:rPr>
-        <w:t>і</w:t>
-      </w:r>
-      <w:r>
-        <w:rPr>
-          <w:rFonts w:ascii="Times New Roman" w:hAnsi="Times New Roman"/>
-          <w:color w:val="000000"/>
-          <w:sz w:val="24"/>
-        </w:rPr>
-        <w:t xml:space="preserve"> </w:t>
-      </w:r>
-      <w:r>
-        <w:rPr>
-          <w:rFonts w:ascii="Times New Roman" w:hAnsi="Times New Roman"/>
-          <w:color w:val="000000"/>
-          <w:sz w:val="24"/>
-        </w:rPr>
-        <w:t>Спас</w:t>
-      </w:r>
-      <w:r>
-        <w:rPr>
-          <w:rFonts w:ascii="Times New Roman" w:hAnsi="Times New Roman"/>
-          <w:color w:val="000000"/>
-          <w:sz w:val="24"/>
-        </w:rPr>
-        <w:t xml:space="preserve"> </w:t>
-      </w:r>
-      <w:r>
-        <w:rPr>
-          <w:rFonts w:ascii="Times New Roman" w:hAnsi="Times New Roman"/>
-          <w:color w:val="000000"/>
-          <w:sz w:val="24"/>
-        </w:rPr>
-        <w:t>душ</w:t>
-      </w:r>
-      <w:r>
-        <w:rPr>
-          <w:rFonts w:ascii="Times New Roman" w:hAnsi="Times New Roman"/>
-          <w:color w:val="000000"/>
-          <w:sz w:val="24"/>
-        </w:rPr>
-        <w:t xml:space="preserve"> </w:t>
-      </w:r>
-      <w:r>
-        <w:rPr>
-          <w:rFonts w:ascii="Times New Roman" w:hAnsi="Times New Roman"/>
-          <w:color w:val="000000"/>
-          <w:sz w:val="24"/>
-        </w:rPr>
-        <w:t>наших</w:t>
-      </w:r>
-      <w:r>
-        <w:rPr>
-          <w:rFonts w:ascii="Times New Roman" w:hAnsi="Times New Roman"/>
-          <w:color w:val="000000"/>
-          <w:sz w:val="24"/>
-        </w:rPr>
-        <w:t xml:space="preserve"> </w:t>
-      </w:r>
-      <w:r>
-        <w:rPr>
-          <w:rFonts w:ascii="Times New Roman" w:hAnsi="Times New Roman"/>
-          <w:color w:val="000000"/>
-          <w:sz w:val="24"/>
-        </w:rPr>
-        <w:t>–</w:t>
-      </w:r>
-      <w:r>
-        <w:rPr>
-          <w:rFonts w:ascii="Times New Roman" w:hAnsi="Times New Roman"/>
-          <w:color w:val="000000"/>
-          <w:sz w:val="24"/>
-        </w:rPr>
-        <w:t xml:space="preserve"> </w:t>
-      </w:r>
-      <w:r>
-        <w:rPr>
-          <w:rFonts w:ascii="Times New Roman" w:hAnsi="Times New Roman"/>
-          <w:color w:val="000000"/>
-          <w:sz w:val="24"/>
-        </w:rPr>
-        <w:t>і</w:t>
-      </w:r>
-      <w:r>
-        <w:rPr>
-          <w:rFonts w:ascii="Times New Roman" w:hAnsi="Times New Roman"/>
-          <w:color w:val="000000"/>
-          <w:sz w:val="24"/>
-        </w:rPr>
-        <w:t xml:space="preserve"> </w:t>
-      </w:r>
-      <w:r>
-        <w:rPr>
-          <w:rFonts w:ascii="Times New Roman" w:hAnsi="Times New Roman"/>
-          <w:color w:val="000000"/>
-          <w:sz w:val="24"/>
-        </w:rPr>
-        <w:t>Тобі</w:t>
-      </w:r>
-      <w:r>
-        <w:rPr>
-          <w:rFonts w:ascii="Times New Roman" w:hAnsi="Times New Roman"/>
-          <w:color w:val="000000"/>
-          <w:sz w:val="24"/>
-        </w:rPr>
-        <w:t xml:space="preserve"> </w:t>
-      </w:r>
-      <w:r>
-        <w:rPr>
-          <w:rFonts w:ascii="Times New Roman" w:hAnsi="Times New Roman"/>
-          <w:color w:val="000000"/>
-          <w:sz w:val="24"/>
-        </w:rPr>
-        <w:t>славу</w:t>
-      </w:r>
-      <w:r>
-        <w:rPr>
-          <w:rFonts w:ascii="Times New Roman" w:hAnsi="Times New Roman"/>
-          <w:color w:val="000000"/>
-          <w:sz w:val="24"/>
-        </w:rPr>
-        <w:t xml:space="preserve"> </w:t>
-      </w:r>
-      <w:r>
-        <w:rPr>
-          <w:rFonts w:ascii="Times New Roman" w:hAnsi="Times New Roman"/>
-          <w:color w:val="000000"/>
-          <w:sz w:val="24"/>
-        </w:rPr>
-        <w:t>возсилаємо,</w:t>
-      </w:r>
-      <w:r>
-        <w:rPr>
-          <w:rFonts w:ascii="Times New Roman" w:hAnsi="Times New Roman"/>
-          <w:color w:val="000000"/>
-          <w:sz w:val="24"/>
-        </w:rPr>
-        <w:t xml:space="preserve"> </w:t>
-      </w:r>
-      <w:r>
-        <w:rPr>
-          <w:rFonts w:ascii="Times New Roman" w:hAnsi="Times New Roman"/>
-          <w:color w:val="000000"/>
-          <w:sz w:val="24"/>
-        </w:rPr>
-        <w:t>Отцю,</w:t>
-      </w:r>
-      <w:r>
-        <w:rPr>
-          <w:rFonts w:ascii="Times New Roman" w:hAnsi="Times New Roman"/>
-          <w:color w:val="000000"/>
-          <w:sz w:val="24"/>
-        </w:rPr>
-        <w:t xml:space="preserve"> </w:t>
-      </w:r>
-      <w:r>
-        <w:rPr>
-          <w:rFonts w:ascii="Times New Roman" w:hAnsi="Times New Roman"/>
-          <w:color w:val="000000"/>
-          <w:sz w:val="24"/>
-        </w:rPr>
-        <w:t>і</w:t>
-      </w:r>
-      <w:r>
-        <w:rPr>
-          <w:rFonts w:ascii="Times New Roman" w:hAnsi="Times New Roman"/>
-          <w:color w:val="000000"/>
-          <w:sz w:val="24"/>
-        </w:rPr>
-        <w:t xml:space="preserve"> </w:t>
-      </w:r>
-      <w:r>
-        <w:rPr>
-          <w:rFonts w:ascii="Times New Roman" w:hAnsi="Times New Roman"/>
-          <w:color w:val="000000"/>
-          <w:sz w:val="24"/>
-        </w:rPr>
-        <w:t>Сину,</w:t>
-      </w:r>
-      <w:r>
-        <w:rPr>
-          <w:rFonts w:ascii="Times New Roman" w:hAnsi="Times New Roman"/>
-          <w:color w:val="000000"/>
-          <w:sz w:val="24"/>
-        </w:rPr>
-        <w:t xml:space="preserve"> </w:t>
-      </w:r>
-      <w:r>
-        <w:rPr>
-          <w:rFonts w:ascii="Times New Roman" w:hAnsi="Times New Roman"/>
-          <w:color w:val="000000"/>
-          <w:sz w:val="24"/>
-        </w:rPr>
-        <w:t>і</w:t>
-      </w:r>
-      <w:r>
-        <w:rPr>
-          <w:rFonts w:ascii="Times New Roman" w:hAnsi="Times New Roman"/>
-          <w:color w:val="000000"/>
-          <w:sz w:val="24"/>
-        </w:rPr>
-        <w:t xml:space="preserve"> </w:t>
-      </w:r>
-      <w:r>
-        <w:rPr>
-          <w:rFonts w:ascii="Times New Roman" w:hAnsi="Times New Roman"/>
-          <w:color w:val="000000"/>
-          <w:sz w:val="24"/>
-        </w:rPr>
-        <w:t>Святому</w:t>
-      </w:r>
-      <w:r>
-        <w:rPr>
-          <w:rFonts w:ascii="Times New Roman" w:hAnsi="Times New Roman"/>
-          <w:color w:val="000000"/>
-          <w:sz w:val="24"/>
-        </w:rPr>
-        <w:t xml:space="preserve"> </w:t>
-      </w:r>
-      <w:r>
-        <w:rPr>
-          <w:rFonts w:ascii="Times New Roman" w:hAnsi="Times New Roman"/>
-          <w:color w:val="000000"/>
-          <w:sz w:val="24"/>
-        </w:rPr>
-        <w:t>Духові</w:t>
-      </w:r>
-      <w:r>
-        <w:rPr>
-          <w:rFonts w:ascii="Times New Roman" w:hAnsi="Times New Roman"/>
-          <w:sz w:val="24"/>
-        </w:rPr>
-        <w:t>,</w:t>
-      </w:r>
-      <w:r>
-        <w:rPr>
-          <w:rFonts w:ascii="Times New Roman" w:hAnsi="Times New Roman"/>
-          <w:sz w:val="24"/>
-        </w:rPr>
-        <w:t xml:space="preserve"> </w:t>
-      </w:r>
-      <w:r>
-        <w:rPr>
-          <w:rFonts w:ascii="Times New Roman" w:hAnsi="Times New Roman"/>
-          <w:sz w:val="24"/>
-        </w:rPr>
-        <w:t>нині,</w:t>
-      </w:r>
-      <w:r>
-        <w:rPr>
-          <w:rFonts w:ascii="Times New Roman" w:hAnsi="Times New Roman"/>
-          <w:sz w:val="24"/>
-        </w:rPr>
-        <w:t xml:space="preserve"> </w:t>
-      </w:r>
-      <w:r>
-        <w:rPr>
-          <w:rFonts w:ascii="Times New Roman" w:hAnsi="Times New Roman"/>
-          <w:sz w:val="24"/>
-        </w:rPr>
-        <w:t>і</w:t>
-      </w:r>
-      <w:r>
-        <w:rPr>
-          <w:rFonts w:ascii="Times New Roman" w:hAnsi="Times New Roman"/>
-          <w:sz w:val="24"/>
-        </w:rPr>
-        <w:t xml:space="preserve"> </w:t>
-      </w:r>
-      <w:r>
-        <w:rPr>
-          <w:rFonts w:ascii="Times New Roman" w:hAnsi="Times New Roman"/>
-          <w:sz w:val="24"/>
-        </w:rPr>
-        <w:t>повсякчас,</w:t>
-      </w:r>
-      <w:r>
-        <w:rPr>
-          <w:rFonts w:ascii="Times New Roman" w:hAnsi="Times New Roman"/>
-          <w:sz w:val="24"/>
-        </w:rPr>
-        <w:t xml:space="preserve"> </w:t>
-      </w:r>
-      <w:r>
-        <w:rPr>
-          <w:rFonts w:ascii="Times New Roman" w:hAnsi="Times New Roman"/>
-          <w:sz w:val="24"/>
-        </w:rPr>
-        <w:t>і</w:t>
-      </w:r>
-      <w:r>
-        <w:rPr>
-          <w:rFonts w:ascii="Times New Roman" w:hAnsi="Times New Roman"/>
-          <w:sz w:val="24"/>
-        </w:rPr>
-        <w:t xml:space="preserve"> </w:t>
-      </w:r>
-      <w:r>
-        <w:rPr>
-          <w:rFonts w:ascii="Times New Roman" w:hAnsi="Times New Roman"/>
-          <w:sz w:val="24"/>
-        </w:rPr>
-        <w:t>на</w:t>
-      </w:r>
-      <w:r>
-        <w:rPr>
-          <w:rFonts w:ascii="Times New Roman" w:hAnsi="Times New Roman"/>
-          <w:sz w:val="24"/>
-        </w:rPr>
-        <w:t xml:space="preserve"> </w:t>
-      </w:r>
-      <w:r>
-        <w:rPr>
-          <w:rFonts w:ascii="Times New Roman" w:hAnsi="Times New Roman"/>
-          <w:sz w:val="24"/>
-        </w:rPr>
-        <w:t>віки</w:t>
-      </w:r>
-      <w:r>
-        <w:rPr>
-          <w:rFonts w:ascii="Times New Roman" w:hAnsi="Times New Roman"/>
-          <w:sz w:val="24"/>
-        </w:rPr>
-        <w:t xml:space="preserve"> </w:t>
-      </w:r>
-      <w:r>
-        <w:rPr>
-          <w:rFonts w:ascii="Times New Roman" w:hAnsi="Times New Roman"/>
-          <w:sz w:val="24"/>
-        </w:rPr>
-        <w:t>віків.</w:t>
+          <w:sz w:val="24"/>
+        </w:rPr>
+        <w:t xml:space="preserve"> Бо Ти цар миру і Спас душ наших – і Тобі славу возсилаємо, Отцю, і Сину, і Святому Духові, нині, і повсякчас, і на віки віків.</w:t>
       </w:r>
     </w:p>
     <w:p>
@@ -17887,7 +17086,6 @@
           <w:i/>
           <w:color w:val="FF0000"/>
           <w:sz w:val="24"/>
-          <w:lang w:val="ru-MD"/>
         </w:rPr>
         <w:t>Священник:</w:t>
       </w:r>
@@ -17895,7 +17093,6 @@
         <w:rPr>
           <w:rFonts w:ascii="Times New Roman" w:hAnsi="Times New Roman"/>
           <w:sz w:val="24"/>
-          <w:lang w:val="ru-MD"/>
         </w:rPr>
         <w:t xml:space="preserve"> Бо Тебе хвалять усі сили небесні і Тобі славу возсилаємо: Отцю, і Сину, і Святому Духові, нині і повсякчас, і на віки віків.</w:t>
       </w:r>
@@ -18786,7 +17983,6 @@
           <w:i/>
           <w:color w:val="FF0000"/>
           <w:sz w:val="24"/>
-          <w:lang w:val="ru-MD"/>
         </w:rPr>
         <w:t>Священник:</w:t>
       </w:r>
@@ -18794,7 +17990,6 @@
         <w:rPr>
           <w:rFonts w:ascii="Times New Roman" w:hAnsi="Times New Roman"/>
           <w:sz w:val="24"/>
-          <w:lang w:val="ru-MD"/>
         </w:rPr>
         <w:t xml:space="preserve"> Слава тобі, що Світло нам показав!</w:t>
       </w:r>
@@ -19812,7 +19007,6 @@
           <w:i/>
           <w:color w:val="FF0000"/>
           <w:sz w:val="24"/>
-          <w:lang w:val="ru-MD"/>
         </w:rPr>
         <w:t>Священник:</w:t>
       </w:r>
@@ -19820,7 +19014,6 @@
         <w:rPr>
           <w:rFonts w:ascii="Times New Roman" w:hAnsi="Times New Roman"/>
           <w:sz w:val="24"/>
-          <w:lang w:val="ru-MD"/>
         </w:rPr>
         <w:t xml:space="preserve"> Бо Ти – Бог милости, ласк і людинолюбности, і Тобі славу возсилаємо, Отцю, і Сину, і Святому Духові, нині, і повсякчас, і на віки віків.</w:t>
       </w:r>
@@ -19878,7 +19071,6 @@
           <w:i/>
           <w:color w:val="FF0000"/>
           <w:sz w:val="24"/>
-          <w:lang w:val="ru-MD"/>
         </w:rPr>
         <w:t>Священник:</w:t>
       </w:r>
@@ -19886,7 +19078,6 @@
         <w:rPr>
           <w:rFonts w:ascii="Times New Roman" w:hAnsi="Times New Roman"/>
           <w:sz w:val="24"/>
-          <w:lang w:val="ru-MD"/>
         </w:rPr>
         <w:t xml:space="preserve"> Мир всім.</w:t>
       </w:r>
@@ -20050,7 +19241,6 @@
           <w:i/>
           <w:color w:val="FF0000"/>
           <w:sz w:val="24"/>
-          <w:lang w:val="ru-MD"/>
         </w:rPr>
         <w:t>Священник:</w:t>
       </w:r>
@@ -20058,17 +19248,8 @@
         <w:rPr>
           <w:rFonts w:ascii="Times New Roman" w:hAnsi="Times New Roman"/>
           <w:sz w:val="24"/>
-          <w:lang w:val="ru-MD"/>
-        </w:rPr>
-        <w:t xml:space="preserve"> Бо до Тебе належить милувати і спасати нас, Боже наш, і Тобі славу возсилаємо, Отцю, і Сину, і С</w:t>
-      </w:r>
-      <w:r>
-        <w:rPr>
-          <w:rFonts w:ascii="Times New Roman" w:hAnsi="Times New Roman"/>
-          <w:sz w:val="24"/>
-          <w:lang w:val="ru-MD"/>
-        </w:rPr>
-        <w:t>вятому Духові, нині, і повсякчас, і на віки віків.</w:t>
+        </w:rPr>
+        <w:t xml:space="preserve"> Бо до Тебе належить милувати і спасати нас, Боже наш, і Тобі славу возсилаємо, Отцю, і Сину, і Святому Духові, нині, і повсякчас, і на віки віків.</w:t>
       </w:r>
     </w:p>
     <w:p>
@@ -20580,7 +19761,6 @@
           <w:i/>
           <w:color w:val="FF0000"/>
           <w:sz w:val="24"/>
-          <w:lang w:val="ru-MD"/>
         </w:rPr>
         <w:t>Священник:</w:t>
       </w:r>
@@ -20588,7 +19768,6 @@
         <w:rPr>
           <w:rFonts w:ascii="Times New Roman" w:hAnsi="Times New Roman"/>
           <w:sz w:val="24"/>
-          <w:lang w:val="ru-MD"/>
         </w:rPr>
         <w:t xml:space="preserve"> Бо Твоє є царство, і сила, і слава, Отця, і Сина, і Святого Духа, нині, і повсякчас, і на віки віків.</w:t>
       </w:r>
@@ -21082,7 +20261,6 @@
           <w:i/>
           <w:color w:val="FF0000"/>
           <w:sz w:val="24"/>
-          <w:lang w:val="ru-MD"/>
         </w:rPr>
         <w:t>Священник:</w:t>
       </w:r>
@@ -21090,17 +20268,8 @@
         <w:rPr>
           <w:rFonts w:ascii="Times New Roman" w:hAnsi="Times New Roman"/>
           <w:sz w:val="24"/>
-          <w:lang w:val="ru-MD"/>
-        </w:rPr>
-        <w:t xml:space="preserve"> Бо милостивий і людинолюбний Бог єси, і Тобі славу возсилаємо, Отцю, і Сину, і Св</w:t>
-      </w:r>
-      <w:r>
-        <w:rPr>
-          <w:rFonts w:ascii="Times New Roman" w:hAnsi="Times New Roman"/>
-          <w:sz w:val="24"/>
-          <w:lang w:val="ru-MD"/>
-        </w:rPr>
-        <w:t>ятому Духові, нині, і повсякчас, і на віки віків.</w:t>
+        </w:rPr>
+        <w:t xml:space="preserve"> Бо милостивий і людинолюбний Бог єси, і Тобі славу возсилаємо, Отцю, і Сину, і Святому Духові, нині, і повсякчас, і на віки віків.</w:t>
       </w:r>
     </w:p>
     <w:p>
@@ -21229,7 +20398,6 @@
           <w:i/>
           <w:color w:val="FF0000"/>
           <w:sz w:val="24"/>
-          <w:lang w:val="ru-MD"/>
         </w:rPr>
         <w:t>Священник:</w:t>
       </w:r>
@@ -21237,7 +20405,6 @@
         <w:rPr>
           <w:rFonts w:ascii="Times New Roman" w:hAnsi="Times New Roman"/>
           <w:sz w:val="24"/>
-          <w:lang w:val="ru-MD"/>
         </w:rPr>
         <w:t xml:space="preserve"> Благослове́нний Христо́с Бог наш, за́вжди, ни́ні, і повсякча́с, і на ві́ки вікі́в.</w:t>
       </w:r>
@@ -21293,7 +20460,6 @@
           <w:i/>
           <w:color w:val="FF0000"/>
           <w:sz w:val="24"/>
-          <w:lang w:val="ru-MD"/>
         </w:rPr>
         <w:t>Священник:</w:t>
       </w:r>
@@ -21301,7 +20467,6 @@
         <w:rPr>
           <w:rFonts w:ascii="Times New Roman" w:hAnsi="Times New Roman"/>
           <w:sz w:val="24"/>
-          <w:lang w:val="ru-MD"/>
         </w:rPr>
         <w:t xml:space="preserve"> Пресвята́ Богоро́дице, спаси́ нас.</w:t>
       </w:r>
@@ -21366,7 +20531,6 @@
           <w:i/>
           <w:color w:val="FF0000"/>
           <w:sz w:val="24"/>
-          <w:lang w:val="ru-MD"/>
         </w:rPr>
         <w:t>Священник:</w:t>
       </w:r>
@@ -21374,7 +20538,6 @@
         <w:rPr>
           <w:rFonts w:ascii="Times New Roman" w:hAnsi="Times New Roman"/>
           <w:sz w:val="24"/>
-          <w:lang w:val="ru-MD"/>
         </w:rPr>
         <w:t xml:space="preserve"> Сла́ва Тобі́, Хри́сте Бо́же, упова́ння на́ше, сла́ва Тобі́!</w:t>
       </w:r>
@@ -21449,9 +20612,6 @@
     <w:p>
       <w:pPr>
         <w:spacing w:after="120"/>
-        <w:rPr>
-          <w:lang w:val="ru-MD"/>
-        </w:rPr>
       </w:pPr>
       <w:r>
         <w:rPr>
@@ -21459,7 +20619,6 @@
           <w:i/>
           <w:color w:val="FF0000"/>
           <w:sz w:val="24"/>
-          <w:lang w:val="ru-MD"/>
         </w:rPr>
         <w:t>Священник:</w:t>
       </w:r>
@@ -21467,25 +20626,8 @@
         <w:rPr>
           <w:rFonts w:ascii="Times New Roman" w:hAnsi="Times New Roman"/>
           <w:sz w:val="24"/>
-          <w:lang w:val="ru-MD"/>
-        </w:rPr>
-        <w:t xml:space="preserve"> Христос, істинний Бог наш - молитвами пречистої Своєї Матері, силою чесного і животворчого Хреста, заступництвом чесних небесних сил безтілесних, чесного і славного пророка, предтечі і хре</w:t>
-      </w:r>
-      <w:r>
-        <w:rPr>
-          <w:rFonts w:ascii="Times New Roman" w:hAnsi="Times New Roman"/>
-          <w:sz w:val="24"/>
-          <w:lang w:val="ru-MD"/>
-        </w:rPr>
-        <w:t>стителя Йоана, святих славних і всехвальних апостолів, святого отця нашого Миколая, архиєпископа Мир Ликійських, чудотворця, святих славних і переможних мучеників, преподобних і богоносних отців наших, святих і праведних богоотців Йоакима й Анни, і святого</w:t>
-      </w:r>
-      <w:r>
-        <w:rPr>
-          <w:rFonts w:ascii="Times New Roman" w:hAnsi="Times New Roman"/>
-          <w:sz w:val="24"/>
-          <w:lang w:val="ru-MD"/>
-        </w:rPr>
-        <w:t xml:space="preserve">, </w:t>
+        </w:rPr>
+        <w:t xml:space="preserve"> Христос, істинний Бог наш - молитвами пречистої Своєї Матері, силою чесного і животворчого Хреста, заступництвом чесних небесних сил безтілесних, чесного і славного пророка, предтечі і хрестителя Йоана, святих славних і всехвальних апостолів, святого отця нашого Миколая, архиєпископа Мир Ликійських, чудотворця, святих славних і переможних мучеників, преподобних і богоносних отців наших, святих і праведних богоотців Йоакима й Анни, і святого, </w:t>
       </w:r>
       <w:r>
         <w:rPr>
@@ -21493,7 +20635,6 @@
           <w:i/>
           <w:color w:val="FF0000"/>
           <w:sz w:val="24"/>
-          <w:lang w:val="ru-MD"/>
         </w:rPr>
         <w:t>якого є храм</w:t>
       </w:r>
@@ -21501,7 +20642,6 @@
         <w:rPr>
           <w:rFonts w:ascii="Times New Roman" w:hAnsi="Times New Roman"/>
           <w:sz w:val="24"/>
-          <w:lang w:val="ru-MD"/>
         </w:rPr>
         <w:t>, і святих мучеників Тирса, Левкія, Филимона, Аполлонія й Каленика,, і всіх святих - помилує і спасе нас як благий і людинолюбний.</w:t>
       </w:r>
